--- a/anexos/4_Evidencias_Pruebas_Funcionales_Ada.docx
+++ b/anexos/4_Evidencias_Pruebas_Funcionales_Ada.docx
@@ -1,6 +1,6 @@
 
 <file path=word/document.xml><?xml version="1.0" encoding="utf-8"?>
-<w:document xmlns:wpc="http://schemas.microsoft.com/office/word/2010/wordprocessingCanvas" xmlns:cx="http://schemas.microsoft.com/office/drawing/2014/chartex" xmlns:cx1="http://schemas.microsoft.com/office/drawing/2015/9/8/chartex" xmlns:cx2="http://schemas.microsoft.com/office/drawing/2015/10/21/chartex" xmlns:cx3="http://schemas.microsoft.com/office/drawing/2016/5/9/chartex" xmlns:cx4="http://schemas.microsoft.com/office/drawing/2016/5/10/chartex" xmlns:cx5="http://schemas.microsoft.com/office/drawing/2016/5/11/chartex" xmlns:cx6="http://schemas.microsoft.com/office/drawing/2016/5/12/chartex" xmlns:cx7="http://schemas.microsoft.com/office/drawing/2016/5/13/chartex" xmlns:cx8="http://schemas.microsoft.com/office/drawing/2016/5/14/chartex" xmlns:mc="http://schemas.openxmlformats.org/markup-compatibility/2006" xmlns:aink="http://schemas.microsoft.com/office/drawing/2016/ink" xmlns:am3d="http://schemas.microsoft.com/office/drawing/2017/model3d" xmlns:o="urn:schemas-microsoft-com:office:office" xmlns:oel="http://schemas.microsoft.com/office/2019/extlst" xmlns:r="http://schemas.openxmlformats.org/officeDocument/2006/relationships" xmlns:m="http://schemas.openxmlformats.org/officeDocument/2006/math" xmlns:v="urn:schemas-microsoft-com:vml" xmlns:wp14="http://schemas.microsoft.com/office/word/2010/wordprocessingDrawing" xmlns:wp="http://schemas.openxmlformats.org/drawingml/2006/wordprocessingDrawing" xmlns:w10="urn:schemas-microsoft-com:office:word" xmlns:w="http://schemas.openxmlformats.org/wordprocessingml/2006/main" xmlns:w14="http://schemas.microsoft.com/office/word/2010/wordml" xmlns:w15="http://schemas.microsoft.com/office/word/2012/wordml" xmlns:w16cex="http://schemas.microsoft.com/office/word/2018/wordml/cex" xmlns:w16cid="http://schemas.microsoft.com/office/word/2016/wordml/cid" xmlns:w16="http://schemas.microsoft.com/office/word/2018/wordml" xmlns:w16du="http://schemas.microsoft.com/office/word/2023/wordml/word16du" xmlns:w16sdtdh="http://schemas.microsoft.com/office/word/2020/wordml/sdtdatahash" xmlns:w16sdtfl="http://schemas.microsoft.com/office/word/2024/wordml/sdtformatlock" xmlns:w16se="http://schemas.microsoft.com/office/word/2015/wordml/symex" xmlns:wpg="http://schemas.microsoft.com/office/word/2010/wordprocessingGroup" xmlns:wpi="http://schemas.microsoft.com/office/word/2010/wordprocessingInk" xmlns:wne="http://schemas.microsoft.com/office/word/2006/wordml" xmlns:wps="http://schemas.microsoft.com/office/word/2010/wordprocessingShape" mc:Ignorable="w14 w15 w16se w16cid w16 w16cex w16sdtdh w16sdtfl w16du wp14">
+<w:document xmlns:wpc="http://schemas.microsoft.com/office/word/2010/wordprocessingCanvas" xmlns:mc="http://schemas.openxmlformats.org/markup-compatibility/2006" xmlns:o="urn:schemas-microsoft-com:office:office" xmlns:r="http://schemas.openxmlformats.org/officeDocument/2006/relationships" xmlns:m="http://schemas.openxmlformats.org/officeDocument/2006/math" xmlns:v="urn:schemas-microsoft-com:vml" xmlns:wp14="http://schemas.microsoft.com/office/word/2010/wordprocessingDrawing" xmlns:wp="http://schemas.openxmlformats.org/drawingml/2006/wordprocessingDrawing" xmlns:w10="urn:schemas-microsoft-com:office:word" xmlns:w="http://schemas.openxmlformats.org/wordprocessingml/2006/main" xmlns:w14="http://schemas.microsoft.com/office/word/2010/wordml" xmlns:w15="http://schemas.microsoft.com/office/word/2012/wordml" xmlns:wpg="http://schemas.microsoft.com/office/word/2010/wordprocessingGroup" xmlns:wpi="http://schemas.microsoft.com/office/word/2010/wordprocessingInk" xmlns:wne="http://schemas.microsoft.com/office/word/2006/wordml" xmlns:wps="http://schemas.microsoft.com/office/word/2010/wordprocessingShape" xmlns:cx="http://schemas.microsoft.com/office/drawing/2014/chartex" xmlns:cx1="http://schemas.microsoft.com/office/drawing/2015/9/8/chartex" xmlns:cx2="http://schemas.microsoft.com/office/drawing/2015/10/21/chartex" xmlns:cx3="http://schemas.microsoft.com/office/drawing/2016/5/9/chartex" xmlns:cx4="http://schemas.microsoft.com/office/drawing/2016/5/10/chartex" xmlns:cx5="http://schemas.microsoft.com/office/drawing/2016/5/11/chartex" xmlns:cx6="http://schemas.microsoft.com/office/drawing/2016/5/12/chartex" xmlns:cx7="http://schemas.microsoft.com/office/drawing/2016/5/13/chartex" xmlns:cx8="http://schemas.microsoft.com/office/drawing/2016/5/14/chartex" xmlns:aink="http://schemas.microsoft.com/office/drawing/2016/ink" xmlns:am3d="http://schemas.microsoft.com/office/drawing/2017/model3d" xmlns:w16cex="http://schemas.microsoft.com/office/word/2018/wordml/cex" xmlns:w16cid="http://schemas.microsoft.com/office/word/2016/wordml/cid" xmlns:w16="http://schemas.microsoft.com/office/word/2018/wordml" xmlns:w16sdtdh="http://schemas.microsoft.com/office/word/2020/wordml/sdtdatahash" xmlns:w16se="http://schemas.microsoft.com/office/word/2015/wordml/symex" mc:Ignorable="w14 w15 wp14">
   <w:body>
     <w:p>
       <w:pPr>
@@ -9,13 +9,13 @@
     </w:p>
     <w:p>
       <w:pPr>
-        <w:shd w:val="clear" w:color="auto" w:fill="24425E"/>
-        <w:spacing w:before="100" w:after="100"/>
+        <w:shd w:fill="24425E" w:val="clear"/>
+        <w:spacing w:after="100" w:before="100"/>
         <w:jc w:val="center"/>
       </w:pPr>
       <w:r>
         <w:rPr>
-          <w:rFonts w:ascii="Calibri" w:eastAsia="Calibri" w:hAnsi="Calibri" w:cs="Calibri"/>
+          <w:rFonts w:ascii="Calibri" w:cs="Calibri" w:eastAsia="Calibri" w:hAnsi="Calibri"/>
           <w:b/>
           <w:bCs/>
           <w:color w:val="FFFFFF"/>
@@ -23,7 +23,7 @@
           <w:sz w:val="22"/>
           <w:szCs w:val="22"/>
         </w:rPr>
-        <w:t>PLATAFORMA ESCUELA RURAL · ADA</w:t>
+        <w:t xml:space="preserve">PLATAFORMA ESCUELA RURAL · ADA</w:t>
       </w:r>
     </w:p>
     <w:p>
@@ -37,37 +37,39 @@
       </w:pPr>
       <w:r>
         <w:rPr>
-          <w:rFonts w:ascii="Calibri" w:eastAsia="Calibri" w:hAnsi="Calibri" w:cs="Calibri"/>
+          <w:rFonts w:ascii="Calibri" w:cs="Calibri" w:eastAsia="Calibri" w:hAnsi="Calibri"/>
           <w:b/>
           <w:bCs/>
           <w:color w:val="24425E"/>
           <w:sz w:val="56"/>
           <w:szCs w:val="56"/>
         </w:rPr>
-        <w:t>Evidencias de Pruebas Funcionales</w:t>
-      </w:r>
-    </w:p>
-    <w:p>
-      <w:pPr>
-        <w:spacing w:before="300" w:after="200"/>
+        <w:t xml:space="preserve">Evidencias de Pruebas Funcionales</w:t>
+      </w:r>
+    </w:p>
+    <w:p>
+      <w:pPr>
+        <w:spacing w:after="200" w:before="300"/>
         <w:jc w:val="center"/>
       </w:pPr>
       <w:r>
         <w:rPr>
-          <w:rFonts w:ascii="Calibri" w:eastAsia="Calibri" w:hAnsi="Calibri" w:cs="Calibri"/>
+          <w:rFonts w:ascii="Calibri" w:cs="Calibri" w:eastAsia="Calibri" w:hAnsi="Calibri"/>
+          <w:b w:val="false"/>
+          <w:bCs w:val="false"/>
           <w:i/>
           <w:iCs/>
           <w:color w:val="4E95C2"/>
           <w:sz w:val="30"/>
           <w:szCs w:val="30"/>
         </w:rPr>
-        <w:t>Anexo D — Capturas de pantalla de los 15 casos de prueba reportados en la sección de Resultados del informe final</w:t>
+        <w:t xml:space="preserve">Anexo D — Capturas de pantalla de los 15 casos de prueba reportados en la sección de Resultados del informe final y de la gestión de sesión e historial</w:t>
       </w:r>
     </w:p>
     <w:p>
       <w:pPr>
         <w:pBdr>
-          <w:top w:val="single" w:sz="12" w:space="12" w:color="D98E3A"/>
+          <w:top w:val="single" w:color="D98E3A" w:sz="12" w:space="12"/>
         </w:pBdr>
         <w:spacing w:before="900"/>
         <w:jc w:val="center"/>
@@ -87,12 +89,12 @@
       </w:pPr>
       <w:r>
         <w:rPr>
-          <w:rFonts w:ascii="Calibri" w:eastAsia="Calibri" w:hAnsi="Calibri" w:cs="Calibri"/>
+          <w:rFonts w:ascii="Calibri" w:cs="Calibri" w:eastAsia="Calibri" w:hAnsi="Calibri"/>
           <w:color w:val="6B7A82"/>
           <w:sz w:val="22"/>
           <w:szCs w:val="22"/>
         </w:rPr>
-        <w:t>Lessly Andrea Barba Cruz — Ingeniería de Sistemas</w:t>
+        <w:t xml:space="preserve">Lessly Andrea Barba Cruz — Ingeniería de Sistemas</w:t>
       </w:r>
     </w:p>
     <w:p>
@@ -102,12 +104,12 @@
       </w:pPr>
       <w:r>
         <w:rPr>
-          <w:rFonts w:ascii="Calibri" w:eastAsia="Calibri" w:hAnsi="Calibri" w:cs="Calibri"/>
+          <w:rFonts w:ascii="Calibri" w:cs="Calibri" w:eastAsia="Calibri" w:hAnsi="Calibri"/>
           <w:color w:val="6B7A82"/>
           <w:sz w:val="22"/>
           <w:szCs w:val="22"/>
         </w:rPr>
-        <w:t>Unidades Tecnológicas de Santander</w:t>
+        <w:t xml:space="preserve">Unidades Tecnológicas de Santander</w:t>
       </w:r>
     </w:p>
     <w:p>
@@ -117,90 +119,89 @@
       </w:pPr>
       <w:r>
         <w:rPr>
-          <w:rFonts w:ascii="Calibri" w:eastAsia="Calibri" w:hAnsi="Calibri" w:cs="Calibri"/>
+          <w:rFonts w:ascii="Calibri" w:cs="Calibri" w:eastAsia="Calibri" w:hAnsi="Calibri"/>
           <w:color w:val="6B7A82"/>
           <w:sz w:val="22"/>
           <w:szCs w:val="22"/>
         </w:rPr>
-        <w:t>Bucaramanga, septiembre de 2026</w:t>
+        <w:t xml:space="preserve">Bucaramanga, septiembre de 2026</w:t>
       </w:r>
     </w:p>
     <w:p>
       <w:pPr>
         <w:pageBreakBefore/>
-      </w:pPr>
-    </w:p>
-    <w:p>
-      <w:pPr>
-        <w:pStyle w:val="Ttulo1"/>
+        <w:sectPr>
+          <w:type w:val="nextPage"/>
+          <w:pgSz w:w="11906" w:h="16838" w:orient="portrait"/>
+          <w:pgMar w:top="1440" w:right="1440" w:bottom="1440" w:left="1440" w:header="708" w:footer="708" w:gutter="0"/>
+          <w:pgNumType/>
+          <w:docGrid w:linePitch="360"/>
+        </w:sectPr>
+      </w:pPr>
+    </w:p>
+    <w:p>
+      <w:pPr>
+        <w:pStyle w:val="Heading1"/>
         <w:pBdr>
-          <w:bottom w:val="single" w:sz="6" w:space="4" w:color="D98E3A"/>
+          <w:bottom w:val="single" w:color="D98E3A" w:sz="6" w:space="4"/>
         </w:pBdr>
-        <w:spacing w:before="480" w:after="200"/>
-      </w:pPr>
-      <w:r>
-        <w:rPr>
-          <w:rFonts w:ascii="Calibri" w:eastAsia="Calibri" w:hAnsi="Calibri" w:cs="Calibri"/>
+        <w:spacing w:after="200" w:before="480"/>
+      </w:pPr>
+      <w:r>
+        <w:rPr>
+          <w:rFonts w:ascii="Calibri" w:cs="Calibri" w:eastAsia="Calibri" w:hAnsi="Calibri"/>
           <w:b/>
           <w:bCs/>
           <w:color w:val="24425E"/>
           <w:sz w:val="30"/>
           <w:szCs w:val="30"/>
         </w:rPr>
-        <w:t>1. Introducción</w:t>
-      </w:r>
-    </w:p>
-    <w:p>
-      <w:pPr>
-        <w:spacing w:after="160" w:line="288" w:lineRule="auto"/>
+        <w:t xml:space="preserve">1. Introducción</w:t>
+      </w:r>
+    </w:p>
+    <w:p>
+      <w:pPr>
+        <w:spacing w:after="160" w:line="288"/>
         <w:jc w:val="both"/>
       </w:pPr>
       <w:r>
         <w:rPr>
-          <w:rFonts w:ascii="Calibri" w:eastAsia="Calibri" w:hAnsi="Calibri" w:cs="Calibri"/>
+          <w:rFonts w:ascii="Calibri" w:cs="Calibri" w:eastAsia="Calibri" w:hAnsi="Calibri"/>
+          <w:b w:val="false"/>
+          <w:bCs w:val="false"/>
+          <w:i w:val="false"/>
+          <w:iCs w:val="false"/>
           <w:color w:val="222222"/>
           <w:sz w:val="22"/>
           <w:szCs w:val="22"/>
         </w:rPr>
-        <w:t>El presente anexo contiene la evidencia fotográfica de los 15 casos de prueba ejecutados sobre el asistente Ada, organizados en las mismas cinco categorías reportadas en la Tabla 1 (Matriz de casos de prueba) de la sección de Resultados del informe final. Cada caso incluye la entrada exacta escrita por el usuario, la captura de pantalla de la conversación resultante, el veredicto de corrección frente al criterio de aceptación definido, y el tiempo de respuesta observado.</w:t>
+        <w:t xml:space="preserve">El presente anexo contiene la evidencia fotográfica de los 15 casos de prueba ejecutados sobre el asistente Ada, organizados en las mismas cinco categorías reportadas en la Tabla 1 (Matriz de casos de prueba) de la sección de Resultados del informe final. Cada caso incluye la entrada exacta escrita por el usuario, la captura de pantalla de la conversación resultante, el veredicto de corrección frente al criterio de aceptación definido, y el tiempo de respuesta observado.</w:t>
       </w:r>
     </w:p>
     <w:tbl>
       <w:tblPr>
-        <w:tblW w:w="5000" w:type="pct"/>
+        <w:tblW w:type="pct" w:w="5000"/>
         <w:tblBorders>
-          <w:top w:val="single" w:sz="4" w:space="0" w:color="4E95C2"/>
-          <w:left w:val="single" w:sz="24" w:space="0" w:color="4E95C2"/>
-          <w:bottom w:val="single" w:sz="4" w:space="0" w:color="4E95C2"/>
-          <w:right w:val="single" w:sz="4" w:space="0" w:color="4E95C2"/>
-          <w:insideH w:val="single" w:sz="4" w:space="0" w:color="auto"/>
-          <w:insideV w:val="single" w:sz="4" w:space="0" w:color="auto"/>
+          <w:top w:val="single" w:color="4E95C2" w:sz="4"/>
+          <w:left w:val="single" w:color="4E95C2" w:sz="24"/>
+          <w:bottom w:val="single" w:color="4E95C2" w:sz="4"/>
+          <w:right w:val="single" w:color="4E95C2" w:sz="4"/>
+          <w:insideH w:val="single" w:color="auto" w:sz="4"/>
+          <w:insideV w:val="single" w:color="auto" w:sz="4"/>
         </w:tblBorders>
-        <w:tblCellMar>
-          <w:left w:w="10" w:type="dxa"/>
-          <w:right w:w="10" w:type="dxa"/>
-        </w:tblCellMar>
-        <w:tblLook w:val="04A0" w:firstRow="1" w:lastRow="0" w:firstColumn="1" w:lastColumn="0" w:noHBand="0" w:noVBand="1"/>
       </w:tblPr>
       <w:tblGrid>
-        <w:gridCol w:w="9871"/>
+        <w:gridCol w:w="9906"/>
       </w:tblGrid>
       <w:tr>
-        <w:tblPrEx>
-          <w:tblCellMar>
-            <w:top w:w="0" w:type="dxa"/>
-            <w:bottom w:w="0" w:type="dxa"/>
-          </w:tblCellMar>
-        </w:tblPrEx>
         <w:tc>
           <w:tcPr>
-            <w:tcW w:w="0" w:type="auto"/>
-            <w:shd w:val="clear" w:color="auto" w:fill="EAF2F8"/>
+            <w:shd w:fill="EAF2F8" w:val="clear"/>
             <w:tcMar>
-              <w:top w:w="160" w:type="dxa"/>
-              <w:left w:w="200" w:type="dxa"/>
-              <w:bottom w:w="160" w:type="dxa"/>
-              <w:right w:w="200" w:type="dxa"/>
+              <w:top w:type="dxa" w:w="160"/>
+              <w:left w:type="dxa" w:w="200"/>
+              <w:bottom w:type="dxa" w:w="160"/>
+              <w:right w:type="dxa" w:w="200"/>
             </w:tcMar>
           </w:tcPr>
           <w:p>
@@ -209,29 +210,29 @@
             </w:pPr>
             <w:r>
               <w:rPr>
-                <w:rFonts w:ascii="Calibri" w:eastAsia="Calibri" w:hAnsi="Calibri" w:cs="Calibri"/>
+                <w:rFonts w:ascii="Calibri" w:cs="Calibri" w:eastAsia="Calibri" w:hAnsi="Calibri"/>
                 <w:b/>
                 <w:bCs/>
                 <w:color w:val="24425E"/>
                 <w:sz w:val="22"/>
                 <w:szCs w:val="22"/>
               </w:rPr>
-              <w:t>Criterio de aceptación</w:t>
+              <w:t xml:space="preserve">Criterio de aceptación</w:t>
             </w:r>
           </w:p>
           <w:p>
             <w:pPr>
-              <w:spacing w:after="40" w:line="264" w:lineRule="auto"/>
+              <w:spacing w:after="40" w:line="264"/>
               <w:jc w:val="both"/>
             </w:pPr>
             <w:r>
               <w:rPr>
-                <w:rFonts w:ascii="Calibri" w:eastAsia="Calibri" w:hAnsi="Calibri" w:cs="Calibri"/>
+                <w:rFonts w:ascii="Calibri" w:cs="Calibri" w:eastAsia="Calibri" w:hAnsi="Calibri"/>
                 <w:color w:val="333333"/>
                 <w:sz w:val="21"/>
                 <w:szCs w:val="21"/>
               </w:rPr>
-              <w:t>•  Se considera una respuesta correcta cuando contiene la totalidad de los datos solicitados (nombre del curso, unidades, porcentajes o contenidos, según corresponda) sin errores frente a la información real almacenada en Moodle.</w:t>
+              <w:t xml:space="preserve">•  Se considera una respuesta correcta cuando contiene la totalidad de los datos solicitados (nombre del curso, unidades, porcentajes o contenidos, según corresponda) sin errores frente a la información real almacenada en Moodle.</w:t>
             </w:r>
           </w:p>
         </w:tc>
@@ -244,63 +245,67 @@
     </w:p>
     <w:p>
       <w:pPr>
-        <w:pStyle w:val="Ttulo1"/>
+        <w:pStyle w:val="Heading1"/>
         <w:pBdr>
-          <w:bottom w:val="single" w:sz="6" w:space="4" w:color="D98E3A"/>
+          <w:bottom w:val="single" w:color="D98E3A" w:sz="6" w:space="4"/>
         </w:pBdr>
-        <w:spacing w:before="480" w:after="200"/>
-      </w:pPr>
-      <w:r>
-        <w:rPr>
-          <w:rFonts w:ascii="Calibri" w:eastAsia="Calibri" w:hAnsi="Calibri" w:cs="Calibri"/>
+        <w:spacing w:after="200" w:before="480"/>
+      </w:pPr>
+      <w:r>
+        <w:rPr>
+          <w:rFonts w:ascii="Calibri" w:cs="Calibri" w:eastAsia="Calibri" w:hAnsi="Calibri"/>
           <w:b/>
           <w:bCs/>
           <w:color w:val="24425E"/>
           <w:sz w:val="30"/>
           <w:szCs w:val="30"/>
         </w:rPr>
-        <w:t>2. Categoría 1 — Saludo genérico</w:t>
-      </w:r>
-    </w:p>
-    <w:p>
-      <w:pPr>
-        <w:spacing w:after="160" w:line="288" w:lineRule="auto"/>
+        <w:t xml:space="preserve">2. Categoría 1 — Saludo genérico</w:t>
+      </w:r>
+    </w:p>
+    <w:p>
+      <w:pPr>
+        <w:spacing w:after="160" w:line="288"/>
         <w:jc w:val="both"/>
       </w:pPr>
       <w:r>
         <w:rPr>
-          <w:rFonts w:ascii="Calibri" w:eastAsia="Calibri" w:hAnsi="Calibri" w:cs="Calibri"/>
+          <w:rFonts w:ascii="Calibri" w:cs="Calibri" w:eastAsia="Calibri" w:hAnsi="Calibri"/>
+          <w:b w:val="false"/>
+          <w:bCs w:val="false"/>
+          <w:i w:val="false"/>
+          <w:iCs w:val="false"/>
           <w:color w:val="222222"/>
           <w:sz w:val="22"/>
           <w:szCs w:val="22"/>
         </w:rPr>
-        <w:t>Tres formulaciones distintas de un saludo simple. Se espera una respuesta de bienvenida instantánea, sin datos específicos de cursos.</w:t>
-      </w:r>
-    </w:p>
-    <w:p>
-      <w:pPr>
-        <w:spacing w:before="200" w:after="80"/>
-      </w:pPr>
-      <w:r>
-        <w:rPr>
-          <w:rFonts w:ascii="Calibri" w:eastAsia="Calibri" w:hAnsi="Calibri" w:cs="Calibri"/>
+        <w:t xml:space="preserve">Tres formulaciones distintas de un saludo simple. Se espera una respuesta de bienvenida instantánea, sin datos específicos de cursos.</w:t>
+      </w:r>
+    </w:p>
+    <w:p>
+      <w:pPr>
+        <w:spacing w:after="80" w:before="200"/>
+      </w:pPr>
+      <w:r>
+        <w:rPr>
+          <w:rFonts w:ascii="Calibri" w:cs="Calibri" w:eastAsia="Calibri" w:hAnsi="Calibri"/>
           <w:b/>
           <w:bCs/>
           <w:color w:val="24425E"/>
           <w:sz w:val="22"/>
           <w:szCs w:val="22"/>
         </w:rPr>
-        <w:t>Caso 1 — Saludo genérico</w:t>
-      </w:r>
-    </w:p>
-    <w:p>
-      <w:pPr>
-        <w:spacing w:after="160" w:line="288" w:lineRule="auto"/>
+        <w:t xml:space="preserve">Caso 1 — Saludo genérico</w:t>
+      </w:r>
+    </w:p>
+    <w:p>
+      <w:pPr>
+        <w:spacing w:after="160" w:line="288"/>
         <w:jc w:val="both"/>
       </w:pPr>
       <w:r>
         <w:rPr>
-          <w:rFonts w:ascii="Calibri" w:eastAsia="Calibri" w:hAnsi="Calibri" w:cs="Calibri"/>
+          <w:rFonts w:ascii="Calibri" w:cs="Calibri" w:eastAsia="Calibri" w:hAnsi="Calibri"/>
           <w:b/>
           <w:bCs/>
           <w:sz w:val="21"/>
@@ -310,23 +315,23 @@
       </w:r>
       <w:r>
         <w:rPr>
-          <w:rFonts w:ascii="Calibri" w:eastAsia="Calibri" w:hAnsi="Calibri" w:cs="Calibri"/>
+          <w:rFonts w:ascii="Calibri" w:cs="Calibri" w:eastAsia="Calibri" w:hAnsi="Calibri"/>
           <w:i/>
           <w:iCs/>
           <w:sz w:val="21"/>
           <w:szCs w:val="21"/>
         </w:rPr>
-        <w:t>“hola”</w:t>
-      </w:r>
-    </w:p>
-    <w:p>
-      <w:pPr>
-        <w:spacing w:after="160" w:line="288" w:lineRule="auto"/>
+        <w:t xml:space="preserve">“hola”</w:t>
+      </w:r>
+    </w:p>
+    <w:p>
+      <w:pPr>
+        <w:spacing w:after="160" w:line="288"/>
         <w:jc w:val="both"/>
       </w:pPr>
       <w:r>
         <w:rPr>
-          <w:rFonts w:ascii="Calibri" w:eastAsia="Calibri" w:hAnsi="Calibri" w:cs="Calibri"/>
+          <w:rFonts w:ascii="Calibri" w:cs="Calibri" w:eastAsia="Calibri" w:hAnsi="Calibri"/>
           <w:b/>
           <w:bCs/>
           <w:sz w:val="21"/>
@@ -336,27 +341,24 @@
       </w:r>
       <w:r>
         <w:rPr>
-          <w:rFonts w:ascii="Calibri" w:eastAsia="Calibri" w:hAnsi="Calibri" w:cs="Calibri"/>
-          <w:sz w:val="21"/>
-          <w:szCs w:val="21"/>
-        </w:rPr>
-        <w:t>Correcto  ·  Tiempo: Inmediato (&lt; 1 s)</w:t>
-      </w:r>
-    </w:p>
-    <w:p>
-      <w:pPr>
-        <w:spacing w:before="160" w:after="60"/>
+          <w:rFonts w:ascii="Calibri" w:cs="Calibri" w:eastAsia="Calibri" w:hAnsi="Calibri"/>
+          <w:sz w:val="21"/>
+          <w:szCs w:val="21"/>
+        </w:rPr>
+        <w:t xml:space="preserve">Correcto  ·  Tiempo: Inmediato (&lt; 1 s)</w:t>
+      </w:r>
+    </w:p>
+    <w:p>
+      <w:pPr>
+        <w:spacing w:after="60" w:before="160"/>
         <w:jc w:val="center"/>
       </w:pPr>
       <w:r>
-        <w:rPr>
-          <w:noProof/>
-        </w:rPr>
         <w:drawing>
-          <wp:inline distT="0" distB="0" distL="0" distR="0" wp14:anchorId="7EFC1F12" wp14:editId="2940DEF7">
+          <wp:inline distT="0" distB="0" distL="0" distR="0">
             <wp:extent cx="4000500" cy="2057400"/>
-            <wp:effectExtent l="0" t="0" r="0" b="0"/>
-            <wp:docPr id="1" name="Imagen 1"/>
+            <wp:effectExtent t="0" r="0" b="0" l="0"/>
+            <wp:docPr id="1" name="" descr="" title=""/>
             <wp:cNvGraphicFramePr>
               <a:graphicFrameLocks xmlns:a="http://schemas.openxmlformats.org/drawingml/2006/main" noChangeAspect="1"/>
             </wp:cNvGraphicFramePr>
@@ -364,13 +366,13 @@
               <a:graphicData uri="http://schemas.openxmlformats.org/drawingml/2006/picture">
                 <pic:pic xmlns:pic="http://schemas.openxmlformats.org/drawingml/2006/picture">
                   <pic:nvPicPr>
-                    <pic:cNvPr id="0" name=""/>
+                    <pic:cNvPr id="0" name="" descr=""/>
                     <pic:cNvPicPr>
                       <a:picLocks noChangeAspect="1" noChangeArrowheads="1"/>
                     </pic:cNvPicPr>
                   </pic:nvPicPr>
                   <pic:blipFill>
-                    <a:blip r:embed="rId7"/>
+                    <a:blip r:embed="rId9" cstate="none"/>
                     <a:srcRect/>
                     <a:stretch>
                       <a:fillRect/>
@@ -399,40 +401,40 @@
       </w:pPr>
       <w:r>
         <w:rPr>
-          <w:rFonts w:ascii="Calibri" w:eastAsia="Calibri" w:hAnsi="Calibri" w:cs="Calibri"/>
+          <w:rFonts w:ascii="Calibri" w:cs="Calibri" w:eastAsia="Calibri" w:hAnsi="Calibri"/>
           <w:i/>
           <w:iCs/>
           <w:color w:val="6B7A82"/>
           <w:sz w:val="19"/>
           <w:szCs w:val="19"/>
         </w:rPr>
-        <w:t>Caso 1 — saludo con “hola”.</w:t>
-      </w:r>
-    </w:p>
-    <w:p>
-      <w:pPr>
-        <w:spacing w:before="200" w:after="80"/>
-      </w:pPr>
-      <w:r>
-        <w:rPr>
-          <w:rFonts w:ascii="Calibri" w:eastAsia="Calibri" w:hAnsi="Calibri" w:cs="Calibri"/>
+        <w:t xml:space="preserve">Caso 1 — saludo con “hola”.</w:t>
+      </w:r>
+    </w:p>
+    <w:p>
+      <w:pPr>
+        <w:spacing w:after="80" w:before="200"/>
+      </w:pPr>
+      <w:r>
+        <w:rPr>
+          <w:rFonts w:ascii="Calibri" w:cs="Calibri" w:eastAsia="Calibri" w:hAnsi="Calibri"/>
           <w:b/>
           <w:bCs/>
           <w:color w:val="24425E"/>
           <w:sz w:val="22"/>
           <w:szCs w:val="22"/>
         </w:rPr>
-        <w:t>Caso 2 — Saludo genérico</w:t>
-      </w:r>
-    </w:p>
-    <w:p>
-      <w:pPr>
-        <w:spacing w:after="160" w:line="288" w:lineRule="auto"/>
+        <w:t xml:space="preserve">Caso 2 — Saludo genérico</w:t>
+      </w:r>
+    </w:p>
+    <w:p>
+      <w:pPr>
+        <w:spacing w:after="160" w:line="288"/>
         <w:jc w:val="both"/>
       </w:pPr>
       <w:r>
         <w:rPr>
-          <w:rFonts w:ascii="Calibri" w:eastAsia="Calibri" w:hAnsi="Calibri" w:cs="Calibri"/>
+          <w:rFonts w:ascii="Calibri" w:cs="Calibri" w:eastAsia="Calibri" w:hAnsi="Calibri"/>
           <w:b/>
           <w:bCs/>
           <w:sz w:val="21"/>
@@ -442,23 +444,23 @@
       </w:r>
       <w:r>
         <w:rPr>
-          <w:rFonts w:ascii="Calibri" w:eastAsia="Calibri" w:hAnsi="Calibri" w:cs="Calibri"/>
+          <w:rFonts w:ascii="Calibri" w:cs="Calibri" w:eastAsia="Calibri" w:hAnsi="Calibri"/>
           <w:i/>
           <w:iCs/>
           <w:sz w:val="21"/>
           <w:szCs w:val="21"/>
         </w:rPr>
-        <w:t>“buenos días”</w:t>
-      </w:r>
-    </w:p>
-    <w:p>
-      <w:pPr>
-        <w:spacing w:after="160" w:line="288" w:lineRule="auto"/>
+        <w:t xml:space="preserve">“buenos días”</w:t>
+      </w:r>
+    </w:p>
+    <w:p>
+      <w:pPr>
+        <w:spacing w:after="160" w:line="288"/>
         <w:jc w:val="both"/>
       </w:pPr>
       <w:r>
         <w:rPr>
-          <w:rFonts w:ascii="Calibri" w:eastAsia="Calibri" w:hAnsi="Calibri" w:cs="Calibri"/>
+          <w:rFonts w:ascii="Calibri" w:cs="Calibri" w:eastAsia="Calibri" w:hAnsi="Calibri"/>
           <w:b/>
           <w:bCs/>
           <w:sz w:val="21"/>
@@ -468,27 +470,24 @@
       </w:r>
       <w:r>
         <w:rPr>
-          <w:rFonts w:ascii="Calibri" w:eastAsia="Calibri" w:hAnsi="Calibri" w:cs="Calibri"/>
-          <w:sz w:val="21"/>
-          <w:szCs w:val="21"/>
-        </w:rPr>
-        <w:t>Correcto  ·  Tiempo: Inmediato (&lt; 1 s)</w:t>
-      </w:r>
-    </w:p>
-    <w:p>
-      <w:pPr>
-        <w:spacing w:before="160" w:after="60"/>
+          <w:rFonts w:ascii="Calibri" w:cs="Calibri" w:eastAsia="Calibri" w:hAnsi="Calibri"/>
+          <w:sz w:val="21"/>
+          <w:szCs w:val="21"/>
+        </w:rPr>
+        <w:t xml:space="preserve">Correcto  ·  Tiempo: Inmediato (&lt; 1 s)</w:t>
+      </w:r>
+    </w:p>
+    <w:p>
+      <w:pPr>
+        <w:spacing w:after="60" w:before="160"/>
         <w:jc w:val="center"/>
       </w:pPr>
       <w:r>
-        <w:rPr>
-          <w:noProof/>
-        </w:rPr>
         <w:drawing>
-          <wp:inline distT="0" distB="0" distL="0" distR="0" wp14:anchorId="38B67316" wp14:editId="4A69E62A">
+          <wp:inline distT="0" distB="0" distL="0" distR="0">
             <wp:extent cx="4000500" cy="2076450"/>
-            <wp:effectExtent l="0" t="0" r="0" b="0"/>
-            <wp:docPr id="2" name="Imagen 2"/>
+            <wp:effectExtent t="0" r="0" b="0" l="0"/>
+            <wp:docPr id="2" name="" descr="" title=""/>
             <wp:cNvGraphicFramePr>
               <a:graphicFrameLocks xmlns:a="http://schemas.openxmlformats.org/drawingml/2006/main" noChangeAspect="1"/>
             </wp:cNvGraphicFramePr>
@@ -496,13 +495,13 @@
               <a:graphicData uri="http://schemas.openxmlformats.org/drawingml/2006/picture">
                 <pic:pic xmlns:pic="http://schemas.openxmlformats.org/drawingml/2006/picture">
                   <pic:nvPicPr>
-                    <pic:cNvPr id="0" name=""/>
+                    <pic:cNvPr id="0" name="" descr=""/>
                     <pic:cNvPicPr>
                       <a:picLocks noChangeAspect="1" noChangeArrowheads="1"/>
                     </pic:cNvPicPr>
                   </pic:nvPicPr>
                   <pic:blipFill>
-                    <a:blip r:embed="rId8"/>
+                    <a:blip r:embed="rId10" cstate="none"/>
                     <a:srcRect/>
                     <a:stretch>
                       <a:fillRect/>
@@ -531,40 +530,40 @@
       </w:pPr>
       <w:r>
         <w:rPr>
-          <w:rFonts w:ascii="Calibri" w:eastAsia="Calibri" w:hAnsi="Calibri" w:cs="Calibri"/>
+          <w:rFonts w:ascii="Calibri" w:cs="Calibri" w:eastAsia="Calibri" w:hAnsi="Calibri"/>
           <w:i/>
           <w:iCs/>
           <w:color w:val="6B7A82"/>
           <w:sz w:val="19"/>
           <w:szCs w:val="19"/>
         </w:rPr>
-        <w:t>Caso 2 — saludo con “buenos días”.</w:t>
-      </w:r>
-    </w:p>
-    <w:p>
-      <w:pPr>
-        <w:spacing w:before="200" w:after="80"/>
-      </w:pPr>
-      <w:r>
-        <w:rPr>
-          <w:rFonts w:ascii="Calibri" w:eastAsia="Calibri" w:hAnsi="Calibri" w:cs="Calibri"/>
+        <w:t xml:space="preserve">Caso 2 — saludo con “buenos días”.</w:t>
+      </w:r>
+    </w:p>
+    <w:p>
+      <w:pPr>
+        <w:spacing w:after="80" w:before="200"/>
+      </w:pPr>
+      <w:r>
+        <w:rPr>
+          <w:rFonts w:ascii="Calibri" w:cs="Calibri" w:eastAsia="Calibri" w:hAnsi="Calibri"/>
           <w:b/>
           <w:bCs/>
           <w:color w:val="24425E"/>
           <w:sz w:val="22"/>
           <w:szCs w:val="22"/>
         </w:rPr>
-        <w:t>Caso 3 — Saludo genérico</w:t>
-      </w:r>
-    </w:p>
-    <w:p>
-      <w:pPr>
-        <w:spacing w:after="160" w:line="288" w:lineRule="auto"/>
+        <w:t xml:space="preserve">Caso 3 — Saludo genérico</w:t>
+      </w:r>
+    </w:p>
+    <w:p>
+      <w:pPr>
+        <w:spacing w:after="160" w:line="288"/>
         <w:jc w:val="both"/>
       </w:pPr>
       <w:r>
         <w:rPr>
-          <w:rFonts w:ascii="Calibri" w:eastAsia="Calibri" w:hAnsi="Calibri" w:cs="Calibri"/>
+          <w:rFonts w:ascii="Calibri" w:cs="Calibri" w:eastAsia="Calibri" w:hAnsi="Calibri"/>
           <w:b/>
           <w:bCs/>
           <w:sz w:val="21"/>
@@ -574,23 +573,23 @@
       </w:r>
       <w:r>
         <w:rPr>
-          <w:rFonts w:ascii="Calibri" w:eastAsia="Calibri" w:hAnsi="Calibri" w:cs="Calibri"/>
+          <w:rFonts w:ascii="Calibri" w:cs="Calibri" w:eastAsia="Calibri" w:hAnsi="Calibri"/>
           <w:i/>
           <w:iCs/>
           <w:sz w:val="21"/>
           <w:szCs w:val="21"/>
         </w:rPr>
-        <w:t>“Hey”</w:t>
-      </w:r>
-    </w:p>
-    <w:p>
-      <w:pPr>
-        <w:spacing w:after="160" w:line="288" w:lineRule="auto"/>
+        <w:t xml:space="preserve">“Hey”</w:t>
+      </w:r>
+    </w:p>
+    <w:p>
+      <w:pPr>
+        <w:spacing w:after="160" w:line="288"/>
         <w:jc w:val="both"/>
       </w:pPr>
       <w:r>
         <w:rPr>
-          <w:rFonts w:ascii="Calibri" w:eastAsia="Calibri" w:hAnsi="Calibri" w:cs="Calibri"/>
+          <w:rFonts w:ascii="Calibri" w:cs="Calibri" w:eastAsia="Calibri" w:hAnsi="Calibri"/>
           <w:b/>
           <w:bCs/>
           <w:sz w:val="21"/>
@@ -600,28 +599,24 @@
       </w:r>
       <w:r>
         <w:rPr>
-          <w:rFonts w:ascii="Calibri" w:eastAsia="Calibri" w:hAnsi="Calibri" w:cs="Calibri"/>
-          <w:sz w:val="21"/>
-          <w:szCs w:val="21"/>
-        </w:rPr>
-        <w:t>Correcto  ·  Tiempo: Inmediato (&lt; 1 s)</w:t>
-      </w:r>
-    </w:p>
-    <w:p>
-      <w:pPr>
-        <w:spacing w:before="160" w:after="60"/>
+          <w:rFonts w:ascii="Calibri" w:cs="Calibri" w:eastAsia="Calibri" w:hAnsi="Calibri"/>
+          <w:sz w:val="21"/>
+          <w:szCs w:val="21"/>
+        </w:rPr>
+        <w:t xml:space="preserve">Correcto  ·  Tiempo: Inmediato (&lt; 1 s)</w:t>
+      </w:r>
+    </w:p>
+    <w:p>
+      <w:pPr>
+        <w:spacing w:after="60" w:before="160"/>
         <w:jc w:val="center"/>
       </w:pPr>
       <w:r>
-        <w:rPr>
-          <w:noProof/>
-        </w:rPr>
-        <w:lastRenderedPageBreak/>
         <w:drawing>
-          <wp:inline distT="0" distB="0" distL="0" distR="0" wp14:anchorId="5BAFA48F" wp14:editId="7C48F0D7">
+          <wp:inline distT="0" distB="0" distL="0" distR="0">
             <wp:extent cx="4000500" cy="2066925"/>
-            <wp:effectExtent l="0" t="0" r="0" b="0"/>
-            <wp:docPr id="3" name="Imagen 3"/>
+            <wp:effectExtent t="0" r="0" b="0" l="0"/>
+            <wp:docPr id="3" name="" descr="" title=""/>
             <wp:cNvGraphicFramePr>
               <a:graphicFrameLocks xmlns:a="http://schemas.openxmlformats.org/drawingml/2006/main" noChangeAspect="1"/>
             </wp:cNvGraphicFramePr>
@@ -629,13 +624,13 @@
               <a:graphicData uri="http://schemas.openxmlformats.org/drawingml/2006/picture">
                 <pic:pic xmlns:pic="http://schemas.openxmlformats.org/drawingml/2006/picture">
                   <pic:nvPicPr>
-                    <pic:cNvPr id="0" name=""/>
+                    <pic:cNvPr id="0" name="" descr=""/>
                     <pic:cNvPicPr>
                       <a:picLocks noChangeAspect="1" noChangeArrowheads="1"/>
                     </pic:cNvPicPr>
                   </pic:nvPicPr>
                   <pic:blipFill>
-                    <a:blip r:embed="rId9"/>
+                    <a:blip r:embed="rId11" cstate="none"/>
                     <a:srcRect/>
                     <a:stretch>
                       <a:fillRect/>
@@ -664,14 +659,14 @@
       </w:pPr>
       <w:r>
         <w:rPr>
-          <w:rFonts w:ascii="Calibri" w:eastAsia="Calibri" w:hAnsi="Calibri" w:cs="Calibri"/>
+          <w:rFonts w:ascii="Calibri" w:cs="Calibri" w:eastAsia="Calibri" w:hAnsi="Calibri"/>
           <w:i/>
           <w:iCs/>
           <w:color w:val="6B7A82"/>
           <w:sz w:val="19"/>
           <w:szCs w:val="19"/>
         </w:rPr>
-        <w:t>Caso 3 — saludo con “Hey”.</w:t>
+        <w:t xml:space="preserve">Caso 3 — saludo con “Hey”.</w:t>
       </w:r>
     </w:p>
     <w:p>
@@ -681,63 +676,67 @@
     </w:p>
     <w:p>
       <w:pPr>
-        <w:pStyle w:val="Ttulo1"/>
+        <w:pStyle w:val="Heading1"/>
         <w:pBdr>
-          <w:bottom w:val="single" w:sz="6" w:space="4" w:color="D98E3A"/>
+          <w:bottom w:val="single" w:color="D98E3A" w:sz="6" w:space="4"/>
         </w:pBdr>
-        <w:spacing w:before="480" w:after="200"/>
-      </w:pPr>
-      <w:r>
-        <w:rPr>
-          <w:rFonts w:ascii="Calibri" w:eastAsia="Calibri" w:hAnsi="Calibri" w:cs="Calibri"/>
+        <w:spacing w:after="200" w:before="480"/>
+      </w:pPr>
+      <w:r>
+        <w:rPr>
+          <w:rFonts w:ascii="Calibri" w:cs="Calibri" w:eastAsia="Calibri" w:hAnsi="Calibri"/>
           <w:b/>
           <w:bCs/>
           <w:color w:val="24425E"/>
           <w:sz w:val="30"/>
           <w:szCs w:val="30"/>
         </w:rPr>
-        <w:t>3. Categoría 2 — Listado de cursos</w:t>
-      </w:r>
-    </w:p>
-    <w:p>
-      <w:pPr>
-        <w:spacing w:after="160" w:line="288" w:lineRule="auto"/>
+        <w:t xml:space="preserve">3. Categoría 2 — Listado de cursos</w:t>
+      </w:r>
+    </w:p>
+    <w:p>
+      <w:pPr>
+        <w:spacing w:after="160" w:line="288"/>
         <w:jc w:val="both"/>
       </w:pPr>
       <w:r>
         <w:rPr>
-          <w:rFonts w:ascii="Calibri" w:eastAsia="Calibri" w:hAnsi="Calibri" w:cs="Calibri"/>
+          <w:rFonts w:ascii="Calibri" w:cs="Calibri" w:eastAsia="Calibri" w:hAnsi="Calibri"/>
+          <w:b w:val="false"/>
+          <w:bCs w:val="false"/>
+          <w:i w:val="false"/>
+          <w:iCs w:val="false"/>
           <w:color w:val="222222"/>
           <w:sz w:val="22"/>
           <w:szCs w:val="22"/>
         </w:rPr>
-        <w:t>Tres formas distintas de preguntar por la oferta académica disponible. Se espera la mención de los dos cursos reales de la Plataforma Escuela Rural.</w:t>
-      </w:r>
-    </w:p>
-    <w:p>
-      <w:pPr>
-        <w:spacing w:before="200" w:after="80"/>
-      </w:pPr>
-      <w:r>
-        <w:rPr>
-          <w:rFonts w:ascii="Calibri" w:eastAsia="Calibri" w:hAnsi="Calibri" w:cs="Calibri"/>
+        <w:t xml:space="preserve">Tres formas distintas de preguntar por la oferta académica disponible. Se espera la mención de los dos cursos reales de la Plataforma Escuela Rural.</w:t>
+      </w:r>
+    </w:p>
+    <w:p>
+      <w:pPr>
+        <w:spacing w:after="80" w:before="200"/>
+      </w:pPr>
+      <w:r>
+        <w:rPr>
+          <w:rFonts w:ascii="Calibri" w:cs="Calibri" w:eastAsia="Calibri" w:hAnsi="Calibri"/>
           <w:b/>
           <w:bCs/>
           <w:color w:val="24425E"/>
           <w:sz w:val="22"/>
           <w:szCs w:val="22"/>
         </w:rPr>
-        <w:t>Caso 4 — Listado de cursos</w:t>
-      </w:r>
-    </w:p>
-    <w:p>
-      <w:pPr>
-        <w:spacing w:after="160" w:line="288" w:lineRule="auto"/>
+        <w:t xml:space="preserve">Caso 4 — Listado de cursos</w:t>
+      </w:r>
+    </w:p>
+    <w:p>
+      <w:pPr>
+        <w:spacing w:after="160" w:line="288"/>
         <w:jc w:val="both"/>
       </w:pPr>
       <w:r>
         <w:rPr>
-          <w:rFonts w:ascii="Calibri" w:eastAsia="Calibri" w:hAnsi="Calibri" w:cs="Calibri"/>
+          <w:rFonts w:ascii="Calibri" w:cs="Calibri" w:eastAsia="Calibri" w:hAnsi="Calibri"/>
           <w:b/>
           <w:bCs/>
           <w:sz w:val="21"/>
@@ -747,23 +746,23 @@
       </w:r>
       <w:r>
         <w:rPr>
-          <w:rFonts w:ascii="Calibri" w:eastAsia="Calibri" w:hAnsi="Calibri" w:cs="Calibri"/>
+          <w:rFonts w:ascii="Calibri" w:cs="Calibri" w:eastAsia="Calibri" w:hAnsi="Calibri"/>
           <w:i/>
           <w:iCs/>
           <w:sz w:val="21"/>
           <w:szCs w:val="21"/>
         </w:rPr>
-        <w:t>“¿Cuáles son los cursos disponibles?”</w:t>
-      </w:r>
-    </w:p>
-    <w:p>
-      <w:pPr>
-        <w:spacing w:after="160" w:line="288" w:lineRule="auto"/>
+        <w:t xml:space="preserve">“¿Cuáles son los cursos disponibles?”</w:t>
+      </w:r>
+    </w:p>
+    <w:p>
+      <w:pPr>
+        <w:spacing w:after="160" w:line="288"/>
         <w:jc w:val="both"/>
       </w:pPr>
       <w:r>
         <w:rPr>
-          <w:rFonts w:ascii="Calibri" w:eastAsia="Calibri" w:hAnsi="Calibri" w:cs="Calibri"/>
+          <w:rFonts w:ascii="Calibri" w:cs="Calibri" w:eastAsia="Calibri" w:hAnsi="Calibri"/>
           <w:b/>
           <w:bCs/>
           <w:sz w:val="21"/>
@@ -773,27 +772,24 @@
       </w:r>
       <w:r>
         <w:rPr>
-          <w:rFonts w:ascii="Calibri" w:eastAsia="Calibri" w:hAnsi="Calibri" w:cs="Calibri"/>
-          <w:sz w:val="21"/>
-          <w:szCs w:val="21"/>
-        </w:rPr>
-        <w:t>Correcto  ·  Tiempo: Inmediato (&lt; 1 s)</w:t>
-      </w:r>
-    </w:p>
-    <w:p>
-      <w:pPr>
-        <w:spacing w:before="160" w:after="60"/>
+          <w:rFonts w:ascii="Calibri" w:cs="Calibri" w:eastAsia="Calibri" w:hAnsi="Calibri"/>
+          <w:sz w:val="21"/>
+          <w:szCs w:val="21"/>
+        </w:rPr>
+        <w:t xml:space="preserve">Correcto  ·  Tiempo: Inmediato (&lt; 1 s)</w:t>
+      </w:r>
+    </w:p>
+    <w:p>
+      <w:pPr>
+        <w:spacing w:after="60" w:before="160"/>
         <w:jc w:val="center"/>
       </w:pPr>
       <w:r>
-        <w:rPr>
-          <w:noProof/>
-        </w:rPr>
         <w:drawing>
-          <wp:inline distT="0" distB="0" distL="0" distR="0" wp14:anchorId="154C61B8" wp14:editId="2E4D7BD4">
+          <wp:inline distT="0" distB="0" distL="0" distR="0">
             <wp:extent cx="4000500" cy="2057400"/>
-            <wp:effectExtent l="0" t="0" r="0" b="0"/>
-            <wp:docPr id="4" name="Imagen 4"/>
+            <wp:effectExtent t="0" r="0" b="0" l="0"/>
+            <wp:docPr id="4" name="" descr="" title=""/>
             <wp:cNvGraphicFramePr>
               <a:graphicFrameLocks xmlns:a="http://schemas.openxmlformats.org/drawingml/2006/main" noChangeAspect="1"/>
             </wp:cNvGraphicFramePr>
@@ -801,13 +797,13 @@
               <a:graphicData uri="http://schemas.openxmlformats.org/drawingml/2006/picture">
                 <pic:pic xmlns:pic="http://schemas.openxmlformats.org/drawingml/2006/picture">
                   <pic:nvPicPr>
-                    <pic:cNvPr id="0" name=""/>
+                    <pic:cNvPr id="0" name="" descr=""/>
                     <pic:cNvPicPr>
                       <a:picLocks noChangeAspect="1" noChangeArrowheads="1"/>
                     </pic:cNvPicPr>
                   </pic:nvPicPr>
                   <pic:blipFill>
-                    <a:blip r:embed="rId10"/>
+                    <a:blip r:embed="rId12" cstate="none"/>
                     <a:srcRect/>
                     <a:stretch>
                       <a:fillRect/>
@@ -836,40 +832,40 @@
       </w:pPr>
       <w:r>
         <w:rPr>
-          <w:rFonts w:ascii="Calibri" w:eastAsia="Calibri" w:hAnsi="Calibri" w:cs="Calibri"/>
+          <w:rFonts w:ascii="Calibri" w:cs="Calibri" w:eastAsia="Calibri" w:hAnsi="Calibri"/>
           <w:i/>
           <w:iCs/>
           <w:color w:val="6B7A82"/>
           <w:sz w:val="19"/>
           <w:szCs w:val="19"/>
         </w:rPr>
-        <w:t>Caso 4.</w:t>
-      </w:r>
-    </w:p>
-    <w:p>
-      <w:pPr>
-        <w:spacing w:before="200" w:after="80"/>
-      </w:pPr>
-      <w:r>
-        <w:rPr>
-          <w:rFonts w:ascii="Calibri" w:eastAsia="Calibri" w:hAnsi="Calibri" w:cs="Calibri"/>
+        <w:t xml:space="preserve">Caso 4.</w:t>
+      </w:r>
+    </w:p>
+    <w:p>
+      <w:pPr>
+        <w:spacing w:after="80" w:before="200"/>
+      </w:pPr>
+      <w:r>
+        <w:rPr>
+          <w:rFonts w:ascii="Calibri" w:cs="Calibri" w:eastAsia="Calibri" w:hAnsi="Calibri"/>
           <w:b/>
           <w:bCs/>
           <w:color w:val="24425E"/>
           <w:sz w:val="22"/>
           <w:szCs w:val="22"/>
         </w:rPr>
-        <w:t>Caso 5 — Listado de cursos</w:t>
-      </w:r>
-    </w:p>
-    <w:p>
-      <w:pPr>
-        <w:spacing w:after="160" w:line="288" w:lineRule="auto"/>
+        <w:t xml:space="preserve">Caso 5 — Listado de cursos</w:t>
+      </w:r>
+    </w:p>
+    <w:p>
+      <w:pPr>
+        <w:spacing w:after="160" w:line="288"/>
         <w:jc w:val="both"/>
       </w:pPr>
       <w:r>
         <w:rPr>
-          <w:rFonts w:ascii="Calibri" w:eastAsia="Calibri" w:hAnsi="Calibri" w:cs="Calibri"/>
+          <w:rFonts w:ascii="Calibri" w:cs="Calibri" w:eastAsia="Calibri" w:hAnsi="Calibri"/>
           <w:b/>
           <w:bCs/>
           <w:sz w:val="21"/>
@@ -879,23 +875,23 @@
       </w:r>
       <w:r>
         <w:rPr>
-          <w:rFonts w:ascii="Calibri" w:eastAsia="Calibri" w:hAnsi="Calibri" w:cs="Calibri"/>
+          <w:rFonts w:ascii="Calibri" w:cs="Calibri" w:eastAsia="Calibri" w:hAnsi="Calibri"/>
           <w:i/>
           <w:iCs/>
           <w:sz w:val="21"/>
           <w:szCs w:val="21"/>
         </w:rPr>
-        <w:t>“¿Qué cursos hay?”</w:t>
-      </w:r>
-    </w:p>
-    <w:p>
-      <w:pPr>
-        <w:spacing w:after="160" w:line="288" w:lineRule="auto"/>
+        <w:t xml:space="preserve">“¿Qué cursos hay?”</w:t>
+      </w:r>
+    </w:p>
+    <w:p>
+      <w:pPr>
+        <w:spacing w:after="160" w:line="288"/>
         <w:jc w:val="both"/>
       </w:pPr>
       <w:r>
         <w:rPr>
-          <w:rFonts w:ascii="Calibri" w:eastAsia="Calibri" w:hAnsi="Calibri" w:cs="Calibri"/>
+          <w:rFonts w:ascii="Calibri" w:cs="Calibri" w:eastAsia="Calibri" w:hAnsi="Calibri"/>
           <w:b/>
           <w:bCs/>
           <w:sz w:val="21"/>
@@ -905,27 +901,24 @@
       </w:r>
       <w:r>
         <w:rPr>
-          <w:rFonts w:ascii="Calibri" w:eastAsia="Calibri" w:hAnsi="Calibri" w:cs="Calibri"/>
-          <w:sz w:val="21"/>
-          <w:szCs w:val="21"/>
-        </w:rPr>
-        <w:t>Correcto  ·  Tiempo: Inmediato (&lt; 1 s)</w:t>
-      </w:r>
-    </w:p>
-    <w:p>
-      <w:pPr>
-        <w:spacing w:before="160" w:after="60"/>
+          <w:rFonts w:ascii="Calibri" w:cs="Calibri" w:eastAsia="Calibri" w:hAnsi="Calibri"/>
+          <w:sz w:val="21"/>
+          <w:szCs w:val="21"/>
+        </w:rPr>
+        <w:t xml:space="preserve">Correcto  ·  Tiempo: Inmediato (&lt; 1 s)</w:t>
+      </w:r>
+    </w:p>
+    <w:p>
+      <w:pPr>
+        <w:spacing w:after="60" w:before="160"/>
         <w:jc w:val="center"/>
       </w:pPr>
       <w:r>
-        <w:rPr>
-          <w:noProof/>
-        </w:rPr>
         <w:drawing>
-          <wp:inline distT="0" distB="0" distL="0" distR="0" wp14:anchorId="6D943F64" wp14:editId="6B50D530">
+          <wp:inline distT="0" distB="0" distL="0" distR="0">
             <wp:extent cx="4000500" cy="2143125"/>
-            <wp:effectExtent l="0" t="0" r="0" b="0"/>
-            <wp:docPr id="5" name="Imagen 5"/>
+            <wp:effectExtent t="0" r="0" b="0" l="0"/>
+            <wp:docPr id="5" name="" descr="" title=""/>
             <wp:cNvGraphicFramePr>
               <a:graphicFrameLocks xmlns:a="http://schemas.openxmlformats.org/drawingml/2006/main" noChangeAspect="1"/>
             </wp:cNvGraphicFramePr>
@@ -933,13 +926,13 @@
               <a:graphicData uri="http://schemas.openxmlformats.org/drawingml/2006/picture">
                 <pic:pic xmlns:pic="http://schemas.openxmlformats.org/drawingml/2006/picture">
                   <pic:nvPicPr>
-                    <pic:cNvPr id="0" name=""/>
+                    <pic:cNvPr id="0" name="" descr=""/>
                     <pic:cNvPicPr>
                       <a:picLocks noChangeAspect="1" noChangeArrowheads="1"/>
                     </pic:cNvPicPr>
                   </pic:nvPicPr>
                   <pic:blipFill>
-                    <a:blip r:embed="rId11"/>
+                    <a:blip r:embed="rId13" cstate="none"/>
                     <a:srcRect/>
                     <a:stretch>
                       <a:fillRect/>
@@ -968,40 +961,40 @@
       </w:pPr>
       <w:r>
         <w:rPr>
-          <w:rFonts w:ascii="Calibri" w:eastAsia="Calibri" w:hAnsi="Calibri" w:cs="Calibri"/>
+          <w:rFonts w:ascii="Calibri" w:cs="Calibri" w:eastAsia="Calibri" w:hAnsi="Calibri"/>
           <w:i/>
           <w:iCs/>
           <w:color w:val="6B7A82"/>
           <w:sz w:val="19"/>
           <w:szCs w:val="19"/>
         </w:rPr>
-        <w:t>Caso 5.</w:t>
-      </w:r>
-    </w:p>
-    <w:p>
-      <w:pPr>
-        <w:spacing w:before="200" w:after="80"/>
-      </w:pPr>
-      <w:r>
-        <w:rPr>
-          <w:rFonts w:ascii="Calibri" w:eastAsia="Calibri" w:hAnsi="Calibri" w:cs="Calibri"/>
+        <w:t xml:space="preserve">Caso 5.</w:t>
+      </w:r>
+    </w:p>
+    <w:p>
+      <w:pPr>
+        <w:spacing w:after="80" w:before="200"/>
+      </w:pPr>
+      <w:r>
+        <w:rPr>
+          <w:rFonts w:ascii="Calibri" w:cs="Calibri" w:eastAsia="Calibri" w:hAnsi="Calibri"/>
           <w:b/>
           <w:bCs/>
           <w:color w:val="24425E"/>
           <w:sz w:val="22"/>
           <w:szCs w:val="22"/>
         </w:rPr>
-        <w:t>Caso 6 — Listado de cursos</w:t>
-      </w:r>
-    </w:p>
-    <w:p>
-      <w:pPr>
-        <w:spacing w:after="160" w:line="288" w:lineRule="auto"/>
+        <w:t xml:space="preserve">Caso 6 — Listado de cursos</w:t>
+      </w:r>
+    </w:p>
+    <w:p>
+      <w:pPr>
+        <w:spacing w:after="160" w:line="288"/>
         <w:jc w:val="both"/>
       </w:pPr>
       <w:r>
         <w:rPr>
-          <w:rFonts w:ascii="Calibri" w:eastAsia="Calibri" w:hAnsi="Calibri" w:cs="Calibri"/>
+          <w:rFonts w:ascii="Calibri" w:cs="Calibri" w:eastAsia="Calibri" w:hAnsi="Calibri"/>
           <w:b/>
           <w:bCs/>
           <w:sz w:val="21"/>
@@ -1011,23 +1004,23 @@
       </w:r>
       <w:r>
         <w:rPr>
-          <w:rFonts w:ascii="Calibri" w:eastAsia="Calibri" w:hAnsi="Calibri" w:cs="Calibri"/>
+          <w:rFonts w:ascii="Calibri" w:cs="Calibri" w:eastAsia="Calibri" w:hAnsi="Calibri"/>
           <w:i/>
           <w:iCs/>
           <w:sz w:val="21"/>
           <w:szCs w:val="21"/>
         </w:rPr>
-        <w:t>“Cuéntame qué cursos tienen”</w:t>
-      </w:r>
-    </w:p>
-    <w:p>
-      <w:pPr>
-        <w:spacing w:after="160" w:line="288" w:lineRule="auto"/>
+        <w:t xml:space="preserve">“Cuéntame qué cursos tienen”</w:t>
+      </w:r>
+    </w:p>
+    <w:p>
+      <w:pPr>
+        <w:spacing w:after="160" w:line="288"/>
         <w:jc w:val="both"/>
       </w:pPr>
       <w:r>
         <w:rPr>
-          <w:rFonts w:ascii="Calibri" w:eastAsia="Calibri" w:hAnsi="Calibri" w:cs="Calibri"/>
+          <w:rFonts w:ascii="Calibri" w:cs="Calibri" w:eastAsia="Calibri" w:hAnsi="Calibri"/>
           <w:b/>
           <w:bCs/>
           <w:sz w:val="21"/>
@@ -1037,28 +1030,24 @@
       </w:r>
       <w:r>
         <w:rPr>
-          <w:rFonts w:ascii="Calibri" w:eastAsia="Calibri" w:hAnsi="Calibri" w:cs="Calibri"/>
-          <w:sz w:val="21"/>
-          <w:szCs w:val="21"/>
-        </w:rPr>
-        <w:t>Correcto  ·  Tiempo: Inmediato (&lt; 1 s)</w:t>
-      </w:r>
-    </w:p>
-    <w:p>
-      <w:pPr>
-        <w:spacing w:before="160" w:after="60"/>
+          <w:rFonts w:ascii="Calibri" w:cs="Calibri" w:eastAsia="Calibri" w:hAnsi="Calibri"/>
+          <w:sz w:val="21"/>
+          <w:szCs w:val="21"/>
+        </w:rPr>
+        <w:t xml:space="preserve">Correcto  ·  Tiempo: Inmediato (&lt; 1 s)</w:t>
+      </w:r>
+    </w:p>
+    <w:p>
+      <w:pPr>
+        <w:spacing w:after="60" w:before="160"/>
         <w:jc w:val="center"/>
       </w:pPr>
       <w:r>
-        <w:rPr>
-          <w:noProof/>
-        </w:rPr>
-        <w:lastRenderedPageBreak/>
         <w:drawing>
-          <wp:inline distT="0" distB="0" distL="0" distR="0" wp14:anchorId="170F8801" wp14:editId="49E141B0">
+          <wp:inline distT="0" distB="0" distL="0" distR="0">
             <wp:extent cx="4000500" cy="2181225"/>
-            <wp:effectExtent l="0" t="0" r="0" b="0"/>
-            <wp:docPr id="6" name="Imagen 6"/>
+            <wp:effectExtent t="0" r="0" b="0" l="0"/>
+            <wp:docPr id="6" name="" descr="" title=""/>
             <wp:cNvGraphicFramePr>
               <a:graphicFrameLocks xmlns:a="http://schemas.openxmlformats.org/drawingml/2006/main" noChangeAspect="1"/>
             </wp:cNvGraphicFramePr>
@@ -1066,13 +1055,13 @@
               <a:graphicData uri="http://schemas.openxmlformats.org/drawingml/2006/picture">
                 <pic:pic xmlns:pic="http://schemas.openxmlformats.org/drawingml/2006/picture">
                   <pic:nvPicPr>
-                    <pic:cNvPr id="0" name=""/>
+                    <pic:cNvPr id="0" name="" descr=""/>
                     <pic:cNvPicPr>
                       <a:picLocks noChangeAspect="1" noChangeArrowheads="1"/>
                     </pic:cNvPicPr>
                   </pic:nvPicPr>
                   <pic:blipFill>
-                    <a:blip r:embed="rId12"/>
+                    <a:blip r:embed="rId14" cstate="none"/>
                     <a:srcRect/>
                     <a:stretch>
                       <a:fillRect/>
@@ -1101,14 +1090,14 @@
       </w:pPr>
       <w:r>
         <w:rPr>
-          <w:rFonts w:ascii="Calibri" w:eastAsia="Calibri" w:hAnsi="Calibri" w:cs="Calibri"/>
+          <w:rFonts w:ascii="Calibri" w:cs="Calibri" w:eastAsia="Calibri" w:hAnsi="Calibri"/>
           <w:i/>
           <w:iCs/>
           <w:color w:val="6B7A82"/>
           <w:sz w:val="19"/>
           <w:szCs w:val="19"/>
         </w:rPr>
-        <w:t>Caso 6.</w:t>
+        <w:t xml:space="preserve">Caso 6.</w:t>
       </w:r>
     </w:p>
     <w:p>
@@ -1118,63 +1107,67 @@
     </w:p>
     <w:p>
       <w:pPr>
-        <w:pStyle w:val="Ttulo1"/>
+        <w:pStyle w:val="Heading1"/>
         <w:pBdr>
-          <w:bottom w:val="single" w:sz="6" w:space="4" w:color="D98E3A"/>
+          <w:bottom w:val="single" w:color="D98E3A" w:sz="6" w:space="4"/>
         </w:pBdr>
-        <w:spacing w:before="480" w:after="200"/>
-      </w:pPr>
-      <w:r>
-        <w:rPr>
-          <w:rFonts w:ascii="Calibri" w:eastAsia="Calibri" w:hAnsi="Calibri" w:cs="Calibri"/>
+        <w:spacing w:after="200" w:before="480"/>
+      </w:pPr>
+      <w:r>
+        <w:rPr>
+          <w:rFonts w:ascii="Calibri" w:cs="Calibri" w:eastAsia="Calibri" w:hAnsi="Calibri"/>
           <w:b/>
           <w:bCs/>
           <w:color w:val="24425E"/>
           <w:sz w:val="30"/>
           <w:szCs w:val="30"/>
         </w:rPr>
-        <w:t>4. Categoría 3 — Detalle de unidades</w:t>
-      </w:r>
-    </w:p>
-    <w:p>
-      <w:pPr>
-        <w:spacing w:after="160" w:line="288" w:lineRule="auto"/>
+        <w:t xml:space="preserve">4. Categoría 3 — Detalle de unidades</w:t>
+      </w:r>
+    </w:p>
+    <w:p>
+      <w:pPr>
+        <w:spacing w:after="160" w:line="288"/>
         <w:jc w:val="both"/>
       </w:pPr>
       <w:r>
         <w:rPr>
-          <w:rFonts w:ascii="Calibri" w:eastAsia="Calibri" w:hAnsi="Calibri" w:cs="Calibri"/>
+          <w:rFonts w:ascii="Calibri" w:cs="Calibri" w:eastAsia="Calibri" w:hAnsi="Calibri"/>
+          <w:b w:val="false"/>
+          <w:bCs w:val="false"/>
+          <w:i w:val="false"/>
+          <w:iCs w:val="false"/>
           <w:color w:val="222222"/>
           <w:sz w:val="22"/>
           <w:szCs w:val="22"/>
         </w:rPr>
-        <w:t>Consultas puntuales sobre el contenido interno de un curso (número de unidades, porcentajes de evaluación y temas). Se espera una respuesta completa y exacta frente a los datos reales de Moodle.</w:t>
-      </w:r>
-    </w:p>
-    <w:p>
-      <w:pPr>
-        <w:spacing w:before="200" w:after="80"/>
-      </w:pPr>
-      <w:r>
-        <w:rPr>
-          <w:rFonts w:ascii="Calibri" w:eastAsia="Calibri" w:hAnsi="Calibri" w:cs="Calibri"/>
+        <w:t xml:space="preserve">Consultas puntuales sobre el contenido interno de un curso (número de unidades, porcentajes de evaluación y temas). Se espera una respuesta completa y exacta frente a los datos reales de Moodle.</w:t>
+      </w:r>
+    </w:p>
+    <w:p>
+      <w:pPr>
+        <w:spacing w:after="80" w:before="200"/>
+      </w:pPr>
+      <w:r>
+        <w:rPr>
+          <w:rFonts w:ascii="Calibri" w:cs="Calibri" w:eastAsia="Calibri" w:hAnsi="Calibri"/>
           <w:b/>
           <w:bCs/>
           <w:color w:val="24425E"/>
           <w:sz w:val="22"/>
           <w:szCs w:val="22"/>
         </w:rPr>
-        <w:t>Caso 7 — Detalle de unidades</w:t>
-      </w:r>
-    </w:p>
-    <w:p>
-      <w:pPr>
-        <w:spacing w:after="160" w:line="288" w:lineRule="auto"/>
+        <w:t xml:space="preserve">Caso 7 — Detalle de unidades</w:t>
+      </w:r>
+    </w:p>
+    <w:p>
+      <w:pPr>
+        <w:spacing w:after="160" w:line="288"/>
         <w:jc w:val="both"/>
       </w:pPr>
       <w:r>
         <w:rPr>
-          <w:rFonts w:ascii="Calibri" w:eastAsia="Calibri" w:hAnsi="Calibri" w:cs="Calibri"/>
+          <w:rFonts w:ascii="Calibri" w:cs="Calibri" w:eastAsia="Calibri" w:hAnsi="Calibri"/>
           <w:b/>
           <w:bCs/>
           <w:sz w:val="21"/>
@@ -1184,23 +1177,23 @@
       </w:r>
       <w:r>
         <w:rPr>
-          <w:rFonts w:ascii="Calibri" w:eastAsia="Calibri" w:hAnsi="Calibri" w:cs="Calibri"/>
+          <w:rFonts w:ascii="Calibri" w:cs="Calibri" w:eastAsia="Calibri" w:hAnsi="Calibri"/>
           <w:i/>
           <w:iCs/>
           <w:sz w:val="21"/>
           <w:szCs w:val="21"/>
         </w:rPr>
-        <w:t>“¿Cuántas unidades tiene Ciencias Naturales?”</w:t>
-      </w:r>
-    </w:p>
-    <w:p>
-      <w:pPr>
-        <w:spacing w:after="160" w:line="288" w:lineRule="auto"/>
+        <w:t xml:space="preserve">“¿Cuántas unidades tiene Ciencias Naturales?”</w:t>
+      </w:r>
+    </w:p>
+    <w:p>
+      <w:pPr>
+        <w:spacing w:after="160" w:line="288"/>
         <w:jc w:val="both"/>
       </w:pPr>
       <w:r>
         <w:rPr>
-          <w:rFonts w:ascii="Calibri" w:eastAsia="Calibri" w:hAnsi="Calibri" w:cs="Calibri"/>
+          <w:rFonts w:ascii="Calibri" w:cs="Calibri" w:eastAsia="Calibri" w:hAnsi="Calibri"/>
           <w:b/>
           <w:bCs/>
           <w:sz w:val="21"/>
@@ -1210,27 +1203,24 @@
       </w:r>
       <w:r>
         <w:rPr>
-          <w:rFonts w:ascii="Calibri" w:eastAsia="Calibri" w:hAnsi="Calibri" w:cs="Calibri"/>
-          <w:sz w:val="21"/>
-          <w:szCs w:val="21"/>
-        </w:rPr>
-        <w:t>Correcto  ·  Tiempo: Inmediato (&lt; 1 s)</w:t>
-      </w:r>
-    </w:p>
-    <w:p>
-      <w:pPr>
-        <w:spacing w:before="160" w:after="60"/>
+          <w:rFonts w:ascii="Calibri" w:cs="Calibri" w:eastAsia="Calibri" w:hAnsi="Calibri"/>
+          <w:sz w:val="21"/>
+          <w:szCs w:val="21"/>
+        </w:rPr>
+        <w:t xml:space="preserve">Correcto  ·  Tiempo: Inmediato (&lt; 1 s)</w:t>
+      </w:r>
+    </w:p>
+    <w:p>
+      <w:pPr>
+        <w:spacing w:after="60" w:before="160"/>
         <w:jc w:val="center"/>
       </w:pPr>
       <w:r>
-        <w:rPr>
-          <w:noProof/>
-        </w:rPr>
         <w:drawing>
-          <wp:inline distT="0" distB="0" distL="0" distR="0" wp14:anchorId="61A1E709" wp14:editId="1B2925E7">
+          <wp:inline distT="0" distB="0" distL="0" distR="0">
             <wp:extent cx="4000500" cy="2057400"/>
-            <wp:effectExtent l="0" t="0" r="0" b="0"/>
-            <wp:docPr id="7" name="Imagen 7"/>
+            <wp:effectExtent t="0" r="0" b="0" l="0"/>
+            <wp:docPr id="7" name="" descr="" title=""/>
             <wp:cNvGraphicFramePr>
               <a:graphicFrameLocks xmlns:a="http://schemas.openxmlformats.org/drawingml/2006/main" noChangeAspect="1"/>
             </wp:cNvGraphicFramePr>
@@ -1238,13 +1228,13 @@
               <a:graphicData uri="http://schemas.openxmlformats.org/drawingml/2006/picture">
                 <pic:pic xmlns:pic="http://schemas.openxmlformats.org/drawingml/2006/picture">
                   <pic:nvPicPr>
-                    <pic:cNvPr id="0" name=""/>
+                    <pic:cNvPr id="0" name="" descr=""/>
                     <pic:cNvPicPr>
                       <a:picLocks noChangeAspect="1" noChangeArrowheads="1"/>
                     </pic:cNvPicPr>
                   </pic:nvPicPr>
                   <pic:blipFill>
-                    <a:blip r:embed="rId13"/>
+                    <a:blip r:embed="rId15" cstate="none"/>
                     <a:srcRect/>
                     <a:stretch>
                       <a:fillRect/>
@@ -1273,40 +1263,40 @@
       </w:pPr>
       <w:r>
         <w:rPr>
-          <w:rFonts w:ascii="Calibri" w:eastAsia="Calibri" w:hAnsi="Calibri" w:cs="Calibri"/>
+          <w:rFonts w:ascii="Calibri" w:cs="Calibri" w:eastAsia="Calibri" w:hAnsi="Calibri"/>
           <w:i/>
           <w:iCs/>
           <w:color w:val="6B7A82"/>
           <w:sz w:val="19"/>
           <w:szCs w:val="19"/>
         </w:rPr>
-        <w:t>Caso 7.</w:t>
-      </w:r>
-    </w:p>
-    <w:p>
-      <w:pPr>
-        <w:spacing w:before="200" w:after="80"/>
-      </w:pPr>
-      <w:r>
-        <w:rPr>
-          <w:rFonts w:ascii="Calibri" w:eastAsia="Calibri" w:hAnsi="Calibri" w:cs="Calibri"/>
+        <w:t xml:space="preserve">Caso 7.</w:t>
+      </w:r>
+    </w:p>
+    <w:p>
+      <w:pPr>
+        <w:spacing w:after="80" w:before="200"/>
+      </w:pPr>
+      <w:r>
+        <w:rPr>
+          <w:rFonts w:ascii="Calibri" w:cs="Calibri" w:eastAsia="Calibri" w:hAnsi="Calibri"/>
           <w:b/>
           <w:bCs/>
           <w:color w:val="24425E"/>
           <w:sz w:val="22"/>
           <w:szCs w:val="22"/>
         </w:rPr>
-        <w:t>Caso 8 — Detalle de unidades</w:t>
-      </w:r>
-    </w:p>
-    <w:p>
-      <w:pPr>
-        <w:spacing w:after="160" w:line="288" w:lineRule="auto"/>
+        <w:t xml:space="preserve">Caso 8 — Detalle de unidades</w:t>
+      </w:r>
+    </w:p>
+    <w:p>
+      <w:pPr>
+        <w:spacing w:after="160" w:line="288"/>
         <w:jc w:val="both"/>
       </w:pPr>
       <w:r>
         <w:rPr>
-          <w:rFonts w:ascii="Calibri" w:eastAsia="Calibri" w:hAnsi="Calibri" w:cs="Calibri"/>
+          <w:rFonts w:ascii="Calibri" w:cs="Calibri" w:eastAsia="Calibri" w:hAnsi="Calibri"/>
           <w:b/>
           <w:bCs/>
           <w:sz w:val="21"/>
@@ -1316,23 +1306,23 @@
       </w:r>
       <w:r>
         <w:rPr>
-          <w:rFonts w:ascii="Calibri" w:eastAsia="Calibri" w:hAnsi="Calibri" w:cs="Calibri"/>
+          <w:rFonts w:ascii="Calibri" w:cs="Calibri" w:eastAsia="Calibri" w:hAnsi="Calibri"/>
           <w:i/>
           <w:iCs/>
           <w:sz w:val="21"/>
           <w:szCs w:val="21"/>
         </w:rPr>
-        <w:t>“Descríbeme el curso de Lectura Crítica, cuántas unidades tiene y qué contenidos”</w:t>
-      </w:r>
-    </w:p>
-    <w:p>
-      <w:pPr>
-        <w:spacing w:after="160" w:line="288" w:lineRule="auto"/>
+        <w:t xml:space="preserve">“Descríbeme el curso de Lectura Crítica, cuántas unidades tiene y qué contenidos”</w:t>
+      </w:r>
+    </w:p>
+    <w:p>
+      <w:pPr>
+        <w:spacing w:after="160" w:line="288"/>
         <w:jc w:val="both"/>
       </w:pPr>
       <w:r>
         <w:rPr>
-          <w:rFonts w:ascii="Calibri" w:eastAsia="Calibri" w:hAnsi="Calibri" w:cs="Calibri"/>
+          <w:rFonts w:ascii="Calibri" w:cs="Calibri" w:eastAsia="Calibri" w:hAnsi="Calibri"/>
           <w:b/>
           <w:bCs/>
           <w:sz w:val="21"/>
@@ -1342,27 +1332,24 @@
       </w:r>
       <w:r>
         <w:rPr>
-          <w:rFonts w:ascii="Calibri" w:eastAsia="Calibri" w:hAnsi="Calibri" w:cs="Calibri"/>
-          <w:sz w:val="21"/>
-          <w:szCs w:val="21"/>
-        </w:rPr>
-        <w:t>Correcto  ·  Tiempo: Inmediato (&lt; 1 s)</w:t>
-      </w:r>
-    </w:p>
-    <w:p>
-      <w:pPr>
-        <w:spacing w:before="160" w:after="60"/>
+          <w:rFonts w:ascii="Calibri" w:cs="Calibri" w:eastAsia="Calibri" w:hAnsi="Calibri"/>
+          <w:sz w:val="21"/>
+          <w:szCs w:val="21"/>
+        </w:rPr>
+        <w:t xml:space="preserve">Correcto  ·  Tiempo: Inmediato (&lt; 1 s)</w:t>
+      </w:r>
+    </w:p>
+    <w:p>
+      <w:pPr>
+        <w:spacing w:after="60" w:before="160"/>
         <w:jc w:val="center"/>
       </w:pPr>
       <w:r>
-        <w:rPr>
-          <w:noProof/>
-        </w:rPr>
         <w:drawing>
-          <wp:inline distT="0" distB="0" distL="0" distR="0" wp14:anchorId="149FDC66" wp14:editId="53D6E17C">
+          <wp:inline distT="0" distB="0" distL="0" distR="0">
             <wp:extent cx="4000500" cy="2057400"/>
-            <wp:effectExtent l="0" t="0" r="0" b="0"/>
-            <wp:docPr id="8" name="Imagen 8"/>
+            <wp:effectExtent t="0" r="0" b="0" l="0"/>
+            <wp:docPr id="8" name="" descr="" title=""/>
             <wp:cNvGraphicFramePr>
               <a:graphicFrameLocks xmlns:a="http://schemas.openxmlformats.org/drawingml/2006/main" noChangeAspect="1"/>
             </wp:cNvGraphicFramePr>
@@ -1370,13 +1357,13 @@
               <a:graphicData uri="http://schemas.openxmlformats.org/drawingml/2006/picture">
                 <pic:pic xmlns:pic="http://schemas.openxmlformats.org/drawingml/2006/picture">
                   <pic:nvPicPr>
-                    <pic:cNvPr id="0" name=""/>
+                    <pic:cNvPr id="0" name="" descr=""/>
                     <pic:cNvPicPr>
                       <a:picLocks noChangeAspect="1" noChangeArrowheads="1"/>
                     </pic:cNvPicPr>
                   </pic:nvPicPr>
                   <pic:blipFill>
-                    <a:blip r:embed="rId14"/>
+                    <a:blip r:embed="rId16" cstate="none"/>
                     <a:srcRect/>
                     <a:stretch>
                       <a:fillRect/>
@@ -1405,40 +1392,40 @@
       </w:pPr>
       <w:r>
         <w:rPr>
-          <w:rFonts w:ascii="Calibri" w:eastAsia="Calibri" w:hAnsi="Calibri" w:cs="Calibri"/>
+          <w:rFonts w:ascii="Calibri" w:cs="Calibri" w:eastAsia="Calibri" w:hAnsi="Calibri"/>
           <w:i/>
           <w:iCs/>
           <w:color w:val="6B7A82"/>
           <w:sz w:val="19"/>
           <w:szCs w:val="19"/>
         </w:rPr>
-        <w:t>Caso 8.</w:t>
-      </w:r>
-    </w:p>
-    <w:p>
-      <w:pPr>
-        <w:spacing w:before="200" w:after="80"/>
-      </w:pPr>
-      <w:r>
-        <w:rPr>
-          <w:rFonts w:ascii="Calibri" w:eastAsia="Calibri" w:hAnsi="Calibri" w:cs="Calibri"/>
+        <w:t xml:space="preserve">Caso 8.</w:t>
+      </w:r>
+    </w:p>
+    <w:p>
+      <w:pPr>
+        <w:spacing w:after="80" w:before="200"/>
+      </w:pPr>
+      <w:r>
+        <w:rPr>
+          <w:rFonts w:ascii="Calibri" w:cs="Calibri" w:eastAsia="Calibri" w:hAnsi="Calibri"/>
           <w:b/>
           <w:bCs/>
           <w:color w:val="24425E"/>
           <w:sz w:val="22"/>
           <w:szCs w:val="22"/>
         </w:rPr>
-        <w:t>Caso 9 — Detalle de unidades</w:t>
-      </w:r>
-    </w:p>
-    <w:p>
-      <w:pPr>
-        <w:spacing w:after="160" w:line="288" w:lineRule="auto"/>
+        <w:t xml:space="preserve">Caso 9 — Detalle de unidades</w:t>
+      </w:r>
+    </w:p>
+    <w:p>
+      <w:pPr>
+        <w:spacing w:after="160" w:line="288"/>
         <w:jc w:val="both"/>
       </w:pPr>
       <w:r>
         <w:rPr>
-          <w:rFonts w:ascii="Calibri" w:eastAsia="Calibri" w:hAnsi="Calibri" w:cs="Calibri"/>
+          <w:rFonts w:ascii="Calibri" w:cs="Calibri" w:eastAsia="Calibri" w:hAnsi="Calibri"/>
           <w:b/>
           <w:bCs/>
           <w:sz w:val="21"/>
@@ -1448,23 +1435,23 @@
       </w:r>
       <w:r>
         <w:rPr>
-          <w:rFonts w:ascii="Calibri" w:eastAsia="Calibri" w:hAnsi="Calibri" w:cs="Calibri"/>
+          <w:rFonts w:ascii="Calibri" w:cs="Calibri" w:eastAsia="Calibri" w:hAnsi="Calibri"/>
           <w:i/>
           <w:iCs/>
           <w:sz w:val="21"/>
           <w:szCs w:val="21"/>
         </w:rPr>
-        <w:t>“¿Qué unidades tiene el curso de Ciencias Naturales?”</w:t>
-      </w:r>
-    </w:p>
-    <w:p>
-      <w:pPr>
-        <w:spacing w:after="160" w:line="288" w:lineRule="auto"/>
+        <w:t xml:space="preserve">“¿Qué unidades tiene el curso de Ciencias Naturales?”</w:t>
+      </w:r>
+    </w:p>
+    <w:p>
+      <w:pPr>
+        <w:spacing w:after="160" w:line="288"/>
         <w:jc w:val="both"/>
       </w:pPr>
       <w:r>
         <w:rPr>
-          <w:rFonts w:ascii="Calibri" w:eastAsia="Calibri" w:hAnsi="Calibri" w:cs="Calibri"/>
+          <w:rFonts w:ascii="Calibri" w:cs="Calibri" w:eastAsia="Calibri" w:hAnsi="Calibri"/>
           <w:b/>
           <w:bCs/>
           <w:sz w:val="21"/>
@@ -1474,28 +1461,24 @@
       </w:r>
       <w:r>
         <w:rPr>
-          <w:rFonts w:ascii="Calibri" w:eastAsia="Calibri" w:hAnsi="Calibri" w:cs="Calibri"/>
-          <w:sz w:val="21"/>
-          <w:szCs w:val="21"/>
-        </w:rPr>
-        <w:t>Correcto  ·  Tiempo: Inmediato (&lt; 1 s)</w:t>
-      </w:r>
-    </w:p>
-    <w:p>
-      <w:pPr>
-        <w:spacing w:before="160" w:after="60"/>
+          <w:rFonts w:ascii="Calibri" w:cs="Calibri" w:eastAsia="Calibri" w:hAnsi="Calibri"/>
+          <w:sz w:val="21"/>
+          <w:szCs w:val="21"/>
+        </w:rPr>
+        <w:t xml:space="preserve">Correcto  ·  Tiempo: Inmediato (&lt; 1 s)</w:t>
+      </w:r>
+    </w:p>
+    <w:p>
+      <w:pPr>
+        <w:spacing w:after="60" w:before="160"/>
         <w:jc w:val="center"/>
       </w:pPr>
       <w:r>
-        <w:rPr>
-          <w:noProof/>
-        </w:rPr>
-        <w:lastRenderedPageBreak/>
         <w:drawing>
-          <wp:inline distT="0" distB="0" distL="0" distR="0" wp14:anchorId="7595473B" wp14:editId="7ADAA5EE">
+          <wp:inline distT="0" distB="0" distL="0" distR="0">
             <wp:extent cx="4000500" cy="2066925"/>
-            <wp:effectExtent l="0" t="0" r="0" b="0"/>
-            <wp:docPr id="9" name="Imagen 9"/>
+            <wp:effectExtent t="0" r="0" b="0" l="0"/>
+            <wp:docPr id="9" name="" descr="" title=""/>
             <wp:cNvGraphicFramePr>
               <a:graphicFrameLocks xmlns:a="http://schemas.openxmlformats.org/drawingml/2006/main" noChangeAspect="1"/>
             </wp:cNvGraphicFramePr>
@@ -1503,13 +1486,13 @@
               <a:graphicData uri="http://schemas.openxmlformats.org/drawingml/2006/picture">
                 <pic:pic xmlns:pic="http://schemas.openxmlformats.org/drawingml/2006/picture">
                   <pic:nvPicPr>
-                    <pic:cNvPr id="0" name=""/>
+                    <pic:cNvPr id="0" name="" descr=""/>
                     <pic:cNvPicPr>
                       <a:picLocks noChangeAspect="1" noChangeArrowheads="1"/>
                     </pic:cNvPicPr>
                   </pic:nvPicPr>
                   <pic:blipFill>
-                    <a:blip r:embed="rId15"/>
+                    <a:blip r:embed="rId17" cstate="none"/>
                     <a:srcRect/>
                     <a:stretch>
                       <a:fillRect/>
@@ -1538,14 +1521,14 @@
       </w:pPr>
       <w:r>
         <w:rPr>
-          <w:rFonts w:ascii="Calibri" w:eastAsia="Calibri" w:hAnsi="Calibri" w:cs="Calibri"/>
+          <w:rFonts w:ascii="Calibri" w:cs="Calibri" w:eastAsia="Calibri" w:hAnsi="Calibri"/>
           <w:i/>
           <w:iCs/>
           <w:color w:val="6B7A82"/>
           <w:sz w:val="19"/>
           <w:szCs w:val="19"/>
         </w:rPr>
-        <w:t>Caso 9.</w:t>
+        <w:t xml:space="preserve">Caso 9.</w:t>
       </w:r>
     </w:p>
     <w:p>
@@ -1555,63 +1538,67 @@
     </w:p>
     <w:p>
       <w:pPr>
-        <w:pStyle w:val="Ttulo1"/>
+        <w:pStyle w:val="Heading1"/>
         <w:pBdr>
-          <w:bottom w:val="single" w:sz="6" w:space="4" w:color="D98E3A"/>
+          <w:bottom w:val="single" w:color="D98E3A" w:sz="6" w:space="4"/>
         </w:pBdr>
-        <w:spacing w:before="480" w:after="200"/>
-      </w:pPr>
-      <w:r>
-        <w:rPr>
-          <w:rFonts w:ascii="Calibri" w:eastAsia="Calibri" w:hAnsi="Calibri" w:cs="Calibri"/>
+        <w:spacing w:after="200" w:before="480"/>
+      </w:pPr>
+      <w:r>
+        <w:rPr>
+          <w:rFonts w:ascii="Calibri" w:cs="Calibri" w:eastAsia="Calibri" w:hAnsi="Calibri"/>
           <w:b/>
           <w:bCs/>
           <w:color w:val="24425E"/>
           <w:sz w:val="30"/>
           <w:szCs w:val="30"/>
         </w:rPr>
-        <w:t>5. Categoría 4 — Fuera de alcance</w:t>
-      </w:r>
-    </w:p>
-    <w:p>
-      <w:pPr>
-        <w:spacing w:after="160" w:line="288" w:lineRule="auto"/>
+        <w:t xml:space="preserve">5. Categoría 4 — Fuera de alcance</w:t>
+      </w:r>
+    </w:p>
+    <w:p>
+      <w:pPr>
+        <w:spacing w:after="160" w:line="288"/>
         <w:jc w:val="both"/>
       </w:pPr>
       <w:r>
         <w:rPr>
-          <w:rFonts w:ascii="Calibri" w:eastAsia="Calibri" w:hAnsi="Calibri" w:cs="Calibri"/>
+          <w:rFonts w:ascii="Calibri" w:cs="Calibri" w:eastAsia="Calibri" w:hAnsi="Calibri"/>
+          <w:b w:val="false"/>
+          <w:bCs w:val="false"/>
+          <w:i w:val="false"/>
+          <w:iCs w:val="false"/>
           <w:color w:val="222222"/>
           <w:sz w:val="22"/>
           <w:szCs w:val="22"/>
         </w:rPr>
-        <w:t>Preguntas ajenas al contexto académico de la plataforma. Se espera que Ada rechace cordialmente la solicitud y redirija la conversación hacia los cursos disponibles, sin alucinar contenido.</w:t>
-      </w:r>
-    </w:p>
-    <w:p>
-      <w:pPr>
-        <w:spacing w:before="200" w:after="80"/>
-      </w:pPr>
-      <w:r>
-        <w:rPr>
-          <w:rFonts w:ascii="Calibri" w:eastAsia="Calibri" w:hAnsi="Calibri" w:cs="Calibri"/>
+        <w:t xml:space="preserve">Preguntas ajenas al contexto académico de la plataforma. Se espera que Ada rechace cordialmente la solicitud y redirija la conversación hacia los cursos disponibles, sin alucinar contenido.</w:t>
+      </w:r>
+    </w:p>
+    <w:p>
+      <w:pPr>
+        <w:spacing w:after="80" w:before="200"/>
+      </w:pPr>
+      <w:r>
+        <w:rPr>
+          <w:rFonts w:ascii="Calibri" w:cs="Calibri" w:eastAsia="Calibri" w:hAnsi="Calibri"/>
           <w:b/>
           <w:bCs/>
           <w:color w:val="24425E"/>
           <w:sz w:val="22"/>
           <w:szCs w:val="22"/>
         </w:rPr>
-        <w:t>Caso 10 — Fuera de alcance</w:t>
-      </w:r>
-    </w:p>
-    <w:p>
-      <w:pPr>
-        <w:spacing w:after="160" w:line="288" w:lineRule="auto"/>
+        <w:t xml:space="preserve">Caso 10 — Fuera de alcance</w:t>
+      </w:r>
+    </w:p>
+    <w:p>
+      <w:pPr>
+        <w:spacing w:after="160" w:line="288"/>
         <w:jc w:val="both"/>
       </w:pPr>
       <w:r>
         <w:rPr>
-          <w:rFonts w:ascii="Calibri" w:eastAsia="Calibri" w:hAnsi="Calibri" w:cs="Calibri"/>
+          <w:rFonts w:ascii="Calibri" w:cs="Calibri" w:eastAsia="Calibri" w:hAnsi="Calibri"/>
           <w:b/>
           <w:bCs/>
           <w:sz w:val="21"/>
@@ -1621,23 +1608,23 @@
       </w:r>
       <w:r>
         <w:rPr>
-          <w:rFonts w:ascii="Calibri" w:eastAsia="Calibri" w:hAnsi="Calibri" w:cs="Calibri"/>
+          <w:rFonts w:ascii="Calibri" w:cs="Calibri" w:eastAsia="Calibri" w:hAnsi="Calibri"/>
           <w:i/>
           <w:iCs/>
           <w:sz w:val="21"/>
           <w:szCs w:val="21"/>
         </w:rPr>
-        <w:t>“¿Me das una receta de pizza?”</w:t>
-      </w:r>
-    </w:p>
-    <w:p>
-      <w:pPr>
-        <w:spacing w:after="160" w:line="288" w:lineRule="auto"/>
+        <w:t xml:space="preserve">“¿Me das una receta de pizza?”</w:t>
+      </w:r>
+    </w:p>
+    <w:p>
+      <w:pPr>
+        <w:spacing w:after="160" w:line="288"/>
         <w:jc w:val="both"/>
       </w:pPr>
       <w:r>
         <w:rPr>
-          <w:rFonts w:ascii="Calibri" w:eastAsia="Calibri" w:hAnsi="Calibri" w:cs="Calibri"/>
+          <w:rFonts w:ascii="Calibri" w:cs="Calibri" w:eastAsia="Calibri" w:hAnsi="Calibri"/>
           <w:b/>
           <w:bCs/>
           <w:sz w:val="21"/>
@@ -1647,27 +1634,24 @@
       </w:r>
       <w:r>
         <w:rPr>
-          <w:rFonts w:ascii="Calibri" w:eastAsia="Calibri" w:hAnsi="Calibri" w:cs="Calibri"/>
-          <w:sz w:val="21"/>
-          <w:szCs w:val="21"/>
-        </w:rPr>
-        <w:t>Correcto  ·  Tiempo: 1:23</w:t>
-      </w:r>
-    </w:p>
-    <w:p>
-      <w:pPr>
-        <w:spacing w:before="160" w:after="60"/>
+          <w:rFonts w:ascii="Calibri" w:cs="Calibri" w:eastAsia="Calibri" w:hAnsi="Calibri"/>
+          <w:sz w:val="21"/>
+          <w:szCs w:val="21"/>
+        </w:rPr>
+        <w:t xml:space="preserve">Correcto  ·  Tiempo: 1:23</w:t>
+      </w:r>
+    </w:p>
+    <w:p>
+      <w:pPr>
+        <w:spacing w:after="60" w:before="160"/>
         <w:jc w:val="center"/>
       </w:pPr>
       <w:r>
-        <w:rPr>
-          <w:noProof/>
-        </w:rPr>
         <w:drawing>
-          <wp:inline distT="0" distB="0" distL="0" distR="0" wp14:anchorId="311C9346" wp14:editId="304AA8FE">
+          <wp:inline distT="0" distB="0" distL="0" distR="0">
             <wp:extent cx="4000500" cy="2076450"/>
-            <wp:effectExtent l="0" t="0" r="0" b="0"/>
-            <wp:docPr id="10" name="Imagen 10"/>
+            <wp:effectExtent t="0" r="0" b="0" l="0"/>
+            <wp:docPr id="10" name="" descr="" title=""/>
             <wp:cNvGraphicFramePr>
               <a:graphicFrameLocks xmlns:a="http://schemas.openxmlformats.org/drawingml/2006/main" noChangeAspect="1"/>
             </wp:cNvGraphicFramePr>
@@ -1675,13 +1659,13 @@
               <a:graphicData uri="http://schemas.openxmlformats.org/drawingml/2006/picture">
                 <pic:pic xmlns:pic="http://schemas.openxmlformats.org/drawingml/2006/picture">
                   <pic:nvPicPr>
-                    <pic:cNvPr id="0" name=""/>
+                    <pic:cNvPr id="0" name="" descr=""/>
                     <pic:cNvPicPr>
                       <a:picLocks noChangeAspect="1" noChangeArrowheads="1"/>
                     </pic:cNvPicPr>
                   </pic:nvPicPr>
                   <pic:blipFill>
-                    <a:blip r:embed="rId16"/>
+                    <a:blip r:embed="rId18" cstate="none"/>
                     <a:srcRect/>
                     <a:stretch>
                       <a:fillRect/>
@@ -1710,40 +1694,40 @@
       </w:pPr>
       <w:r>
         <w:rPr>
-          <w:rFonts w:ascii="Calibri" w:eastAsia="Calibri" w:hAnsi="Calibri" w:cs="Calibri"/>
+          <w:rFonts w:ascii="Calibri" w:cs="Calibri" w:eastAsia="Calibri" w:hAnsi="Calibri"/>
           <w:i/>
           <w:iCs/>
           <w:color w:val="6B7A82"/>
           <w:sz w:val="19"/>
           <w:szCs w:val="19"/>
         </w:rPr>
-        <w:t>Caso 10.</w:t>
-      </w:r>
-    </w:p>
-    <w:p>
-      <w:pPr>
-        <w:spacing w:before="200" w:after="80"/>
-      </w:pPr>
-      <w:r>
-        <w:rPr>
-          <w:rFonts w:ascii="Calibri" w:eastAsia="Calibri" w:hAnsi="Calibri" w:cs="Calibri"/>
+        <w:t xml:space="preserve">Caso 10.</w:t>
+      </w:r>
+    </w:p>
+    <w:p>
+      <w:pPr>
+        <w:spacing w:after="80" w:before="200"/>
+      </w:pPr>
+      <w:r>
+        <w:rPr>
+          <w:rFonts w:ascii="Calibri" w:cs="Calibri" w:eastAsia="Calibri" w:hAnsi="Calibri"/>
           <w:b/>
           <w:bCs/>
           <w:color w:val="24425E"/>
           <w:sz w:val="22"/>
           <w:szCs w:val="22"/>
         </w:rPr>
-        <w:t>Caso 11 — Fuera de alcance</w:t>
-      </w:r>
-    </w:p>
-    <w:p>
-      <w:pPr>
-        <w:spacing w:after="160" w:line="288" w:lineRule="auto"/>
+        <w:t xml:space="preserve">Caso 11 — Fuera de alcance</w:t>
+      </w:r>
+    </w:p>
+    <w:p>
+      <w:pPr>
+        <w:spacing w:after="160" w:line="288"/>
         <w:jc w:val="both"/>
       </w:pPr>
       <w:r>
         <w:rPr>
-          <w:rFonts w:ascii="Calibri" w:eastAsia="Calibri" w:hAnsi="Calibri" w:cs="Calibri"/>
+          <w:rFonts w:ascii="Calibri" w:cs="Calibri" w:eastAsia="Calibri" w:hAnsi="Calibri"/>
           <w:b/>
           <w:bCs/>
           <w:sz w:val="21"/>
@@ -1753,23 +1737,23 @@
       </w:r>
       <w:r>
         <w:rPr>
-          <w:rFonts w:ascii="Calibri" w:eastAsia="Calibri" w:hAnsi="Calibri" w:cs="Calibri"/>
+          <w:rFonts w:ascii="Calibri" w:cs="Calibri" w:eastAsia="Calibri" w:hAnsi="Calibri"/>
           <w:i/>
           <w:iCs/>
           <w:sz w:val="21"/>
           <w:szCs w:val="21"/>
         </w:rPr>
-        <w:t>“¿Cuál es la capital de Francia?”</w:t>
-      </w:r>
-    </w:p>
-    <w:p>
-      <w:pPr>
-        <w:spacing w:after="160" w:line="288" w:lineRule="auto"/>
+        <w:t xml:space="preserve">“¿Cuál es la capital de Francia?”</w:t>
+      </w:r>
+    </w:p>
+    <w:p>
+      <w:pPr>
+        <w:spacing w:after="160" w:line="288"/>
         <w:jc w:val="both"/>
       </w:pPr>
       <w:r>
         <w:rPr>
-          <w:rFonts w:ascii="Calibri" w:eastAsia="Calibri" w:hAnsi="Calibri" w:cs="Calibri"/>
+          <w:rFonts w:ascii="Calibri" w:cs="Calibri" w:eastAsia="Calibri" w:hAnsi="Calibri"/>
           <w:b/>
           <w:bCs/>
           <w:sz w:val="21"/>
@@ -1779,27 +1763,24 @@
       </w:r>
       <w:r>
         <w:rPr>
-          <w:rFonts w:ascii="Calibri" w:eastAsia="Calibri" w:hAnsi="Calibri" w:cs="Calibri"/>
-          <w:sz w:val="21"/>
-          <w:szCs w:val="21"/>
-        </w:rPr>
-        <w:t>Correcto  ·  Tiempo: 1:02</w:t>
-      </w:r>
-    </w:p>
-    <w:p>
-      <w:pPr>
-        <w:spacing w:before="160" w:after="60"/>
+          <w:rFonts w:ascii="Calibri" w:cs="Calibri" w:eastAsia="Calibri" w:hAnsi="Calibri"/>
+          <w:sz w:val="21"/>
+          <w:szCs w:val="21"/>
+        </w:rPr>
+        <w:t xml:space="preserve">Correcto  ·  Tiempo: 1:02</w:t>
+      </w:r>
+    </w:p>
+    <w:p>
+      <w:pPr>
+        <w:spacing w:after="60" w:before="160"/>
         <w:jc w:val="center"/>
       </w:pPr>
       <w:r>
-        <w:rPr>
-          <w:noProof/>
-        </w:rPr>
         <w:drawing>
-          <wp:inline distT="0" distB="0" distL="0" distR="0" wp14:anchorId="3B41D378" wp14:editId="675A6919">
+          <wp:inline distT="0" distB="0" distL="0" distR="0">
             <wp:extent cx="4000500" cy="2066925"/>
-            <wp:effectExtent l="0" t="0" r="0" b="0"/>
-            <wp:docPr id="11" name="Imagen 11"/>
+            <wp:effectExtent t="0" r="0" b="0" l="0"/>
+            <wp:docPr id="11" name="" descr="" title=""/>
             <wp:cNvGraphicFramePr>
               <a:graphicFrameLocks xmlns:a="http://schemas.openxmlformats.org/drawingml/2006/main" noChangeAspect="1"/>
             </wp:cNvGraphicFramePr>
@@ -1807,13 +1788,13 @@
               <a:graphicData uri="http://schemas.openxmlformats.org/drawingml/2006/picture">
                 <pic:pic xmlns:pic="http://schemas.openxmlformats.org/drawingml/2006/picture">
                   <pic:nvPicPr>
-                    <pic:cNvPr id="0" name=""/>
+                    <pic:cNvPr id="0" name="" descr=""/>
                     <pic:cNvPicPr>
                       <a:picLocks noChangeAspect="1" noChangeArrowheads="1"/>
                     </pic:cNvPicPr>
                   </pic:nvPicPr>
                   <pic:blipFill>
-                    <a:blip r:embed="rId17"/>
+                    <a:blip r:embed="rId19" cstate="none"/>
                     <a:srcRect/>
                     <a:stretch>
                       <a:fillRect/>
@@ -1842,40 +1823,40 @@
       </w:pPr>
       <w:r>
         <w:rPr>
-          <w:rFonts w:ascii="Calibri" w:eastAsia="Calibri" w:hAnsi="Calibri" w:cs="Calibri"/>
+          <w:rFonts w:ascii="Calibri" w:cs="Calibri" w:eastAsia="Calibri" w:hAnsi="Calibri"/>
           <w:i/>
           <w:iCs/>
           <w:color w:val="6B7A82"/>
           <w:sz w:val="19"/>
           <w:szCs w:val="19"/>
         </w:rPr>
-        <w:t>Caso 11.</w:t>
-      </w:r>
-    </w:p>
-    <w:p>
-      <w:pPr>
-        <w:spacing w:before="200" w:after="80"/>
-      </w:pPr>
-      <w:r>
-        <w:rPr>
-          <w:rFonts w:ascii="Calibri" w:eastAsia="Calibri" w:hAnsi="Calibri" w:cs="Calibri"/>
+        <w:t xml:space="preserve">Caso 11.</w:t>
+      </w:r>
+    </w:p>
+    <w:p>
+      <w:pPr>
+        <w:spacing w:after="80" w:before="200"/>
+      </w:pPr>
+      <w:r>
+        <w:rPr>
+          <w:rFonts w:ascii="Calibri" w:cs="Calibri" w:eastAsia="Calibri" w:hAnsi="Calibri"/>
           <w:b/>
           <w:bCs/>
           <w:color w:val="24425E"/>
           <w:sz w:val="22"/>
           <w:szCs w:val="22"/>
         </w:rPr>
-        <w:t>Caso 12 — Fuera de alcance</w:t>
-      </w:r>
-    </w:p>
-    <w:p>
-      <w:pPr>
-        <w:spacing w:after="160" w:line="288" w:lineRule="auto"/>
+        <w:t xml:space="preserve">Caso 12 — Fuera de alcance</w:t>
+      </w:r>
+    </w:p>
+    <w:p>
+      <w:pPr>
+        <w:spacing w:after="160" w:line="288"/>
         <w:jc w:val="both"/>
       </w:pPr>
       <w:r>
         <w:rPr>
-          <w:rFonts w:ascii="Calibri" w:eastAsia="Calibri" w:hAnsi="Calibri" w:cs="Calibri"/>
+          <w:rFonts w:ascii="Calibri" w:cs="Calibri" w:eastAsia="Calibri" w:hAnsi="Calibri"/>
           <w:b/>
           <w:bCs/>
           <w:sz w:val="21"/>
@@ -1885,23 +1866,23 @@
       </w:r>
       <w:r>
         <w:rPr>
-          <w:rFonts w:ascii="Calibri" w:eastAsia="Calibri" w:hAnsi="Calibri" w:cs="Calibri"/>
+          <w:rFonts w:ascii="Calibri" w:cs="Calibri" w:eastAsia="Calibri" w:hAnsi="Calibri"/>
           <w:i/>
           <w:iCs/>
           <w:sz w:val="21"/>
           <w:szCs w:val="21"/>
         </w:rPr>
-        <w:t>“Ayúdame con mi tarea de matemáticas”</w:t>
-      </w:r>
-    </w:p>
-    <w:p>
-      <w:pPr>
-        <w:spacing w:after="160" w:line="288" w:lineRule="auto"/>
+        <w:t xml:space="preserve">“Ayúdame con mi tarea de matemáticas”</w:t>
+      </w:r>
+    </w:p>
+    <w:p>
+      <w:pPr>
+        <w:spacing w:after="160" w:line="288"/>
         <w:jc w:val="both"/>
       </w:pPr>
       <w:r>
         <w:rPr>
-          <w:rFonts w:ascii="Calibri" w:eastAsia="Calibri" w:hAnsi="Calibri" w:cs="Calibri"/>
+          <w:rFonts w:ascii="Calibri" w:cs="Calibri" w:eastAsia="Calibri" w:hAnsi="Calibri"/>
           <w:b/>
           <w:bCs/>
           <w:sz w:val="21"/>
@@ -1911,28 +1892,24 @@
       </w:r>
       <w:r>
         <w:rPr>
-          <w:rFonts w:ascii="Calibri" w:eastAsia="Calibri" w:hAnsi="Calibri" w:cs="Calibri"/>
-          <w:sz w:val="21"/>
-          <w:szCs w:val="21"/>
-        </w:rPr>
-        <w:t>Correcto  ·  Tiempo: 1:12</w:t>
-      </w:r>
-    </w:p>
-    <w:p>
-      <w:pPr>
-        <w:spacing w:before="160" w:after="60"/>
+          <w:rFonts w:ascii="Calibri" w:cs="Calibri" w:eastAsia="Calibri" w:hAnsi="Calibri"/>
+          <w:sz w:val="21"/>
+          <w:szCs w:val="21"/>
+        </w:rPr>
+        <w:t xml:space="preserve">Correcto  ·  Tiempo: 1:12</w:t>
+      </w:r>
+    </w:p>
+    <w:p>
+      <w:pPr>
+        <w:spacing w:after="60" w:before="160"/>
         <w:jc w:val="center"/>
       </w:pPr>
       <w:r>
-        <w:rPr>
-          <w:noProof/>
-        </w:rPr>
-        <w:lastRenderedPageBreak/>
         <w:drawing>
-          <wp:inline distT="0" distB="0" distL="0" distR="0" wp14:anchorId="127EE15E" wp14:editId="28987B3D">
+          <wp:inline distT="0" distB="0" distL="0" distR="0">
             <wp:extent cx="4000500" cy="2066925"/>
-            <wp:effectExtent l="0" t="0" r="0" b="0"/>
-            <wp:docPr id="12" name="Imagen 12"/>
+            <wp:effectExtent t="0" r="0" b="0" l="0"/>
+            <wp:docPr id="12" name="" descr="" title=""/>
             <wp:cNvGraphicFramePr>
               <a:graphicFrameLocks xmlns:a="http://schemas.openxmlformats.org/drawingml/2006/main" noChangeAspect="1"/>
             </wp:cNvGraphicFramePr>
@@ -1940,13 +1917,13 @@
               <a:graphicData uri="http://schemas.openxmlformats.org/drawingml/2006/picture">
                 <pic:pic xmlns:pic="http://schemas.openxmlformats.org/drawingml/2006/picture">
                   <pic:nvPicPr>
-                    <pic:cNvPr id="0" name=""/>
+                    <pic:cNvPr id="0" name="" descr=""/>
                     <pic:cNvPicPr>
                       <a:picLocks noChangeAspect="1" noChangeArrowheads="1"/>
                     </pic:cNvPicPr>
                   </pic:nvPicPr>
                   <pic:blipFill>
-                    <a:blip r:embed="rId18"/>
+                    <a:blip r:embed="rId20" cstate="none"/>
                     <a:srcRect/>
                     <a:stretch>
                       <a:fillRect/>
@@ -1975,14 +1952,14 @@
       </w:pPr>
       <w:r>
         <w:rPr>
-          <w:rFonts w:ascii="Calibri" w:eastAsia="Calibri" w:hAnsi="Calibri" w:cs="Calibri"/>
+          <w:rFonts w:ascii="Calibri" w:cs="Calibri" w:eastAsia="Calibri" w:hAnsi="Calibri"/>
           <w:i/>
           <w:iCs/>
           <w:color w:val="6B7A82"/>
           <w:sz w:val="19"/>
           <w:szCs w:val="19"/>
         </w:rPr>
-        <w:t>Caso 12.</w:t>
+        <w:t xml:space="preserve">Caso 12.</w:t>
       </w:r>
     </w:p>
     <w:p>
@@ -1992,63 +1969,67 @@
     </w:p>
     <w:p>
       <w:pPr>
-        <w:pStyle w:val="Ttulo1"/>
+        <w:pStyle w:val="Heading1"/>
         <w:pBdr>
-          <w:bottom w:val="single" w:sz="6" w:space="4" w:color="D98E3A"/>
+          <w:bottom w:val="single" w:color="D98E3A" w:sz="6" w:space="4"/>
         </w:pBdr>
-        <w:spacing w:before="480" w:after="200"/>
-      </w:pPr>
-      <w:r>
-        <w:rPr>
-          <w:rFonts w:ascii="Calibri" w:eastAsia="Calibri" w:hAnsi="Calibri" w:cs="Calibri"/>
+        <w:spacing w:after="200" w:before="480"/>
+      </w:pPr>
+      <w:r>
+        <w:rPr>
+          <w:rFonts w:ascii="Calibri" w:cs="Calibri" w:eastAsia="Calibri" w:hAnsi="Calibri"/>
           <w:b/>
           <w:bCs/>
           <w:color w:val="24425E"/>
           <w:sz w:val="30"/>
           <w:szCs w:val="30"/>
         </w:rPr>
-        <w:t>6. Categoría 5 — Pregunta abierta / subjetiva</w:t>
-      </w:r>
-    </w:p>
-    <w:p>
-      <w:pPr>
-        <w:spacing w:after="160" w:line="288" w:lineRule="auto"/>
+        <w:t xml:space="preserve">6. Categoría 5 — Pregunta abierta / subjetiva</w:t>
+      </w:r>
+    </w:p>
+    <w:p>
+      <w:pPr>
+        <w:spacing w:after="160" w:line="288"/>
         <w:jc w:val="both"/>
       </w:pPr>
       <w:r>
         <w:rPr>
-          <w:rFonts w:ascii="Calibri" w:eastAsia="Calibri" w:hAnsi="Calibri" w:cs="Calibri"/>
+          <w:rFonts w:ascii="Calibri" w:cs="Calibri" w:eastAsia="Calibri" w:hAnsi="Calibri"/>
+          <w:b w:val="false"/>
+          <w:bCs w:val="false"/>
+          <w:i w:val="false"/>
+          <w:iCs w:val="false"/>
           <w:color w:val="222222"/>
           <w:sz w:val="22"/>
           <w:szCs w:val="22"/>
         </w:rPr>
-        <w:t>Preguntas de opinión o de orientación que no tienen una única respuesta correcta almacenada en Moodle. Se evalúa que la respuesta sea coherente, útil y no contradiga los datos reales de los cursos.</w:t>
-      </w:r>
-    </w:p>
-    <w:p>
-      <w:pPr>
-        <w:spacing w:before="200" w:after="80"/>
-      </w:pPr>
-      <w:r>
-        <w:rPr>
-          <w:rFonts w:ascii="Calibri" w:eastAsia="Calibri" w:hAnsi="Calibri" w:cs="Calibri"/>
+        <w:t xml:space="preserve">Preguntas de opinión o de orientación que no tienen una única respuesta correcta almacenada en Moodle. Se evalúa que la respuesta sea coherente, útil y no contradiga los datos reales de los cursos.</w:t>
+      </w:r>
+    </w:p>
+    <w:p>
+      <w:pPr>
+        <w:spacing w:after="80" w:before="200"/>
+      </w:pPr>
+      <w:r>
+        <w:rPr>
+          <w:rFonts w:ascii="Calibri" w:cs="Calibri" w:eastAsia="Calibri" w:hAnsi="Calibri"/>
           <w:b/>
           <w:bCs/>
           <w:color w:val="24425E"/>
           <w:sz w:val="22"/>
           <w:szCs w:val="22"/>
         </w:rPr>
-        <w:t>Caso 13 — Pregunta abierta / subjetiva</w:t>
-      </w:r>
-    </w:p>
-    <w:p>
-      <w:pPr>
-        <w:spacing w:after="160" w:line="288" w:lineRule="auto"/>
+        <w:t xml:space="preserve">Caso 13 — Pregunta abierta / subjetiva</w:t>
+      </w:r>
+    </w:p>
+    <w:p>
+      <w:pPr>
+        <w:spacing w:after="160" w:line="288"/>
         <w:jc w:val="both"/>
       </w:pPr>
       <w:r>
         <w:rPr>
-          <w:rFonts w:ascii="Calibri" w:eastAsia="Calibri" w:hAnsi="Calibri" w:cs="Calibri"/>
+          <w:rFonts w:ascii="Calibri" w:cs="Calibri" w:eastAsia="Calibri" w:hAnsi="Calibri"/>
           <w:b/>
           <w:bCs/>
           <w:sz w:val="21"/>
@@ -2058,23 +2039,23 @@
       </w:r>
       <w:r>
         <w:rPr>
-          <w:rFonts w:ascii="Calibri" w:eastAsia="Calibri" w:hAnsi="Calibri" w:cs="Calibri"/>
+          <w:rFonts w:ascii="Calibri" w:cs="Calibri" w:eastAsia="Calibri" w:hAnsi="Calibri"/>
           <w:i/>
           <w:iCs/>
           <w:sz w:val="21"/>
           <w:szCs w:val="21"/>
         </w:rPr>
-        <w:t>“¿Por qué es importante estudiar Lectura Crítica para el Saber 11?”</w:t>
-      </w:r>
-    </w:p>
-    <w:p>
-      <w:pPr>
-        <w:spacing w:after="160" w:line="288" w:lineRule="auto"/>
+        <w:t xml:space="preserve">“¿Por qué es importante estudiar Lectura Crítica para el Saber 11?”</w:t>
+      </w:r>
+    </w:p>
+    <w:p>
+      <w:pPr>
+        <w:spacing w:after="160" w:line="288"/>
         <w:jc w:val="both"/>
       </w:pPr>
       <w:r>
         <w:rPr>
-          <w:rFonts w:ascii="Calibri" w:eastAsia="Calibri" w:hAnsi="Calibri" w:cs="Calibri"/>
+          <w:rFonts w:ascii="Calibri" w:cs="Calibri" w:eastAsia="Calibri" w:hAnsi="Calibri"/>
           <w:b/>
           <w:bCs/>
           <w:sz w:val="21"/>
@@ -2084,27 +2065,24 @@
       </w:r>
       <w:r>
         <w:rPr>
-          <w:rFonts w:ascii="Calibri" w:eastAsia="Calibri" w:hAnsi="Calibri" w:cs="Calibri"/>
-          <w:sz w:val="21"/>
-          <w:szCs w:val="21"/>
-        </w:rPr>
-        <w:t>Correcto  ·  Tiempo: 1:34</w:t>
-      </w:r>
-    </w:p>
-    <w:p>
-      <w:pPr>
-        <w:spacing w:before="160" w:after="60"/>
+          <w:rFonts w:ascii="Calibri" w:cs="Calibri" w:eastAsia="Calibri" w:hAnsi="Calibri"/>
+          <w:sz w:val="21"/>
+          <w:szCs w:val="21"/>
+        </w:rPr>
+        <w:t xml:space="preserve">Correcto  ·  Tiempo: 1:34</w:t>
+      </w:r>
+    </w:p>
+    <w:p>
+      <w:pPr>
+        <w:spacing w:after="60" w:before="160"/>
         <w:jc w:val="center"/>
       </w:pPr>
       <w:r>
-        <w:rPr>
-          <w:noProof/>
-        </w:rPr>
         <w:drawing>
-          <wp:inline distT="0" distB="0" distL="0" distR="0" wp14:anchorId="7CBC8D73" wp14:editId="688B811E">
+          <wp:inline distT="0" distB="0" distL="0" distR="0">
             <wp:extent cx="4000500" cy="2066925"/>
-            <wp:effectExtent l="0" t="0" r="0" b="0"/>
-            <wp:docPr id="13" name="Imagen 13"/>
+            <wp:effectExtent t="0" r="0" b="0" l="0"/>
+            <wp:docPr id="13" name="" descr="" title=""/>
             <wp:cNvGraphicFramePr>
               <a:graphicFrameLocks xmlns:a="http://schemas.openxmlformats.org/drawingml/2006/main" noChangeAspect="1"/>
             </wp:cNvGraphicFramePr>
@@ -2112,13 +2090,13 @@
               <a:graphicData uri="http://schemas.openxmlformats.org/drawingml/2006/picture">
                 <pic:pic xmlns:pic="http://schemas.openxmlformats.org/drawingml/2006/picture">
                   <pic:nvPicPr>
-                    <pic:cNvPr id="0" name=""/>
+                    <pic:cNvPr id="0" name="" descr=""/>
                     <pic:cNvPicPr>
                       <a:picLocks noChangeAspect="1" noChangeArrowheads="1"/>
                     </pic:cNvPicPr>
                   </pic:nvPicPr>
                   <pic:blipFill>
-                    <a:blip r:embed="rId19"/>
+                    <a:blip r:embed="rId21" cstate="none"/>
                     <a:srcRect/>
                     <a:stretch>
                       <a:fillRect/>
@@ -2147,40 +2125,40 @@
       </w:pPr>
       <w:r>
         <w:rPr>
-          <w:rFonts w:ascii="Calibri" w:eastAsia="Calibri" w:hAnsi="Calibri" w:cs="Calibri"/>
+          <w:rFonts w:ascii="Calibri" w:cs="Calibri" w:eastAsia="Calibri" w:hAnsi="Calibri"/>
           <w:i/>
           <w:iCs/>
           <w:color w:val="6B7A82"/>
           <w:sz w:val="19"/>
           <w:szCs w:val="19"/>
         </w:rPr>
-        <w:t>Caso 13.</w:t>
-      </w:r>
-    </w:p>
-    <w:p>
-      <w:pPr>
-        <w:spacing w:before="200" w:after="80"/>
-      </w:pPr>
-      <w:r>
-        <w:rPr>
-          <w:rFonts w:ascii="Calibri" w:eastAsia="Calibri" w:hAnsi="Calibri" w:cs="Calibri"/>
+        <w:t xml:space="preserve">Caso 13.</w:t>
+      </w:r>
+    </w:p>
+    <w:p>
+      <w:pPr>
+        <w:spacing w:after="80" w:before="200"/>
+      </w:pPr>
+      <w:r>
+        <w:rPr>
+          <w:rFonts w:ascii="Calibri" w:cs="Calibri" w:eastAsia="Calibri" w:hAnsi="Calibri"/>
           <w:b/>
           <w:bCs/>
           <w:color w:val="24425E"/>
           <w:sz w:val="22"/>
           <w:szCs w:val="22"/>
         </w:rPr>
-        <w:t>Caso 14 — Pregunta abierta / subjetiva</w:t>
-      </w:r>
-    </w:p>
-    <w:p>
-      <w:pPr>
-        <w:spacing w:after="160" w:line="288" w:lineRule="auto"/>
+        <w:t xml:space="preserve">Caso 14 — Pregunta abierta / subjetiva</w:t>
+      </w:r>
+    </w:p>
+    <w:p>
+      <w:pPr>
+        <w:spacing w:after="160" w:line="288"/>
         <w:jc w:val="both"/>
       </w:pPr>
       <w:r>
         <w:rPr>
-          <w:rFonts w:ascii="Calibri" w:eastAsia="Calibri" w:hAnsi="Calibri" w:cs="Calibri"/>
+          <w:rFonts w:ascii="Calibri" w:cs="Calibri" w:eastAsia="Calibri" w:hAnsi="Calibri"/>
           <w:b/>
           <w:bCs/>
           <w:sz w:val="21"/>
@@ -2190,23 +2168,23 @@
       </w:r>
       <w:r>
         <w:rPr>
-          <w:rFonts w:ascii="Calibri" w:eastAsia="Calibri" w:hAnsi="Calibri" w:cs="Calibri"/>
+          <w:rFonts w:ascii="Calibri" w:cs="Calibri" w:eastAsia="Calibri" w:hAnsi="Calibri"/>
           <w:i/>
           <w:iCs/>
           <w:sz w:val="21"/>
           <w:szCs w:val="21"/>
         </w:rPr>
-        <w:t>“¿Qué tan difícil es el curso de Ciencias Naturales?”</w:t>
-      </w:r>
-    </w:p>
-    <w:p>
-      <w:pPr>
-        <w:spacing w:after="160" w:line="288" w:lineRule="auto"/>
+        <w:t xml:space="preserve">“¿Qué tan difícil es el curso de Ciencias Naturales?”</w:t>
+      </w:r>
+    </w:p>
+    <w:p>
+      <w:pPr>
+        <w:spacing w:after="160" w:line="288"/>
         <w:jc w:val="both"/>
       </w:pPr>
       <w:r>
         <w:rPr>
-          <w:rFonts w:ascii="Calibri" w:eastAsia="Calibri" w:hAnsi="Calibri" w:cs="Calibri"/>
+          <w:rFonts w:ascii="Calibri" w:cs="Calibri" w:eastAsia="Calibri" w:hAnsi="Calibri"/>
           <w:b/>
           <w:bCs/>
           <w:sz w:val="21"/>
@@ -2216,27 +2194,24 @@
       </w:r>
       <w:r>
         <w:rPr>
-          <w:rFonts w:ascii="Calibri" w:eastAsia="Calibri" w:hAnsi="Calibri" w:cs="Calibri"/>
-          <w:sz w:val="21"/>
-          <w:szCs w:val="21"/>
-        </w:rPr>
-        <w:t>Correcto  ·  Tiempo: 2:32</w:t>
-      </w:r>
-    </w:p>
-    <w:p>
-      <w:pPr>
-        <w:spacing w:before="160" w:after="60"/>
+          <w:rFonts w:ascii="Calibri" w:cs="Calibri" w:eastAsia="Calibri" w:hAnsi="Calibri"/>
+          <w:sz w:val="21"/>
+          <w:szCs w:val="21"/>
+        </w:rPr>
+        <w:t xml:space="preserve">Correcto  ·  Tiempo: 2:32</w:t>
+      </w:r>
+    </w:p>
+    <w:p>
+      <w:pPr>
+        <w:spacing w:after="60" w:before="160"/>
         <w:jc w:val="center"/>
       </w:pPr>
       <w:r>
-        <w:rPr>
-          <w:noProof/>
-        </w:rPr>
         <w:drawing>
-          <wp:inline distT="0" distB="0" distL="0" distR="0" wp14:anchorId="4AE53DFB" wp14:editId="5787971B">
+          <wp:inline distT="0" distB="0" distL="0" distR="0">
             <wp:extent cx="4000500" cy="2057400"/>
-            <wp:effectExtent l="0" t="0" r="0" b="0"/>
-            <wp:docPr id="14" name="Imagen 14"/>
+            <wp:effectExtent t="0" r="0" b="0" l="0"/>
+            <wp:docPr id="14" name="" descr="" title=""/>
             <wp:cNvGraphicFramePr>
               <a:graphicFrameLocks xmlns:a="http://schemas.openxmlformats.org/drawingml/2006/main" noChangeAspect="1"/>
             </wp:cNvGraphicFramePr>
@@ -2244,13 +2219,13 @@
               <a:graphicData uri="http://schemas.openxmlformats.org/drawingml/2006/picture">
                 <pic:pic xmlns:pic="http://schemas.openxmlformats.org/drawingml/2006/picture">
                   <pic:nvPicPr>
-                    <pic:cNvPr id="0" name=""/>
+                    <pic:cNvPr id="0" name="" descr=""/>
                     <pic:cNvPicPr>
                       <a:picLocks noChangeAspect="1" noChangeArrowheads="1"/>
                     </pic:cNvPicPr>
                   </pic:nvPicPr>
                   <pic:blipFill>
-                    <a:blip r:embed="rId20"/>
+                    <a:blip r:embed="rId22" cstate="none"/>
                     <a:srcRect/>
                     <a:stretch>
                       <a:fillRect/>
@@ -2279,40 +2254,40 @@
       </w:pPr>
       <w:r>
         <w:rPr>
-          <w:rFonts w:ascii="Calibri" w:eastAsia="Calibri" w:hAnsi="Calibri" w:cs="Calibri"/>
+          <w:rFonts w:ascii="Calibri" w:cs="Calibri" w:eastAsia="Calibri" w:hAnsi="Calibri"/>
           <w:i/>
           <w:iCs/>
           <w:color w:val="6B7A82"/>
           <w:sz w:val="19"/>
           <w:szCs w:val="19"/>
         </w:rPr>
-        <w:t>Caso 14.</w:t>
-      </w:r>
-    </w:p>
-    <w:p>
-      <w:pPr>
-        <w:spacing w:before="200" w:after="80"/>
-      </w:pPr>
-      <w:r>
-        <w:rPr>
-          <w:rFonts w:ascii="Calibri" w:eastAsia="Calibri" w:hAnsi="Calibri" w:cs="Calibri"/>
+        <w:t xml:space="preserve">Caso 14.</w:t>
+      </w:r>
+    </w:p>
+    <w:p>
+      <w:pPr>
+        <w:spacing w:after="80" w:before="200"/>
+      </w:pPr>
+      <w:r>
+        <w:rPr>
+          <w:rFonts w:ascii="Calibri" w:cs="Calibri" w:eastAsia="Calibri" w:hAnsi="Calibri"/>
           <w:b/>
           <w:bCs/>
           <w:color w:val="24425E"/>
           <w:sz w:val="22"/>
           <w:szCs w:val="22"/>
         </w:rPr>
-        <w:t>Caso 15 — Pregunta abierta / subjetiva</w:t>
-      </w:r>
-    </w:p>
-    <w:p>
-      <w:pPr>
-        <w:spacing w:after="160" w:line="288" w:lineRule="auto"/>
+        <w:t xml:space="preserve">Caso 15 — Pregunta abierta / subjetiva</w:t>
+      </w:r>
+    </w:p>
+    <w:p>
+      <w:pPr>
+        <w:spacing w:after="160" w:line="288"/>
         <w:jc w:val="both"/>
       </w:pPr>
       <w:r>
         <w:rPr>
-          <w:rFonts w:ascii="Calibri" w:eastAsia="Calibri" w:hAnsi="Calibri" w:cs="Calibri"/>
+          <w:rFonts w:ascii="Calibri" w:cs="Calibri" w:eastAsia="Calibri" w:hAnsi="Calibri"/>
           <w:b/>
           <w:bCs/>
           <w:sz w:val="21"/>
@@ -2322,23 +2297,23 @@
       </w:r>
       <w:r>
         <w:rPr>
-          <w:rFonts w:ascii="Calibri" w:eastAsia="Calibri" w:hAnsi="Calibri" w:cs="Calibri"/>
+          <w:rFonts w:ascii="Calibri" w:cs="Calibri" w:eastAsia="Calibri" w:hAnsi="Calibri"/>
           <w:i/>
           <w:iCs/>
           <w:sz w:val="21"/>
           <w:szCs w:val="21"/>
         </w:rPr>
-        <w:t>“Recomiéndame por cuál curso empezar”</w:t>
-      </w:r>
-    </w:p>
-    <w:p>
-      <w:pPr>
-        <w:spacing w:after="160" w:line="288" w:lineRule="auto"/>
+        <w:t xml:space="preserve">“Recomiéndame por cuál curso empezar”</w:t>
+      </w:r>
+    </w:p>
+    <w:p>
+      <w:pPr>
+        <w:spacing w:after="160" w:line="288"/>
         <w:jc w:val="both"/>
       </w:pPr>
       <w:r>
         <w:rPr>
-          <w:rFonts w:ascii="Calibri" w:eastAsia="Calibri" w:hAnsi="Calibri" w:cs="Calibri"/>
+          <w:rFonts w:ascii="Calibri" w:cs="Calibri" w:eastAsia="Calibri" w:hAnsi="Calibri"/>
           <w:b/>
           <w:bCs/>
           <w:sz w:val="21"/>
@@ -2348,28 +2323,24 @@
       </w:r>
       <w:r>
         <w:rPr>
-          <w:rFonts w:ascii="Calibri" w:eastAsia="Calibri" w:hAnsi="Calibri" w:cs="Calibri"/>
-          <w:sz w:val="21"/>
-          <w:szCs w:val="21"/>
-        </w:rPr>
-        <w:t>Correcto  ·  Tiempo: 3:23</w:t>
-      </w:r>
-    </w:p>
-    <w:p>
-      <w:pPr>
-        <w:spacing w:before="160" w:after="60"/>
+          <w:rFonts w:ascii="Calibri" w:cs="Calibri" w:eastAsia="Calibri" w:hAnsi="Calibri"/>
+          <w:sz w:val="21"/>
+          <w:szCs w:val="21"/>
+        </w:rPr>
+        <w:t xml:space="preserve">Correcto  ·  Tiempo: 3:23</w:t>
+      </w:r>
+    </w:p>
+    <w:p>
+      <w:pPr>
+        <w:spacing w:after="60" w:before="160"/>
         <w:jc w:val="center"/>
       </w:pPr>
       <w:r>
-        <w:rPr>
-          <w:noProof/>
-        </w:rPr>
-        <w:lastRenderedPageBreak/>
         <w:drawing>
-          <wp:inline distT="0" distB="0" distL="0" distR="0" wp14:anchorId="07BCC73F" wp14:editId="70346698">
+          <wp:inline distT="0" distB="0" distL="0" distR="0">
             <wp:extent cx="4000500" cy="2066925"/>
-            <wp:effectExtent l="0" t="0" r="0" b="0"/>
-            <wp:docPr id="15" name="Imagen 15"/>
+            <wp:effectExtent t="0" r="0" b="0" l="0"/>
+            <wp:docPr id="15" name="" descr="" title=""/>
             <wp:cNvGraphicFramePr>
               <a:graphicFrameLocks xmlns:a="http://schemas.openxmlformats.org/drawingml/2006/main" noChangeAspect="1"/>
             </wp:cNvGraphicFramePr>
@@ -2377,13 +2348,13 @@
               <a:graphicData uri="http://schemas.openxmlformats.org/drawingml/2006/picture">
                 <pic:pic xmlns:pic="http://schemas.openxmlformats.org/drawingml/2006/picture">
                   <pic:nvPicPr>
-                    <pic:cNvPr id="0" name=""/>
+                    <pic:cNvPr id="0" name="" descr=""/>
                     <pic:cNvPicPr>
                       <a:picLocks noChangeAspect="1" noChangeArrowheads="1"/>
                     </pic:cNvPicPr>
                   </pic:nvPicPr>
                   <pic:blipFill>
-                    <a:blip r:embed="rId21"/>
+                    <a:blip r:embed="rId23" cstate="none"/>
                     <a:srcRect/>
                     <a:stretch>
                       <a:fillRect/>
@@ -2412,30 +2383,27 @@
       </w:pPr>
       <w:r>
         <w:rPr>
-          <w:rFonts w:ascii="Calibri" w:eastAsia="Calibri" w:hAnsi="Calibri" w:cs="Calibri"/>
+          <w:rFonts w:ascii="Calibri" w:cs="Calibri" w:eastAsia="Calibri" w:hAnsi="Calibri"/>
           <w:i/>
           <w:iCs/>
           <w:color w:val="6B7A82"/>
           <w:sz w:val="19"/>
           <w:szCs w:val="19"/>
         </w:rPr>
-        <w:t>Caso 15 (respuesta larga, capturada en dos tomas). (1/2)</w:t>
-      </w:r>
-    </w:p>
-    <w:p>
-      <w:pPr>
-        <w:spacing w:before="160" w:after="60"/>
+        <w:t xml:space="preserve">Caso 15 (respuesta larga, capturada en dos tomas). (1/2)</w:t>
+      </w:r>
+    </w:p>
+    <w:p>
+      <w:pPr>
+        <w:spacing w:after="60" w:before="160"/>
         <w:jc w:val="center"/>
       </w:pPr>
       <w:r>
-        <w:rPr>
-          <w:noProof/>
-        </w:rPr>
         <w:drawing>
-          <wp:inline distT="0" distB="0" distL="0" distR="0" wp14:anchorId="2550C397" wp14:editId="266C40C3">
+          <wp:inline distT="0" distB="0" distL="0" distR="0">
             <wp:extent cx="4000500" cy="2057400"/>
-            <wp:effectExtent l="0" t="0" r="0" b="0"/>
-            <wp:docPr id="16" name="Imagen 16"/>
+            <wp:effectExtent t="0" r="0" b="0" l="0"/>
+            <wp:docPr id="16" name="" descr="" title=""/>
             <wp:cNvGraphicFramePr>
               <a:graphicFrameLocks xmlns:a="http://schemas.openxmlformats.org/drawingml/2006/main" noChangeAspect="1"/>
             </wp:cNvGraphicFramePr>
@@ -2443,13 +2411,13 @@
               <a:graphicData uri="http://schemas.openxmlformats.org/drawingml/2006/picture">
                 <pic:pic xmlns:pic="http://schemas.openxmlformats.org/drawingml/2006/picture">
                   <pic:nvPicPr>
-                    <pic:cNvPr id="0" name=""/>
+                    <pic:cNvPr id="0" name="" descr=""/>
                     <pic:cNvPicPr>
                       <a:picLocks noChangeAspect="1" noChangeArrowheads="1"/>
                     </pic:cNvPicPr>
                   </pic:nvPicPr>
                   <pic:blipFill>
-                    <a:blip r:embed="rId22"/>
+                    <a:blip r:embed="rId24" cstate="none"/>
                     <a:srcRect/>
                     <a:stretch>
                       <a:fillRect/>
@@ -2478,14 +2446,14 @@
       </w:pPr>
       <w:r>
         <w:rPr>
-          <w:rFonts w:ascii="Calibri" w:eastAsia="Calibri" w:hAnsi="Calibri" w:cs="Calibri"/>
+          <w:rFonts w:ascii="Calibri" w:cs="Calibri" w:eastAsia="Calibri" w:hAnsi="Calibri"/>
           <w:i/>
           <w:iCs/>
           <w:color w:val="6B7A82"/>
           <w:sz w:val="19"/>
           <w:szCs w:val="19"/>
         </w:rPr>
-        <w:t>Caso 15 (respuesta larga, capturada en dos tomas). (2/2)</w:t>
+        <w:t xml:space="preserve">Caso 15 (respuesta larga, capturada en dos tomas). (2/2)</w:t>
       </w:r>
     </w:p>
     <w:p>
@@ -2495,898 +2463,1389 @@
     </w:p>
     <w:p>
       <w:pPr>
-        <w:pStyle w:val="Ttulo1"/>
+        <w:pStyle w:val="Heading1"/>
         <w:pBdr>
-          <w:bottom w:val="single" w:sz="6" w:space="4" w:color="D98E3A"/>
+          <w:bottom w:val="single" w:color="D98E3A" w:sz="6" w:space="4"/>
         </w:pBdr>
-        <w:spacing w:before="480" w:after="200"/>
-      </w:pPr>
-      <w:r>
-        <w:rPr>
-          <w:rFonts w:ascii="Calibri" w:eastAsia="Calibri" w:hAnsi="Calibri" w:cs="Calibri"/>
+        <w:spacing w:after="200" w:before="480"/>
+      </w:pPr>
+      <w:r>
+        <w:rPr>
+          <w:rFonts w:ascii="Calibri" w:cs="Calibri" w:eastAsia="Calibri" w:hAnsi="Calibri"/>
           <w:b/>
           <w:bCs/>
           <w:color w:val="24425E"/>
           <w:sz w:val="30"/>
           <w:szCs w:val="30"/>
         </w:rPr>
-        <w:t>7. Resumen de resultados</w:t>
-      </w:r>
-    </w:p>
-    <w:p>
-      <w:pPr>
-        <w:spacing w:after="160" w:line="288" w:lineRule="auto"/>
+        <w:t xml:space="preserve">7. Gestión de sesión e historial de conversaciones</w:t>
+      </w:r>
+    </w:p>
+    <w:p>
+      <w:pPr>
+        <w:spacing w:after="160" w:line="288"/>
         <w:jc w:val="both"/>
       </w:pPr>
       <w:r>
         <w:rPr>
-          <w:rFonts w:ascii="Calibri" w:eastAsia="Calibri" w:hAnsi="Calibri" w:cs="Calibri"/>
+          <w:rFonts w:ascii="Calibri" w:cs="Calibri" w:eastAsia="Calibri" w:hAnsi="Calibri"/>
+          <w:b w:val="false"/>
+          <w:bCs w:val="false"/>
+          <w:i w:val="false"/>
+          <w:iCs w:val="false"/>
           <w:color w:val="222222"/>
           <w:sz w:val="22"/>
           <w:szCs w:val="22"/>
         </w:rPr>
-        <w:t>La Tabla 1 consolida la precisión obtenida por categoría, calculada como el número de respuestas correctas sobre el total de casos evaluados en cada una.</w:t>
+        <w:t xml:space="preserve">Capturas de las reglas de sesión y del panel de historial. Se tomaron sobre una página de prueba que simula la sesión de Moodle (usuario y sesión intercambiables), conectada a los workflows de n8n y al bridge reales; por eso se ve el encabezado «Moodle simulado (solo pruebas)». Corresponden a las pruebas H1 a H6 del Informe de Pruebas Funcionales (Anexo C).</w:t>
+      </w:r>
+    </w:p>
+    <w:p>
+      <w:pPr>
+        <w:pStyle w:val="Heading2"/>
+        <w:spacing w:after="140" w:before="320"/>
+      </w:pPr>
+      <w:r>
+        <w:rPr>
+          <w:rFonts w:ascii="Calibri" w:cs="Calibri" w:eastAsia="Calibri" w:hAnsi="Calibri"/>
+          <w:b/>
+          <w:bCs/>
+          <w:color w:val="4E95C2"/>
+          <w:sz w:val="24"/>
+          <w:szCs w:val="24"/>
+        </w:rPr>
+        <w:t xml:space="preserve">Chat actual dentro de la sesión (H1)</w:t>
+      </w:r>
+    </w:p>
+    <w:p>
+      <w:pPr>
+        <w:spacing w:after="160" w:line="288"/>
+        <w:jc w:val="both"/>
+      </w:pPr>
+      <w:r>
+        <w:rPr>
+          <w:rFonts w:ascii="Calibri" w:cs="Calibri" w:eastAsia="Calibri" w:hAnsi="Calibri"/>
+          <w:b w:val="false"/>
+          <w:bCs w:val="false"/>
+          <w:i w:val="false"/>
+          <w:iCs w:val="false"/>
+          <w:color w:val="222222"/>
+          <w:sz w:val="22"/>
+          <w:szCs w:val="22"/>
+        </w:rPr>
+        <w:t xml:space="preserve">Mientras la sesión sea la misma, el chat en curso se conserva. Se muestran los botones de Historial (reloj) y Nueva conversación (+) en la cabecera.</w:t>
+      </w:r>
+    </w:p>
+    <w:p>
+      <w:pPr>
+        <w:spacing w:after="60" w:before="160"/>
+        <w:jc w:val="center"/>
+      </w:pPr>
+      <w:r>
+        <w:drawing>
+          <wp:inline distT="0" distB="0" distL="0" distR="0">
+            <wp:extent cx="4000500" cy="4000500"/>
+            <wp:effectExtent t="0" r="0" b="0" l="0"/>
+            <wp:docPr id="17" name="" descr="" title=""/>
+            <wp:cNvGraphicFramePr>
+              <a:graphicFrameLocks xmlns:a="http://schemas.openxmlformats.org/drawingml/2006/main" noChangeAspect="1"/>
+            </wp:cNvGraphicFramePr>
+            <a:graphic xmlns:a="http://schemas.openxmlformats.org/drawingml/2006/main">
+              <a:graphicData uri="http://schemas.openxmlformats.org/drawingml/2006/picture">
+                <pic:pic xmlns:pic="http://schemas.openxmlformats.org/drawingml/2006/picture">
+                  <pic:nvPicPr>
+                    <pic:cNvPr id="0" name="" descr=""/>
+                    <pic:cNvPicPr>
+                      <a:picLocks noChangeAspect="1" noChangeArrowheads="1"/>
+                    </pic:cNvPicPr>
+                  </pic:nvPicPr>
+                  <pic:blipFill>
+                    <a:blip r:embed="rId25" cstate="none"/>
+                    <a:srcRect/>
+                    <a:stretch>
+                      <a:fillRect/>
+                    </a:stretch>
+                  </pic:blipFill>
+                  <pic:spPr bwMode="auto">
+                    <a:xfrm>
+                      <a:off x="0" y="0"/>
+                      <a:ext cx="4000500" cy="4000500"/>
+                    </a:xfrm>
+                    <a:prstGeom prst="rect">
+                      <a:avLst/>
+                    </a:prstGeom>
+                  </pic:spPr>
+                </pic:pic>
+              </a:graphicData>
+            </a:graphic>
+          </wp:inline>
+        </w:drawing>
+      </w:r>
+    </w:p>
+    <w:p>
+      <w:pPr>
+        <w:spacing w:after="220"/>
+        <w:jc w:val="center"/>
+      </w:pPr>
+      <w:r>
+        <w:rPr>
+          <w:rFonts w:ascii="Calibri" w:cs="Calibri" w:eastAsia="Calibri" w:hAnsi="Calibri"/>
+          <w:i/>
+          <w:iCs/>
+          <w:color w:val="6B7A82"/>
+          <w:sz w:val="19"/>
+          <w:szCs w:val="19"/>
+        </w:rPr>
+        <w:t xml:space="preserve">Chat actual de un usuario (Alice) con saludo y consulta de cursos resueltos de forma inmediata.</w:t>
+      </w:r>
+    </w:p>
+    <w:p>
+      <w:pPr>
+        <w:pStyle w:val="Heading2"/>
+        <w:spacing w:after="140" w:before="320"/>
+      </w:pPr>
+      <w:r>
+        <w:rPr>
+          <w:rFonts w:ascii="Calibri" w:cs="Calibri" w:eastAsia="Calibri" w:hAnsi="Calibri"/>
+          <w:b/>
+          <w:bCs/>
+          <w:color w:val="4E95C2"/>
+          <w:sz w:val="24"/>
+          <w:szCs w:val="24"/>
+        </w:rPr>
+        <w:t xml:space="preserve">Panel de historial (H2, H3, H6)</w:t>
+      </w:r>
+    </w:p>
+    <w:p>
+      <w:pPr>
+        <w:spacing w:after="160" w:line="288"/>
+        <w:jc w:val="both"/>
+      </w:pPr>
+      <w:r>
+        <w:rPr>
+          <w:rFonts w:ascii="Calibri" w:cs="Calibri" w:eastAsia="Calibri" w:hAnsi="Calibri"/>
+          <w:b w:val="false"/>
+          <w:bCs w:val="false"/>
+          <w:i w:val="false"/>
+          <w:iCs w:val="false"/>
+          <w:color w:val="222222"/>
+          <w:sz w:val="22"/>
+          <w:szCs w:val="22"/>
+        </w:rPr>
+        <w:t xml:space="preserve">El panel lista las conversaciones anteriores del usuario, con título, fecha y número de mensajes; la actual aparece resaltada. Cada una puede retomarse (clic) o borrarse (icono de papelera), y existe un botón para borrar todo el historial. Una nota informa la purga automática a los 30 días.</w:t>
+      </w:r>
+    </w:p>
+    <w:p>
+      <w:pPr>
+        <w:spacing w:after="60" w:before="160"/>
+        <w:jc w:val="center"/>
+      </w:pPr>
+      <w:r>
+        <w:drawing>
+          <wp:inline distT="0" distB="0" distL="0" distR="0">
+            <wp:extent cx="4000500" cy="4000500"/>
+            <wp:effectExtent t="0" r="0" b="0" l="0"/>
+            <wp:docPr id="18" name="" descr="" title=""/>
+            <wp:cNvGraphicFramePr>
+              <a:graphicFrameLocks xmlns:a="http://schemas.openxmlformats.org/drawingml/2006/main" noChangeAspect="1"/>
+            </wp:cNvGraphicFramePr>
+            <a:graphic xmlns:a="http://schemas.openxmlformats.org/drawingml/2006/main">
+              <a:graphicData uri="http://schemas.openxmlformats.org/drawingml/2006/picture">
+                <pic:pic xmlns:pic="http://schemas.openxmlformats.org/drawingml/2006/picture">
+                  <pic:nvPicPr>
+                    <pic:cNvPr id="0" name="" descr=""/>
+                    <pic:cNvPicPr>
+                      <a:picLocks noChangeAspect="1" noChangeArrowheads="1"/>
+                    </pic:cNvPicPr>
+                  </pic:nvPicPr>
+                  <pic:blipFill>
+                    <a:blip r:embed="rId26" cstate="none"/>
+                    <a:srcRect/>
+                    <a:stretch>
+                      <a:fillRect/>
+                    </a:stretch>
+                  </pic:blipFill>
+                  <pic:spPr bwMode="auto">
+                    <a:xfrm>
+                      <a:off x="0" y="0"/>
+                      <a:ext cx="4000500" cy="4000500"/>
+                    </a:xfrm>
+                    <a:prstGeom prst="rect">
+                      <a:avLst/>
+                    </a:prstGeom>
+                  </pic:spPr>
+                </pic:pic>
+              </a:graphicData>
+            </a:graphic>
+          </wp:inline>
+        </w:drawing>
+      </w:r>
+    </w:p>
+    <w:p>
+      <w:pPr>
+        <w:spacing w:after="220"/>
+        <w:jc w:val="center"/>
+      </w:pPr>
+      <w:r>
+        <w:rPr>
+          <w:rFonts w:ascii="Calibri" w:cs="Calibri" w:eastAsia="Calibri" w:hAnsi="Calibri"/>
+          <w:i/>
+          <w:iCs/>
+          <w:color w:val="6B7A82"/>
+          <w:sz w:val="19"/>
+          <w:szCs w:val="19"/>
+        </w:rPr>
+        <w:t xml:space="preserve">Panel de historial con cuatro conversaciones del usuario (la más reciente marcada como actual).</w:t>
+      </w:r>
+    </w:p>
+    <w:p>
+      <w:pPr>
+        <w:pStyle w:val="Heading2"/>
+        <w:spacing w:after="140" w:before="320"/>
+      </w:pPr>
+      <w:r>
+        <w:rPr>
+          <w:rFonts w:ascii="Calibri" w:cs="Calibri" w:eastAsia="Calibri" w:hAnsi="Calibri"/>
+          <w:b/>
+          <w:bCs/>
+          <w:color w:val="4E95C2"/>
+          <w:sz w:val="24"/>
+          <w:szCs w:val="24"/>
+        </w:rPr>
+        <w:t xml:space="preserve">Nuevo inicio de sesión (H2)</w:t>
+      </w:r>
+    </w:p>
+    <w:p>
+      <w:pPr>
+        <w:spacing w:after="160" w:line="288"/>
+        <w:jc w:val="both"/>
+      </w:pPr>
+      <w:r>
+        <w:rPr>
+          <w:rFonts w:ascii="Calibri" w:cs="Calibri" w:eastAsia="Calibri" w:hAnsi="Calibri"/>
+          <w:b w:val="false"/>
+          <w:bCs w:val="false"/>
+          <w:i w:val="false"/>
+          <w:iCs w:val="false"/>
+          <w:color w:val="222222"/>
+          <w:sz w:val="22"/>
+          <w:szCs w:val="22"/>
+        </w:rPr>
+        <w:t xml:space="preserve">Al iniciar una sesión nueva, el chat arranca vacío; la conversación anterior sigue disponible en el historial.</w:t>
+      </w:r>
+    </w:p>
+    <w:p>
+      <w:pPr>
+        <w:spacing w:after="60" w:before="160"/>
+        <w:jc w:val="center"/>
+      </w:pPr>
+      <w:r>
+        <w:drawing>
+          <wp:inline distT="0" distB="0" distL="0" distR="0">
+            <wp:extent cx="4000500" cy="4000500"/>
+            <wp:effectExtent t="0" r="0" b="0" l="0"/>
+            <wp:docPr id="19" name="" descr="" title=""/>
+            <wp:cNvGraphicFramePr>
+              <a:graphicFrameLocks xmlns:a="http://schemas.openxmlformats.org/drawingml/2006/main" noChangeAspect="1"/>
+            </wp:cNvGraphicFramePr>
+            <a:graphic xmlns:a="http://schemas.openxmlformats.org/drawingml/2006/main">
+              <a:graphicData uri="http://schemas.openxmlformats.org/drawingml/2006/picture">
+                <pic:pic xmlns:pic="http://schemas.openxmlformats.org/drawingml/2006/picture">
+                  <pic:nvPicPr>
+                    <pic:cNvPr id="0" name="" descr=""/>
+                    <pic:cNvPicPr>
+                      <a:picLocks noChangeAspect="1" noChangeArrowheads="1"/>
+                    </pic:cNvPicPr>
+                  </pic:nvPicPr>
+                  <pic:blipFill>
+                    <a:blip r:embed="rId27" cstate="none"/>
+                    <a:srcRect/>
+                    <a:stretch>
+                      <a:fillRect/>
+                    </a:stretch>
+                  </pic:blipFill>
+                  <pic:spPr bwMode="auto">
+                    <a:xfrm>
+                      <a:off x="0" y="0"/>
+                      <a:ext cx="4000500" cy="4000500"/>
+                    </a:xfrm>
+                    <a:prstGeom prst="rect">
+                      <a:avLst/>
+                    </a:prstGeom>
+                  </pic:spPr>
+                </pic:pic>
+              </a:graphicData>
+            </a:graphic>
+          </wp:inline>
+        </w:drawing>
+      </w:r>
+    </w:p>
+    <w:p>
+      <w:pPr>
+        <w:spacing w:after="220"/>
+        <w:jc w:val="center"/>
+      </w:pPr>
+      <w:r>
+        <w:rPr>
+          <w:rFonts w:ascii="Calibri" w:cs="Calibri" w:eastAsia="Calibri" w:hAnsi="Calibri"/>
+          <w:i/>
+          <w:iCs/>
+          <w:color w:val="6B7A82"/>
+          <w:sz w:val="19"/>
+          <w:szCs w:val="19"/>
+        </w:rPr>
+        <w:t xml:space="preserve">Sesión 2 del mismo usuario: chat vacío.</w:t>
+      </w:r>
+    </w:p>
+    <w:p>
+      <w:pPr>
+        <w:spacing w:after="60" w:before="160"/>
+        <w:jc w:val="center"/>
+      </w:pPr>
+      <w:r>
+        <w:drawing>
+          <wp:inline distT="0" distB="0" distL="0" distR="0">
+            <wp:extent cx="4000500" cy="4000500"/>
+            <wp:effectExtent t="0" r="0" b="0" l="0"/>
+            <wp:docPr id="20" name="" descr="" title=""/>
+            <wp:cNvGraphicFramePr>
+              <a:graphicFrameLocks xmlns:a="http://schemas.openxmlformats.org/drawingml/2006/main" noChangeAspect="1"/>
+            </wp:cNvGraphicFramePr>
+            <a:graphic xmlns:a="http://schemas.openxmlformats.org/drawingml/2006/main">
+              <a:graphicData uri="http://schemas.openxmlformats.org/drawingml/2006/picture">
+                <pic:pic xmlns:pic="http://schemas.openxmlformats.org/drawingml/2006/picture">
+                  <pic:nvPicPr>
+                    <pic:cNvPr id="0" name="" descr=""/>
+                    <pic:cNvPicPr>
+                      <a:picLocks noChangeAspect="1" noChangeArrowheads="1"/>
+                    </pic:cNvPicPr>
+                  </pic:nvPicPr>
+                  <pic:blipFill>
+                    <a:blip r:embed="rId28" cstate="none"/>
+                    <a:srcRect/>
+                    <a:stretch>
+                      <a:fillRect/>
+                    </a:stretch>
+                  </pic:blipFill>
+                  <pic:spPr bwMode="auto">
+                    <a:xfrm>
+                      <a:off x="0" y="0"/>
+                      <a:ext cx="4000500" cy="4000500"/>
+                    </a:xfrm>
+                    <a:prstGeom prst="rect">
+                      <a:avLst/>
+                    </a:prstGeom>
+                  </pic:spPr>
+                </pic:pic>
+              </a:graphicData>
+            </a:graphic>
+          </wp:inline>
+        </w:drawing>
+      </w:r>
+    </w:p>
+    <w:p>
+      <w:pPr>
+        <w:spacing w:after="220"/>
+        <w:jc w:val="center"/>
+      </w:pPr>
+      <w:r>
+        <w:rPr>
+          <w:rFonts w:ascii="Calibri" w:cs="Calibri" w:eastAsia="Calibri" w:hAnsi="Calibri"/>
+          <w:i/>
+          <w:iCs/>
+          <w:color w:val="6B7A82"/>
+          <w:sz w:val="19"/>
+          <w:szCs w:val="19"/>
+        </w:rPr>
+        <w:t xml:space="preserve">Sesión 2: el historial conserva las conversaciones de la sesión anterior.</w:t>
+      </w:r>
+    </w:p>
+    <w:p>
+      <w:pPr>
+        <w:pageBreakBefore/>
+      </w:pPr>
+    </w:p>
+    <w:p>
+      <w:pPr>
+        <w:pStyle w:val="Heading1"/>
+        <w:pBdr>
+          <w:bottom w:val="single" w:color="D98E3A" w:sz="6" w:space="4"/>
+        </w:pBdr>
+        <w:spacing w:after="200" w:before="480"/>
+      </w:pPr>
+      <w:r>
+        <w:rPr>
+          <w:rFonts w:ascii="Calibri" w:cs="Calibri" w:eastAsia="Calibri" w:hAnsi="Calibri"/>
+          <w:b/>
+          <w:bCs/>
+          <w:color w:val="24425E"/>
+          <w:sz w:val="30"/>
+          <w:szCs w:val="30"/>
+        </w:rPr>
+        <w:t xml:space="preserve">8. Resumen de resultados</w:t>
+      </w:r>
+    </w:p>
+    <w:p>
+      <w:pPr>
+        <w:spacing w:after="160" w:line="288"/>
+        <w:jc w:val="both"/>
+      </w:pPr>
+      <w:r>
+        <w:rPr>
+          <w:rFonts w:ascii="Calibri" w:cs="Calibri" w:eastAsia="Calibri" w:hAnsi="Calibri"/>
+          <w:b w:val="false"/>
+          <w:bCs w:val="false"/>
+          <w:i w:val="false"/>
+          <w:iCs w:val="false"/>
+          <w:color w:val="222222"/>
+          <w:sz w:val="22"/>
+          <w:szCs w:val="22"/>
+        </w:rPr>
+        <w:t xml:space="preserve">La Tabla 1 consolida la precisión obtenida por categoría, calculada como el número de respuestas correctas sobre el total de casos evaluados en cada una.</w:t>
       </w:r>
     </w:p>
     <w:tbl>
       <w:tblPr>
-        <w:tblW w:w="5000" w:type="pct"/>
+        <w:tblW w:type="pct" w:w="5000"/>
         <w:tblBorders>
-          <w:top w:val="single" w:sz="4" w:space="0" w:color="C9D2D6"/>
-          <w:left w:val="single" w:sz="4" w:space="0" w:color="C9D2D6"/>
-          <w:bottom w:val="single" w:sz="4" w:space="0" w:color="C9D2D6"/>
-          <w:right w:val="single" w:sz="4" w:space="0" w:color="C9D2D6"/>
-          <w:insideH w:val="single" w:sz="2" w:space="0" w:color="C9D2D6"/>
-          <w:insideV w:val="single" w:sz="2" w:space="0" w:color="C9D2D6"/>
+          <w:top w:val="single" w:color="C9D2D6" w:sz="4"/>
+          <w:left w:val="single" w:color="C9D2D6" w:sz="4"/>
+          <w:bottom w:val="single" w:color="C9D2D6" w:sz="4"/>
+          <w:right w:val="single" w:color="C9D2D6" w:sz="4"/>
+          <w:insideH w:val="single" w:color="C9D2D6" w:sz="2"/>
+          <w:insideV w:val="single" w:color="C9D2D6" w:sz="2"/>
         </w:tblBorders>
-        <w:tblCellMar>
-          <w:left w:w="10" w:type="dxa"/>
-          <w:right w:w="10" w:type="dxa"/>
-        </w:tblCellMar>
-        <w:tblLook w:val="04A0" w:firstRow="1" w:lastRow="0" w:firstColumn="1" w:lastColumn="0" w:noHBand="0" w:noVBand="1"/>
       </w:tblPr>
       <w:tblGrid>
-        <w:gridCol w:w="3601"/>
-        <w:gridCol w:w="949"/>
-        <w:gridCol w:w="1382"/>
-        <w:gridCol w:w="1326"/>
-        <w:gridCol w:w="2638"/>
+        <w:gridCol w:w="2600"/>
+        <w:gridCol w:w="1000"/>
+        <w:gridCol w:w="1200"/>
+        <w:gridCol w:w="1200"/>
+        <w:gridCol w:w="2360"/>
       </w:tblGrid>
       <w:tr>
-        <w:tblPrEx>
-          <w:tblCellMar>
-            <w:top w:w="0" w:type="dxa"/>
-            <w:bottom w:w="0" w:type="dxa"/>
-          </w:tblCellMar>
-        </w:tblPrEx>
         <w:trPr>
           <w:tblHeader/>
         </w:trPr>
         <w:tc>
           <w:tcPr>
-            <w:tcW w:w="0" w:type="auto"/>
-            <w:shd w:val="clear" w:color="auto" w:fill="24425E"/>
+            <w:tcW w:type="dxa" w:w="3081"/>
+            <w:shd w:fill="24425E" w:val="clear"/>
             <w:tcMar>
-              <w:top w:w="100" w:type="dxa"/>
-              <w:left w:w="120" w:type="dxa"/>
-              <w:bottom w:w="100" w:type="dxa"/>
-              <w:right w:w="120" w:type="dxa"/>
+              <w:top w:type="dxa" w:w="100"/>
+              <w:left w:type="dxa" w:w="120"/>
+              <w:bottom w:type="dxa" w:w="100"/>
+              <w:right w:type="dxa" w:w="120"/>
             </w:tcMar>
             <w:vAlign w:val="center"/>
           </w:tcPr>
           <w:p>
             <w:r>
               <w:rPr>
-                <w:rFonts w:ascii="Calibri" w:eastAsia="Calibri" w:hAnsi="Calibri" w:cs="Calibri"/>
+                <w:rFonts w:ascii="Calibri" w:cs="Calibri" w:eastAsia="Calibri" w:hAnsi="Calibri"/>
                 <w:b/>
                 <w:bCs/>
                 <w:color w:val="FFFFFF"/>
+                <w:sz w:val="20"/>
+                <w:szCs w:val="20"/>
               </w:rPr>
-              <w:t>Categoría</w:t>
+              <w:t xml:space="preserve">Categoría</w:t>
             </w:r>
           </w:p>
         </w:tc>
         <w:tc>
           <w:tcPr>
-            <w:tcW w:w="0" w:type="auto"/>
-            <w:shd w:val="clear" w:color="auto" w:fill="24425E"/>
+            <w:tcW w:type="dxa" w:w="1185"/>
+            <w:shd w:fill="24425E" w:val="clear"/>
             <w:tcMar>
-              <w:top w:w="100" w:type="dxa"/>
-              <w:left w:w="120" w:type="dxa"/>
-              <w:bottom w:w="100" w:type="dxa"/>
-              <w:right w:w="120" w:type="dxa"/>
+              <w:top w:type="dxa" w:w="100"/>
+              <w:left w:type="dxa" w:w="120"/>
+              <w:bottom w:type="dxa" w:w="100"/>
+              <w:right w:type="dxa" w:w="120"/>
             </w:tcMar>
             <w:vAlign w:val="center"/>
           </w:tcPr>
           <w:p>
             <w:r>
               <w:rPr>
-                <w:rFonts w:ascii="Calibri" w:eastAsia="Calibri" w:hAnsi="Calibri" w:cs="Calibri"/>
+                <w:rFonts w:ascii="Calibri" w:cs="Calibri" w:eastAsia="Calibri" w:hAnsi="Calibri"/>
                 <w:b/>
                 <w:bCs/>
                 <w:color w:val="FFFFFF"/>
+                <w:sz w:val="20"/>
+                <w:szCs w:val="20"/>
               </w:rPr>
-              <w:t>Casos</w:t>
+              <w:t xml:space="preserve">Casos</w:t>
             </w:r>
           </w:p>
         </w:tc>
         <w:tc>
           <w:tcPr>
-            <w:tcW w:w="0" w:type="auto"/>
-            <w:shd w:val="clear" w:color="auto" w:fill="24425E"/>
+            <w:tcW w:type="dxa" w:w="1422"/>
+            <w:shd w:fill="24425E" w:val="clear"/>
             <w:tcMar>
-              <w:top w:w="100" w:type="dxa"/>
-              <w:left w:w="120" w:type="dxa"/>
-              <w:bottom w:w="100" w:type="dxa"/>
-              <w:right w:w="120" w:type="dxa"/>
+              <w:top w:type="dxa" w:w="100"/>
+              <w:left w:type="dxa" w:w="120"/>
+              <w:bottom w:type="dxa" w:w="100"/>
+              <w:right w:type="dxa" w:w="120"/>
             </w:tcMar>
             <w:vAlign w:val="center"/>
           </w:tcPr>
           <w:p>
             <w:r>
               <w:rPr>
-                <w:rFonts w:ascii="Calibri" w:eastAsia="Calibri" w:hAnsi="Calibri" w:cs="Calibri"/>
+                <w:rFonts w:ascii="Calibri" w:cs="Calibri" w:eastAsia="Calibri" w:hAnsi="Calibri"/>
                 <w:b/>
                 <w:bCs/>
                 <w:color w:val="FFFFFF"/>
+                <w:sz w:val="20"/>
+                <w:szCs w:val="20"/>
               </w:rPr>
-              <w:t>Correctos</w:t>
+              <w:t xml:space="preserve">Correctos</w:t>
             </w:r>
           </w:p>
         </w:tc>
         <w:tc>
           <w:tcPr>
-            <w:tcW w:w="0" w:type="auto"/>
-            <w:shd w:val="clear" w:color="auto" w:fill="24425E"/>
+            <w:tcW w:type="dxa" w:w="1422"/>
+            <w:shd w:fill="24425E" w:val="clear"/>
             <w:tcMar>
-              <w:top w:w="100" w:type="dxa"/>
-              <w:left w:w="120" w:type="dxa"/>
-              <w:bottom w:w="100" w:type="dxa"/>
-              <w:right w:w="120" w:type="dxa"/>
+              <w:top w:type="dxa" w:w="100"/>
+              <w:left w:type="dxa" w:w="120"/>
+              <w:bottom w:type="dxa" w:w="100"/>
+              <w:right w:type="dxa" w:w="120"/>
             </w:tcMar>
             <w:vAlign w:val="center"/>
           </w:tcPr>
           <w:p>
             <w:r>
               <w:rPr>
-                <w:rFonts w:ascii="Calibri" w:eastAsia="Calibri" w:hAnsi="Calibri" w:cs="Calibri"/>
+                <w:rFonts w:ascii="Calibri" w:cs="Calibri" w:eastAsia="Calibri" w:hAnsi="Calibri"/>
                 <w:b/>
                 <w:bCs/>
                 <w:color w:val="FFFFFF"/>
+                <w:sz w:val="20"/>
+                <w:szCs w:val="20"/>
               </w:rPr>
-              <w:t>Precisión</w:t>
+              <w:t xml:space="preserve">Precisión</w:t>
             </w:r>
           </w:p>
         </w:tc>
         <w:tc>
           <w:tcPr>
-            <w:tcW w:w="0" w:type="auto"/>
-            <w:shd w:val="clear" w:color="auto" w:fill="24425E"/>
+            <w:tcW w:type="dxa" w:w="2796"/>
+            <w:shd w:fill="24425E" w:val="clear"/>
             <w:tcMar>
-              <w:top w:w="100" w:type="dxa"/>
-              <w:left w:w="120" w:type="dxa"/>
-              <w:bottom w:w="100" w:type="dxa"/>
-              <w:right w:w="120" w:type="dxa"/>
+              <w:top w:type="dxa" w:w="100"/>
+              <w:left w:type="dxa" w:w="120"/>
+              <w:bottom w:type="dxa" w:w="100"/>
+              <w:right w:type="dxa" w:w="120"/>
             </w:tcMar>
             <w:vAlign w:val="center"/>
           </w:tcPr>
           <w:p>
             <w:r>
               <w:rPr>
-                <w:rFonts w:ascii="Calibri" w:eastAsia="Calibri" w:hAnsi="Calibri" w:cs="Calibri"/>
+                <w:rFonts w:ascii="Calibri" w:cs="Calibri" w:eastAsia="Calibri" w:hAnsi="Calibri"/>
                 <w:b/>
                 <w:bCs/>
                 <w:color w:val="FFFFFF"/>
+                <w:sz w:val="20"/>
+                <w:szCs w:val="20"/>
               </w:rPr>
-              <w:t>Tiempo de respuesta</w:t>
+              <w:t xml:space="preserve">Tiempo de respuesta</w:t>
             </w:r>
           </w:p>
         </w:tc>
       </w:tr>
       <w:tr>
-        <w:tblPrEx>
-          <w:tblCellMar>
-            <w:top w:w="0" w:type="dxa"/>
-            <w:bottom w:w="0" w:type="dxa"/>
-          </w:tblCellMar>
-        </w:tblPrEx>
         <w:tc>
           <w:tcPr>
-            <w:tcW w:w="0" w:type="auto"/>
-            <w:shd w:val="clear" w:color="auto" w:fill="FFFFFF"/>
+            <w:tcW w:type="dxa" w:w="3081"/>
+            <w:shd w:fill="FFFFFF" w:val="clear"/>
             <w:tcMar>
-              <w:top w:w="100" w:type="dxa"/>
-              <w:left w:w="120" w:type="dxa"/>
-              <w:bottom w:w="100" w:type="dxa"/>
-              <w:right w:w="120" w:type="dxa"/>
+              <w:top w:type="dxa" w:w="100"/>
+              <w:left w:type="dxa" w:w="120"/>
+              <w:bottom w:type="dxa" w:w="100"/>
+              <w:right w:type="dxa" w:w="120"/>
             </w:tcMar>
             <w:vAlign w:val="center"/>
           </w:tcPr>
           <w:p>
             <w:r>
               <w:rPr>
-                <w:rFonts w:ascii="Calibri" w:eastAsia="Calibri" w:hAnsi="Calibri" w:cs="Calibri"/>
+                <w:rFonts w:ascii="Calibri" w:cs="Calibri" w:eastAsia="Calibri" w:hAnsi="Calibri"/>
+                <w:b w:val="false"/>
+                <w:bCs w:val="false"/>
                 <w:color w:val="222222"/>
+                <w:sz w:val="20"/>
+                <w:szCs w:val="20"/>
               </w:rPr>
-              <w:t>1. Saludo genérico</w:t>
+              <w:t xml:space="preserve">1. Saludo genérico</w:t>
             </w:r>
           </w:p>
         </w:tc>
         <w:tc>
           <w:tcPr>
-            <w:tcW w:w="0" w:type="auto"/>
-            <w:shd w:val="clear" w:color="auto" w:fill="FFFFFF"/>
+            <w:tcW w:type="dxa" w:w="1185"/>
+            <w:shd w:fill="FFFFFF" w:val="clear"/>
             <w:tcMar>
-              <w:top w:w="100" w:type="dxa"/>
-              <w:left w:w="120" w:type="dxa"/>
-              <w:bottom w:w="100" w:type="dxa"/>
-              <w:right w:w="120" w:type="dxa"/>
+              <w:top w:type="dxa" w:w="100"/>
+              <w:left w:type="dxa" w:w="120"/>
+              <w:bottom w:type="dxa" w:w="100"/>
+              <w:right w:type="dxa" w:w="120"/>
             </w:tcMar>
             <w:vAlign w:val="center"/>
           </w:tcPr>
           <w:p>
             <w:r>
               <w:rPr>
-                <w:rFonts w:ascii="Calibri" w:eastAsia="Calibri" w:hAnsi="Calibri" w:cs="Calibri"/>
+                <w:rFonts w:ascii="Calibri" w:cs="Calibri" w:eastAsia="Calibri" w:hAnsi="Calibri"/>
+                <w:b w:val="false"/>
+                <w:bCs w:val="false"/>
                 <w:color w:val="222222"/>
+                <w:sz w:val="20"/>
+                <w:szCs w:val="20"/>
               </w:rPr>
-              <w:t>3</w:t>
+              <w:t xml:space="preserve">3</w:t>
             </w:r>
           </w:p>
         </w:tc>
         <w:tc>
           <w:tcPr>
-            <w:tcW w:w="0" w:type="auto"/>
-            <w:shd w:val="clear" w:color="auto" w:fill="FFFFFF"/>
+            <w:tcW w:type="dxa" w:w="1422"/>
+            <w:shd w:fill="FFFFFF" w:val="clear"/>
             <w:tcMar>
-              <w:top w:w="100" w:type="dxa"/>
-              <w:left w:w="120" w:type="dxa"/>
-              <w:bottom w:w="100" w:type="dxa"/>
-              <w:right w:w="120" w:type="dxa"/>
+              <w:top w:type="dxa" w:w="100"/>
+              <w:left w:type="dxa" w:w="120"/>
+              <w:bottom w:type="dxa" w:w="100"/>
+              <w:right w:type="dxa" w:w="120"/>
             </w:tcMar>
             <w:vAlign w:val="center"/>
           </w:tcPr>
           <w:p>
             <w:r>
               <w:rPr>
-                <w:rFonts w:ascii="Calibri" w:eastAsia="Calibri" w:hAnsi="Calibri" w:cs="Calibri"/>
+                <w:rFonts w:ascii="Calibri" w:cs="Calibri" w:eastAsia="Calibri" w:hAnsi="Calibri"/>
+                <w:b w:val="false"/>
+                <w:bCs w:val="false"/>
                 <w:color w:val="222222"/>
+                <w:sz w:val="20"/>
+                <w:szCs w:val="20"/>
               </w:rPr>
-              <w:t>3</w:t>
+              <w:t xml:space="preserve">3</w:t>
             </w:r>
           </w:p>
         </w:tc>
         <w:tc>
           <w:tcPr>
-            <w:tcW w:w="0" w:type="auto"/>
-            <w:shd w:val="clear" w:color="auto" w:fill="FFFFFF"/>
+            <w:tcW w:type="dxa" w:w="1422"/>
+            <w:shd w:fill="FFFFFF" w:val="clear"/>
             <w:tcMar>
-              <w:top w:w="100" w:type="dxa"/>
-              <w:left w:w="120" w:type="dxa"/>
-              <w:bottom w:w="100" w:type="dxa"/>
-              <w:right w:w="120" w:type="dxa"/>
+              <w:top w:type="dxa" w:w="100"/>
+              <w:left w:type="dxa" w:w="120"/>
+              <w:bottom w:type="dxa" w:w="100"/>
+              <w:right w:type="dxa" w:w="120"/>
             </w:tcMar>
             <w:vAlign w:val="center"/>
           </w:tcPr>
           <w:p>
             <w:r>
               <w:rPr>
-                <w:rFonts w:ascii="Calibri" w:eastAsia="Calibri" w:hAnsi="Calibri" w:cs="Calibri"/>
+                <w:rFonts w:ascii="Calibri" w:cs="Calibri" w:eastAsia="Calibri" w:hAnsi="Calibri"/>
+                <w:b w:val="false"/>
+                <w:bCs w:val="false"/>
                 <w:color w:val="222222"/>
+                <w:sz w:val="20"/>
+                <w:szCs w:val="20"/>
               </w:rPr>
-              <w:t>100 %</w:t>
+              <w:t xml:space="preserve">100 %</w:t>
             </w:r>
           </w:p>
         </w:tc>
         <w:tc>
           <w:tcPr>
-            <w:tcW w:w="0" w:type="auto"/>
-            <w:shd w:val="clear" w:color="auto" w:fill="FFFFFF"/>
+            <w:tcW w:type="dxa" w:w="2796"/>
+            <w:shd w:fill="FFFFFF" w:val="clear"/>
             <w:tcMar>
-              <w:top w:w="100" w:type="dxa"/>
-              <w:left w:w="120" w:type="dxa"/>
-              <w:bottom w:w="100" w:type="dxa"/>
-              <w:right w:w="120" w:type="dxa"/>
+              <w:top w:type="dxa" w:w="100"/>
+              <w:left w:type="dxa" w:w="120"/>
+              <w:bottom w:type="dxa" w:w="100"/>
+              <w:right w:type="dxa" w:w="120"/>
             </w:tcMar>
             <w:vAlign w:val="center"/>
           </w:tcPr>
           <w:p>
             <w:r>
               <w:rPr>
-                <w:rFonts w:ascii="Calibri" w:eastAsia="Calibri" w:hAnsi="Calibri" w:cs="Calibri"/>
+                <w:rFonts w:ascii="Calibri" w:cs="Calibri" w:eastAsia="Calibri" w:hAnsi="Calibri"/>
+                <w:b w:val="false"/>
+                <w:bCs w:val="false"/>
                 <w:color w:val="222222"/>
+                <w:sz w:val="20"/>
+                <w:szCs w:val="20"/>
               </w:rPr>
-              <w:t>Inmediato (&lt; 1 s)</w:t>
+              <w:t xml:space="preserve">Inmediato (&lt; 1 s)</w:t>
             </w:r>
           </w:p>
         </w:tc>
       </w:tr>
       <w:tr>
-        <w:tblPrEx>
-          <w:tblCellMar>
-            <w:top w:w="0" w:type="dxa"/>
-            <w:bottom w:w="0" w:type="dxa"/>
-          </w:tblCellMar>
-        </w:tblPrEx>
         <w:tc>
           <w:tcPr>
-            <w:tcW w:w="0" w:type="auto"/>
-            <w:shd w:val="clear" w:color="auto" w:fill="F2F4F5"/>
+            <w:tcW w:type="dxa" w:w="3081"/>
+            <w:shd w:fill="F2F4F5" w:val="clear"/>
             <w:tcMar>
-              <w:top w:w="100" w:type="dxa"/>
-              <w:left w:w="120" w:type="dxa"/>
-              <w:bottom w:w="100" w:type="dxa"/>
-              <w:right w:w="120" w:type="dxa"/>
+              <w:top w:type="dxa" w:w="100"/>
+              <w:left w:type="dxa" w:w="120"/>
+              <w:bottom w:type="dxa" w:w="100"/>
+              <w:right w:type="dxa" w:w="120"/>
             </w:tcMar>
             <w:vAlign w:val="center"/>
           </w:tcPr>
           <w:p>
             <w:r>
               <w:rPr>
-                <w:rFonts w:ascii="Calibri" w:eastAsia="Calibri" w:hAnsi="Calibri" w:cs="Calibri"/>
+                <w:rFonts w:ascii="Calibri" w:cs="Calibri" w:eastAsia="Calibri" w:hAnsi="Calibri"/>
+                <w:b w:val="false"/>
+                <w:bCs w:val="false"/>
                 <w:color w:val="222222"/>
+                <w:sz w:val="20"/>
+                <w:szCs w:val="20"/>
               </w:rPr>
-              <w:t>2. Listado de cursos</w:t>
+              <w:t xml:space="preserve">2. Listado de cursos</w:t>
             </w:r>
           </w:p>
         </w:tc>
         <w:tc>
           <w:tcPr>
-            <w:tcW w:w="0" w:type="auto"/>
-            <w:shd w:val="clear" w:color="auto" w:fill="F2F4F5"/>
+            <w:tcW w:type="dxa" w:w="1185"/>
+            <w:shd w:fill="F2F4F5" w:val="clear"/>
             <w:tcMar>
-              <w:top w:w="100" w:type="dxa"/>
-              <w:left w:w="120" w:type="dxa"/>
-              <w:bottom w:w="100" w:type="dxa"/>
-              <w:right w:w="120" w:type="dxa"/>
+              <w:top w:type="dxa" w:w="100"/>
+              <w:left w:type="dxa" w:w="120"/>
+              <w:bottom w:type="dxa" w:w="100"/>
+              <w:right w:type="dxa" w:w="120"/>
             </w:tcMar>
             <w:vAlign w:val="center"/>
           </w:tcPr>
           <w:p>
             <w:r>
               <w:rPr>
-                <w:rFonts w:ascii="Calibri" w:eastAsia="Calibri" w:hAnsi="Calibri" w:cs="Calibri"/>
+                <w:rFonts w:ascii="Calibri" w:cs="Calibri" w:eastAsia="Calibri" w:hAnsi="Calibri"/>
+                <w:b w:val="false"/>
+                <w:bCs w:val="false"/>
                 <w:color w:val="222222"/>
+                <w:sz w:val="20"/>
+                <w:szCs w:val="20"/>
               </w:rPr>
-              <w:t>3</w:t>
+              <w:t xml:space="preserve">3</w:t>
             </w:r>
           </w:p>
         </w:tc>
         <w:tc>
           <w:tcPr>
-            <w:tcW w:w="0" w:type="auto"/>
-            <w:shd w:val="clear" w:color="auto" w:fill="F2F4F5"/>
+            <w:tcW w:type="dxa" w:w="1422"/>
+            <w:shd w:fill="F2F4F5" w:val="clear"/>
             <w:tcMar>
-              <w:top w:w="100" w:type="dxa"/>
-              <w:left w:w="120" w:type="dxa"/>
-              <w:bottom w:w="100" w:type="dxa"/>
-              <w:right w:w="120" w:type="dxa"/>
+              <w:top w:type="dxa" w:w="100"/>
+              <w:left w:type="dxa" w:w="120"/>
+              <w:bottom w:type="dxa" w:w="100"/>
+              <w:right w:type="dxa" w:w="120"/>
             </w:tcMar>
             <w:vAlign w:val="center"/>
           </w:tcPr>
           <w:p>
             <w:r>
               <w:rPr>
-                <w:rFonts w:ascii="Calibri" w:eastAsia="Calibri" w:hAnsi="Calibri" w:cs="Calibri"/>
+                <w:rFonts w:ascii="Calibri" w:cs="Calibri" w:eastAsia="Calibri" w:hAnsi="Calibri"/>
+                <w:b w:val="false"/>
+                <w:bCs w:val="false"/>
                 <w:color w:val="222222"/>
+                <w:sz w:val="20"/>
+                <w:szCs w:val="20"/>
               </w:rPr>
-              <w:t>3</w:t>
+              <w:t xml:space="preserve">3</w:t>
             </w:r>
           </w:p>
         </w:tc>
         <w:tc>
           <w:tcPr>
-            <w:tcW w:w="0" w:type="auto"/>
-            <w:shd w:val="clear" w:color="auto" w:fill="F2F4F5"/>
+            <w:tcW w:type="dxa" w:w="1422"/>
+            <w:shd w:fill="F2F4F5" w:val="clear"/>
             <w:tcMar>
-              <w:top w:w="100" w:type="dxa"/>
-              <w:left w:w="120" w:type="dxa"/>
-              <w:bottom w:w="100" w:type="dxa"/>
-              <w:right w:w="120" w:type="dxa"/>
+              <w:top w:type="dxa" w:w="100"/>
+              <w:left w:type="dxa" w:w="120"/>
+              <w:bottom w:type="dxa" w:w="100"/>
+              <w:right w:type="dxa" w:w="120"/>
             </w:tcMar>
             <w:vAlign w:val="center"/>
           </w:tcPr>
           <w:p>
             <w:r>
               <w:rPr>
-                <w:rFonts w:ascii="Calibri" w:eastAsia="Calibri" w:hAnsi="Calibri" w:cs="Calibri"/>
+                <w:rFonts w:ascii="Calibri" w:cs="Calibri" w:eastAsia="Calibri" w:hAnsi="Calibri"/>
+                <w:b w:val="false"/>
+                <w:bCs w:val="false"/>
                 <w:color w:val="222222"/>
+                <w:sz w:val="20"/>
+                <w:szCs w:val="20"/>
               </w:rPr>
-              <w:t>100 %</w:t>
+              <w:t xml:space="preserve">100 %</w:t>
             </w:r>
           </w:p>
         </w:tc>
         <w:tc>
           <w:tcPr>
-            <w:tcW w:w="0" w:type="auto"/>
-            <w:shd w:val="clear" w:color="auto" w:fill="F2F4F5"/>
+            <w:tcW w:type="dxa" w:w="2796"/>
+            <w:shd w:fill="F2F4F5" w:val="clear"/>
             <w:tcMar>
-              <w:top w:w="100" w:type="dxa"/>
-              <w:left w:w="120" w:type="dxa"/>
-              <w:bottom w:w="100" w:type="dxa"/>
-              <w:right w:w="120" w:type="dxa"/>
+              <w:top w:type="dxa" w:w="100"/>
+              <w:left w:type="dxa" w:w="120"/>
+              <w:bottom w:type="dxa" w:w="100"/>
+              <w:right w:type="dxa" w:w="120"/>
             </w:tcMar>
             <w:vAlign w:val="center"/>
           </w:tcPr>
           <w:p>
             <w:r>
               <w:rPr>
-                <w:rFonts w:ascii="Calibri" w:eastAsia="Calibri" w:hAnsi="Calibri" w:cs="Calibri"/>
+                <w:rFonts w:ascii="Calibri" w:cs="Calibri" w:eastAsia="Calibri" w:hAnsi="Calibri"/>
+                <w:b w:val="false"/>
+                <w:bCs w:val="false"/>
                 <w:color w:val="222222"/>
+                <w:sz w:val="20"/>
+                <w:szCs w:val="20"/>
               </w:rPr>
-              <w:t>Inmediato (&lt; 1 s)</w:t>
+              <w:t xml:space="preserve">Inmediato (&lt; 1 s)</w:t>
             </w:r>
           </w:p>
         </w:tc>
       </w:tr>
       <w:tr>
-        <w:tblPrEx>
-          <w:tblCellMar>
-            <w:top w:w="0" w:type="dxa"/>
-            <w:bottom w:w="0" w:type="dxa"/>
-          </w:tblCellMar>
-        </w:tblPrEx>
         <w:tc>
           <w:tcPr>
-            <w:tcW w:w="0" w:type="auto"/>
-            <w:shd w:val="clear" w:color="auto" w:fill="FFFFFF"/>
+            <w:tcW w:type="dxa" w:w="3081"/>
+            <w:shd w:fill="FFFFFF" w:val="clear"/>
             <w:tcMar>
-              <w:top w:w="100" w:type="dxa"/>
-              <w:left w:w="120" w:type="dxa"/>
-              <w:bottom w:w="100" w:type="dxa"/>
-              <w:right w:w="120" w:type="dxa"/>
+              <w:top w:type="dxa" w:w="100"/>
+              <w:left w:type="dxa" w:w="120"/>
+              <w:bottom w:type="dxa" w:w="100"/>
+              <w:right w:type="dxa" w:w="120"/>
             </w:tcMar>
             <w:vAlign w:val="center"/>
           </w:tcPr>
           <w:p>
             <w:r>
               <w:rPr>
-                <w:rFonts w:ascii="Calibri" w:eastAsia="Calibri" w:hAnsi="Calibri" w:cs="Calibri"/>
+                <w:rFonts w:ascii="Calibri" w:cs="Calibri" w:eastAsia="Calibri" w:hAnsi="Calibri"/>
+                <w:b w:val="false"/>
+                <w:bCs w:val="false"/>
                 <w:color w:val="222222"/>
+                <w:sz w:val="20"/>
+                <w:szCs w:val="20"/>
               </w:rPr>
-              <w:t>3. Detalle de unidades</w:t>
+              <w:t xml:space="preserve">3. Detalle de unidades</w:t>
             </w:r>
           </w:p>
         </w:tc>
         <w:tc>
           <w:tcPr>
-            <w:tcW w:w="0" w:type="auto"/>
-            <w:shd w:val="clear" w:color="auto" w:fill="FFFFFF"/>
+            <w:tcW w:type="dxa" w:w="1185"/>
+            <w:shd w:fill="FFFFFF" w:val="clear"/>
             <w:tcMar>
-              <w:top w:w="100" w:type="dxa"/>
-              <w:left w:w="120" w:type="dxa"/>
-              <w:bottom w:w="100" w:type="dxa"/>
-              <w:right w:w="120" w:type="dxa"/>
+              <w:top w:type="dxa" w:w="100"/>
+              <w:left w:type="dxa" w:w="120"/>
+              <w:bottom w:type="dxa" w:w="100"/>
+              <w:right w:type="dxa" w:w="120"/>
             </w:tcMar>
             <w:vAlign w:val="center"/>
           </w:tcPr>
           <w:p>
             <w:r>
               <w:rPr>
-                <w:rFonts w:ascii="Calibri" w:eastAsia="Calibri" w:hAnsi="Calibri" w:cs="Calibri"/>
+                <w:rFonts w:ascii="Calibri" w:cs="Calibri" w:eastAsia="Calibri" w:hAnsi="Calibri"/>
+                <w:b w:val="false"/>
+                <w:bCs w:val="false"/>
                 <w:color w:val="222222"/>
+                <w:sz w:val="20"/>
+                <w:szCs w:val="20"/>
               </w:rPr>
-              <w:t>3</w:t>
+              <w:t xml:space="preserve">3</w:t>
             </w:r>
           </w:p>
         </w:tc>
         <w:tc>
           <w:tcPr>
-            <w:tcW w:w="0" w:type="auto"/>
-            <w:shd w:val="clear" w:color="auto" w:fill="FFFFFF"/>
+            <w:tcW w:type="dxa" w:w="1422"/>
+            <w:shd w:fill="FFFFFF" w:val="clear"/>
             <w:tcMar>
-              <w:top w:w="100" w:type="dxa"/>
-              <w:left w:w="120" w:type="dxa"/>
-              <w:bottom w:w="100" w:type="dxa"/>
-              <w:right w:w="120" w:type="dxa"/>
+              <w:top w:type="dxa" w:w="100"/>
+              <w:left w:type="dxa" w:w="120"/>
+              <w:bottom w:type="dxa" w:w="100"/>
+              <w:right w:type="dxa" w:w="120"/>
             </w:tcMar>
             <w:vAlign w:val="center"/>
           </w:tcPr>
           <w:p>
             <w:r>
               <w:rPr>
-                <w:rFonts w:ascii="Calibri" w:eastAsia="Calibri" w:hAnsi="Calibri" w:cs="Calibri"/>
+                <w:rFonts w:ascii="Calibri" w:cs="Calibri" w:eastAsia="Calibri" w:hAnsi="Calibri"/>
+                <w:b w:val="false"/>
+                <w:bCs w:val="false"/>
                 <w:color w:val="222222"/>
+                <w:sz w:val="20"/>
+                <w:szCs w:val="20"/>
               </w:rPr>
-              <w:t>3</w:t>
+              <w:t xml:space="preserve">3</w:t>
             </w:r>
           </w:p>
         </w:tc>
         <w:tc>
           <w:tcPr>
-            <w:tcW w:w="0" w:type="auto"/>
-            <w:shd w:val="clear" w:color="auto" w:fill="FFFFFF"/>
+            <w:tcW w:type="dxa" w:w="1422"/>
+            <w:shd w:fill="FFFFFF" w:val="clear"/>
             <w:tcMar>
-              <w:top w:w="100" w:type="dxa"/>
-              <w:left w:w="120" w:type="dxa"/>
-              <w:bottom w:w="100" w:type="dxa"/>
-              <w:right w:w="120" w:type="dxa"/>
+              <w:top w:type="dxa" w:w="100"/>
+              <w:left w:type="dxa" w:w="120"/>
+              <w:bottom w:type="dxa" w:w="100"/>
+              <w:right w:type="dxa" w:w="120"/>
             </w:tcMar>
             <w:vAlign w:val="center"/>
           </w:tcPr>
           <w:p>
             <w:r>
               <w:rPr>
-                <w:rFonts w:ascii="Calibri" w:eastAsia="Calibri" w:hAnsi="Calibri" w:cs="Calibri"/>
+                <w:rFonts w:ascii="Calibri" w:cs="Calibri" w:eastAsia="Calibri" w:hAnsi="Calibri"/>
+                <w:b w:val="false"/>
+                <w:bCs w:val="false"/>
                 <w:color w:val="222222"/>
+                <w:sz w:val="20"/>
+                <w:szCs w:val="20"/>
               </w:rPr>
-              <w:t>100 %</w:t>
+              <w:t xml:space="preserve">100 %</w:t>
             </w:r>
           </w:p>
         </w:tc>
         <w:tc>
           <w:tcPr>
-            <w:tcW w:w="0" w:type="auto"/>
-            <w:shd w:val="clear" w:color="auto" w:fill="FFFFFF"/>
+            <w:tcW w:type="dxa" w:w="2796"/>
+            <w:shd w:fill="FFFFFF" w:val="clear"/>
             <w:tcMar>
-              <w:top w:w="100" w:type="dxa"/>
-              <w:left w:w="120" w:type="dxa"/>
-              <w:bottom w:w="100" w:type="dxa"/>
-              <w:right w:w="120" w:type="dxa"/>
+              <w:top w:type="dxa" w:w="100"/>
+              <w:left w:type="dxa" w:w="120"/>
+              <w:bottom w:type="dxa" w:w="100"/>
+              <w:right w:type="dxa" w:w="120"/>
             </w:tcMar>
             <w:vAlign w:val="center"/>
           </w:tcPr>
           <w:p>
             <w:r>
               <w:rPr>
-                <w:rFonts w:ascii="Calibri" w:eastAsia="Calibri" w:hAnsi="Calibri" w:cs="Calibri"/>
+                <w:rFonts w:ascii="Calibri" w:cs="Calibri" w:eastAsia="Calibri" w:hAnsi="Calibri"/>
+                <w:b w:val="false"/>
+                <w:bCs w:val="false"/>
                 <w:color w:val="222222"/>
+                <w:sz w:val="20"/>
+                <w:szCs w:val="20"/>
               </w:rPr>
-              <w:t>Inmediato (&lt; 1 s)</w:t>
+              <w:t xml:space="preserve">Inmediato (&lt; 1 s)</w:t>
             </w:r>
           </w:p>
         </w:tc>
       </w:tr>
       <w:tr>
-        <w:tblPrEx>
-          <w:tblCellMar>
-            <w:top w:w="0" w:type="dxa"/>
-            <w:bottom w:w="0" w:type="dxa"/>
-          </w:tblCellMar>
-        </w:tblPrEx>
         <w:tc>
           <w:tcPr>
-            <w:tcW w:w="0" w:type="auto"/>
-            <w:shd w:val="clear" w:color="auto" w:fill="F2F4F5"/>
+            <w:tcW w:type="dxa" w:w="3081"/>
+            <w:shd w:fill="F2F4F5" w:val="clear"/>
             <w:tcMar>
-              <w:top w:w="100" w:type="dxa"/>
-              <w:left w:w="120" w:type="dxa"/>
-              <w:bottom w:w="100" w:type="dxa"/>
-              <w:right w:w="120" w:type="dxa"/>
+              <w:top w:type="dxa" w:w="100"/>
+              <w:left w:type="dxa" w:w="120"/>
+              <w:bottom w:type="dxa" w:w="100"/>
+              <w:right w:type="dxa" w:w="120"/>
             </w:tcMar>
             <w:vAlign w:val="center"/>
           </w:tcPr>
           <w:p>
             <w:r>
               <w:rPr>
-                <w:rFonts w:ascii="Calibri" w:eastAsia="Calibri" w:hAnsi="Calibri" w:cs="Calibri"/>
+                <w:rFonts w:ascii="Calibri" w:cs="Calibri" w:eastAsia="Calibri" w:hAnsi="Calibri"/>
+                <w:b w:val="false"/>
+                <w:bCs w:val="false"/>
                 <w:color w:val="222222"/>
+                <w:sz w:val="20"/>
+                <w:szCs w:val="20"/>
               </w:rPr>
-              <w:t>4. Fuera de alcance</w:t>
+              <w:t xml:space="preserve">4. Fuera de alcance</w:t>
             </w:r>
           </w:p>
         </w:tc>
         <w:tc>
           <w:tcPr>
-            <w:tcW w:w="0" w:type="auto"/>
-            <w:shd w:val="clear" w:color="auto" w:fill="F2F4F5"/>
+            <w:tcW w:type="dxa" w:w="1185"/>
+            <w:shd w:fill="F2F4F5" w:val="clear"/>
             <w:tcMar>
-              <w:top w:w="100" w:type="dxa"/>
-              <w:left w:w="120" w:type="dxa"/>
-              <w:bottom w:w="100" w:type="dxa"/>
-              <w:right w:w="120" w:type="dxa"/>
+              <w:top w:type="dxa" w:w="100"/>
+              <w:left w:type="dxa" w:w="120"/>
+              <w:bottom w:type="dxa" w:w="100"/>
+              <w:right w:type="dxa" w:w="120"/>
             </w:tcMar>
             <w:vAlign w:val="center"/>
           </w:tcPr>
           <w:p>
             <w:r>
               <w:rPr>
-                <w:rFonts w:ascii="Calibri" w:eastAsia="Calibri" w:hAnsi="Calibri" w:cs="Calibri"/>
+                <w:rFonts w:ascii="Calibri" w:cs="Calibri" w:eastAsia="Calibri" w:hAnsi="Calibri"/>
+                <w:b w:val="false"/>
+                <w:bCs w:val="false"/>
                 <w:color w:val="222222"/>
+                <w:sz w:val="20"/>
+                <w:szCs w:val="20"/>
               </w:rPr>
-              <w:t>3</w:t>
+              <w:t xml:space="preserve">3</w:t>
             </w:r>
           </w:p>
         </w:tc>
         <w:tc>
           <w:tcPr>
-            <w:tcW w:w="0" w:type="auto"/>
-            <w:shd w:val="clear" w:color="auto" w:fill="F2F4F5"/>
+            <w:tcW w:type="dxa" w:w="1422"/>
+            <w:shd w:fill="F2F4F5" w:val="clear"/>
             <w:tcMar>
-              <w:top w:w="100" w:type="dxa"/>
-              <w:left w:w="120" w:type="dxa"/>
-              <w:bottom w:w="100" w:type="dxa"/>
-              <w:right w:w="120" w:type="dxa"/>
+              <w:top w:type="dxa" w:w="100"/>
+              <w:left w:type="dxa" w:w="120"/>
+              <w:bottom w:type="dxa" w:w="100"/>
+              <w:right w:type="dxa" w:w="120"/>
             </w:tcMar>
             <w:vAlign w:val="center"/>
           </w:tcPr>
           <w:p>
             <w:r>
               <w:rPr>
-                <w:rFonts w:ascii="Calibri" w:eastAsia="Calibri" w:hAnsi="Calibri" w:cs="Calibri"/>
+                <w:rFonts w:ascii="Calibri" w:cs="Calibri" w:eastAsia="Calibri" w:hAnsi="Calibri"/>
+                <w:b w:val="false"/>
+                <w:bCs w:val="false"/>
                 <w:color w:val="222222"/>
+                <w:sz w:val="20"/>
+                <w:szCs w:val="20"/>
               </w:rPr>
-              <w:t>3</w:t>
+              <w:t xml:space="preserve">3</w:t>
             </w:r>
           </w:p>
         </w:tc>
         <w:tc>
           <w:tcPr>
-            <w:tcW w:w="0" w:type="auto"/>
-            <w:shd w:val="clear" w:color="auto" w:fill="F2F4F5"/>
+            <w:tcW w:type="dxa" w:w="1422"/>
+            <w:shd w:fill="F2F4F5" w:val="clear"/>
             <w:tcMar>
-              <w:top w:w="100" w:type="dxa"/>
-              <w:left w:w="120" w:type="dxa"/>
-              <w:bottom w:w="100" w:type="dxa"/>
-              <w:right w:w="120" w:type="dxa"/>
+              <w:top w:type="dxa" w:w="100"/>
+              <w:left w:type="dxa" w:w="120"/>
+              <w:bottom w:type="dxa" w:w="100"/>
+              <w:right w:type="dxa" w:w="120"/>
             </w:tcMar>
             <w:vAlign w:val="center"/>
           </w:tcPr>
           <w:p>
             <w:r>
               <w:rPr>
-                <w:rFonts w:ascii="Calibri" w:eastAsia="Calibri" w:hAnsi="Calibri" w:cs="Calibri"/>
+                <w:rFonts w:ascii="Calibri" w:cs="Calibri" w:eastAsia="Calibri" w:hAnsi="Calibri"/>
+                <w:b w:val="false"/>
+                <w:bCs w:val="false"/>
                 <w:color w:val="222222"/>
+                <w:sz w:val="20"/>
+                <w:szCs w:val="20"/>
               </w:rPr>
-              <w:t>100 %</w:t>
+              <w:t xml:space="preserve">100 %</w:t>
             </w:r>
           </w:p>
         </w:tc>
         <w:tc>
           <w:tcPr>
-            <w:tcW w:w="0" w:type="auto"/>
-            <w:shd w:val="clear" w:color="auto" w:fill="F2F4F5"/>
+            <w:tcW w:type="dxa" w:w="2796"/>
+            <w:shd w:fill="F2F4F5" w:val="clear"/>
             <w:tcMar>
-              <w:top w:w="100" w:type="dxa"/>
-              <w:left w:w="120" w:type="dxa"/>
-              <w:bottom w:w="100" w:type="dxa"/>
-              <w:right w:w="120" w:type="dxa"/>
+              <w:top w:type="dxa" w:w="100"/>
+              <w:left w:type="dxa" w:w="120"/>
+              <w:bottom w:type="dxa" w:w="100"/>
+              <w:right w:type="dxa" w:w="120"/>
             </w:tcMar>
             <w:vAlign w:val="center"/>
           </w:tcPr>
           <w:p>
             <w:r>
               <w:rPr>
-                <w:rFonts w:ascii="Calibri" w:eastAsia="Calibri" w:hAnsi="Calibri" w:cs="Calibri"/>
+                <w:rFonts w:ascii="Calibri" w:cs="Calibri" w:eastAsia="Calibri" w:hAnsi="Calibri"/>
+                <w:b w:val="false"/>
+                <w:bCs w:val="false"/>
                 <w:color w:val="222222"/>
+                <w:sz w:val="20"/>
+                <w:szCs w:val="20"/>
               </w:rPr>
-              <w:t>Promedio 1:12</w:t>
+              <w:t xml:space="preserve">Promedio 1:12</w:t>
             </w:r>
           </w:p>
         </w:tc>
       </w:tr>
       <w:tr>
-        <w:tblPrEx>
-          <w:tblCellMar>
-            <w:top w:w="0" w:type="dxa"/>
-            <w:bottom w:w="0" w:type="dxa"/>
-          </w:tblCellMar>
-        </w:tblPrEx>
         <w:tc>
           <w:tcPr>
-            <w:tcW w:w="0" w:type="auto"/>
-            <w:shd w:val="clear" w:color="auto" w:fill="FFFFFF"/>
+            <w:tcW w:type="dxa" w:w="3081"/>
+            <w:shd w:fill="FFFFFF" w:val="clear"/>
             <w:tcMar>
-              <w:top w:w="100" w:type="dxa"/>
-              <w:left w:w="120" w:type="dxa"/>
-              <w:bottom w:w="100" w:type="dxa"/>
-              <w:right w:w="120" w:type="dxa"/>
+              <w:top w:type="dxa" w:w="100"/>
+              <w:left w:type="dxa" w:w="120"/>
+              <w:bottom w:type="dxa" w:w="100"/>
+              <w:right w:type="dxa" w:w="120"/>
             </w:tcMar>
             <w:vAlign w:val="center"/>
           </w:tcPr>
           <w:p>
             <w:r>
               <w:rPr>
-                <w:rFonts w:ascii="Calibri" w:eastAsia="Calibri" w:hAnsi="Calibri" w:cs="Calibri"/>
+                <w:rFonts w:ascii="Calibri" w:cs="Calibri" w:eastAsia="Calibri" w:hAnsi="Calibri"/>
+                <w:b w:val="false"/>
+                <w:bCs w:val="false"/>
                 <w:color w:val="222222"/>
+                <w:sz w:val="20"/>
+                <w:szCs w:val="20"/>
               </w:rPr>
-              <w:t>5. Pregunta abierta / subjetiva</w:t>
+              <w:t xml:space="preserve">5. Pregunta abierta / subjetiva</w:t>
             </w:r>
           </w:p>
         </w:tc>
         <w:tc>
           <w:tcPr>
-            <w:tcW w:w="0" w:type="auto"/>
-            <w:shd w:val="clear" w:color="auto" w:fill="FFFFFF"/>
+            <w:tcW w:type="dxa" w:w="1185"/>
+            <w:shd w:fill="FFFFFF" w:val="clear"/>
             <w:tcMar>
-              <w:top w:w="100" w:type="dxa"/>
-              <w:left w:w="120" w:type="dxa"/>
-              <w:bottom w:w="100" w:type="dxa"/>
-              <w:right w:w="120" w:type="dxa"/>
+              <w:top w:type="dxa" w:w="100"/>
+              <w:left w:type="dxa" w:w="120"/>
+              <w:bottom w:type="dxa" w:w="100"/>
+              <w:right w:type="dxa" w:w="120"/>
             </w:tcMar>
             <w:vAlign w:val="center"/>
           </w:tcPr>
           <w:p>
             <w:r>
               <w:rPr>
-                <w:rFonts w:ascii="Calibri" w:eastAsia="Calibri" w:hAnsi="Calibri" w:cs="Calibri"/>
+                <w:rFonts w:ascii="Calibri" w:cs="Calibri" w:eastAsia="Calibri" w:hAnsi="Calibri"/>
+                <w:b w:val="false"/>
+                <w:bCs w:val="false"/>
                 <w:color w:val="222222"/>
+                <w:sz w:val="20"/>
+                <w:szCs w:val="20"/>
               </w:rPr>
-              <w:t>3</w:t>
+              <w:t xml:space="preserve">3</w:t>
             </w:r>
           </w:p>
         </w:tc>
         <w:tc>
           <w:tcPr>
-            <w:tcW w:w="0" w:type="auto"/>
-            <w:shd w:val="clear" w:color="auto" w:fill="FFFFFF"/>
+            <w:tcW w:type="dxa" w:w="1422"/>
+            <w:shd w:fill="FFFFFF" w:val="clear"/>
             <w:tcMar>
-              <w:top w:w="100" w:type="dxa"/>
-              <w:left w:w="120" w:type="dxa"/>
-              <w:bottom w:w="100" w:type="dxa"/>
-              <w:right w:w="120" w:type="dxa"/>
+              <w:top w:type="dxa" w:w="100"/>
+              <w:left w:type="dxa" w:w="120"/>
+              <w:bottom w:type="dxa" w:w="100"/>
+              <w:right w:type="dxa" w:w="120"/>
             </w:tcMar>
             <w:vAlign w:val="center"/>
           </w:tcPr>
           <w:p>
             <w:r>
               <w:rPr>
-                <w:rFonts w:ascii="Calibri" w:eastAsia="Calibri" w:hAnsi="Calibri" w:cs="Calibri"/>
+                <w:rFonts w:ascii="Calibri" w:cs="Calibri" w:eastAsia="Calibri" w:hAnsi="Calibri"/>
+                <w:b w:val="false"/>
+                <w:bCs w:val="false"/>
                 <w:color w:val="222222"/>
+                <w:sz w:val="20"/>
+                <w:szCs w:val="20"/>
               </w:rPr>
-              <w:t>3</w:t>
+              <w:t xml:space="preserve">3</w:t>
             </w:r>
           </w:p>
         </w:tc>
         <w:tc>
           <w:tcPr>
-            <w:tcW w:w="0" w:type="auto"/>
-            <w:shd w:val="clear" w:color="auto" w:fill="FFFFFF"/>
+            <w:tcW w:type="dxa" w:w="1422"/>
+            <w:shd w:fill="FFFFFF" w:val="clear"/>
             <w:tcMar>
-              <w:top w:w="100" w:type="dxa"/>
-              <w:left w:w="120" w:type="dxa"/>
-              <w:bottom w:w="100" w:type="dxa"/>
-              <w:right w:w="120" w:type="dxa"/>
+              <w:top w:type="dxa" w:w="100"/>
+              <w:left w:type="dxa" w:w="120"/>
+              <w:bottom w:type="dxa" w:w="100"/>
+              <w:right w:type="dxa" w:w="120"/>
             </w:tcMar>
             <w:vAlign w:val="center"/>
           </w:tcPr>
           <w:p>
             <w:r>
               <w:rPr>
-                <w:rFonts w:ascii="Calibri" w:eastAsia="Calibri" w:hAnsi="Calibri" w:cs="Calibri"/>
+                <w:rFonts w:ascii="Calibri" w:cs="Calibri" w:eastAsia="Calibri" w:hAnsi="Calibri"/>
+                <w:b w:val="false"/>
+                <w:bCs w:val="false"/>
                 <w:color w:val="222222"/>
+                <w:sz w:val="20"/>
+                <w:szCs w:val="20"/>
               </w:rPr>
-              <w:t>100 %</w:t>
+              <w:t xml:space="preserve">100 %</w:t>
             </w:r>
           </w:p>
         </w:tc>
         <w:tc>
           <w:tcPr>
-            <w:tcW w:w="0" w:type="auto"/>
-            <w:shd w:val="clear" w:color="auto" w:fill="FFFFFF"/>
+            <w:tcW w:type="dxa" w:w="2796"/>
+            <w:shd w:fill="FFFFFF" w:val="clear"/>
             <w:tcMar>
-              <w:top w:w="100" w:type="dxa"/>
-              <w:left w:w="120" w:type="dxa"/>
-              <w:bottom w:w="100" w:type="dxa"/>
-              <w:right w:w="120" w:type="dxa"/>
+              <w:top w:type="dxa" w:w="100"/>
+              <w:left w:type="dxa" w:w="120"/>
+              <w:bottom w:type="dxa" w:w="100"/>
+              <w:right w:type="dxa" w:w="120"/>
             </w:tcMar>
             <w:vAlign w:val="center"/>
           </w:tcPr>
           <w:p>
             <w:r>
               <w:rPr>
-                <w:rFonts w:ascii="Calibri" w:eastAsia="Calibri" w:hAnsi="Calibri" w:cs="Calibri"/>
+                <w:rFonts w:ascii="Calibri" w:cs="Calibri" w:eastAsia="Calibri" w:hAnsi="Calibri"/>
+                <w:b w:val="false"/>
+                <w:bCs w:val="false"/>
                 <w:color w:val="222222"/>
+                <w:sz w:val="20"/>
+                <w:szCs w:val="20"/>
               </w:rPr>
-              <w:t>Promedio 2:30</w:t>
+              <w:t xml:space="preserve">Promedio 2:30</w:t>
             </w:r>
           </w:p>
         </w:tc>
       </w:tr>
       <w:tr>
-        <w:tblPrEx>
-          <w:tblCellMar>
-            <w:top w:w="0" w:type="dxa"/>
-            <w:bottom w:w="0" w:type="dxa"/>
-          </w:tblCellMar>
-        </w:tblPrEx>
         <w:tc>
           <w:tcPr>
-            <w:tcW w:w="0" w:type="auto"/>
-            <w:shd w:val="clear" w:color="auto" w:fill="F2F4F5"/>
+            <w:tcW w:type="dxa" w:w="3081"/>
+            <w:shd w:fill="F2F4F5" w:val="clear"/>
             <w:tcMar>
-              <w:top w:w="100" w:type="dxa"/>
-              <w:left w:w="120" w:type="dxa"/>
-              <w:bottom w:w="100" w:type="dxa"/>
-              <w:right w:w="120" w:type="dxa"/>
+              <w:top w:type="dxa" w:w="100"/>
+              <w:left w:type="dxa" w:w="120"/>
+              <w:bottom w:type="dxa" w:w="100"/>
+              <w:right w:type="dxa" w:w="120"/>
             </w:tcMar>
             <w:vAlign w:val="center"/>
           </w:tcPr>
           <w:p>
             <w:r>
               <w:rPr>
-                <w:rFonts w:ascii="Calibri" w:eastAsia="Calibri" w:hAnsi="Calibri" w:cs="Calibri"/>
+                <w:rFonts w:ascii="Calibri" w:cs="Calibri" w:eastAsia="Calibri" w:hAnsi="Calibri"/>
+                <w:b w:val="false"/>
+                <w:bCs w:val="false"/>
                 <w:color w:val="222222"/>
+                <w:sz w:val="20"/>
+                <w:szCs w:val="20"/>
               </w:rPr>
-              <w:t>Total</w:t>
+              <w:t xml:space="preserve">Total</w:t>
             </w:r>
           </w:p>
         </w:tc>
         <w:tc>
           <w:tcPr>
-            <w:tcW w:w="0" w:type="auto"/>
-            <w:shd w:val="clear" w:color="auto" w:fill="F2F4F5"/>
+            <w:tcW w:type="dxa" w:w="1185"/>
+            <w:shd w:fill="F2F4F5" w:val="clear"/>
             <w:tcMar>
-              <w:top w:w="100" w:type="dxa"/>
-              <w:left w:w="120" w:type="dxa"/>
-              <w:bottom w:w="100" w:type="dxa"/>
-              <w:right w:w="120" w:type="dxa"/>
+              <w:top w:type="dxa" w:w="100"/>
+              <w:left w:type="dxa" w:w="120"/>
+              <w:bottom w:type="dxa" w:w="100"/>
+              <w:right w:type="dxa" w:w="120"/>
             </w:tcMar>
             <w:vAlign w:val="center"/>
           </w:tcPr>
           <w:p>
             <w:r>
               <w:rPr>
-                <w:rFonts w:ascii="Calibri" w:eastAsia="Calibri" w:hAnsi="Calibri" w:cs="Calibri"/>
+                <w:rFonts w:ascii="Calibri" w:cs="Calibri" w:eastAsia="Calibri" w:hAnsi="Calibri"/>
+                <w:b w:val="false"/>
+                <w:bCs w:val="false"/>
                 <w:color w:val="222222"/>
+                <w:sz w:val="20"/>
+                <w:szCs w:val="20"/>
               </w:rPr>
-              <w:t>15</w:t>
+              <w:t xml:space="preserve">15</w:t>
             </w:r>
           </w:p>
         </w:tc>
         <w:tc>
           <w:tcPr>
-            <w:tcW w:w="0" w:type="auto"/>
-            <w:shd w:val="clear" w:color="auto" w:fill="F2F4F5"/>
+            <w:tcW w:type="dxa" w:w="1422"/>
+            <w:shd w:fill="F2F4F5" w:val="clear"/>
             <w:tcMar>
-              <w:top w:w="100" w:type="dxa"/>
-              <w:left w:w="120" w:type="dxa"/>
-              <w:bottom w:w="100" w:type="dxa"/>
-              <w:right w:w="120" w:type="dxa"/>
+              <w:top w:type="dxa" w:w="100"/>
+              <w:left w:type="dxa" w:w="120"/>
+              <w:bottom w:type="dxa" w:w="100"/>
+              <w:right w:type="dxa" w:w="120"/>
             </w:tcMar>
             <w:vAlign w:val="center"/>
           </w:tcPr>
           <w:p>
             <w:r>
               <w:rPr>
-                <w:rFonts w:ascii="Calibri" w:eastAsia="Calibri" w:hAnsi="Calibri" w:cs="Calibri"/>
+                <w:rFonts w:ascii="Calibri" w:cs="Calibri" w:eastAsia="Calibri" w:hAnsi="Calibri"/>
+                <w:b w:val="false"/>
+                <w:bCs w:val="false"/>
                 <w:color w:val="222222"/>
+                <w:sz w:val="20"/>
+                <w:szCs w:val="20"/>
               </w:rPr>
-              <w:t>15</w:t>
+              <w:t xml:space="preserve">15</w:t>
             </w:r>
           </w:p>
         </w:tc>
         <w:tc>
           <w:tcPr>
-            <w:tcW w:w="0" w:type="auto"/>
-            <w:shd w:val="clear" w:color="auto" w:fill="F2F4F5"/>
+            <w:tcW w:type="dxa" w:w="1422"/>
+            <w:shd w:fill="F2F4F5" w:val="clear"/>
             <w:tcMar>
-              <w:top w:w="100" w:type="dxa"/>
-              <w:left w:w="120" w:type="dxa"/>
-              <w:bottom w:w="100" w:type="dxa"/>
-              <w:right w:w="120" w:type="dxa"/>
+              <w:top w:type="dxa" w:w="100"/>
+              <w:left w:type="dxa" w:w="120"/>
+              <w:bottom w:type="dxa" w:w="100"/>
+              <w:right w:type="dxa" w:w="120"/>
             </w:tcMar>
             <w:vAlign w:val="center"/>
           </w:tcPr>
           <w:p>
             <w:r>
               <w:rPr>
-                <w:rFonts w:ascii="Calibri" w:eastAsia="Calibri" w:hAnsi="Calibri" w:cs="Calibri"/>
+                <w:rFonts w:ascii="Calibri" w:cs="Calibri" w:eastAsia="Calibri" w:hAnsi="Calibri"/>
+                <w:b w:val="false"/>
+                <w:bCs w:val="false"/>
                 <w:color w:val="222222"/>
+                <w:sz w:val="20"/>
+                <w:szCs w:val="20"/>
               </w:rPr>
-              <w:t>100 %</w:t>
+              <w:t xml:space="preserve">100 %</w:t>
             </w:r>
           </w:p>
         </w:tc>
         <w:tc>
           <w:tcPr>
-            <w:tcW w:w="0" w:type="auto"/>
-            <w:shd w:val="clear" w:color="auto" w:fill="F2F4F5"/>
+            <w:tcW w:type="dxa" w:w="2796"/>
+            <w:shd w:fill="F2F4F5" w:val="clear"/>
             <w:tcMar>
-              <w:top w:w="100" w:type="dxa"/>
-              <w:left w:w="120" w:type="dxa"/>
-              <w:bottom w:w="100" w:type="dxa"/>
-              <w:right w:w="120" w:type="dxa"/>
+              <w:top w:type="dxa" w:w="100"/>
+              <w:left w:type="dxa" w:w="120"/>
+              <w:bottom w:type="dxa" w:w="100"/>
+              <w:right w:type="dxa" w:w="120"/>
             </w:tcMar>
             <w:vAlign w:val="center"/>
           </w:tcPr>
           <w:p>
             <w:r>
               <w:rPr>
-                <w:rFonts w:ascii="Calibri" w:eastAsia="Calibri" w:hAnsi="Calibri" w:cs="Calibri"/>
+                <w:rFonts w:ascii="Calibri" w:cs="Calibri" w:eastAsia="Calibri" w:hAnsi="Calibri"/>
+                <w:b w:val="false"/>
+                <w:bCs w:val="false"/>
                 <w:color w:val="222222"/>
+                <w:sz w:val="20"/>
+                <w:szCs w:val="20"/>
               </w:rPr>
-              <w:t>—</w:t>
+              <w:t xml:space="preserve">—</w:t>
             </w:r>
           </w:p>
         </w:tc>
@@ -3394,25 +3853,30 @@
     </w:tbl>
     <w:p>
       <w:pPr>
-        <w:spacing w:after="160" w:line="288" w:lineRule="auto"/>
+        <w:spacing w:after="160" w:line="288"/>
         <w:jc w:val="both"/>
       </w:pPr>
       <w:r>
         <w:rPr>
-          <w:rFonts w:ascii="Calibri" w:eastAsia="Calibri" w:hAnsi="Calibri" w:cs="Calibri"/>
+          <w:rFonts w:ascii="Calibri" w:cs="Calibri" w:eastAsia="Calibri" w:hAnsi="Calibri"/>
+          <w:b w:val="false"/>
+          <w:bCs w:val="false"/>
+          <w:i w:val="false"/>
+          <w:iCs w:val="false"/>
           <w:color w:val="222222"/>
           <w:sz w:val="22"/>
           <w:szCs w:val="22"/>
         </w:rPr>
-        <w:t>Los 15 casos de prueba evaluados resultaron correctos frente al criterio de aceptación definido, para una precisión global del 100 %.</w:t>
+        <w:t xml:space="preserve">Los 15 casos de prueba evaluados resultaron correctos frente al criterio de aceptación definido, para una precisión global del 100 %.</w:t>
       </w:r>
     </w:p>
     <w:sectPr>
-      <w:headerReference w:type="default" r:id="rId23"/>
-      <w:footerReference w:type="default" r:id="rId24"/>
-      <w:pgSz w:w="11906" w:h="16838"/>
+      <w:headerReference w:type="default" r:id="rId6"/>
+      <w:footerReference w:type="default" r:id="rId7"/>
+      <w:type w:val="nextPage"/>
+      <w:pgSz w:w="11906" w:h="16838" w:orient="portrait"/>
       <w:pgMar w:top="1000" w:right="1000" w:bottom="1000" w:left="1000" w:header="708" w:footer="708" w:gutter="0"/>
-      <w:cols w:space="720"/>
+      <w:pgNumType/>
       <w:docGrid w:linePitch="360"/>
     </w:sectPr>
   </w:body>
@@ -3420,9 +3884,18 @@
 </file>
 
 <file path=word/endnotes.xml><?xml version="1.0" encoding="utf-8"?>
-<w:endnotes xmlns:wpc="http://schemas.microsoft.com/office/word/2010/wordprocessingCanvas" xmlns:cx="http://schemas.microsoft.com/office/drawing/2014/chartex" xmlns:cx1="http://schemas.microsoft.com/office/drawing/2015/9/8/chartex" xmlns:cx2="http://schemas.microsoft.com/office/drawing/2015/10/21/chartex" xmlns:cx3="http://schemas.microsoft.com/office/drawing/2016/5/9/chartex" xmlns:cx4="http://schemas.microsoft.com/office/drawing/2016/5/10/chartex" xmlns:cx5="http://schemas.microsoft.com/office/drawing/2016/5/11/chartex" xmlns:cx6="http://schemas.microsoft.com/office/drawing/2016/5/12/chartex" xmlns:cx7="http://schemas.microsoft.com/office/drawing/2016/5/13/chartex" xmlns:cx8="http://schemas.microsoft.com/office/drawing/2016/5/14/chartex" xmlns:mc="http://schemas.openxmlformats.org/markup-compatibility/2006" xmlns:aink="http://schemas.microsoft.com/office/drawing/2016/ink" xmlns:am3d="http://schemas.microsoft.com/office/drawing/2017/model3d" xmlns:o="urn:schemas-microsoft-com:office:office" xmlns:oel="http://schemas.microsoft.com/office/2019/extlst" xmlns:r="http://schemas.openxmlformats.org/officeDocument/2006/relationships" xmlns:m="http://schemas.openxmlformats.org/officeDocument/2006/math" xmlns:v="urn:schemas-microsoft-com:vml" xmlns:wp14="http://schemas.microsoft.com/office/word/2010/wordprocessingDrawing" xmlns:wp="http://schemas.openxmlformats.org/drawingml/2006/wordprocessingDrawing" xmlns:w10="urn:schemas-microsoft-com:office:word" xmlns:w="http://schemas.openxmlformats.org/wordprocessingml/2006/main" xmlns:w14="http://schemas.microsoft.com/office/word/2010/wordml" xmlns:w15="http://schemas.microsoft.com/office/word/2012/wordml" xmlns:w16cex="http://schemas.microsoft.com/office/word/2018/wordml/cex" xmlns:w16cid="http://schemas.microsoft.com/office/word/2016/wordml/cid" xmlns:w16="http://schemas.microsoft.com/office/word/2018/wordml" xmlns:w16du="http://schemas.microsoft.com/office/word/2023/wordml/word16du" xmlns:w16sdtdh="http://schemas.microsoft.com/office/word/2020/wordml/sdtdatahash" xmlns:w16sdtfl="http://schemas.microsoft.com/office/word/2024/wordml/sdtformatlock" xmlns:w16se="http://schemas.microsoft.com/office/word/2015/wordml/symex" xmlns:wpg="http://schemas.microsoft.com/office/word/2010/wordprocessingGroup" xmlns:wpi="http://schemas.microsoft.com/office/word/2010/wordprocessingInk" xmlns:wne="http://schemas.microsoft.com/office/word/2006/wordml" xmlns:wps="http://schemas.microsoft.com/office/word/2010/wordprocessingShape" mc:Ignorable="w14 w15 w16se w16cid w16 w16cex w16sdtdh w16sdtfl w16du wp14">
+<w:endnotes xmlns:wpc="http://schemas.microsoft.com/office/word/2010/wordprocessingCanvas" xmlns:mc="http://schemas.openxmlformats.org/markup-compatibility/2006" xmlns:o="urn:schemas-microsoft-com:office:office" xmlns:r="http://schemas.openxmlformats.org/officeDocument/2006/relationships" xmlns:m="http://schemas.openxmlformats.org/officeDocument/2006/math" xmlns:v="urn:schemas-microsoft-com:vml" xmlns:wp14="http://schemas.microsoft.com/office/word/2010/wordprocessingDrawing" xmlns:wp="http://schemas.openxmlformats.org/drawingml/2006/wordprocessingDrawing" xmlns:w10="urn:schemas-microsoft-com:office:word" xmlns:w="http://schemas.openxmlformats.org/wordprocessingml/2006/main" xmlns:w14="http://schemas.microsoft.com/office/word/2010/wordml" xmlns:w15="http://schemas.microsoft.com/office/word/2012/wordml" xmlns:wpg="http://schemas.microsoft.com/office/word/2010/wordprocessingGroup" xmlns:wpi="http://schemas.microsoft.com/office/word/2010/wordprocessingInk" xmlns:wne="http://schemas.microsoft.com/office/word/2006/wordml" xmlns:wps="http://schemas.microsoft.com/office/word/2010/wordprocessingShape" mc:Ignorable="w14 w15 wp14">
   <w:endnote w:type="separator" w:id="-1">
     <w:p>
+      <w:pPr>
+        <w:spacing w:after="0" w:line="240" w:lineRule="auto"/>
+      </w:pPr>
+      <w:r>
+        <w:rPr>
+          <w:rStyle w:val="EndnoteReference"/>
+        </w:rPr>
+        <w:endnoteRef/>
+      </w:r>
       <w:r>
         <w:separator/>
       </w:r>
@@ -3430,6 +3903,15 @@
   </w:endnote>
   <w:endnote w:type="continuationSeparator" w:id="0">
     <w:p>
+      <w:pPr>
+        <w:spacing w:after="0" w:line="240" w:lineRule="auto"/>
+      </w:pPr>
+      <w:r>
+        <w:rPr>
+          <w:rStyle w:val="EndnoteReference"/>
+        </w:rPr>
+        <w:endnoteRef/>
+      </w:r>
       <w:r>
         <w:continuationSeparator/>
       </w:r>
@@ -3439,14 +3921,14 @@
 </file>
 
 <file path=word/footer1.xml><?xml version="1.0" encoding="utf-8"?>
-<w:ftr xmlns:wpc="http://schemas.microsoft.com/office/word/2010/wordprocessingCanvas" xmlns:cx="http://schemas.microsoft.com/office/drawing/2014/chartex" xmlns:cx1="http://schemas.microsoft.com/office/drawing/2015/9/8/chartex" xmlns:cx2="http://schemas.microsoft.com/office/drawing/2015/10/21/chartex" xmlns:cx3="http://schemas.microsoft.com/office/drawing/2016/5/9/chartex" xmlns:cx4="http://schemas.microsoft.com/office/drawing/2016/5/10/chartex" xmlns:cx5="http://schemas.microsoft.com/office/drawing/2016/5/11/chartex" xmlns:cx6="http://schemas.microsoft.com/office/drawing/2016/5/12/chartex" xmlns:cx7="http://schemas.microsoft.com/office/drawing/2016/5/13/chartex" xmlns:cx8="http://schemas.microsoft.com/office/drawing/2016/5/14/chartex" xmlns:mc="http://schemas.openxmlformats.org/markup-compatibility/2006" xmlns:aink="http://schemas.microsoft.com/office/drawing/2016/ink" xmlns:am3d="http://schemas.microsoft.com/office/drawing/2017/model3d" xmlns:o="urn:schemas-microsoft-com:office:office" xmlns:oel="http://schemas.microsoft.com/office/2019/extlst" xmlns:r="http://schemas.openxmlformats.org/officeDocument/2006/relationships" xmlns:m="http://schemas.openxmlformats.org/officeDocument/2006/math" xmlns:v="urn:schemas-microsoft-com:vml" xmlns:wp14="http://schemas.microsoft.com/office/word/2010/wordprocessingDrawing" xmlns:wp="http://schemas.openxmlformats.org/drawingml/2006/wordprocessingDrawing" xmlns:w10="urn:schemas-microsoft-com:office:word" xmlns:w="http://schemas.openxmlformats.org/wordprocessingml/2006/main" xmlns:w14="http://schemas.microsoft.com/office/word/2010/wordml" xmlns:w15="http://schemas.microsoft.com/office/word/2012/wordml" xmlns:w16cex="http://schemas.microsoft.com/office/word/2018/wordml/cex" xmlns:w16cid="http://schemas.microsoft.com/office/word/2016/wordml/cid" xmlns:w16="http://schemas.microsoft.com/office/word/2018/wordml" xmlns:w16du="http://schemas.microsoft.com/office/word/2023/wordml/word16du" xmlns:w16sdtdh="http://schemas.microsoft.com/office/word/2020/wordml/sdtdatahash" xmlns:w16sdtfl="http://schemas.microsoft.com/office/word/2024/wordml/sdtformatlock" xmlns:w16se="http://schemas.microsoft.com/office/word/2015/wordml/symex" xmlns:wpg="http://schemas.microsoft.com/office/word/2010/wordprocessingGroup" xmlns:wpi="http://schemas.microsoft.com/office/word/2010/wordprocessingInk" xmlns:wne="http://schemas.microsoft.com/office/word/2006/wordml" xmlns:wps="http://schemas.microsoft.com/office/word/2010/wordprocessingShape" mc:Ignorable="w14 w15 w16se w16cid w16 w16cex w16sdtdh w16sdtfl w16du wp14">
+<w:ftr xmlns:wpc="http://schemas.microsoft.com/office/word/2010/wordprocessingCanvas" xmlns:mc="http://schemas.openxmlformats.org/markup-compatibility/2006" xmlns:o="urn:schemas-microsoft-com:office:office" xmlns:r="http://schemas.openxmlformats.org/officeDocument/2006/relationships" xmlns:m="http://schemas.openxmlformats.org/officeDocument/2006/math" xmlns:v="urn:schemas-microsoft-com:vml" xmlns:wp14="http://schemas.microsoft.com/office/word/2010/wordprocessingDrawing" xmlns:wp="http://schemas.openxmlformats.org/drawingml/2006/wordprocessingDrawing" xmlns:w10="urn:schemas-microsoft-com:office:word" xmlns:w="http://schemas.openxmlformats.org/wordprocessingml/2006/main" xmlns:w14="http://schemas.microsoft.com/office/word/2010/wordml" xmlns:w15="http://schemas.microsoft.com/office/word/2012/wordml" xmlns:wpg="http://schemas.microsoft.com/office/word/2010/wordprocessingGroup" xmlns:wpi="http://schemas.microsoft.com/office/word/2010/wordprocessingInk" xmlns:wne="http://schemas.microsoft.com/office/word/2006/wordml" xmlns:wps="http://schemas.microsoft.com/office/word/2010/wordprocessingShape">
   <w:p>
     <w:pPr>
       <w:jc w:val="center"/>
     </w:pPr>
     <w:r>
       <w:rPr>
-        <w:rFonts w:ascii="Calibri" w:eastAsia="Calibri" w:hAnsi="Calibri" w:cs="Calibri"/>
+        <w:rFonts w:ascii="Calibri" w:cs="Calibri" w:eastAsia="Calibri" w:hAnsi="Calibri"/>
         <w:color w:val="6B7A82"/>
         <w:sz w:val="16"/>
         <w:szCs w:val="16"/>
@@ -3455,53 +3937,19 @@
     </w:r>
     <w:r>
       <w:rPr>
-        <w:rFonts w:ascii="Calibri" w:eastAsia="Calibri" w:hAnsi="Calibri" w:cs="Calibri"/>
+        <w:rFonts w:ascii="Calibri" w:cs="Calibri" w:eastAsia="Calibri" w:hAnsi="Calibri"/>
         <w:color w:val="6B7A82"/>
         <w:sz w:val="16"/>
         <w:szCs w:val="16"/>
       </w:rPr>
       <w:fldChar w:fldCharType="begin"/>
-    </w:r>
-    <w:r>
-      <w:rPr>
-        <w:rFonts w:ascii="Calibri" w:eastAsia="Calibri" w:hAnsi="Calibri" w:cs="Calibri"/>
-        <w:color w:val="6B7A82"/>
-        <w:sz w:val="16"/>
-        <w:szCs w:val="16"/>
-      </w:rPr>
-      <w:instrText>PAGE</w:instrText>
-    </w:r>
-    <w:r>
-      <w:rPr>
-        <w:rFonts w:ascii="Calibri" w:eastAsia="Calibri" w:hAnsi="Calibri" w:cs="Calibri"/>
-        <w:color w:val="6B7A82"/>
-        <w:sz w:val="16"/>
-        <w:szCs w:val="16"/>
-      </w:rPr>
+      <w:instrText xml:space="preserve">PAGE</w:instrText>
       <w:fldChar w:fldCharType="separate"/>
-    </w:r>
-    <w:r>
-      <w:rPr>
-        <w:rFonts w:ascii="Calibri" w:eastAsia="Calibri" w:hAnsi="Calibri" w:cs="Calibri"/>
-        <w:noProof/>
-        <w:color w:val="6B7A82"/>
-        <w:sz w:val="16"/>
-        <w:szCs w:val="16"/>
-      </w:rPr>
-      <w:t>3</w:t>
-    </w:r>
-    <w:r>
-      <w:rPr>
-        <w:rFonts w:ascii="Calibri" w:eastAsia="Calibri" w:hAnsi="Calibri" w:cs="Calibri"/>
-        <w:color w:val="6B7A82"/>
-        <w:sz w:val="16"/>
-        <w:szCs w:val="16"/>
-      </w:rPr>
       <w:fldChar w:fldCharType="end"/>
     </w:r>
     <w:r>
       <w:rPr>
-        <w:rFonts w:ascii="Calibri" w:eastAsia="Calibri" w:hAnsi="Calibri" w:cs="Calibri"/>
+        <w:rFonts w:ascii="Calibri" w:cs="Calibri" w:eastAsia="Calibri" w:hAnsi="Calibri"/>
         <w:color w:val="6B7A82"/>
         <w:sz w:val="16"/>
         <w:szCs w:val="16"/>
@@ -3510,48 +3958,14 @@
     </w:r>
     <w:r>
       <w:rPr>
-        <w:rFonts w:ascii="Calibri" w:eastAsia="Calibri" w:hAnsi="Calibri" w:cs="Calibri"/>
+        <w:rFonts w:ascii="Calibri" w:cs="Calibri" w:eastAsia="Calibri" w:hAnsi="Calibri"/>
         <w:color w:val="6B7A82"/>
         <w:sz w:val="16"/>
         <w:szCs w:val="16"/>
       </w:rPr>
       <w:fldChar w:fldCharType="begin"/>
-    </w:r>
-    <w:r>
-      <w:rPr>
-        <w:rFonts w:ascii="Calibri" w:eastAsia="Calibri" w:hAnsi="Calibri" w:cs="Calibri"/>
-        <w:color w:val="6B7A82"/>
-        <w:sz w:val="16"/>
-        <w:szCs w:val="16"/>
-      </w:rPr>
-      <w:instrText>NUMPAGES</w:instrText>
-    </w:r>
-    <w:r>
-      <w:rPr>
-        <w:rFonts w:ascii="Calibri" w:eastAsia="Calibri" w:hAnsi="Calibri" w:cs="Calibri"/>
-        <w:color w:val="6B7A82"/>
-        <w:sz w:val="16"/>
-        <w:szCs w:val="16"/>
-      </w:rPr>
+      <w:instrText xml:space="preserve">NUMPAGES</w:instrText>
       <w:fldChar w:fldCharType="separate"/>
-    </w:r>
-    <w:r>
-      <w:rPr>
-        <w:rFonts w:ascii="Calibri" w:eastAsia="Calibri" w:hAnsi="Calibri" w:cs="Calibri"/>
-        <w:noProof/>
-        <w:color w:val="6B7A82"/>
-        <w:sz w:val="16"/>
-        <w:szCs w:val="16"/>
-      </w:rPr>
-      <w:t>4</w:t>
-    </w:r>
-    <w:r>
-      <w:rPr>
-        <w:rFonts w:ascii="Calibri" w:eastAsia="Calibri" w:hAnsi="Calibri" w:cs="Calibri"/>
-        <w:color w:val="6B7A82"/>
-        <w:sz w:val="16"/>
-        <w:szCs w:val="16"/>
-      </w:rPr>
       <w:fldChar w:fldCharType="end"/>
     </w:r>
   </w:p>
@@ -3559,9 +3973,18 @@
 </file>
 
 <file path=word/footnotes.xml><?xml version="1.0" encoding="utf-8"?>
-<w:footnotes xmlns:wpc="http://schemas.microsoft.com/office/word/2010/wordprocessingCanvas" xmlns:cx="http://schemas.microsoft.com/office/drawing/2014/chartex" xmlns:cx1="http://schemas.microsoft.com/office/drawing/2015/9/8/chartex" xmlns:cx2="http://schemas.microsoft.com/office/drawing/2015/10/21/chartex" xmlns:cx3="http://schemas.microsoft.com/office/drawing/2016/5/9/chartex" xmlns:cx4="http://schemas.microsoft.com/office/drawing/2016/5/10/chartex" xmlns:cx5="http://schemas.microsoft.com/office/drawing/2016/5/11/chartex" xmlns:cx6="http://schemas.microsoft.com/office/drawing/2016/5/12/chartex" xmlns:cx7="http://schemas.microsoft.com/office/drawing/2016/5/13/chartex" xmlns:cx8="http://schemas.microsoft.com/office/drawing/2016/5/14/chartex" xmlns:mc="http://schemas.openxmlformats.org/markup-compatibility/2006" xmlns:aink="http://schemas.microsoft.com/office/drawing/2016/ink" xmlns:am3d="http://schemas.microsoft.com/office/drawing/2017/model3d" xmlns:o="urn:schemas-microsoft-com:office:office" xmlns:oel="http://schemas.microsoft.com/office/2019/extlst" xmlns:r="http://schemas.openxmlformats.org/officeDocument/2006/relationships" xmlns:m="http://schemas.openxmlformats.org/officeDocument/2006/math" xmlns:v="urn:schemas-microsoft-com:vml" xmlns:wp14="http://schemas.microsoft.com/office/word/2010/wordprocessingDrawing" xmlns:wp="http://schemas.openxmlformats.org/drawingml/2006/wordprocessingDrawing" xmlns:w10="urn:schemas-microsoft-com:office:word" xmlns:w="http://schemas.openxmlformats.org/wordprocessingml/2006/main" xmlns:w14="http://schemas.microsoft.com/office/word/2010/wordml" xmlns:w15="http://schemas.microsoft.com/office/word/2012/wordml" xmlns:w16cex="http://schemas.microsoft.com/office/word/2018/wordml/cex" xmlns:w16cid="http://schemas.microsoft.com/office/word/2016/wordml/cid" xmlns:w16="http://schemas.microsoft.com/office/word/2018/wordml" xmlns:w16du="http://schemas.microsoft.com/office/word/2023/wordml/word16du" xmlns:w16sdtdh="http://schemas.microsoft.com/office/word/2020/wordml/sdtdatahash" xmlns:w16sdtfl="http://schemas.microsoft.com/office/word/2024/wordml/sdtformatlock" xmlns:w16se="http://schemas.microsoft.com/office/word/2015/wordml/symex" xmlns:wpg="http://schemas.microsoft.com/office/word/2010/wordprocessingGroup" xmlns:wpi="http://schemas.microsoft.com/office/word/2010/wordprocessingInk" xmlns:wne="http://schemas.microsoft.com/office/word/2006/wordml" xmlns:wps="http://schemas.microsoft.com/office/word/2010/wordprocessingShape" mc:Ignorable="w14 w15 w16se w16cid w16 w16cex w16sdtdh w16sdtfl w16du wp14">
+<w:footnotes xmlns:wpc="http://schemas.microsoft.com/office/word/2010/wordprocessingCanvas" xmlns:mc="http://schemas.openxmlformats.org/markup-compatibility/2006" xmlns:o="urn:schemas-microsoft-com:office:office" xmlns:r="http://schemas.openxmlformats.org/officeDocument/2006/relationships" xmlns:m="http://schemas.openxmlformats.org/officeDocument/2006/math" xmlns:v="urn:schemas-microsoft-com:vml" xmlns:wp14="http://schemas.microsoft.com/office/word/2010/wordprocessingDrawing" xmlns:wp="http://schemas.openxmlformats.org/drawingml/2006/wordprocessingDrawing" xmlns:w10="urn:schemas-microsoft-com:office:word" xmlns:w="http://schemas.openxmlformats.org/wordprocessingml/2006/main" xmlns:w14="http://schemas.microsoft.com/office/word/2010/wordml" xmlns:w15="http://schemas.microsoft.com/office/word/2012/wordml" xmlns:wpg="http://schemas.microsoft.com/office/word/2010/wordprocessingGroup" xmlns:wpi="http://schemas.microsoft.com/office/word/2010/wordprocessingInk" xmlns:wne="http://schemas.microsoft.com/office/word/2006/wordml" xmlns:wps="http://schemas.microsoft.com/office/word/2010/wordprocessingShape" mc:Ignorable="w14 w15 wp14">
   <w:footnote w:type="separator" w:id="-1">
     <w:p>
+      <w:pPr>
+        <w:spacing w:after="0" w:line="240" w:lineRule="auto"/>
+      </w:pPr>
+      <w:r>
+        <w:rPr>
+          <w:rStyle w:val="FootnoteReference"/>
+        </w:rPr>
+        <w:footnoteRef/>
+      </w:r>
       <w:r>
         <w:separator/>
       </w:r>
@@ -3569,6 +3992,15 @@
   </w:footnote>
   <w:footnote w:type="continuationSeparator" w:id="0">
     <w:p>
+      <w:pPr>
+        <w:spacing w:after="0" w:line="240" w:lineRule="auto"/>
+      </w:pPr>
+      <w:r>
+        <w:rPr>
+          <w:rStyle w:val="FootnoteReference"/>
+        </w:rPr>
+        <w:footnoteRef/>
+      </w:r>
       <w:r>
         <w:continuationSeparator/>
       </w:r>
@@ -3578,36 +4010,34 @@
 </file>
 
 <file path=word/header1.xml><?xml version="1.0" encoding="utf-8"?>
-<w:hdr xmlns:wpc="http://schemas.microsoft.com/office/word/2010/wordprocessingCanvas" xmlns:cx="http://schemas.microsoft.com/office/drawing/2014/chartex" xmlns:cx1="http://schemas.microsoft.com/office/drawing/2015/9/8/chartex" xmlns:cx2="http://schemas.microsoft.com/office/drawing/2015/10/21/chartex" xmlns:cx3="http://schemas.microsoft.com/office/drawing/2016/5/9/chartex" xmlns:cx4="http://schemas.microsoft.com/office/drawing/2016/5/10/chartex" xmlns:cx5="http://schemas.microsoft.com/office/drawing/2016/5/11/chartex" xmlns:cx6="http://schemas.microsoft.com/office/drawing/2016/5/12/chartex" xmlns:cx7="http://schemas.microsoft.com/office/drawing/2016/5/13/chartex" xmlns:cx8="http://schemas.microsoft.com/office/drawing/2016/5/14/chartex" xmlns:mc="http://schemas.openxmlformats.org/markup-compatibility/2006" xmlns:aink="http://schemas.microsoft.com/office/drawing/2016/ink" xmlns:am3d="http://schemas.microsoft.com/office/drawing/2017/model3d" xmlns:o="urn:schemas-microsoft-com:office:office" xmlns:oel="http://schemas.microsoft.com/office/2019/extlst" xmlns:r="http://schemas.openxmlformats.org/officeDocument/2006/relationships" xmlns:m="http://schemas.openxmlformats.org/officeDocument/2006/math" xmlns:v="urn:schemas-microsoft-com:vml" xmlns:wp14="http://schemas.microsoft.com/office/word/2010/wordprocessingDrawing" xmlns:wp="http://schemas.openxmlformats.org/drawingml/2006/wordprocessingDrawing" xmlns:w10="urn:schemas-microsoft-com:office:word" xmlns:w="http://schemas.openxmlformats.org/wordprocessingml/2006/main" xmlns:w14="http://schemas.microsoft.com/office/word/2010/wordml" xmlns:w15="http://schemas.microsoft.com/office/word/2012/wordml" xmlns:w16cex="http://schemas.microsoft.com/office/word/2018/wordml/cex" xmlns:w16cid="http://schemas.microsoft.com/office/word/2016/wordml/cid" xmlns:w16="http://schemas.microsoft.com/office/word/2018/wordml" xmlns:w16du="http://schemas.microsoft.com/office/word/2023/wordml/word16du" xmlns:w16sdtdh="http://schemas.microsoft.com/office/word/2020/wordml/sdtdatahash" xmlns:w16sdtfl="http://schemas.microsoft.com/office/word/2024/wordml/sdtformatlock" xmlns:w16se="http://schemas.microsoft.com/office/word/2015/wordml/symex" xmlns:wpg="http://schemas.microsoft.com/office/word/2010/wordprocessingGroup" xmlns:wpi="http://schemas.microsoft.com/office/word/2010/wordprocessingInk" xmlns:wne="http://schemas.microsoft.com/office/word/2006/wordml" xmlns:wps="http://schemas.microsoft.com/office/word/2010/wordprocessingShape" mc:Ignorable="w14 w15 w16se w16cid w16 w16cex w16sdtdh w16sdtfl w16du wp14">
+<w:hdr xmlns:wpc="http://schemas.microsoft.com/office/word/2010/wordprocessingCanvas" xmlns:mc="http://schemas.openxmlformats.org/markup-compatibility/2006" xmlns:o="urn:schemas-microsoft-com:office:office" xmlns:r="http://schemas.openxmlformats.org/officeDocument/2006/relationships" xmlns:m="http://schemas.openxmlformats.org/officeDocument/2006/math" xmlns:v="urn:schemas-microsoft-com:vml" xmlns:wp14="http://schemas.microsoft.com/office/word/2010/wordprocessingDrawing" xmlns:wp="http://schemas.openxmlformats.org/drawingml/2006/wordprocessingDrawing" xmlns:w10="urn:schemas-microsoft-com:office:word" xmlns:w="http://schemas.openxmlformats.org/wordprocessingml/2006/main" xmlns:w14="http://schemas.microsoft.com/office/word/2010/wordml" xmlns:w15="http://schemas.microsoft.com/office/word/2012/wordml" xmlns:wpg="http://schemas.microsoft.com/office/word/2010/wordprocessingGroup" xmlns:wpi="http://schemas.microsoft.com/office/word/2010/wordprocessingInk" xmlns:wne="http://schemas.microsoft.com/office/word/2006/wordml" xmlns:wps="http://schemas.microsoft.com/office/word/2010/wordprocessingShape" xmlns:cx="http://schemas.microsoft.com/office/drawing/2014/chartex" xmlns:cx1="http://schemas.microsoft.com/office/drawing/2015/9/8/chartex" xmlns:cx2="http://schemas.microsoft.com/office/drawing/2015/10/21/chartex" xmlns:cx3="http://schemas.microsoft.com/office/drawing/2016/5/9/chartex" xmlns:cx4="http://schemas.microsoft.com/office/drawing/2016/5/10/chartex" xmlns:cx5="http://schemas.microsoft.com/office/drawing/2016/5/11/chartex" xmlns:cx6="http://schemas.microsoft.com/office/drawing/2016/5/12/chartex" xmlns:cx7="http://schemas.microsoft.com/office/drawing/2016/5/13/chartex" xmlns:cx8="http://schemas.microsoft.com/office/drawing/2016/5/14/chartex" xmlns:w16cid="http://schemas.microsoft.com/office/word/2016/wordml/cid" xmlns:w16se="http://schemas.microsoft.com/office/word/2015/wordml/symex">
   <w:p>
     <w:pPr>
       <w:pBdr>
-        <w:bottom w:val="single" w:sz="4" w:space="4" w:color="D5E4E5"/>
+        <w:bottom w:val="single" w:color="D5E4E5" w:sz="4" w:space="4"/>
       </w:pBdr>
       <w:jc w:val="right"/>
     </w:pPr>
     <w:r>
       <w:rPr>
-        <w:rFonts w:ascii="Calibri" w:eastAsia="Calibri" w:hAnsi="Calibri" w:cs="Calibri"/>
+        <w:rFonts w:ascii="Calibri" w:cs="Calibri" w:eastAsia="Calibri" w:hAnsi="Calibri"/>
         <w:i/>
         <w:iCs/>
         <w:color w:val="6B7A82"/>
         <w:sz w:val="16"/>
         <w:szCs w:val="16"/>
       </w:rPr>
-      <w:t>Anexo D — Evidencias de Pruebas Funcionales · Ada</w:t>
+      <w:t xml:space="preserve">Anexo D — Evidencias de Pruebas Funcionales · Ada</w:t>
     </w:r>
   </w:p>
 </w:hdr>
 </file>
 
 <file path=word/numbering.xml><?xml version="1.0" encoding="utf-8"?>
-<w:numbering xmlns:wpc="http://schemas.microsoft.com/office/word/2010/wordprocessingCanvas" xmlns:cx="http://schemas.microsoft.com/office/drawing/2014/chartex" xmlns:cx1="http://schemas.microsoft.com/office/drawing/2015/9/8/chartex" xmlns:cx2="http://schemas.microsoft.com/office/drawing/2015/10/21/chartex" xmlns:cx3="http://schemas.microsoft.com/office/drawing/2016/5/9/chartex" xmlns:cx4="http://schemas.microsoft.com/office/drawing/2016/5/10/chartex" xmlns:cx5="http://schemas.microsoft.com/office/drawing/2016/5/11/chartex" xmlns:cx6="http://schemas.microsoft.com/office/drawing/2016/5/12/chartex" xmlns:cx7="http://schemas.microsoft.com/office/drawing/2016/5/13/chartex" xmlns:cx8="http://schemas.microsoft.com/office/drawing/2016/5/14/chartex" xmlns:mc="http://schemas.openxmlformats.org/markup-compatibility/2006" xmlns:aink="http://schemas.microsoft.com/office/drawing/2016/ink" xmlns:am3d="http://schemas.microsoft.com/office/drawing/2017/model3d" xmlns:o="urn:schemas-microsoft-com:office:office" xmlns:oel="http://schemas.microsoft.com/office/2019/extlst" xmlns:r="http://schemas.openxmlformats.org/officeDocument/2006/relationships" xmlns:m="http://schemas.openxmlformats.org/officeDocument/2006/math" xmlns:v="urn:schemas-microsoft-com:vml" xmlns:wp14="http://schemas.microsoft.com/office/word/2010/wordprocessingDrawing" xmlns:wp="http://schemas.openxmlformats.org/drawingml/2006/wordprocessingDrawing" xmlns:w10="urn:schemas-microsoft-com:office:word" xmlns:w="http://schemas.openxmlformats.org/wordprocessingml/2006/main" xmlns:w14="http://schemas.microsoft.com/office/word/2010/wordml" xmlns:w15="http://schemas.microsoft.com/office/word/2012/wordml" xmlns:w16cex="http://schemas.microsoft.com/office/word/2018/wordml/cex" xmlns:w16cid="http://schemas.microsoft.com/office/word/2016/wordml/cid" xmlns:w16="http://schemas.microsoft.com/office/word/2018/wordml" xmlns:w16du="http://schemas.microsoft.com/office/word/2023/wordml/word16du" xmlns:w16sdtdh="http://schemas.microsoft.com/office/word/2020/wordml/sdtdatahash" xmlns:w16sdtfl="http://schemas.microsoft.com/office/word/2024/wordml/sdtformatlock" xmlns:w16se="http://schemas.microsoft.com/office/word/2015/wordml/symex" xmlns:wpg="http://schemas.microsoft.com/office/word/2010/wordprocessingGroup" xmlns:wpi="http://schemas.microsoft.com/office/word/2010/wordprocessingInk" xmlns:wne="http://schemas.microsoft.com/office/word/2006/wordml" xmlns:wps="http://schemas.microsoft.com/office/word/2010/wordprocessingShape" mc:Ignorable="w14 w15 w16se w16cid w16 w16cex w16sdtdh w16sdtfl w16du wp14">
-  <w:abstractNum w:abstractNumId="0" w15:restartNumberingAfterBreak="0">
-    <w:nsid w:val="5BA9211B"/>
+<w:numbering xmlns:wpc="http://schemas.microsoft.com/office/word/2010/wordprocessingCanvas" xmlns:mc="http://schemas.openxmlformats.org/markup-compatibility/2006" xmlns:o="urn:schemas-microsoft-com:office:office" xmlns:r="http://schemas.openxmlformats.org/officeDocument/2006/relationships" xmlns:m="http://schemas.openxmlformats.org/officeDocument/2006/math" xmlns:v="urn:schemas-microsoft-com:vml" xmlns:wp14="http://schemas.microsoft.com/office/word/2010/wordprocessingDrawing" xmlns:wp="http://schemas.openxmlformats.org/drawingml/2006/wordprocessingDrawing" xmlns:w10="urn:schemas-microsoft-com:office:word" xmlns:w="http://schemas.openxmlformats.org/wordprocessingml/2006/main" xmlns:w14="http://schemas.microsoft.com/office/word/2010/wordml" xmlns:w15="http://schemas.microsoft.com/office/word/2012/wordml" xmlns:wpg="http://schemas.microsoft.com/office/word/2010/wordprocessingGroup" xmlns:wpi="http://schemas.microsoft.com/office/word/2010/wordprocessingInk" xmlns:wne="http://schemas.microsoft.com/office/word/2006/wordml" xmlns:wps="http://schemas.microsoft.com/office/word/2010/wordprocessingShape" mc:Ignorable="w14 w15 wp14">
+  <w:abstractNum w:abstractNumId="1" w15:restartNumberingAfterBreak="0">
     <w:multiLevelType w:val="hybridMultilevel"/>
-    <w:tmpl w:val="64766762"/>
-    <w:lvl w:ilvl="0" w:tplc="77986654" w:tentative="1">
+    <w:lvl w:ilvl="0" w:tentative="1">
       <w:start w:val="1"/>
       <w:numFmt w:val="bullet"/>
       <w:lvlText w:val="●"/>
@@ -3616,7 +4046,7 @@
         <w:ind w:left="720" w:hanging="360"/>
       </w:pPr>
     </w:lvl>
-    <w:lvl w:ilvl="1" w:tplc="36887B38" w:tentative="1">
+    <w:lvl w:ilvl="1" w:tentative="1">
       <w:start w:val="1"/>
       <w:numFmt w:val="bullet"/>
       <w:lvlText w:val="○"/>
@@ -3625,7 +4055,7 @@
         <w:ind w:left="1440" w:hanging="360"/>
       </w:pPr>
     </w:lvl>
-    <w:lvl w:ilvl="2" w:tplc="9CA86A04" w:tentative="1">
+    <w:lvl w:ilvl="2" w:tentative="1">
       <w:start w:val="1"/>
       <w:numFmt w:val="bullet"/>
       <w:lvlText w:val="■"/>
@@ -3634,7 +4064,7 @@
         <w:ind w:left="2160" w:hanging="360"/>
       </w:pPr>
     </w:lvl>
-    <w:lvl w:ilvl="3" w:tplc="A74232E2" w:tentative="1">
+    <w:lvl w:ilvl="3" w:tentative="1">
       <w:start w:val="1"/>
       <w:numFmt w:val="bullet"/>
       <w:lvlText w:val="●"/>
@@ -3643,7 +4073,7 @@
         <w:ind w:left="2880" w:hanging="360"/>
       </w:pPr>
     </w:lvl>
-    <w:lvl w:ilvl="4" w:tplc="7F569ECC" w:tentative="1">
+    <w:lvl w:ilvl="4" w:tentative="1">
       <w:start w:val="1"/>
       <w:numFmt w:val="bullet"/>
       <w:lvlText w:val="○"/>
@@ -3652,7 +4082,7 @@
         <w:ind w:left="3600" w:hanging="360"/>
       </w:pPr>
     </w:lvl>
-    <w:lvl w:ilvl="5" w:tplc="999EC1A8" w:tentative="1">
+    <w:lvl w:ilvl="5" w:tentative="1">
       <w:start w:val="1"/>
       <w:numFmt w:val="bullet"/>
       <w:lvlText w:val="■"/>
@@ -3661,7 +4091,7 @@
         <w:ind w:left="4320" w:hanging="360"/>
       </w:pPr>
     </w:lvl>
-    <w:lvl w:ilvl="6" w:tplc="E85824DA" w:tentative="1">
+    <w:lvl w:ilvl="6" w:tentative="1">
       <w:start w:val="1"/>
       <w:numFmt w:val="bullet"/>
       <w:lvlText w:val="●"/>
@@ -3670,7 +4100,7 @@
         <w:ind w:left="5040" w:hanging="360"/>
       </w:pPr>
     </w:lvl>
-    <w:lvl w:ilvl="7" w:tplc="431AC566" w:tentative="1">
+    <w:lvl w:ilvl="7" w:tentative="1">
       <w:start w:val="1"/>
       <w:numFmt w:val="bullet"/>
       <w:lvlText w:val="●"/>
@@ -3679,7 +4109,7 @@
         <w:ind w:left="5760" w:hanging="360"/>
       </w:pPr>
     </w:lvl>
-    <w:lvl w:ilvl="8" w:tplc="74C87C7A" w:tentative="1">
+    <w:lvl w:ilvl="8" w:tentative="1">
       <w:start w:val="1"/>
       <w:numFmt w:val="bullet"/>
       <w:lvlText w:val="●"/>
@@ -3689,8 +4119,8 @@
       </w:pPr>
     </w:lvl>
   </w:abstractNum>
-  <w:num w:numId="1" w16cid:durableId="47341698">
-    <w:abstractNumId w:val="0"/>
+  <w:num w:numId="1">
+    <w:abstractNumId w:val="1"/>
     <w:lvlOverride w:ilvl="0">
       <w:startOverride w:val="1"/>
     </w:lvlOverride>
@@ -3699,534 +4129,104 @@
 </file>
 
 <file path=word/styles.xml><?xml version="1.0" encoding="utf-8"?>
-<w:styles xmlns:mc="http://schemas.openxmlformats.org/markup-compatibility/2006" xmlns:r="http://schemas.openxmlformats.org/officeDocument/2006/relationships" xmlns:w="http://schemas.openxmlformats.org/wordprocessingml/2006/main" xmlns:w14="http://schemas.microsoft.com/office/word/2010/wordml" xmlns:w15="http://schemas.microsoft.com/office/word/2012/wordml" xmlns:w16cex="http://schemas.microsoft.com/office/word/2018/wordml/cex" xmlns:w16cid="http://schemas.microsoft.com/office/word/2016/wordml/cid" xmlns:w16="http://schemas.microsoft.com/office/word/2018/wordml" xmlns:w16du="http://schemas.microsoft.com/office/word/2023/wordml/word16du" xmlns:w16sdtdh="http://schemas.microsoft.com/office/word/2020/wordml/sdtdatahash" xmlns:w16sdtfl="http://schemas.microsoft.com/office/word/2024/wordml/sdtformatlock" xmlns:w16se="http://schemas.microsoft.com/office/word/2015/wordml/symex" mc:Ignorable="w14 w15 w16se w16cid w16 w16cex w16sdtdh w16sdtfl w16du">
+<w:styles xmlns:mc="http://schemas.openxmlformats.org/markup-compatibility/2006" xmlns:r="http://schemas.openxmlformats.org/officeDocument/2006/relationships" xmlns:w="http://schemas.openxmlformats.org/wordprocessingml/2006/main" xmlns:w14="http://schemas.microsoft.com/office/word/2010/wordml" xmlns:w15="http://schemas.microsoft.com/office/word/2012/wordml" mc:Ignorable="w14 w15">
   <w:docDefaults>
-    <w:rPrDefault>
-      <w:rPr>
-        <w:rFonts w:ascii="Times New Roman" w:eastAsia="Times New Roman" w:hAnsi="Times New Roman" w:cs="Times New Roman"/>
-        <w:lang w:val="es-CO" w:eastAsia="es-CO" w:bidi="ar-SA"/>
-      </w:rPr>
-    </w:rPrDefault>
+    <w:rPrDefault/>
     <w:pPrDefault/>
   </w:docDefaults>
-  <w:latentStyles w:defLockedState="0" w:defUIPriority="99" w:defSemiHidden="0" w:defUnhideWhenUsed="0" w:defQFormat="0" w:count="376">
-    <w:lsdException w:name="Normal" w:uiPriority="0" w:qFormat="1"/>
-    <w:lsdException w:name="heading 1" w:uiPriority="9" w:qFormat="1"/>
-    <w:lsdException w:name="heading 2" w:semiHidden="1" w:uiPriority="9" w:unhideWhenUsed="1" w:qFormat="1"/>
-    <w:lsdException w:name="heading 3" w:semiHidden="1" w:uiPriority="9" w:unhideWhenUsed="1" w:qFormat="1"/>
-    <w:lsdException w:name="heading 4" w:semiHidden="1" w:uiPriority="9" w:unhideWhenUsed="1" w:qFormat="1"/>
-    <w:lsdException w:name="heading 5" w:semiHidden="1" w:uiPriority="9" w:unhideWhenUsed="1" w:qFormat="1"/>
-    <w:lsdException w:name="heading 6" w:semiHidden="1" w:uiPriority="9" w:unhideWhenUsed="1" w:qFormat="1"/>
-    <w:lsdException w:name="heading 7" w:semiHidden="1" w:uiPriority="9" w:unhideWhenUsed="1" w:qFormat="1"/>
-    <w:lsdException w:name="heading 8" w:semiHidden="1" w:uiPriority="9" w:unhideWhenUsed="1" w:qFormat="1"/>
-    <w:lsdException w:name="heading 9" w:semiHidden="1" w:uiPriority="9" w:unhideWhenUsed="1" w:qFormat="1"/>
-    <w:lsdException w:name="index 1" w:semiHidden="1" w:unhideWhenUsed="1"/>
-    <w:lsdException w:name="index 2" w:semiHidden="1" w:unhideWhenUsed="1"/>
-    <w:lsdException w:name="index 3" w:semiHidden="1" w:unhideWhenUsed="1"/>
-    <w:lsdException w:name="index 4" w:semiHidden="1" w:unhideWhenUsed="1"/>
-    <w:lsdException w:name="index 5" w:semiHidden="1" w:unhideWhenUsed="1"/>
-    <w:lsdException w:name="index 6" w:semiHidden="1" w:unhideWhenUsed="1"/>
-    <w:lsdException w:name="index 7" w:semiHidden="1" w:unhideWhenUsed="1"/>
-    <w:lsdException w:name="index 8" w:semiHidden="1" w:unhideWhenUsed="1"/>
-    <w:lsdException w:name="index 9" w:semiHidden="1" w:unhideWhenUsed="1"/>
-    <w:lsdException w:name="toc 1" w:semiHidden="1" w:uiPriority="39" w:unhideWhenUsed="1"/>
-    <w:lsdException w:name="toc 2" w:semiHidden="1" w:uiPriority="39" w:unhideWhenUsed="1"/>
-    <w:lsdException w:name="toc 3" w:semiHidden="1" w:uiPriority="39" w:unhideWhenUsed="1"/>
-    <w:lsdException w:name="toc 4" w:semiHidden="1" w:uiPriority="39" w:unhideWhenUsed="1"/>
-    <w:lsdException w:name="toc 5" w:semiHidden="1" w:uiPriority="39" w:unhideWhenUsed="1"/>
-    <w:lsdException w:name="toc 6" w:semiHidden="1" w:uiPriority="39" w:unhideWhenUsed="1"/>
-    <w:lsdException w:name="toc 7" w:semiHidden="1" w:uiPriority="39" w:unhideWhenUsed="1"/>
-    <w:lsdException w:name="toc 8" w:semiHidden="1" w:uiPriority="39" w:unhideWhenUsed="1"/>
-    <w:lsdException w:name="toc 9" w:semiHidden="1" w:uiPriority="39" w:unhideWhenUsed="1"/>
-    <w:lsdException w:name="Normal Indent" w:semiHidden="1" w:unhideWhenUsed="1"/>
-    <w:lsdException w:name="footnote text" w:semiHidden="1" w:unhideWhenUsed="1"/>
-    <w:lsdException w:name="annotation text" w:semiHidden="1" w:unhideWhenUsed="1"/>
-    <w:lsdException w:name="header" w:semiHidden="1" w:unhideWhenUsed="1"/>
-    <w:lsdException w:name="footer" w:semiHidden="1" w:unhideWhenUsed="1"/>
-    <w:lsdException w:name="index heading" w:semiHidden="1" w:unhideWhenUsed="1"/>
-    <w:lsdException w:name="caption" w:semiHidden="1" w:uiPriority="35" w:unhideWhenUsed="1" w:qFormat="1"/>
-    <w:lsdException w:name="table of figures" w:semiHidden="1" w:unhideWhenUsed="1"/>
-    <w:lsdException w:name="envelope address" w:semiHidden="1" w:unhideWhenUsed="1"/>
-    <w:lsdException w:name="envelope return" w:semiHidden="1" w:unhideWhenUsed="1"/>
-    <w:lsdException w:name="footnote reference" w:semiHidden="1" w:unhideWhenUsed="1"/>
-    <w:lsdException w:name="annotation reference" w:semiHidden="1" w:unhideWhenUsed="1"/>
-    <w:lsdException w:name="line number" w:semiHidden="1" w:unhideWhenUsed="1"/>
-    <w:lsdException w:name="page number" w:semiHidden="1" w:unhideWhenUsed="1"/>
-    <w:lsdException w:name="endnote reference" w:semiHidden="1" w:unhideWhenUsed="1"/>
-    <w:lsdException w:name="endnote text" w:semiHidden="1" w:unhideWhenUsed="1"/>
-    <w:lsdException w:name="table of authorities" w:semiHidden="1" w:unhideWhenUsed="1"/>
-    <w:lsdException w:name="macro" w:semiHidden="1" w:unhideWhenUsed="1"/>
-    <w:lsdException w:name="toa heading" w:semiHidden="1" w:unhideWhenUsed="1"/>
-    <w:lsdException w:name="List" w:semiHidden="1" w:unhideWhenUsed="1"/>
-    <w:lsdException w:name="List Bullet" w:semiHidden="1" w:unhideWhenUsed="1"/>
-    <w:lsdException w:name="List Number" w:semiHidden="1" w:unhideWhenUsed="1"/>
-    <w:lsdException w:name="List 2" w:semiHidden="1" w:unhideWhenUsed="1"/>
-    <w:lsdException w:name="List 3" w:semiHidden="1" w:unhideWhenUsed="1"/>
-    <w:lsdException w:name="List 4" w:semiHidden="1" w:unhideWhenUsed="1"/>
-    <w:lsdException w:name="List 5" w:semiHidden="1" w:unhideWhenUsed="1"/>
-    <w:lsdException w:name="List Bullet 2" w:semiHidden="1" w:unhideWhenUsed="1"/>
-    <w:lsdException w:name="List Bullet 3" w:semiHidden="1" w:unhideWhenUsed="1"/>
-    <w:lsdException w:name="List Bullet 4" w:semiHidden="1" w:unhideWhenUsed="1"/>
-    <w:lsdException w:name="List Bullet 5" w:semiHidden="1" w:unhideWhenUsed="1"/>
-    <w:lsdException w:name="List Number 2" w:semiHidden="1" w:unhideWhenUsed="1"/>
-    <w:lsdException w:name="List Number 3" w:semiHidden="1" w:unhideWhenUsed="1"/>
-    <w:lsdException w:name="List Number 4" w:semiHidden="1" w:unhideWhenUsed="1"/>
-    <w:lsdException w:name="List Number 5" w:semiHidden="1" w:unhideWhenUsed="1"/>
-    <w:lsdException w:name="Title" w:uiPriority="10" w:qFormat="1"/>
-    <w:lsdException w:name="Closing" w:semiHidden="1" w:unhideWhenUsed="1"/>
-    <w:lsdException w:name="Signature" w:semiHidden="1" w:unhideWhenUsed="1"/>
-    <w:lsdException w:name="Default Paragraph Font" w:semiHidden="1" w:uiPriority="1" w:unhideWhenUsed="1"/>
-    <w:lsdException w:name="Body Text" w:semiHidden="1" w:unhideWhenUsed="1"/>
-    <w:lsdException w:name="Body Text Indent" w:semiHidden="1" w:unhideWhenUsed="1"/>
-    <w:lsdException w:name="List Continue" w:semiHidden="1" w:unhideWhenUsed="1"/>
-    <w:lsdException w:name="List Continue 2" w:semiHidden="1" w:unhideWhenUsed="1"/>
-    <w:lsdException w:name="List Continue 3" w:semiHidden="1" w:unhideWhenUsed="1"/>
-    <w:lsdException w:name="List Continue 4" w:semiHidden="1" w:unhideWhenUsed="1"/>
-    <w:lsdException w:name="List Continue 5" w:semiHidden="1" w:unhideWhenUsed="1"/>
-    <w:lsdException w:name="Message Header" w:semiHidden="1" w:unhideWhenUsed="1"/>
-    <w:lsdException w:name="Subtitle" w:uiPriority="11" w:qFormat="1"/>
-    <w:lsdException w:name="Salutation" w:semiHidden="1" w:unhideWhenUsed="1"/>
-    <w:lsdException w:name="Date" w:semiHidden="1" w:unhideWhenUsed="1"/>
-    <w:lsdException w:name="Body Text First Indent" w:semiHidden="1" w:unhideWhenUsed="1"/>
-    <w:lsdException w:name="Body Text First Indent 2" w:semiHidden="1" w:unhideWhenUsed="1"/>
-    <w:lsdException w:name="Note Heading" w:semiHidden="1" w:unhideWhenUsed="1"/>
-    <w:lsdException w:name="Body Text 2" w:semiHidden="1" w:unhideWhenUsed="1"/>
-    <w:lsdException w:name="Body Text 3" w:semiHidden="1" w:unhideWhenUsed="1"/>
-    <w:lsdException w:name="Body Text Indent 2" w:semiHidden="1" w:unhideWhenUsed="1"/>
-    <w:lsdException w:name="Body Text Indent 3" w:semiHidden="1" w:unhideWhenUsed="1"/>
-    <w:lsdException w:name="Block Text" w:semiHidden="1" w:unhideWhenUsed="1"/>
-    <w:lsdException w:name="Hyperlink" w:semiHidden="1" w:unhideWhenUsed="1"/>
-    <w:lsdException w:name="FollowedHyperlink" w:semiHidden="1" w:unhideWhenUsed="1"/>
-    <w:lsdException w:name="Strong" w:uiPriority="22" w:qFormat="1"/>
-    <w:lsdException w:name="Emphasis" w:uiPriority="20" w:qFormat="1"/>
-    <w:lsdException w:name="Document Map" w:semiHidden="1" w:unhideWhenUsed="1"/>
-    <w:lsdException w:name="Plain Text" w:semiHidden="1" w:unhideWhenUsed="1"/>
-    <w:lsdException w:name="E-mail Signature" w:semiHidden="1" w:unhideWhenUsed="1"/>
-    <w:lsdException w:name="HTML Top of Form" w:semiHidden="1" w:unhideWhenUsed="1"/>
-    <w:lsdException w:name="HTML Bottom of Form" w:semiHidden="1" w:unhideWhenUsed="1"/>
-    <w:lsdException w:name="Normal (Web)" w:semiHidden="1" w:unhideWhenUsed="1"/>
-    <w:lsdException w:name="HTML Acronym" w:semiHidden="1" w:unhideWhenUsed="1"/>
-    <w:lsdException w:name="HTML Address" w:semiHidden="1" w:unhideWhenUsed="1"/>
-    <w:lsdException w:name="HTML Cite" w:semiHidden="1" w:unhideWhenUsed="1"/>
-    <w:lsdException w:name="HTML Code" w:semiHidden="1" w:unhideWhenUsed="1"/>
-    <w:lsdException w:name="HTML Definition" w:semiHidden="1" w:unhideWhenUsed="1"/>
-    <w:lsdException w:name="HTML Keyboard" w:semiHidden="1" w:unhideWhenUsed="1"/>
-    <w:lsdException w:name="HTML Preformatted" w:semiHidden="1" w:unhideWhenUsed="1"/>
-    <w:lsdException w:name="HTML Sample" w:semiHidden="1" w:unhideWhenUsed="1"/>
-    <w:lsdException w:name="HTML Typewriter" w:semiHidden="1" w:unhideWhenUsed="1"/>
-    <w:lsdException w:name="HTML Variable" w:semiHidden="1" w:unhideWhenUsed="1"/>
-    <w:lsdException w:name="Normal Table" w:semiHidden="1" w:unhideWhenUsed="1"/>
-    <w:lsdException w:name="annotation subject" w:semiHidden="1" w:unhideWhenUsed="1"/>
-    <w:lsdException w:name="No List" w:semiHidden="1" w:unhideWhenUsed="1"/>
-    <w:lsdException w:name="Outline List 1" w:semiHidden="1" w:unhideWhenUsed="1"/>
-    <w:lsdException w:name="Outline List 2" w:semiHidden="1" w:unhideWhenUsed="1"/>
-    <w:lsdException w:name="Outline List 3" w:semiHidden="1" w:unhideWhenUsed="1"/>
-    <w:lsdException w:name="Table Simple 1" w:semiHidden="1" w:unhideWhenUsed="1"/>
-    <w:lsdException w:name="Table Simple 2" w:semiHidden="1" w:unhideWhenUsed="1"/>
-    <w:lsdException w:name="Table Simple 3" w:semiHidden="1" w:unhideWhenUsed="1"/>
-    <w:lsdException w:name="Table Classic 1" w:semiHidden="1" w:unhideWhenUsed="1"/>
-    <w:lsdException w:name="Table Classic 2" w:semiHidden="1" w:unhideWhenUsed="1"/>
-    <w:lsdException w:name="Table Classic 3" w:semiHidden="1" w:unhideWhenUsed="1"/>
-    <w:lsdException w:name="Table Classic 4" w:semiHidden="1" w:unhideWhenUsed="1"/>
-    <w:lsdException w:name="Table Colorful 1" w:semiHidden="1" w:unhideWhenUsed="1"/>
-    <w:lsdException w:name="Table Colorful 2" w:semiHidden="1" w:unhideWhenUsed="1"/>
-    <w:lsdException w:name="Table Colorful 3" w:semiHidden="1" w:unhideWhenUsed="1"/>
-    <w:lsdException w:name="Table Columns 1" w:semiHidden="1" w:unhideWhenUsed="1"/>
-    <w:lsdException w:name="Table Columns 2" w:semiHidden="1" w:unhideWhenUsed="1"/>
-    <w:lsdException w:name="Table Columns 3" w:semiHidden="1" w:unhideWhenUsed="1"/>
-    <w:lsdException w:name="Table Columns 4" w:semiHidden="1" w:unhideWhenUsed="1"/>
-    <w:lsdException w:name="Table Columns 5" w:semiHidden="1" w:unhideWhenUsed="1"/>
-    <w:lsdException w:name="Table Grid 1" w:semiHidden="1" w:unhideWhenUsed="1"/>
-    <w:lsdException w:name="Table Grid 2" w:semiHidden="1" w:unhideWhenUsed="1"/>
-    <w:lsdException w:name="Table Grid 3" w:semiHidden="1" w:unhideWhenUsed="1"/>
-    <w:lsdException w:name="Table Grid 4" w:semiHidden="1" w:unhideWhenUsed="1"/>
-    <w:lsdException w:name="Table Grid 5" w:semiHidden="1" w:unhideWhenUsed="1"/>
-    <w:lsdException w:name="Table Grid 6" w:semiHidden="1" w:unhideWhenUsed="1"/>
-    <w:lsdException w:name="Table Grid 7" w:semiHidden="1" w:unhideWhenUsed="1"/>
-    <w:lsdException w:name="Table Grid 8" w:semiHidden="1" w:unhideWhenUsed="1"/>
-    <w:lsdException w:name="Table List 1" w:semiHidden="1" w:unhideWhenUsed="1"/>
-    <w:lsdException w:name="Table List 2" w:semiHidden="1" w:unhideWhenUsed="1"/>
-    <w:lsdException w:name="Table List 3" w:semiHidden="1" w:unhideWhenUsed="1"/>
-    <w:lsdException w:name="Table List 4" w:semiHidden="1" w:unhideWhenUsed="1"/>
-    <w:lsdException w:name="Table List 5" w:semiHidden="1" w:unhideWhenUsed="1"/>
-    <w:lsdException w:name="Table List 6" w:semiHidden="1" w:unhideWhenUsed="1"/>
-    <w:lsdException w:name="Table List 7" w:semiHidden="1" w:unhideWhenUsed="1"/>
-    <w:lsdException w:name="Table List 8" w:semiHidden="1" w:unhideWhenUsed="1"/>
-    <w:lsdException w:name="Table 3D effects 1" w:semiHidden="1" w:unhideWhenUsed="1"/>
-    <w:lsdException w:name="Table 3D effects 2" w:semiHidden="1" w:unhideWhenUsed="1"/>
-    <w:lsdException w:name="Table 3D effects 3" w:semiHidden="1" w:unhideWhenUsed="1"/>
-    <w:lsdException w:name="Table Contemporary" w:semiHidden="1" w:unhideWhenUsed="1"/>
-    <w:lsdException w:name="Table Elegant" w:semiHidden="1" w:unhideWhenUsed="1"/>
-    <w:lsdException w:name="Table Professional" w:semiHidden="1" w:unhideWhenUsed="1"/>
-    <w:lsdException w:name="Table Subtle 1" w:semiHidden="1" w:unhideWhenUsed="1"/>
-    <w:lsdException w:name="Table Subtle 2" w:semiHidden="1" w:unhideWhenUsed="1"/>
-    <w:lsdException w:name="Table Web 1" w:semiHidden="1" w:unhideWhenUsed="1"/>
-    <w:lsdException w:name="Table Web 2" w:semiHidden="1" w:unhideWhenUsed="1"/>
-    <w:lsdException w:name="Table Web 3" w:semiHidden="1" w:unhideWhenUsed="1"/>
-    <w:lsdException w:name="Balloon Text" w:semiHidden="1" w:unhideWhenUsed="1"/>
-    <w:lsdException w:name="Table Grid" w:uiPriority="39"/>
-    <w:lsdException w:name="Table Theme" w:semiHidden="1" w:unhideWhenUsed="1"/>
-    <w:lsdException w:name="Placeholder Text" w:semiHidden="1"/>
-    <w:lsdException w:name="No Spacing" w:uiPriority="1" w:qFormat="1"/>
-    <w:lsdException w:name="Light Shading" w:uiPriority="60"/>
-    <w:lsdException w:name="Light List" w:uiPriority="61"/>
-    <w:lsdException w:name="Light Grid" w:uiPriority="62"/>
-    <w:lsdException w:name="Medium Shading 1" w:uiPriority="63"/>
-    <w:lsdException w:name="Medium Shading 2" w:uiPriority="64"/>
-    <w:lsdException w:name="Medium List 1" w:uiPriority="65"/>
-    <w:lsdException w:name="Medium List 2" w:uiPriority="66"/>
-    <w:lsdException w:name="Medium Grid 1" w:uiPriority="67"/>
-    <w:lsdException w:name="Medium Grid 2" w:uiPriority="68"/>
-    <w:lsdException w:name="Medium Grid 3" w:uiPriority="69"/>
-    <w:lsdException w:name="Dark List" w:uiPriority="70"/>
-    <w:lsdException w:name="Colorful Shading" w:uiPriority="71"/>
-    <w:lsdException w:name="Colorful List" w:uiPriority="72"/>
-    <w:lsdException w:name="Colorful Grid" w:uiPriority="73"/>
-    <w:lsdException w:name="Light Shading Accent 1" w:uiPriority="60"/>
-    <w:lsdException w:name="Light List Accent 1" w:uiPriority="61"/>
-    <w:lsdException w:name="Light Grid Accent 1" w:uiPriority="62"/>
-    <w:lsdException w:name="Medium Shading 1 Accent 1" w:uiPriority="63"/>
-    <w:lsdException w:name="Medium Shading 2 Accent 1" w:uiPriority="64"/>
-    <w:lsdException w:name="Medium List 1 Accent 1" w:uiPriority="65"/>
-    <w:lsdException w:name="Revision" w:semiHidden="1"/>
-    <w:lsdException w:name="List Paragraph" w:uiPriority="34" w:qFormat="1"/>
-    <w:lsdException w:name="Quote" w:uiPriority="29" w:qFormat="1"/>
-    <w:lsdException w:name="Intense Quote" w:uiPriority="30" w:qFormat="1"/>
-    <w:lsdException w:name="Medium List 2 Accent 1" w:uiPriority="66"/>
-    <w:lsdException w:name="Medium Grid 1 Accent 1" w:uiPriority="67"/>
-    <w:lsdException w:name="Medium Grid 2 Accent 1" w:uiPriority="68"/>
-    <w:lsdException w:name="Medium Grid 3 Accent 1" w:uiPriority="69"/>
-    <w:lsdException w:name="Dark List Accent 1" w:uiPriority="70"/>
-    <w:lsdException w:name="Colorful Shading Accent 1" w:uiPriority="71"/>
-    <w:lsdException w:name="Colorful List Accent 1" w:uiPriority="72"/>
-    <w:lsdException w:name="Colorful Grid Accent 1" w:uiPriority="73"/>
-    <w:lsdException w:name="Light Shading Accent 2" w:uiPriority="60"/>
-    <w:lsdException w:name="Light List Accent 2" w:uiPriority="61"/>
-    <w:lsdException w:name="Light Grid Accent 2" w:uiPriority="62"/>
-    <w:lsdException w:name="Medium Shading 1 Accent 2" w:uiPriority="63"/>
-    <w:lsdException w:name="Medium Shading 2 Accent 2" w:uiPriority="64"/>
-    <w:lsdException w:name="Medium List 1 Accent 2" w:uiPriority="65"/>
-    <w:lsdException w:name="Medium List 2 Accent 2" w:uiPriority="66"/>
-    <w:lsdException w:name="Medium Grid 1 Accent 2" w:uiPriority="67"/>
-    <w:lsdException w:name="Medium Grid 2 Accent 2" w:uiPriority="68"/>
-    <w:lsdException w:name="Medium Grid 3 Accent 2" w:uiPriority="69"/>
-    <w:lsdException w:name="Dark List Accent 2" w:uiPriority="70"/>
-    <w:lsdException w:name="Colorful Shading Accent 2" w:uiPriority="71"/>
-    <w:lsdException w:name="Colorful List Accent 2" w:uiPriority="72"/>
-    <w:lsdException w:name="Colorful Grid Accent 2" w:uiPriority="73"/>
-    <w:lsdException w:name="Light Shading Accent 3" w:uiPriority="60"/>
-    <w:lsdException w:name="Light List Accent 3" w:uiPriority="61"/>
-    <w:lsdException w:name="Light Grid Accent 3" w:uiPriority="62"/>
-    <w:lsdException w:name="Medium Shading 1 Accent 3" w:uiPriority="63"/>
-    <w:lsdException w:name="Medium Shading 2 Accent 3" w:uiPriority="64"/>
-    <w:lsdException w:name="Medium List 1 Accent 3" w:uiPriority="65"/>
-    <w:lsdException w:name="Medium List 2 Accent 3" w:uiPriority="66"/>
-    <w:lsdException w:name="Medium Grid 1 Accent 3" w:uiPriority="67"/>
-    <w:lsdException w:name="Medium Grid 2 Accent 3" w:uiPriority="68"/>
-    <w:lsdException w:name="Medium Grid 3 Accent 3" w:uiPriority="69"/>
-    <w:lsdException w:name="Dark List Accent 3" w:uiPriority="70"/>
-    <w:lsdException w:name="Colorful Shading Accent 3" w:uiPriority="71"/>
-    <w:lsdException w:name="Colorful List Accent 3" w:uiPriority="72"/>
-    <w:lsdException w:name="Colorful Grid Accent 3" w:uiPriority="73"/>
-    <w:lsdException w:name="Light Shading Accent 4" w:uiPriority="60"/>
-    <w:lsdException w:name="Light List Accent 4" w:uiPriority="61"/>
-    <w:lsdException w:name="Light Grid Accent 4" w:uiPriority="62"/>
-    <w:lsdException w:name="Medium Shading 1 Accent 4" w:uiPriority="63"/>
-    <w:lsdException w:name="Medium Shading 2 Accent 4" w:uiPriority="64"/>
-    <w:lsdException w:name="Medium List 1 Accent 4" w:uiPriority="65"/>
-    <w:lsdException w:name="Medium List 2 Accent 4" w:uiPriority="66"/>
-    <w:lsdException w:name="Medium Grid 1 Accent 4" w:uiPriority="67"/>
-    <w:lsdException w:name="Medium Grid 2 Accent 4" w:uiPriority="68"/>
-    <w:lsdException w:name="Medium Grid 3 Accent 4" w:uiPriority="69"/>
-    <w:lsdException w:name="Dark List Accent 4" w:uiPriority="70"/>
-    <w:lsdException w:name="Colorful Shading Accent 4" w:uiPriority="71"/>
-    <w:lsdException w:name="Colorful List Accent 4" w:uiPriority="72"/>
-    <w:lsdException w:name="Colorful Grid Accent 4" w:uiPriority="73"/>
-    <w:lsdException w:name="Light Shading Accent 5" w:uiPriority="60"/>
-    <w:lsdException w:name="Light List Accent 5" w:uiPriority="61"/>
-    <w:lsdException w:name="Light Grid Accent 5" w:uiPriority="62"/>
-    <w:lsdException w:name="Medium Shading 1 Accent 5" w:uiPriority="63"/>
-    <w:lsdException w:name="Medium Shading 2 Accent 5" w:uiPriority="64"/>
-    <w:lsdException w:name="Medium List 1 Accent 5" w:uiPriority="65"/>
-    <w:lsdException w:name="Medium List 2 Accent 5" w:uiPriority="66"/>
-    <w:lsdException w:name="Medium Grid 1 Accent 5" w:uiPriority="67"/>
-    <w:lsdException w:name="Medium Grid 2 Accent 5" w:uiPriority="68"/>
-    <w:lsdException w:name="Medium Grid 3 Accent 5" w:uiPriority="69"/>
-    <w:lsdException w:name="Dark List Accent 5" w:uiPriority="70"/>
-    <w:lsdException w:name="Colorful Shading Accent 5" w:uiPriority="71"/>
-    <w:lsdException w:name="Colorful List Accent 5" w:uiPriority="72"/>
-    <w:lsdException w:name="Colorful Grid Accent 5" w:uiPriority="73"/>
-    <w:lsdException w:name="Light Shading Accent 6" w:uiPriority="60"/>
-    <w:lsdException w:name="Light List Accent 6" w:uiPriority="61"/>
-    <w:lsdException w:name="Light Grid Accent 6" w:uiPriority="62"/>
-    <w:lsdException w:name="Medium Shading 1 Accent 6" w:uiPriority="63"/>
-    <w:lsdException w:name="Medium Shading 2 Accent 6" w:uiPriority="64"/>
-    <w:lsdException w:name="Medium List 1 Accent 6" w:uiPriority="65"/>
-    <w:lsdException w:name="Medium List 2 Accent 6" w:uiPriority="66"/>
-    <w:lsdException w:name="Medium Grid 1 Accent 6" w:uiPriority="67"/>
-    <w:lsdException w:name="Medium Grid 2 Accent 6" w:uiPriority="68"/>
-    <w:lsdException w:name="Medium Grid 3 Accent 6" w:uiPriority="69"/>
-    <w:lsdException w:name="Dark List Accent 6" w:uiPriority="70"/>
-    <w:lsdException w:name="Colorful Shading Accent 6" w:uiPriority="71"/>
-    <w:lsdException w:name="Colorful List Accent 6" w:uiPriority="72"/>
-    <w:lsdException w:name="Colorful Grid Accent 6" w:uiPriority="73"/>
-    <w:lsdException w:name="Subtle Emphasis" w:uiPriority="19" w:qFormat="1"/>
-    <w:lsdException w:name="Intense Emphasis" w:uiPriority="21" w:qFormat="1"/>
-    <w:lsdException w:name="Subtle Reference" w:uiPriority="31" w:qFormat="1"/>
-    <w:lsdException w:name="Intense Reference" w:uiPriority="32" w:qFormat="1"/>
-    <w:lsdException w:name="Book Title" w:uiPriority="33" w:qFormat="1"/>
-    <w:lsdException w:name="Bibliography" w:semiHidden="1" w:uiPriority="37" w:unhideWhenUsed="1"/>
-    <w:lsdException w:name="TOC Heading" w:semiHidden="1" w:uiPriority="39" w:unhideWhenUsed="1" w:qFormat="1"/>
-    <w:lsdException w:name="Plain Table 1" w:uiPriority="41"/>
-    <w:lsdException w:name="Plain Table 2" w:uiPriority="42"/>
-    <w:lsdException w:name="Plain Table 3" w:uiPriority="43"/>
-    <w:lsdException w:name="Plain Table 4" w:uiPriority="44"/>
-    <w:lsdException w:name="Plain Table 5" w:uiPriority="45"/>
-    <w:lsdException w:name="Grid Table Light" w:uiPriority="40"/>
-    <w:lsdException w:name="Grid Table 1 Light" w:uiPriority="46"/>
-    <w:lsdException w:name="Grid Table 2" w:uiPriority="47"/>
-    <w:lsdException w:name="Grid Table 3" w:uiPriority="48"/>
-    <w:lsdException w:name="Grid Table 4" w:uiPriority="49"/>
-    <w:lsdException w:name="Grid Table 5 Dark" w:uiPriority="50"/>
-    <w:lsdException w:name="Grid Table 6 Colorful" w:uiPriority="51"/>
-    <w:lsdException w:name="Grid Table 7 Colorful" w:uiPriority="52"/>
-    <w:lsdException w:name="Grid Table 1 Light Accent 1" w:uiPriority="46"/>
-    <w:lsdException w:name="Grid Table 2 Accent 1" w:uiPriority="47"/>
-    <w:lsdException w:name="Grid Table 3 Accent 1" w:uiPriority="48"/>
-    <w:lsdException w:name="Grid Table 4 Accent 1" w:uiPriority="49"/>
-    <w:lsdException w:name="Grid Table 5 Dark Accent 1" w:uiPriority="50"/>
-    <w:lsdException w:name="Grid Table 6 Colorful Accent 1" w:uiPriority="51"/>
-    <w:lsdException w:name="Grid Table 7 Colorful Accent 1" w:uiPriority="52"/>
-    <w:lsdException w:name="Grid Table 1 Light Accent 2" w:uiPriority="46"/>
-    <w:lsdException w:name="Grid Table 2 Accent 2" w:uiPriority="47"/>
-    <w:lsdException w:name="Grid Table 3 Accent 2" w:uiPriority="48"/>
-    <w:lsdException w:name="Grid Table 4 Accent 2" w:uiPriority="49"/>
-    <w:lsdException w:name="Grid Table 5 Dark Accent 2" w:uiPriority="50"/>
-    <w:lsdException w:name="Grid Table 6 Colorful Accent 2" w:uiPriority="51"/>
-    <w:lsdException w:name="Grid Table 7 Colorful Accent 2" w:uiPriority="52"/>
-    <w:lsdException w:name="Grid Table 1 Light Accent 3" w:uiPriority="46"/>
-    <w:lsdException w:name="Grid Table 2 Accent 3" w:uiPriority="47"/>
-    <w:lsdException w:name="Grid Table 3 Accent 3" w:uiPriority="48"/>
-    <w:lsdException w:name="Grid Table 4 Accent 3" w:uiPriority="49"/>
-    <w:lsdException w:name="Grid Table 5 Dark Accent 3" w:uiPriority="50"/>
-    <w:lsdException w:name="Grid Table 6 Colorful Accent 3" w:uiPriority="51"/>
-    <w:lsdException w:name="Grid Table 7 Colorful Accent 3" w:uiPriority="52"/>
-    <w:lsdException w:name="Grid Table 1 Light Accent 4" w:uiPriority="46"/>
-    <w:lsdException w:name="Grid Table 2 Accent 4" w:uiPriority="47"/>
-    <w:lsdException w:name="Grid Table 3 Accent 4" w:uiPriority="48"/>
-    <w:lsdException w:name="Grid Table 4 Accent 4" w:uiPriority="49"/>
-    <w:lsdException w:name="Grid Table 5 Dark Accent 4" w:uiPriority="50"/>
-    <w:lsdException w:name="Grid Table 6 Colorful Accent 4" w:uiPriority="51"/>
-    <w:lsdException w:name="Grid Table 7 Colorful Accent 4" w:uiPriority="52"/>
-    <w:lsdException w:name="Grid Table 1 Light Accent 5" w:uiPriority="46"/>
-    <w:lsdException w:name="Grid Table 2 Accent 5" w:uiPriority="47"/>
-    <w:lsdException w:name="Grid Table 3 Accent 5" w:uiPriority="48"/>
-    <w:lsdException w:name="Grid Table 4 Accent 5" w:uiPriority="49"/>
-    <w:lsdException w:name="Grid Table 5 Dark Accent 5" w:uiPriority="50"/>
-    <w:lsdException w:name="Grid Table 6 Colorful Accent 5" w:uiPriority="51"/>
-    <w:lsdException w:name="Grid Table 7 Colorful Accent 5" w:uiPriority="52"/>
-    <w:lsdException w:name="Grid Table 1 Light Accent 6" w:uiPriority="46"/>
-    <w:lsdException w:name="Grid Table 2 Accent 6" w:uiPriority="47"/>
-    <w:lsdException w:name="Grid Table 3 Accent 6" w:uiPriority="48"/>
-    <w:lsdException w:name="Grid Table 4 Accent 6" w:uiPriority="49"/>
-    <w:lsdException w:name="Grid Table 5 Dark Accent 6" w:uiPriority="50"/>
-    <w:lsdException w:name="Grid Table 6 Colorful Accent 6" w:uiPriority="51"/>
-    <w:lsdException w:name="Grid Table 7 Colorful Accent 6" w:uiPriority="52"/>
-    <w:lsdException w:name="List Table 1 Light" w:uiPriority="46"/>
-    <w:lsdException w:name="List Table 2" w:uiPriority="47"/>
-    <w:lsdException w:name="List Table 3" w:uiPriority="48"/>
-    <w:lsdException w:name="List Table 4" w:uiPriority="49"/>
-    <w:lsdException w:name="List Table 5 Dark" w:uiPriority="50"/>
-    <w:lsdException w:name="List Table 6 Colorful" w:uiPriority="51"/>
-    <w:lsdException w:name="List Table 7 Colorful" w:uiPriority="52"/>
-    <w:lsdException w:name="List Table 1 Light Accent 1" w:uiPriority="46"/>
-    <w:lsdException w:name="List Table 2 Accent 1" w:uiPriority="47"/>
-    <w:lsdException w:name="List Table 3 Accent 1" w:uiPriority="48"/>
-    <w:lsdException w:name="List Table 4 Accent 1" w:uiPriority="49"/>
-    <w:lsdException w:name="List Table 5 Dark Accent 1" w:uiPriority="50"/>
-    <w:lsdException w:name="List Table 6 Colorful Accent 1" w:uiPriority="51"/>
-    <w:lsdException w:name="List Table 7 Colorful Accent 1" w:uiPriority="52"/>
-    <w:lsdException w:name="List Table 1 Light Accent 2" w:uiPriority="46"/>
-    <w:lsdException w:name="List Table 2 Accent 2" w:uiPriority="47"/>
-    <w:lsdException w:name="List Table 3 Accent 2" w:uiPriority="48"/>
-    <w:lsdException w:name="List Table 4 Accent 2" w:uiPriority="49"/>
-    <w:lsdException w:name="List Table 5 Dark Accent 2" w:uiPriority="50"/>
-    <w:lsdException w:name="List Table 6 Colorful Accent 2" w:uiPriority="51"/>
-    <w:lsdException w:name="List Table 7 Colorful Accent 2" w:uiPriority="52"/>
-    <w:lsdException w:name="List Table 1 Light Accent 3" w:uiPriority="46"/>
-    <w:lsdException w:name="List Table 2 Accent 3" w:uiPriority="47"/>
-    <w:lsdException w:name="List Table 3 Accent 3" w:uiPriority="48"/>
-    <w:lsdException w:name="List Table 4 Accent 3" w:uiPriority="49"/>
-    <w:lsdException w:name="List Table 5 Dark Accent 3" w:uiPriority="50"/>
-    <w:lsdException w:name="List Table 6 Colorful Accent 3" w:uiPriority="51"/>
-    <w:lsdException w:name="List Table 7 Colorful Accent 3" w:uiPriority="52"/>
-    <w:lsdException w:name="List Table 1 Light Accent 4" w:uiPriority="46"/>
-    <w:lsdException w:name="List Table 2 Accent 4" w:uiPriority="47"/>
-    <w:lsdException w:name="List Table 3 Accent 4" w:uiPriority="48"/>
-    <w:lsdException w:name="List Table 4 Accent 4" w:uiPriority="49"/>
-    <w:lsdException w:name="List Table 5 Dark Accent 4" w:uiPriority="50"/>
-    <w:lsdException w:name="List Table 6 Colorful Accent 4" w:uiPriority="51"/>
-    <w:lsdException w:name="List Table 7 Colorful Accent 4" w:uiPriority="52"/>
-    <w:lsdException w:name="List Table 1 Light Accent 5" w:uiPriority="46"/>
-    <w:lsdException w:name="List Table 2 Accent 5" w:uiPriority="47"/>
-    <w:lsdException w:name="List Table 3 Accent 5" w:uiPriority="48"/>
-    <w:lsdException w:name="List Table 4 Accent 5" w:uiPriority="49"/>
-    <w:lsdException w:name="List Table 5 Dark Accent 5" w:uiPriority="50"/>
-    <w:lsdException w:name="List Table 6 Colorful Accent 5" w:uiPriority="51"/>
-    <w:lsdException w:name="List Table 7 Colorful Accent 5" w:uiPriority="52"/>
-    <w:lsdException w:name="List Table 1 Light Accent 6" w:uiPriority="46"/>
-    <w:lsdException w:name="List Table 2 Accent 6" w:uiPriority="47"/>
-    <w:lsdException w:name="List Table 3 Accent 6" w:uiPriority="48"/>
-    <w:lsdException w:name="List Table 4 Accent 6" w:uiPriority="49"/>
-    <w:lsdException w:name="List Table 5 Dark Accent 6" w:uiPriority="50"/>
-    <w:lsdException w:name="List Table 6 Colorful Accent 6" w:uiPriority="51"/>
-    <w:lsdException w:name="List Table 7 Colorful Accent 6" w:uiPriority="52"/>
-    <w:lsdException w:name="Mention" w:semiHidden="1" w:unhideWhenUsed="1"/>
-    <w:lsdException w:name="Smart Hyperlink" w:semiHidden="1" w:unhideWhenUsed="1"/>
-    <w:lsdException w:name="Hashtag" w:semiHidden="1" w:unhideWhenUsed="1"/>
-    <w:lsdException w:name="Unresolved Mention" w:semiHidden="1" w:unhideWhenUsed="1"/>
-    <w:lsdException w:name="Smart Link" w:semiHidden="1" w:unhideWhenUsed="1"/>
-  </w:latentStyles>
-  <w:style w:type="paragraph" w:default="1" w:styleId="Normal">
+  <w:style w:type="paragraph" w:styleId="Normal" w:default="1">
     <w:name w:val="Normal"/>
     <w:qFormat/>
   </w:style>
-  <w:style w:type="paragraph" w:styleId="Ttulo1">
-    <w:name w:val="heading 1"/>
+  <w:style w:type="table" w:styleId="TableNormal" w:default="true">
+    <w:name w:val="Normal Table"/>
+    <w:uiPriority w:val="99"/>
+    <w:semiHidden/>
+    <w:unhideWhenUsed/>
+    <w:tblPr>
+      <w:tblInd w:type="dxa" w:w="0"/>
+      <w:tblCellMar>
+        <w:top w:type="dxa" w:w="0"/>
+        <w:left w:type="dxa" w:w="108"/>
+        <w:bottom w:type="dxa" w:w="0"/>
+        <w:right w:type="dxa" w:w="108"/>
+      </w:tblCellMar>
+    </w:tblPr>
+  </w:style>
+  <w:style w:type="paragraph" w:styleId="Title">
+    <w:name w:val="Title"/>
     <w:basedOn w:val="Normal"/>
     <w:next w:val="Normal"/>
-    <w:uiPriority w:val="9"/>
     <w:qFormat/>
-    <w:pPr>
-      <w:outlineLvl w:val="0"/>
-    </w:pPr>
+    <w:rPr>
+      <w:sz w:val="56"/>
+      <w:szCs w:val="56"/>
+    </w:rPr>
+  </w:style>
+  <w:style w:type="paragraph" w:styleId="Heading1">
+    <w:name w:val="Heading 1"/>
+    <w:basedOn w:val="Normal"/>
+    <w:next w:val="Normal"/>
+    <w:qFormat/>
     <w:rPr>
       <w:color w:val="2E74B5"/>
       <w:sz w:val="32"/>
       <w:szCs w:val="32"/>
     </w:rPr>
   </w:style>
-  <w:style w:type="paragraph" w:styleId="Ttulo2">
-    <w:name w:val="heading 2"/>
+  <w:style w:type="paragraph" w:styleId="Heading2">
+    <w:name w:val="Heading 2"/>
     <w:basedOn w:val="Normal"/>
     <w:next w:val="Normal"/>
-    <w:uiPriority w:val="9"/>
-    <w:semiHidden/>
-    <w:unhideWhenUsed/>
     <w:qFormat/>
-    <w:pPr>
-      <w:outlineLvl w:val="1"/>
-    </w:pPr>
     <w:rPr>
       <w:color w:val="2E74B5"/>
       <w:sz w:val="26"/>
       <w:szCs w:val="26"/>
     </w:rPr>
   </w:style>
-  <w:style w:type="paragraph" w:styleId="Ttulo3">
-    <w:name w:val="heading 3"/>
+  <w:style w:type="paragraph" w:styleId="Heading3">
+    <w:name w:val="Heading 3"/>
     <w:basedOn w:val="Normal"/>
     <w:next w:val="Normal"/>
-    <w:uiPriority w:val="9"/>
-    <w:semiHidden/>
-    <w:unhideWhenUsed/>
     <w:qFormat/>
-    <w:pPr>
-      <w:outlineLvl w:val="2"/>
-    </w:pPr>
     <w:rPr>
       <w:color w:val="1F4D78"/>
       <w:sz w:val="24"/>
       <w:szCs w:val="24"/>
     </w:rPr>
   </w:style>
-  <w:style w:type="paragraph" w:styleId="Ttulo4">
-    <w:name w:val="heading 4"/>
+  <w:style w:type="paragraph" w:styleId="Heading4">
+    <w:name w:val="Heading 4"/>
     <w:basedOn w:val="Normal"/>
     <w:next w:val="Normal"/>
-    <w:uiPriority w:val="9"/>
-    <w:semiHidden/>
-    <w:unhideWhenUsed/>
     <w:qFormat/>
-    <w:pPr>
-      <w:outlineLvl w:val="3"/>
-    </w:pPr>
     <w:rPr>
       <w:i/>
       <w:iCs/>
       <w:color w:val="2E74B5"/>
     </w:rPr>
   </w:style>
-  <w:style w:type="paragraph" w:styleId="Ttulo5">
-    <w:name w:val="heading 5"/>
+  <w:style w:type="paragraph" w:styleId="Heading5">
+    <w:name w:val="Heading 5"/>
     <w:basedOn w:val="Normal"/>
     <w:next w:val="Normal"/>
-    <w:uiPriority w:val="9"/>
-    <w:semiHidden/>
-    <w:unhideWhenUsed/>
     <w:qFormat/>
-    <w:pPr>
-      <w:outlineLvl w:val="4"/>
-    </w:pPr>
     <w:rPr>
       <w:color w:val="2E74B5"/>
     </w:rPr>
   </w:style>
-  <w:style w:type="paragraph" w:styleId="Ttulo6">
-    <w:name w:val="heading 6"/>
+  <w:style w:type="paragraph" w:styleId="Heading6">
+    <w:name w:val="Heading 6"/>
     <w:basedOn w:val="Normal"/>
     <w:next w:val="Normal"/>
-    <w:uiPriority w:val="9"/>
-    <w:semiHidden/>
-    <w:unhideWhenUsed/>
     <w:qFormat/>
-    <w:pPr>
-      <w:outlineLvl w:val="5"/>
-    </w:pPr>
     <w:rPr>
       <w:color w:val="1F4D78"/>
     </w:rPr>
   </w:style>
-  <w:style w:type="character" w:default="1" w:styleId="Fuentedeprrafopredeter">
-    <w:name w:val="Default Paragraph Font"/>
-    <w:uiPriority w:val="1"/>
-    <w:semiHidden/>
-    <w:unhideWhenUsed/>
-  </w:style>
-  <w:style w:type="table" w:default="1" w:styleId="Tablanormal">
-    <w:name w:val="Normal Table"/>
-    <w:uiPriority w:val="99"/>
-    <w:semiHidden/>
-    <w:unhideWhenUsed/>
-    <w:tblPr>
-      <w:tblInd w:w="0" w:type="dxa"/>
-      <w:tblCellMar>
-        <w:top w:w="0" w:type="dxa"/>
-        <w:left w:w="108" w:type="dxa"/>
-        <w:bottom w:w="0" w:type="dxa"/>
-        <w:right w:w="108" w:type="dxa"/>
-      </w:tblCellMar>
-    </w:tblPr>
-  </w:style>
-  <w:style w:type="numbering" w:default="1" w:styleId="Sinlista">
-    <w:name w:val="No List"/>
-    <w:uiPriority w:val="99"/>
-    <w:semiHidden/>
-    <w:unhideWhenUsed/>
-  </w:style>
-  <w:style w:type="paragraph" w:styleId="Ttulo">
-    <w:name w:val="Title"/>
-    <w:basedOn w:val="Normal"/>
-    <w:next w:val="Normal"/>
-    <w:uiPriority w:val="10"/>
-    <w:qFormat/>
-    <w:rPr>
-      <w:sz w:val="56"/>
-      <w:szCs w:val="56"/>
-    </w:rPr>
-  </w:style>
-  <w:style w:type="paragraph" w:customStyle="1" w:styleId="Fuerte1">
-    <w:name w:val="Fuerte1"/>
+  <w:style w:type="paragraph" w:styleId="Strong">
+    <w:name w:val="Strong"/>
     <w:basedOn w:val="Normal"/>
     <w:next w:val="Normal"/>
     <w:qFormat/>
@@ -4235,13 +4235,14 @@
       <w:bCs/>
     </w:rPr>
   </w:style>
-  <w:style w:type="paragraph" w:styleId="Prrafodelista">
+  <w:style w:type="paragraph" w:styleId="ListParagraph">
     <w:name w:val="List Paragraph"/>
     <w:basedOn w:val="Normal"/>
     <w:qFormat/>
   </w:style>
-  <w:style w:type="character" w:styleId="Hipervnculo">
+  <w:style w:type="character" w:styleId="Hyperlink">
     <w:name w:val="Hyperlink"/>
+    <w:basedOn w:val="DefaultParagraphFont"/>
     <w:uiPriority w:val="99"/>
     <w:unhideWhenUsed/>
     <w:rPr>
@@ -4249,8 +4250,9 @@
       <w:u w:val="single"/>
     </w:rPr>
   </w:style>
-  <w:style w:type="character" w:styleId="Refdenotaalpie">
+  <w:style w:type="character" w:styleId="FootnoteReference">
     <w:name w:val="footnote reference"/>
+    <w:basedOn w:val="DefaultParagraphFont"/>
     <w:uiPriority w:val="99"/>
     <w:semiHidden/>
     <w:unhideWhenUsed/>
@@ -4258,17 +4260,25 @@
       <w:vertAlign w:val="superscript"/>
     </w:rPr>
   </w:style>
-  <w:style w:type="paragraph" w:styleId="Textonotapie">
+  <w:style w:type="paragraph" w:styleId="FootnoteText">
     <w:name w:val="footnote text"/>
     <w:basedOn w:val="Normal"/>
-    <w:link w:val="TextonotapieCar"/>
+    <w:link w:val="FootnoteTextChar"/>
     <w:uiPriority w:val="99"/>
     <w:semiHidden/>
     <w:unhideWhenUsed/>
+    <w:pPr>
+      <w:spacing w:after="0" w:line="240" w:lineRule="auto"/>
+    </w:pPr>
+    <w:rPr>
+      <w:sz w:val="20"/>
+      <w:szCs w:val="20"/>
+    </w:rPr>
   </w:style>
-  <w:style w:type="character" w:customStyle="1" w:styleId="TextonotapieCar">
-    <w:name w:val="Texto nota pie Car"/>
-    <w:link w:val="Textonotapie"/>
+  <w:style w:type="character" w:styleId="FootnoteTextChar">
+    <w:name w:val="Footnote Text Char"/>
+    <w:basedOn w:val="DefaultParagraphFont"/>
+    <w:link w:val="FootnoteText"/>
     <w:uiPriority w:val="99"/>
     <w:semiHidden/>
     <w:unhideWhenUsed/>
@@ -4277,8 +4287,9 @@
       <w:szCs w:val="20"/>
     </w:rPr>
   </w:style>
-  <w:style w:type="character" w:styleId="Refdenotaalfinal">
+  <w:style w:type="character" w:styleId="EndnoteReference">
     <w:name w:val="endnote reference"/>
+    <w:basedOn w:val="DefaultParagraphFont"/>
     <w:uiPriority w:val="99"/>
     <w:semiHidden/>
     <w:unhideWhenUsed/>
@@ -4286,17 +4297,25 @@
       <w:vertAlign w:val="superscript"/>
     </w:rPr>
   </w:style>
-  <w:style w:type="paragraph" w:styleId="Textonotaalfinal">
+  <w:style w:type="paragraph" w:styleId="EndnoteText">
     <w:name w:val="endnote text"/>
     <w:basedOn w:val="Normal"/>
-    <w:link w:val="TextonotaalfinalCar"/>
+    <w:link w:val="EndnoteTextChar"/>
     <w:uiPriority w:val="99"/>
     <w:semiHidden/>
     <w:unhideWhenUsed/>
+    <w:pPr>
+      <w:spacing w:after="0" w:line="240" w:lineRule="auto"/>
+    </w:pPr>
+    <w:rPr>
+      <w:sz w:val="20"/>
+      <w:szCs w:val="20"/>
+    </w:rPr>
   </w:style>
-  <w:style w:type="character" w:customStyle="1" w:styleId="TextonotaalfinalCar">
-    <w:name w:val="Texto nota al final Car"/>
-    <w:link w:val="Textonotaalfinal"/>
+  <w:style w:type="character" w:styleId="EndnoteTextChar">
+    <w:name w:val="Endnote Text Char"/>
+    <w:basedOn w:val="DefaultParagraphFont"/>
+    <w:link w:val="EndnoteText"/>
     <w:uiPriority w:val="99"/>
     <w:semiHidden/>
     <w:unhideWhenUsed/>
@@ -4460,7 +4479,7 @@
         <a:solidFill>
           <a:schemeClr val="phClr"/>
         </a:solidFill>
-        <a:gradFill rotWithShape="1">
+        <a:gradFill rotWithShape="true">
           <a:gsLst>
             <a:gs pos="0">
               <a:schemeClr val="phClr">
@@ -4484,9 +4503,9 @@
               </a:schemeClr>
             </a:gs>
           </a:gsLst>
-          <a:lin ang="5400000" scaled="0"/>
+          <a:lin ang="5400000" scaled="false"/>
         </a:gradFill>
-        <a:gradFill rotWithShape="1">
+        <a:gradFill rotWithShape="true">
           <a:gsLst>
             <a:gs pos="0">
               <a:schemeClr val="phClr">
@@ -4510,7 +4529,7 @@
               </a:schemeClr>
             </a:gs>
           </a:gsLst>
-          <a:lin ang="5400000" scaled="0"/>
+          <a:lin ang="5400000" scaled="false"/>
         </a:gradFill>
       </a:fillStyleLst>
       <a:lnStyleLst>
@@ -4545,7 +4564,7 @@
         </a:effectStyle>
         <a:effectStyle>
           <a:effectLst>
-            <a:outerShdw blurRad="57150" dist="19050" dir="5400000" algn="ctr" rotWithShape="0">
+            <a:outerShdw blurRad="57150" dist="19050" dir="5400000" algn="ctr" rotWithShape="false">
               <a:srgbClr val="000000">
                 <a:alpha val="63000"/>
               </a:srgbClr>
@@ -4563,7 +4582,7 @@
             <a:satMod val="170000"/>
           </a:schemeClr>
         </a:solidFill>
-        <a:gradFill rotWithShape="1">
+        <a:gradFill rotWithShape="true">
           <a:gsLst>
             <a:gs pos="0">
               <a:schemeClr val="phClr">
@@ -4588,7 +4607,7 @@
               </a:schemeClr>
             </a:gs>
           </a:gsLst>
-          <a:lin ang="5400000" scaled="0"/>
+          <a:lin ang="5400000" scaled="false"/>
         </a:gradFill>
       </a:bgFillStyleLst>
     </a:fmtScheme>

--- a/anexos/4_Evidencias_Pruebas_Funcionales_Ada.docx
+++ b/anexos/4_Evidencias_Pruebas_Funcionales_Ada.docx
@@ -2882,7 +2882,447 @@
           <w:sz w:val="30"/>
           <w:szCs w:val="30"/>
         </w:rPr>
-        <w:t xml:space="preserve">8. Resumen de resultados</w:t>
+        <w:t xml:space="preserve">8. Búsqueda por tema y enlaces (catálogo ampliado)</w:t>
+      </w:r>
+    </w:p>
+    <w:p>
+      <w:pPr>
+        <w:spacing w:after="160" w:line="288"/>
+        <w:jc w:val="both"/>
+      </w:pPr>
+      <w:r>
+        <w:rPr>
+          <w:rFonts w:ascii="Calibri" w:cs="Calibri" w:eastAsia="Calibri" w:hAnsi="Calibri"/>
+          <w:b w:val="false"/>
+          <w:bCs w:val="false"/>
+          <w:i w:val="false"/>
+          <w:iCs w:val="false"/>
+          <w:color w:val="222222"/>
+          <w:sz w:val="22"/>
+          <w:szCs w:val="22"/>
+        </w:rPr>
+        <w:t xml:space="preserve">Capturas de las respuestas de Ada con un catálogo de 1.002 cursos (2 reales y 1.000 sintéticos de prueba), en la misma página de prueba que simula la sesión de Moodle. Corresponden a los casos B1 a B14 del Anexo C (sección 8).</w:t>
+      </w:r>
+    </w:p>
+    <w:p>
+      <w:pPr>
+        <w:pStyle w:val="Heading2"/>
+        <w:spacing w:after="140" w:before="320"/>
+      </w:pPr>
+      <w:r>
+        <w:rPr>
+          <w:rFonts w:ascii="Calibri" w:cs="Calibri" w:eastAsia="Calibri" w:hAnsi="Calibri"/>
+          <w:b/>
+          <w:bCs/>
+          <w:color w:val="4E95C2"/>
+          <w:sz w:val="24"/>
+          <w:szCs w:val="24"/>
+        </w:rPr>
+        <w:t xml:space="preserve">Búsqueda por tema con enlaces (B1)</w:t>
+      </w:r>
+    </w:p>
+    <w:p>
+      <w:pPr>
+        <w:spacing w:after="160" w:line="288"/>
+        <w:jc w:val="both"/>
+      </w:pPr>
+      <w:r>
+        <w:rPr>
+          <w:rFonts w:ascii="Calibri" w:cs="Calibri" w:eastAsia="Calibri" w:hAnsi="Calibri"/>
+          <w:b w:val="false"/>
+          <w:bCs w:val="false"/>
+          <w:i w:val="false"/>
+          <w:iCs w:val="false"/>
+          <w:color w:val="222222"/>
+          <w:sz w:val="22"/>
+          <w:szCs w:val="22"/>
+        </w:rPr>
+        <w:t xml:space="preserve">La consulta «¿qué cursos ofreces sobre átomos?» entrega los cursos más relevantes con su enlace («Abrir curso») y el total de coincidencias (32), que coincide con la verificación independiente en la base de datos.</w:t>
+      </w:r>
+    </w:p>
+    <w:p>
+      <w:pPr>
+        <w:spacing w:after="60" w:before="160"/>
+        <w:jc w:val="center"/>
+      </w:pPr>
+      <w:r>
+        <w:drawing>
+          <wp:inline distT="0" distB="0" distL="0" distR="0">
+            <wp:extent cx="4000500" cy="4524375"/>
+            <wp:effectExtent t="0" r="0" b="0" l="0"/>
+            <wp:docPr id="21" name="" descr="" title=""/>
+            <wp:cNvGraphicFramePr>
+              <a:graphicFrameLocks xmlns:a="http://schemas.openxmlformats.org/drawingml/2006/main" noChangeAspect="1"/>
+            </wp:cNvGraphicFramePr>
+            <a:graphic xmlns:a="http://schemas.openxmlformats.org/drawingml/2006/main">
+              <a:graphicData uri="http://schemas.openxmlformats.org/drawingml/2006/picture">
+                <pic:pic xmlns:pic="http://schemas.openxmlformats.org/drawingml/2006/picture">
+                  <pic:nvPicPr>
+                    <pic:cNvPr id="0" name="" descr=""/>
+                    <pic:cNvPicPr>
+                      <a:picLocks noChangeAspect="1" noChangeArrowheads="1"/>
+                    </pic:cNvPicPr>
+                  </pic:nvPicPr>
+                  <pic:blipFill>
+                    <a:blip r:embed="rId29" cstate="none"/>
+                    <a:srcRect/>
+                    <a:stretch>
+                      <a:fillRect/>
+                    </a:stretch>
+                  </pic:blipFill>
+                  <pic:spPr bwMode="auto">
+                    <a:xfrm>
+                      <a:off x="0" y="0"/>
+                      <a:ext cx="4000500" cy="4524375"/>
+                    </a:xfrm>
+                    <a:prstGeom prst="rect">
+                      <a:avLst/>
+                    </a:prstGeom>
+                  </pic:spPr>
+                </pic:pic>
+              </a:graphicData>
+            </a:graphic>
+          </wp:inline>
+        </w:drawing>
+      </w:r>
+    </w:p>
+    <w:p>
+      <w:pPr>
+        <w:spacing w:after="220"/>
+        <w:jc w:val="center"/>
+      </w:pPr>
+      <w:r>
+        <w:rPr>
+          <w:rFonts w:ascii="Calibri" w:cs="Calibri" w:eastAsia="Calibri" w:hAnsi="Calibri"/>
+          <w:i/>
+          <w:iCs/>
+          <w:color w:val="6B7A82"/>
+          <w:sz w:val="19"/>
+          <w:szCs w:val="19"/>
+        </w:rPr>
+        <w:t xml:space="preserve">Búsqueda por tema: 32 cursos que tratan «átomo», con enlace a cada curso.</w:t>
+      </w:r>
+    </w:p>
+    <w:p>
+      <w:pPr>
+        <w:pStyle w:val="Heading2"/>
+        <w:spacing w:after="140" w:before="320"/>
+      </w:pPr>
+      <w:r>
+        <w:rPr>
+          <w:rFonts w:ascii="Calibri" w:cs="Calibri" w:eastAsia="Calibri" w:hAnsi="Calibri"/>
+          <w:b/>
+          <w:bCs/>
+          <w:color w:val="4E95C2"/>
+          <w:sz w:val="24"/>
+          <w:szCs w:val="24"/>
+        </w:rPr>
+        <w:t xml:space="preserve">Conversación de varios turnos (B10)</w:t>
+      </w:r>
+    </w:p>
+    <w:p>
+      <w:pPr>
+        <w:spacing w:after="160" w:line="288"/>
+        <w:jc w:val="both"/>
+      </w:pPr>
+      <w:r>
+        <w:rPr>
+          <w:rFonts w:ascii="Calibri" w:cs="Calibri" w:eastAsia="Calibri" w:hAnsi="Calibri"/>
+          <w:b w:val="false"/>
+          <w:bCs w:val="false"/>
+          <w:i w:val="false"/>
+          <w:iCs w:val="false"/>
+          <w:color w:val="222222"/>
+          <w:sz w:val="22"/>
+          <w:szCs w:val="22"/>
+        </w:rPr>
+        <w:t xml:space="preserve">La conversación que originalmente falló: se pide el tema, el estudiante insiste y luego solicita el enlace. Ada mantiene el tema y entrega los enlaces de los cursos mostrados.</w:t>
+      </w:r>
+    </w:p>
+    <w:p>
+      <w:pPr>
+        <w:spacing w:after="60" w:before="160"/>
+        <w:jc w:val="center"/>
+      </w:pPr>
+      <w:r>
+        <w:drawing>
+          <wp:inline distT="0" distB="0" distL="0" distR="0">
+            <wp:extent cx="4000500" cy="4524375"/>
+            <wp:effectExtent t="0" r="0" b="0" l="0"/>
+            <wp:docPr id="22" name="" descr="" title=""/>
+            <wp:cNvGraphicFramePr>
+              <a:graphicFrameLocks xmlns:a="http://schemas.openxmlformats.org/drawingml/2006/main" noChangeAspect="1"/>
+            </wp:cNvGraphicFramePr>
+            <a:graphic xmlns:a="http://schemas.openxmlformats.org/drawingml/2006/main">
+              <a:graphicData uri="http://schemas.openxmlformats.org/drawingml/2006/picture">
+                <pic:pic xmlns:pic="http://schemas.openxmlformats.org/drawingml/2006/picture">
+                  <pic:nvPicPr>
+                    <pic:cNvPr id="0" name="" descr=""/>
+                    <pic:cNvPicPr>
+                      <a:picLocks noChangeAspect="1" noChangeArrowheads="1"/>
+                    </pic:cNvPicPr>
+                  </pic:nvPicPr>
+                  <pic:blipFill>
+                    <a:blip r:embed="rId30" cstate="none"/>
+                    <a:srcRect/>
+                    <a:stretch>
+                      <a:fillRect/>
+                    </a:stretch>
+                  </pic:blipFill>
+                  <pic:spPr bwMode="auto">
+                    <a:xfrm>
+                      <a:off x="0" y="0"/>
+                      <a:ext cx="4000500" cy="4524375"/>
+                    </a:xfrm>
+                    <a:prstGeom prst="rect">
+                      <a:avLst/>
+                    </a:prstGeom>
+                  </pic:spPr>
+                </pic:pic>
+              </a:graphicData>
+            </a:graphic>
+          </wp:inline>
+        </w:drawing>
+      </w:r>
+    </w:p>
+    <w:p>
+      <w:pPr>
+        <w:spacing w:after="220"/>
+        <w:jc w:val="center"/>
+      </w:pPr>
+      <w:r>
+        <w:rPr>
+          <w:rFonts w:ascii="Calibri" w:cs="Calibri" w:eastAsia="Calibri" w:hAnsi="Calibri"/>
+          <w:i/>
+          <w:iCs/>
+          <w:color w:val="6B7A82"/>
+          <w:sz w:val="19"/>
+          <w:szCs w:val="19"/>
+        </w:rPr>
+        <w:t xml:space="preserve">Conversación: tema, insistencia y solicitud de enlace; la respuesta trae los enlaces clicables.</w:t>
+      </w:r>
+    </w:p>
+    <w:p>
+      <w:pPr>
+        <w:pStyle w:val="Heading2"/>
+        <w:spacing w:after="140" w:before="320"/>
+      </w:pPr>
+      <w:r>
+        <w:rPr>
+          <w:rFonts w:ascii="Calibri" w:cs="Calibri" w:eastAsia="Calibri" w:hAnsi="Calibri"/>
+          <w:b/>
+          <w:bCs/>
+          <w:color w:val="4E95C2"/>
+          <w:sz w:val="24"/>
+          <w:szCs w:val="24"/>
+        </w:rPr>
+        <w:t xml:space="preserve">Catálogo grande y detalle de un curso (B12, B13)</w:t>
+      </w:r>
+    </w:p>
+    <w:p>
+      <w:pPr>
+        <w:spacing w:after="160" w:line="288"/>
+        <w:jc w:val="both"/>
+      </w:pPr>
+      <w:r>
+        <w:rPr>
+          <w:rFonts w:ascii="Calibri" w:cs="Calibri" w:eastAsia="Calibri" w:hAnsi="Calibri"/>
+          <w:b w:val="false"/>
+          <w:bCs w:val="false"/>
+          <w:i w:val="false"/>
+          <w:iCs w:val="false"/>
+          <w:color w:val="222222"/>
+          <w:sz w:val="22"/>
+          <w:szCs w:val="22"/>
+        </w:rPr>
+        <w:t xml:space="preserve">Con 1.002 cursos, el listado muestra el total y las categorías en lugar de listar todos los cursos; el detalle de un curso conserva las unidades, los pesos y agrega el enlace.</w:t>
+      </w:r>
+    </w:p>
+    <w:p>
+      <w:pPr>
+        <w:spacing w:after="60" w:before="160"/>
+        <w:jc w:val="center"/>
+      </w:pPr>
+      <w:r>
+        <w:drawing>
+          <wp:inline distT="0" distB="0" distL="0" distR="0">
+            <wp:extent cx="4000500" cy="4524375"/>
+            <wp:effectExtent t="0" r="0" b="0" l="0"/>
+            <wp:docPr id="23" name="" descr="" title=""/>
+            <wp:cNvGraphicFramePr>
+              <a:graphicFrameLocks xmlns:a="http://schemas.openxmlformats.org/drawingml/2006/main" noChangeAspect="1"/>
+            </wp:cNvGraphicFramePr>
+            <a:graphic xmlns:a="http://schemas.openxmlformats.org/drawingml/2006/main">
+              <a:graphicData uri="http://schemas.openxmlformats.org/drawingml/2006/picture">
+                <pic:pic xmlns:pic="http://schemas.openxmlformats.org/drawingml/2006/picture">
+                  <pic:nvPicPr>
+                    <pic:cNvPr id="0" name="" descr=""/>
+                    <pic:cNvPicPr>
+                      <a:picLocks noChangeAspect="1" noChangeArrowheads="1"/>
+                    </pic:cNvPicPr>
+                  </pic:nvPicPr>
+                  <pic:blipFill>
+                    <a:blip r:embed="rId31" cstate="none"/>
+                    <a:srcRect/>
+                    <a:stretch>
+                      <a:fillRect/>
+                    </a:stretch>
+                  </pic:blipFill>
+                  <pic:spPr bwMode="auto">
+                    <a:xfrm>
+                      <a:off x="0" y="0"/>
+                      <a:ext cx="4000500" cy="4524375"/>
+                    </a:xfrm>
+                    <a:prstGeom prst="rect">
+                      <a:avLst/>
+                    </a:prstGeom>
+                  </pic:spPr>
+                </pic:pic>
+              </a:graphicData>
+            </a:graphic>
+          </wp:inline>
+        </w:drawing>
+      </w:r>
+    </w:p>
+    <w:p>
+      <w:pPr>
+        <w:spacing w:after="220"/>
+        <w:jc w:val="center"/>
+      </w:pPr>
+      <w:r>
+        <w:rPr>
+          <w:rFonts w:ascii="Calibri" w:cs="Calibri" w:eastAsia="Calibri" w:hAnsi="Calibri"/>
+          <w:i/>
+          <w:iCs/>
+          <w:color w:val="6B7A82"/>
+          <w:sz w:val="19"/>
+          <w:szCs w:val="19"/>
+        </w:rPr>
+        <w:t xml:space="preserve">Panorama del catálogo (1.002 cursos, 18 categorías) y detalle de Ciencias Naturales.</w:t>
+      </w:r>
+    </w:p>
+    <w:p>
+      <w:pPr>
+        <w:pStyle w:val="Heading2"/>
+        <w:spacing w:after="140" w:before="320"/>
+      </w:pPr>
+      <w:r>
+        <w:rPr>
+          <w:rFonts w:ascii="Calibri" w:cs="Calibri" w:eastAsia="Calibri" w:hAnsi="Calibri"/>
+          <w:b/>
+          <w:bCs/>
+          <w:color w:val="4E95C2"/>
+          <w:sz w:val="24"/>
+          <w:szCs w:val="24"/>
+        </w:rPr>
+        <w:t xml:space="preserve">Tema inexistente (B6)</w:t>
+      </w:r>
+    </w:p>
+    <w:p>
+      <w:pPr>
+        <w:spacing w:after="160" w:line="288"/>
+        <w:jc w:val="both"/>
+      </w:pPr>
+      <w:r>
+        <w:rPr>
+          <w:rFonts w:ascii="Calibri" w:cs="Calibri" w:eastAsia="Calibri" w:hAnsi="Calibri"/>
+          <w:b w:val="false"/>
+          <w:bCs w:val="false"/>
+          <w:i w:val="false"/>
+          <w:iCs w:val="false"/>
+          <w:color w:val="222222"/>
+          <w:sz w:val="22"/>
+          <w:szCs w:val="22"/>
+        </w:rPr>
+        <w:t xml:space="preserve">Ante un tema que no existe en el catálogo, Ada informa que no encontró coincidencias en vez de inventar cursos.</w:t>
+      </w:r>
+    </w:p>
+    <w:p>
+      <w:pPr>
+        <w:spacing w:after="60" w:before="160"/>
+        <w:jc w:val="center"/>
+      </w:pPr>
+      <w:r>
+        <w:drawing>
+          <wp:inline distT="0" distB="0" distL="0" distR="0">
+            <wp:extent cx="4000500" cy="4524375"/>
+            <wp:effectExtent t="0" r="0" b="0" l="0"/>
+            <wp:docPr id="24" name="" descr="" title=""/>
+            <wp:cNvGraphicFramePr>
+              <a:graphicFrameLocks xmlns:a="http://schemas.openxmlformats.org/drawingml/2006/main" noChangeAspect="1"/>
+            </wp:cNvGraphicFramePr>
+            <a:graphic xmlns:a="http://schemas.openxmlformats.org/drawingml/2006/main">
+              <a:graphicData uri="http://schemas.openxmlformats.org/drawingml/2006/picture">
+                <pic:pic xmlns:pic="http://schemas.openxmlformats.org/drawingml/2006/picture">
+                  <pic:nvPicPr>
+                    <pic:cNvPr id="0" name="" descr=""/>
+                    <pic:cNvPicPr>
+                      <a:picLocks noChangeAspect="1" noChangeArrowheads="1"/>
+                    </pic:cNvPicPr>
+                  </pic:nvPicPr>
+                  <pic:blipFill>
+                    <a:blip r:embed="rId32" cstate="none"/>
+                    <a:srcRect/>
+                    <a:stretch>
+                      <a:fillRect/>
+                    </a:stretch>
+                  </pic:blipFill>
+                  <pic:spPr bwMode="auto">
+                    <a:xfrm>
+                      <a:off x="0" y="0"/>
+                      <a:ext cx="4000500" cy="4524375"/>
+                    </a:xfrm>
+                    <a:prstGeom prst="rect">
+                      <a:avLst/>
+                    </a:prstGeom>
+                  </pic:spPr>
+                </pic:pic>
+              </a:graphicData>
+            </a:graphic>
+          </wp:inline>
+        </w:drawing>
+      </w:r>
+    </w:p>
+    <w:p>
+      <w:pPr>
+        <w:spacing w:after="220"/>
+        <w:jc w:val="center"/>
+      </w:pPr>
+      <w:r>
+        <w:rPr>
+          <w:rFonts w:ascii="Calibri" w:cs="Calibri" w:eastAsia="Calibri" w:hAnsi="Calibri"/>
+          <w:i/>
+          <w:iCs/>
+          <w:color w:val="6B7A82"/>
+          <w:sz w:val="19"/>
+          <w:szCs w:val="19"/>
+        </w:rPr>
+        <w:t xml:space="preserve">Consulta «¿qué cursos hay sobre cocina italiana?»: sin coincidencias.</w:t>
+      </w:r>
+    </w:p>
+    <w:p>
+      <w:pPr>
+        <w:pageBreakBefore/>
+      </w:pPr>
+    </w:p>
+    <w:p>
+      <w:pPr>
+        <w:pStyle w:val="Heading1"/>
+        <w:pBdr>
+          <w:bottom w:val="single" w:color="D98E3A" w:sz="6" w:space="4"/>
+        </w:pBdr>
+        <w:spacing w:after="200" w:before="480"/>
+      </w:pPr>
+      <w:r>
+        <w:rPr>
+          <w:rFonts w:ascii="Calibri" w:cs="Calibri" w:eastAsia="Calibri" w:hAnsi="Calibri"/>
+          <w:b/>
+          <w:bCs/>
+          <w:color w:val="24425E"/>
+          <w:sz w:val="30"/>
+          <w:szCs w:val="30"/>
+        </w:rPr>
+        <w:t xml:space="preserve">9. Resumen de resultados</w:t>
       </w:r>
     </w:p>
     <w:p>

--- a/anexos/4_Evidencias_Pruebas_Funcionales_Ada.docx
+++ b/anexos/4_Evidencias_Pruebas_Funcionales_Ada.docx
@@ -2918,7 +2918,7 @@
           <w:sz w:val="24"/>
           <w:szCs w:val="24"/>
         </w:rPr>
-        <w:t xml:space="preserve">Búsqueda por tema con enlaces (B1)</w:t>
+        <w:t xml:space="preserve">Mediciones en el Moodle real (comparación manual vs Ada)</w:t>
       </w:r>
     </w:p>
     <w:p>
@@ -2937,7 +2937,7 @@
           <w:sz w:val="22"/>
           <w:szCs w:val="22"/>
         </w:rPr>
-        <w:t xml:space="preserve">La consulta «¿qué cursos ofreces sobre átomos?» entrega los cursos más relevantes con su enlace («Abrir curso») y el total de coincidencias (32), que coincide con la verificación independiente en la base de datos.</w:t>
+        <w:t xml:space="preserve">Capturas tomadas en el Moodle real (localhost:8080) con el catálogo de 1.002 cursos durante las mediciones del Anexo C (sección 8). Las tres tareas se repitieron con las mismas frases; las capturas corresponden a una de las repeticiones.</w:t>
       </w:r>
     </w:p>
     <w:p>
@@ -2948,7 +2948,7 @@
       <w:r>
         <w:drawing>
           <wp:inline distT="0" distB="0" distL="0" distR="0">
-            <wp:extent cx="4000500" cy="4524375"/>
+            <wp:extent cx="4000500" cy="2019300"/>
             <wp:effectExtent t="0" r="0" b="0" l="0"/>
             <wp:docPr id="21" name="" descr="" title=""/>
             <wp:cNvGraphicFramePr>
@@ -2973,7 +2973,7 @@
                   <pic:spPr bwMode="auto">
                     <a:xfrm>
                       <a:off x="0" y="0"/>
-                      <a:ext cx="4000500" cy="4524375"/>
+                      <a:ext cx="4000500" cy="2019300"/>
                     </a:xfrm>
                     <a:prstGeom prst="rect">
                       <a:avLst/>
@@ -3000,43 +3000,7 @@
           <w:sz w:val="19"/>
           <w:szCs w:val="19"/>
         </w:rPr>
-        <w:t xml:space="preserve">Búsqueda por tema: 32 cursos que tratan «átomo», con enlace a cada curso.</w:t>
-      </w:r>
-    </w:p>
-    <w:p>
-      <w:pPr>
-        <w:pStyle w:val="Heading2"/>
-        <w:spacing w:after="140" w:before="320"/>
-      </w:pPr>
-      <w:r>
-        <w:rPr>
-          <w:rFonts w:ascii="Calibri" w:cs="Calibri" w:eastAsia="Calibri" w:hAnsi="Calibri"/>
-          <w:b/>
-          <w:bCs/>
-          <w:color w:val="4E95C2"/>
-          <w:sz w:val="24"/>
-          <w:szCs w:val="24"/>
-        </w:rPr>
-        <w:t xml:space="preserve">Conversación de varios turnos (B10)</w:t>
-      </w:r>
-    </w:p>
-    <w:p>
-      <w:pPr>
-        <w:spacing w:after="160" w:line="288"/>
-        <w:jc w:val="both"/>
-      </w:pPr>
-      <w:r>
-        <w:rPr>
-          <w:rFonts w:ascii="Calibri" w:cs="Calibri" w:eastAsia="Calibri" w:hAnsi="Calibri"/>
-          <w:b w:val="false"/>
-          <w:bCs w:val="false"/>
-          <w:i w:val="false"/>
-          <w:iCs w:val="false"/>
-          <w:color w:val="222222"/>
-          <w:sz w:val="22"/>
-          <w:szCs w:val="22"/>
-        </w:rPr>
-        <w:t xml:space="preserve">La conversación que originalmente falló: se pide el tema, el estudiante insiste y luego solicita el enlace. Ada mantiene el tema y entrega los enlaces de los cursos mostrados.</w:t>
+        <w:t xml:space="preserve">Tarea 1: «¿tienen cursos sobre fotosíntesis?» → 20 cursos con enlace.</w:t>
       </w:r>
     </w:p>
     <w:p>
@@ -3047,7 +3011,7 @@
       <w:r>
         <w:drawing>
           <wp:inline distT="0" distB="0" distL="0" distR="0">
-            <wp:extent cx="4000500" cy="4524375"/>
+            <wp:extent cx="4000500" cy="2019300"/>
             <wp:effectExtent t="0" r="0" b="0" l="0"/>
             <wp:docPr id="22" name="" descr="" title=""/>
             <wp:cNvGraphicFramePr>
@@ -3072,7 +3036,7 @@
                   <pic:spPr bwMode="auto">
                     <a:xfrm>
                       <a:off x="0" y="0"/>
-                      <a:ext cx="4000500" cy="4524375"/>
+                      <a:ext cx="4000500" cy="2019300"/>
                     </a:xfrm>
                     <a:prstGeom prst="rect">
                       <a:avLst/>
@@ -3099,43 +3063,7 @@
           <w:sz w:val="19"/>
           <w:szCs w:val="19"/>
         </w:rPr>
-        <w:t xml:space="preserve">Conversación: tema, insistencia y solicitud de enlace; la respuesta trae los enlaces clicables.</w:t>
-      </w:r>
-    </w:p>
-    <w:p>
-      <w:pPr>
-        <w:pStyle w:val="Heading2"/>
-        <w:spacing w:after="140" w:before="320"/>
-      </w:pPr>
-      <w:r>
-        <w:rPr>
-          <w:rFonts w:ascii="Calibri" w:cs="Calibri" w:eastAsia="Calibri" w:hAnsi="Calibri"/>
-          <w:b/>
-          <w:bCs/>
-          <w:color w:val="4E95C2"/>
-          <w:sz w:val="24"/>
-          <w:szCs w:val="24"/>
-        </w:rPr>
-        <w:t xml:space="preserve">Catálogo grande y detalle de un curso (B12, B13)</w:t>
-      </w:r>
-    </w:p>
-    <w:p>
-      <w:pPr>
-        <w:spacing w:after="160" w:line="288"/>
-        <w:jc w:val="both"/>
-      </w:pPr>
-      <w:r>
-        <w:rPr>
-          <w:rFonts w:ascii="Calibri" w:cs="Calibri" w:eastAsia="Calibri" w:hAnsi="Calibri"/>
-          <w:b w:val="false"/>
-          <w:bCs w:val="false"/>
-          <w:i w:val="false"/>
-          <w:iCs w:val="false"/>
-          <w:color w:val="222222"/>
-          <w:sz w:val="22"/>
-          <w:szCs w:val="22"/>
-        </w:rPr>
-        <w:t xml:space="preserve">Con 1.002 cursos, el listado muestra el total y las categorías en lugar de listar todos los cursos; el detalle de un curso conserva las unidades, los pesos y agrega el enlace.</w:t>
+        <w:t xml:space="preserve">Tarea 2: «hay cursos sobre lectura critica» → Lectura Crítica — Saber 11 aparece primero, con enlace.</w:t>
       </w:r>
     </w:p>
     <w:p>
@@ -3146,7 +3074,7 @@
       <w:r>
         <w:drawing>
           <wp:inline distT="0" distB="0" distL="0" distR="0">
-            <wp:extent cx="4000500" cy="4524375"/>
+            <wp:extent cx="4000500" cy="2000250"/>
             <wp:effectExtent t="0" r="0" b="0" l="0"/>
             <wp:docPr id="23" name="" descr="" title=""/>
             <wp:cNvGraphicFramePr>
@@ -3171,7 +3099,7 @@
                   <pic:spPr bwMode="auto">
                     <a:xfrm>
                       <a:off x="0" y="0"/>
-                      <a:ext cx="4000500" cy="4524375"/>
+                      <a:ext cx="4000500" cy="2000250"/>
                     </a:xfrm>
                     <a:prstGeom prst="rect">
                       <a:avLst/>
@@ -3198,24 +3126,7 @@
           <w:sz w:val="19"/>
           <w:szCs w:val="19"/>
         </w:rPr>
-        <w:t xml:space="preserve">Panorama del catálogo (1.002 cursos, 18 categorías) y detalle de Ciencias Naturales.</w:t>
-      </w:r>
-    </w:p>
-    <w:p>
-      <w:pPr>
-        <w:pStyle w:val="Heading2"/>
-        <w:spacing w:after="140" w:before="320"/>
-      </w:pPr>
-      <w:r>
-        <w:rPr>
-          <w:rFonts w:ascii="Calibri" w:cs="Calibri" w:eastAsia="Calibri" w:hAnsi="Calibri"/>
-          <w:b/>
-          <w:bCs/>
-          <w:color w:val="4E95C2"/>
-          <w:sz w:val="24"/>
-          <w:szCs w:val="24"/>
-        </w:rPr>
-        <w:t xml:space="preserve">Tema inexistente (B6)</w:t>
+        <w:t xml:space="preserve">Tarea 3: «¿Cuántas unidades tiene ciencias naturales?» → 4 unidades con sus porcentajes.</w:t>
       </w:r>
     </w:p>
     <w:p>
@@ -3234,7 +3145,43 @@
           <w:sz w:val="22"/>
           <w:szCs w:val="22"/>
         </w:rPr>
-        <w:t xml:space="preserve">Ante un tema que no existe en el catálogo, Ada informa que no encontró coincidencias en vez de inventar cursos.</w:t>
+        <w:t xml:space="preserve">Las capturas siguientes provienen de la página de prueba que simula la sesión de Moodle.</w:t>
+      </w:r>
+    </w:p>
+    <w:p>
+      <w:pPr>
+        <w:pStyle w:val="Heading2"/>
+        <w:spacing w:after="140" w:before="320"/>
+      </w:pPr>
+      <w:r>
+        <w:rPr>
+          <w:rFonts w:ascii="Calibri" w:cs="Calibri" w:eastAsia="Calibri" w:hAnsi="Calibri"/>
+          <w:b/>
+          <w:bCs/>
+          <w:color w:val="4E95C2"/>
+          <w:sz w:val="24"/>
+          <w:szCs w:val="24"/>
+        </w:rPr>
+        <w:t xml:space="preserve">Búsqueda por tema con enlaces (B1)</w:t>
+      </w:r>
+    </w:p>
+    <w:p>
+      <w:pPr>
+        <w:spacing w:after="160" w:line="288"/>
+        <w:jc w:val="both"/>
+      </w:pPr>
+      <w:r>
+        <w:rPr>
+          <w:rFonts w:ascii="Calibri" w:cs="Calibri" w:eastAsia="Calibri" w:hAnsi="Calibri"/>
+          <w:b w:val="false"/>
+          <w:bCs w:val="false"/>
+          <w:i w:val="false"/>
+          <w:iCs w:val="false"/>
+          <w:color w:val="222222"/>
+          <w:sz w:val="22"/>
+          <w:szCs w:val="22"/>
+        </w:rPr>
+        <w:t xml:space="preserve">La consulta «¿qué cursos ofreces sobre átomos?» entrega los cursos más relevantes con su enlace («Abrir curso») y el total de coincidencias (32), que coincide con la verificación independiente en la base de datos.</w:t>
       </w:r>
     </w:p>
     <w:p>
@@ -3262,6 +3209,303 @@
                   </pic:nvPicPr>
                   <pic:blipFill>
                     <a:blip r:embed="rId32" cstate="none"/>
+                    <a:srcRect/>
+                    <a:stretch>
+                      <a:fillRect/>
+                    </a:stretch>
+                  </pic:blipFill>
+                  <pic:spPr bwMode="auto">
+                    <a:xfrm>
+                      <a:off x="0" y="0"/>
+                      <a:ext cx="4000500" cy="4524375"/>
+                    </a:xfrm>
+                    <a:prstGeom prst="rect">
+                      <a:avLst/>
+                    </a:prstGeom>
+                  </pic:spPr>
+                </pic:pic>
+              </a:graphicData>
+            </a:graphic>
+          </wp:inline>
+        </w:drawing>
+      </w:r>
+    </w:p>
+    <w:p>
+      <w:pPr>
+        <w:spacing w:after="220"/>
+        <w:jc w:val="center"/>
+      </w:pPr>
+      <w:r>
+        <w:rPr>
+          <w:rFonts w:ascii="Calibri" w:cs="Calibri" w:eastAsia="Calibri" w:hAnsi="Calibri"/>
+          <w:i/>
+          <w:iCs/>
+          <w:color w:val="6B7A82"/>
+          <w:sz w:val="19"/>
+          <w:szCs w:val="19"/>
+        </w:rPr>
+        <w:t xml:space="preserve">Búsqueda por tema: 32 cursos que tratan «átomo», con enlace a cada curso.</w:t>
+      </w:r>
+    </w:p>
+    <w:p>
+      <w:pPr>
+        <w:pStyle w:val="Heading2"/>
+        <w:spacing w:after="140" w:before="320"/>
+      </w:pPr>
+      <w:r>
+        <w:rPr>
+          <w:rFonts w:ascii="Calibri" w:cs="Calibri" w:eastAsia="Calibri" w:hAnsi="Calibri"/>
+          <w:b/>
+          <w:bCs/>
+          <w:color w:val="4E95C2"/>
+          <w:sz w:val="24"/>
+          <w:szCs w:val="24"/>
+        </w:rPr>
+        <w:t xml:space="preserve">Conversación de varios turnos (B10)</w:t>
+      </w:r>
+    </w:p>
+    <w:p>
+      <w:pPr>
+        <w:spacing w:after="160" w:line="288"/>
+        <w:jc w:val="both"/>
+      </w:pPr>
+      <w:r>
+        <w:rPr>
+          <w:rFonts w:ascii="Calibri" w:cs="Calibri" w:eastAsia="Calibri" w:hAnsi="Calibri"/>
+          <w:b w:val="false"/>
+          <w:bCs w:val="false"/>
+          <w:i w:val="false"/>
+          <w:iCs w:val="false"/>
+          <w:color w:val="222222"/>
+          <w:sz w:val="22"/>
+          <w:szCs w:val="22"/>
+        </w:rPr>
+        <w:t xml:space="preserve">La conversación que originalmente falló: se pide el tema, el estudiante insiste y luego solicita el enlace. Ada mantiene el tema y entrega los enlaces de los cursos mostrados.</w:t>
+      </w:r>
+    </w:p>
+    <w:p>
+      <w:pPr>
+        <w:spacing w:after="60" w:before="160"/>
+        <w:jc w:val="center"/>
+      </w:pPr>
+      <w:r>
+        <w:drawing>
+          <wp:inline distT="0" distB="0" distL="0" distR="0">
+            <wp:extent cx="4000500" cy="4524375"/>
+            <wp:effectExtent t="0" r="0" b="0" l="0"/>
+            <wp:docPr id="25" name="" descr="" title=""/>
+            <wp:cNvGraphicFramePr>
+              <a:graphicFrameLocks xmlns:a="http://schemas.openxmlformats.org/drawingml/2006/main" noChangeAspect="1"/>
+            </wp:cNvGraphicFramePr>
+            <a:graphic xmlns:a="http://schemas.openxmlformats.org/drawingml/2006/main">
+              <a:graphicData uri="http://schemas.openxmlformats.org/drawingml/2006/picture">
+                <pic:pic xmlns:pic="http://schemas.openxmlformats.org/drawingml/2006/picture">
+                  <pic:nvPicPr>
+                    <pic:cNvPr id="0" name="" descr=""/>
+                    <pic:cNvPicPr>
+                      <a:picLocks noChangeAspect="1" noChangeArrowheads="1"/>
+                    </pic:cNvPicPr>
+                  </pic:nvPicPr>
+                  <pic:blipFill>
+                    <a:blip r:embed="rId33" cstate="none"/>
+                    <a:srcRect/>
+                    <a:stretch>
+                      <a:fillRect/>
+                    </a:stretch>
+                  </pic:blipFill>
+                  <pic:spPr bwMode="auto">
+                    <a:xfrm>
+                      <a:off x="0" y="0"/>
+                      <a:ext cx="4000500" cy="4524375"/>
+                    </a:xfrm>
+                    <a:prstGeom prst="rect">
+                      <a:avLst/>
+                    </a:prstGeom>
+                  </pic:spPr>
+                </pic:pic>
+              </a:graphicData>
+            </a:graphic>
+          </wp:inline>
+        </w:drawing>
+      </w:r>
+    </w:p>
+    <w:p>
+      <w:pPr>
+        <w:spacing w:after="220"/>
+        <w:jc w:val="center"/>
+      </w:pPr>
+      <w:r>
+        <w:rPr>
+          <w:rFonts w:ascii="Calibri" w:cs="Calibri" w:eastAsia="Calibri" w:hAnsi="Calibri"/>
+          <w:i/>
+          <w:iCs/>
+          <w:color w:val="6B7A82"/>
+          <w:sz w:val="19"/>
+          <w:szCs w:val="19"/>
+        </w:rPr>
+        <w:t xml:space="preserve">Conversación: tema, insistencia y solicitud de enlace; la respuesta trae los enlaces clicables.</w:t>
+      </w:r>
+    </w:p>
+    <w:p>
+      <w:pPr>
+        <w:pStyle w:val="Heading2"/>
+        <w:spacing w:after="140" w:before="320"/>
+      </w:pPr>
+      <w:r>
+        <w:rPr>
+          <w:rFonts w:ascii="Calibri" w:cs="Calibri" w:eastAsia="Calibri" w:hAnsi="Calibri"/>
+          <w:b/>
+          <w:bCs/>
+          <w:color w:val="4E95C2"/>
+          <w:sz w:val="24"/>
+          <w:szCs w:val="24"/>
+        </w:rPr>
+        <w:t xml:space="preserve">Catálogo grande y detalle de un curso (B12, B13)</w:t>
+      </w:r>
+    </w:p>
+    <w:p>
+      <w:pPr>
+        <w:spacing w:after="160" w:line="288"/>
+        <w:jc w:val="both"/>
+      </w:pPr>
+      <w:r>
+        <w:rPr>
+          <w:rFonts w:ascii="Calibri" w:cs="Calibri" w:eastAsia="Calibri" w:hAnsi="Calibri"/>
+          <w:b w:val="false"/>
+          <w:bCs w:val="false"/>
+          <w:i w:val="false"/>
+          <w:iCs w:val="false"/>
+          <w:color w:val="222222"/>
+          <w:sz w:val="22"/>
+          <w:szCs w:val="22"/>
+        </w:rPr>
+        <w:t xml:space="preserve">Con 1.002 cursos, el listado muestra el total y las categorías en lugar de listar todos los cursos; el detalle de un curso conserva las unidades, los pesos y agrega el enlace.</w:t>
+      </w:r>
+    </w:p>
+    <w:p>
+      <w:pPr>
+        <w:spacing w:after="60" w:before="160"/>
+        <w:jc w:val="center"/>
+      </w:pPr>
+      <w:r>
+        <w:drawing>
+          <wp:inline distT="0" distB="0" distL="0" distR="0">
+            <wp:extent cx="4000500" cy="4524375"/>
+            <wp:effectExtent t="0" r="0" b="0" l="0"/>
+            <wp:docPr id="26" name="" descr="" title=""/>
+            <wp:cNvGraphicFramePr>
+              <a:graphicFrameLocks xmlns:a="http://schemas.openxmlformats.org/drawingml/2006/main" noChangeAspect="1"/>
+            </wp:cNvGraphicFramePr>
+            <a:graphic xmlns:a="http://schemas.openxmlformats.org/drawingml/2006/main">
+              <a:graphicData uri="http://schemas.openxmlformats.org/drawingml/2006/picture">
+                <pic:pic xmlns:pic="http://schemas.openxmlformats.org/drawingml/2006/picture">
+                  <pic:nvPicPr>
+                    <pic:cNvPr id="0" name="" descr=""/>
+                    <pic:cNvPicPr>
+                      <a:picLocks noChangeAspect="1" noChangeArrowheads="1"/>
+                    </pic:cNvPicPr>
+                  </pic:nvPicPr>
+                  <pic:blipFill>
+                    <a:blip r:embed="rId34" cstate="none"/>
+                    <a:srcRect/>
+                    <a:stretch>
+                      <a:fillRect/>
+                    </a:stretch>
+                  </pic:blipFill>
+                  <pic:spPr bwMode="auto">
+                    <a:xfrm>
+                      <a:off x="0" y="0"/>
+                      <a:ext cx="4000500" cy="4524375"/>
+                    </a:xfrm>
+                    <a:prstGeom prst="rect">
+                      <a:avLst/>
+                    </a:prstGeom>
+                  </pic:spPr>
+                </pic:pic>
+              </a:graphicData>
+            </a:graphic>
+          </wp:inline>
+        </w:drawing>
+      </w:r>
+    </w:p>
+    <w:p>
+      <w:pPr>
+        <w:spacing w:after="220"/>
+        <w:jc w:val="center"/>
+      </w:pPr>
+      <w:r>
+        <w:rPr>
+          <w:rFonts w:ascii="Calibri" w:cs="Calibri" w:eastAsia="Calibri" w:hAnsi="Calibri"/>
+          <w:i/>
+          <w:iCs/>
+          <w:color w:val="6B7A82"/>
+          <w:sz w:val="19"/>
+          <w:szCs w:val="19"/>
+        </w:rPr>
+        <w:t xml:space="preserve">Panorama del catálogo (1.002 cursos, 18 categorías) y detalle de Ciencias Naturales.</w:t>
+      </w:r>
+    </w:p>
+    <w:p>
+      <w:pPr>
+        <w:pStyle w:val="Heading2"/>
+        <w:spacing w:after="140" w:before="320"/>
+      </w:pPr>
+      <w:r>
+        <w:rPr>
+          <w:rFonts w:ascii="Calibri" w:cs="Calibri" w:eastAsia="Calibri" w:hAnsi="Calibri"/>
+          <w:b/>
+          <w:bCs/>
+          <w:color w:val="4E95C2"/>
+          <w:sz w:val="24"/>
+          <w:szCs w:val="24"/>
+        </w:rPr>
+        <w:t xml:space="preserve">Tema inexistente (B6)</w:t>
+      </w:r>
+    </w:p>
+    <w:p>
+      <w:pPr>
+        <w:spacing w:after="160" w:line="288"/>
+        <w:jc w:val="both"/>
+      </w:pPr>
+      <w:r>
+        <w:rPr>
+          <w:rFonts w:ascii="Calibri" w:cs="Calibri" w:eastAsia="Calibri" w:hAnsi="Calibri"/>
+          <w:b w:val="false"/>
+          <w:bCs w:val="false"/>
+          <w:i w:val="false"/>
+          <w:iCs w:val="false"/>
+          <w:color w:val="222222"/>
+          <w:sz w:val="22"/>
+          <w:szCs w:val="22"/>
+        </w:rPr>
+        <w:t xml:space="preserve">Ante un tema que no existe en el catálogo, Ada informa que no encontró coincidencias en vez de inventar cursos.</w:t>
+      </w:r>
+    </w:p>
+    <w:p>
+      <w:pPr>
+        <w:spacing w:after="60" w:before="160"/>
+        <w:jc w:val="center"/>
+      </w:pPr>
+      <w:r>
+        <w:drawing>
+          <wp:inline distT="0" distB="0" distL="0" distR="0">
+            <wp:extent cx="4000500" cy="4524375"/>
+            <wp:effectExtent t="0" r="0" b="0" l="0"/>
+            <wp:docPr id="27" name="" descr="" title=""/>
+            <wp:cNvGraphicFramePr>
+              <a:graphicFrameLocks xmlns:a="http://schemas.openxmlformats.org/drawingml/2006/main" noChangeAspect="1"/>
+            </wp:cNvGraphicFramePr>
+            <a:graphic xmlns:a="http://schemas.openxmlformats.org/drawingml/2006/main">
+              <a:graphicData uri="http://schemas.openxmlformats.org/drawingml/2006/picture">
+                <pic:pic xmlns:pic="http://schemas.openxmlformats.org/drawingml/2006/picture">
+                  <pic:nvPicPr>
+                    <pic:cNvPr id="0" name="" descr=""/>
+                    <pic:cNvPicPr>
+                      <a:picLocks noChangeAspect="1" noChangeArrowheads="1"/>
+                    </pic:cNvPicPr>
+                  </pic:nvPicPr>
+                  <pic:blipFill>
+                    <a:blip r:embed="rId35" cstate="none"/>
                     <a:srcRect/>
                     <a:stretch>
                       <a:fillRect/>

--- a/anexos/4_Evidencias_Pruebas_Funcionales_Ada.docx
+++ b/anexos/4_Evidencias_Pruebas_Funcionales_Ada.docx
@@ -175,7 +175,7 @@
           <w:sz w:val="22"/>
           <w:szCs w:val="22"/>
         </w:rPr>
-        <w:t xml:space="preserve">El presente anexo contiene la evidencia fotográfica de los 15 casos de prueba ejecutados sobre el asistente Ada, organizados en las mismas cinco categorías reportadas en la Tabla 1 (Matriz de casos de prueba) de la sección de Resultados del informe final. Cada caso incluye la entrada exacta escrita por el usuario, la captura de pantalla de la conversación resultante, el veredicto de corrección frente al criterio de aceptación definido, y el tiempo de respuesta observado.</w:t>
+        <w:t xml:space="preserve">El presente anexo contiene la evidencia fotográfica de los 15 casos de prueba ejecutados sobre el asistente Ada, organizados en las mismas cinco categorías reportadas en la Tabla 1 (Matriz de casos de prueba) de la sección de Resultados del informe final. Cada caso incluye la entrada exacta escrita por el usuario, la captura de pantalla de la conversación resultante, el veredicto de corrección frente al criterio de aceptación definido, y el tiempo observado. Las capturas se tomaron en el Moodle real del piloto (localhost:8080, dos cursos, con la sesión iniciada). En los casos 1 a 9 la respuesta del sistema es inmediata (menos de un segundo) y el tiempo indicado, medido con cronómetro, es el de punta a punta (escribir, esperar y leer); en los casos 10 a 15 la respuesta la genera el modelo de lenguaje y ese tiempo corresponde casi por completo a su generación.</w:t>
       </w:r>
     </w:p>
     <w:tbl>
@@ -345,7 +345,7 @@
           <w:sz w:val="21"/>
           <w:szCs w:val="21"/>
         </w:rPr>
-        <w:t xml:space="preserve">Correcto  ·  Tiempo: Inmediato (&lt; 1 s)</w:t>
+        <w:t xml:space="preserve">Correcto  ·  Tiempo: Sistema &lt; 1 s; total 5 s</w:t>
       </w:r>
     </w:p>
     <w:p>
@@ -356,7 +356,7 @@
       <w:r>
         <w:drawing>
           <wp:inline distT="0" distB="0" distL="0" distR="0">
-            <wp:extent cx="4000500" cy="2057400"/>
+            <wp:extent cx="4000500" cy="2009775"/>
             <wp:effectExtent t="0" r="0" b="0" l="0"/>
             <wp:docPr id="1" name="" descr="" title=""/>
             <wp:cNvGraphicFramePr>
@@ -381,7 +381,7 @@
                   <pic:spPr bwMode="auto">
                     <a:xfrm>
                       <a:off x="0" y="0"/>
-                      <a:ext cx="4000500" cy="2057400"/>
+                      <a:ext cx="4000500" cy="2009775"/>
                     </a:xfrm>
                     <a:prstGeom prst="rect">
                       <a:avLst/>
@@ -474,7 +474,7 @@
           <w:sz w:val="21"/>
           <w:szCs w:val="21"/>
         </w:rPr>
-        <w:t xml:space="preserve">Correcto  ·  Tiempo: Inmediato (&lt; 1 s)</w:t>
+        <w:t xml:space="preserve">Correcto  ·  Tiempo: Sistema &lt; 1 s; total 10 s</w:t>
       </w:r>
     </w:p>
     <w:p>
@@ -485,7 +485,7 @@
       <w:r>
         <w:drawing>
           <wp:inline distT="0" distB="0" distL="0" distR="0">
-            <wp:extent cx="4000500" cy="2076450"/>
+            <wp:extent cx="4000500" cy="2000250"/>
             <wp:effectExtent t="0" r="0" b="0" l="0"/>
             <wp:docPr id="2" name="" descr="" title=""/>
             <wp:cNvGraphicFramePr>
@@ -510,7 +510,7 @@
                   <pic:spPr bwMode="auto">
                     <a:xfrm>
                       <a:off x="0" y="0"/>
-                      <a:ext cx="4000500" cy="2076450"/>
+                      <a:ext cx="4000500" cy="2000250"/>
                     </a:xfrm>
                     <a:prstGeom prst="rect">
                       <a:avLst/>
@@ -603,7 +603,7 @@
           <w:sz w:val="21"/>
           <w:szCs w:val="21"/>
         </w:rPr>
-        <w:t xml:space="preserve">Correcto  ·  Tiempo: Inmediato (&lt; 1 s)</w:t>
+        <w:t xml:space="preserve">Correcto  ·  Tiempo: Sistema &lt; 1 s; total 5 s</w:t>
       </w:r>
     </w:p>
     <w:p>
@@ -614,7 +614,7 @@
       <w:r>
         <w:drawing>
           <wp:inline distT="0" distB="0" distL="0" distR="0">
-            <wp:extent cx="4000500" cy="2066925"/>
+            <wp:extent cx="4000500" cy="2009775"/>
             <wp:effectExtent t="0" r="0" b="0" l="0"/>
             <wp:docPr id="3" name="" descr="" title=""/>
             <wp:cNvGraphicFramePr>
@@ -639,7 +639,7 @@
                   <pic:spPr bwMode="auto">
                     <a:xfrm>
                       <a:off x="0" y="0"/>
-                      <a:ext cx="4000500" cy="2066925"/>
+                      <a:ext cx="4000500" cy="2009775"/>
                     </a:xfrm>
                     <a:prstGeom prst="rect">
                       <a:avLst/>
@@ -776,7 +776,7 @@
           <w:sz w:val="21"/>
           <w:szCs w:val="21"/>
         </w:rPr>
-        <w:t xml:space="preserve">Correcto  ·  Tiempo: Inmediato (&lt; 1 s)</w:t>
+        <w:t xml:space="preserve">Correcto  ·  Tiempo: Sistema &lt; 1 s; total 20 s</w:t>
       </w:r>
     </w:p>
     <w:p>
@@ -787,7 +787,7 @@
       <w:r>
         <w:drawing>
           <wp:inline distT="0" distB="0" distL="0" distR="0">
-            <wp:extent cx="4000500" cy="2057400"/>
+            <wp:extent cx="4000500" cy="2009775"/>
             <wp:effectExtent t="0" r="0" b="0" l="0"/>
             <wp:docPr id="4" name="" descr="" title=""/>
             <wp:cNvGraphicFramePr>
@@ -812,7 +812,7 @@
                   <pic:spPr bwMode="auto">
                     <a:xfrm>
                       <a:off x="0" y="0"/>
-                      <a:ext cx="4000500" cy="2057400"/>
+                      <a:ext cx="4000500" cy="2009775"/>
                     </a:xfrm>
                     <a:prstGeom prst="rect">
                       <a:avLst/>
@@ -905,7 +905,7 @@
           <w:sz w:val="21"/>
           <w:szCs w:val="21"/>
         </w:rPr>
-        <w:t xml:space="preserve">Correcto  ·  Tiempo: Inmediato (&lt; 1 s)</w:t>
+        <w:t xml:space="preserve">Correcto  ·  Tiempo: Sistema &lt; 1 s; total 18 s</w:t>
       </w:r>
     </w:p>
     <w:p>
@@ -916,7 +916,7 @@
       <w:r>
         <w:drawing>
           <wp:inline distT="0" distB="0" distL="0" distR="0">
-            <wp:extent cx="4000500" cy="2143125"/>
+            <wp:extent cx="4000500" cy="2000250"/>
             <wp:effectExtent t="0" r="0" b="0" l="0"/>
             <wp:docPr id="5" name="" descr="" title=""/>
             <wp:cNvGraphicFramePr>
@@ -941,7 +941,7 @@
                   <pic:spPr bwMode="auto">
                     <a:xfrm>
                       <a:off x="0" y="0"/>
-                      <a:ext cx="4000500" cy="2143125"/>
+                      <a:ext cx="4000500" cy="2000250"/>
                     </a:xfrm>
                     <a:prstGeom prst="rect">
                       <a:avLst/>
@@ -1034,7 +1034,7 @@
           <w:sz w:val="21"/>
           <w:szCs w:val="21"/>
         </w:rPr>
-        <w:t xml:space="preserve">Correcto  ·  Tiempo: Inmediato (&lt; 1 s)</w:t>
+        <w:t xml:space="preserve">Correcto  ·  Tiempo: Sistema &lt; 1 s; total 14 s</w:t>
       </w:r>
     </w:p>
     <w:p>
@@ -1045,7 +1045,7 @@
       <w:r>
         <w:drawing>
           <wp:inline distT="0" distB="0" distL="0" distR="0">
-            <wp:extent cx="4000500" cy="2181225"/>
+            <wp:extent cx="4000500" cy="2000250"/>
             <wp:effectExtent t="0" r="0" b="0" l="0"/>
             <wp:docPr id="6" name="" descr="" title=""/>
             <wp:cNvGraphicFramePr>
@@ -1070,7 +1070,7 @@
                   <pic:spPr bwMode="auto">
                     <a:xfrm>
                       <a:off x="0" y="0"/>
-                      <a:ext cx="4000500" cy="2181225"/>
+                      <a:ext cx="4000500" cy="2000250"/>
                     </a:xfrm>
                     <a:prstGeom prst="rect">
                       <a:avLst/>
@@ -1207,7 +1207,7 @@
           <w:sz w:val="21"/>
           <w:szCs w:val="21"/>
         </w:rPr>
-        <w:t xml:space="preserve">Correcto  ·  Tiempo: Inmediato (&lt; 1 s)</w:t>
+        <w:t xml:space="preserve">Correcto  ·  Tiempo: Sistema &lt; 1 s; total 16 s</w:t>
       </w:r>
     </w:p>
     <w:p>
@@ -1218,7 +1218,7 @@
       <w:r>
         <w:drawing>
           <wp:inline distT="0" distB="0" distL="0" distR="0">
-            <wp:extent cx="4000500" cy="2057400"/>
+            <wp:extent cx="4000500" cy="2000250"/>
             <wp:effectExtent t="0" r="0" b="0" l="0"/>
             <wp:docPr id="7" name="" descr="" title=""/>
             <wp:cNvGraphicFramePr>
@@ -1243,7 +1243,7 @@
                   <pic:spPr bwMode="auto">
                     <a:xfrm>
                       <a:off x="0" y="0"/>
-                      <a:ext cx="4000500" cy="2057400"/>
+                      <a:ext cx="4000500" cy="2000250"/>
                     </a:xfrm>
                     <a:prstGeom prst="rect">
                       <a:avLst/>
@@ -1270,73 +1270,7 @@
           <w:sz w:val="19"/>
           <w:szCs w:val="19"/>
         </w:rPr>
-        <w:t xml:space="preserve">Caso 7.</w:t>
-      </w:r>
-    </w:p>
-    <w:p>
-      <w:pPr>
-        <w:spacing w:after="80" w:before="200"/>
-      </w:pPr>
-      <w:r>
-        <w:rPr>
-          <w:rFonts w:ascii="Calibri" w:cs="Calibri" w:eastAsia="Calibri" w:hAnsi="Calibri"/>
-          <w:b/>
-          <w:bCs/>
-          <w:color w:val="24425E"/>
-          <w:sz w:val="22"/>
-          <w:szCs w:val="22"/>
-        </w:rPr>
-        <w:t xml:space="preserve">Caso 8 — Detalle de unidades</w:t>
-      </w:r>
-    </w:p>
-    <w:p>
-      <w:pPr>
-        <w:spacing w:after="160" w:line="288"/>
-        <w:jc w:val="both"/>
-      </w:pPr>
-      <w:r>
-        <w:rPr>
-          <w:rFonts w:ascii="Calibri" w:cs="Calibri" w:eastAsia="Calibri" w:hAnsi="Calibri"/>
-          <w:b/>
-          <w:bCs/>
-          <w:sz w:val="21"/>
-          <w:szCs w:val="21"/>
-        </w:rPr>
-        <w:t xml:space="preserve">Entrada: </w:t>
-      </w:r>
-      <w:r>
-        <w:rPr>
-          <w:rFonts w:ascii="Calibri" w:cs="Calibri" w:eastAsia="Calibri" w:hAnsi="Calibri"/>
-          <w:i/>
-          <w:iCs/>
-          <w:sz w:val="21"/>
-          <w:szCs w:val="21"/>
-        </w:rPr>
-        <w:t xml:space="preserve">“Descríbeme el curso de Lectura Crítica, cuántas unidades tiene y qué contenidos”</w:t>
-      </w:r>
-    </w:p>
-    <w:p>
-      <w:pPr>
-        <w:spacing w:after="160" w:line="288"/>
-        <w:jc w:val="both"/>
-      </w:pPr>
-      <w:r>
-        <w:rPr>
-          <w:rFonts w:ascii="Calibri" w:cs="Calibri" w:eastAsia="Calibri" w:hAnsi="Calibri"/>
-          <w:b/>
-          <w:bCs/>
-          <w:sz w:val="21"/>
-          <w:szCs w:val="21"/>
-        </w:rPr>
-        <w:t xml:space="preserve">Resultado: </w:t>
-      </w:r>
-      <w:r>
-        <w:rPr>
-          <w:rFonts w:ascii="Calibri" w:cs="Calibri" w:eastAsia="Calibri" w:hAnsi="Calibri"/>
-          <w:sz w:val="21"/>
-          <w:szCs w:val="21"/>
-        </w:rPr>
-        <w:t xml:space="preserve">Correcto  ·  Tiempo: Inmediato (&lt; 1 s)</w:t>
+        <w:t xml:space="preserve">Caso 7 — respuesta completa (1/2)</w:t>
       </w:r>
     </w:p>
     <w:p>
@@ -1347,7 +1281,7 @@
       <w:r>
         <w:drawing>
           <wp:inline distT="0" distB="0" distL="0" distR="0">
-            <wp:extent cx="4000500" cy="2057400"/>
+            <wp:extent cx="4000500" cy="2009775"/>
             <wp:effectExtent t="0" r="0" b="0" l="0"/>
             <wp:docPr id="8" name="" descr="" title=""/>
             <wp:cNvGraphicFramePr>
@@ -1372,7 +1306,7 @@
                   <pic:spPr bwMode="auto">
                     <a:xfrm>
                       <a:off x="0" y="0"/>
-                      <a:ext cx="4000500" cy="2057400"/>
+                      <a:ext cx="4000500" cy="2009775"/>
                     </a:xfrm>
                     <a:prstGeom prst="rect">
                       <a:avLst/>
@@ -1399,7 +1333,7 @@
           <w:sz w:val="19"/>
           <w:szCs w:val="19"/>
         </w:rPr>
-        <w:t xml:space="preserve">Caso 8.</w:t>
+        <w:t xml:space="preserve">Caso 7 — respuesta completa (2/2)</w:t>
       </w:r>
     </w:p>
     <w:p>
@@ -1415,7 +1349,7 @@
           <w:sz w:val="22"/>
           <w:szCs w:val="22"/>
         </w:rPr>
-        <w:t xml:space="preserve">Caso 9 — Detalle de unidades</w:t>
+        <w:t xml:space="preserve">Caso 8 — Detalle de unidades</w:t>
       </w:r>
     </w:p>
     <w:p>
@@ -1441,7 +1375,7 @@
           <w:sz w:val="21"/>
           <w:szCs w:val="21"/>
         </w:rPr>
-        <w:t xml:space="preserve">“¿Qué unidades tiene el curso de Ciencias Naturales?”</w:t>
+        <w:t xml:space="preserve">“Descríbeme el curso de Lectura Crítica, cuántas unidades tiene y qué contenidos”</w:t>
       </w:r>
     </w:p>
     <w:p>
@@ -1465,7 +1399,7 @@
           <w:sz w:val="21"/>
           <w:szCs w:val="21"/>
         </w:rPr>
-        <w:t xml:space="preserve">Correcto  ·  Tiempo: Inmediato (&lt; 1 s)</w:t>
+        <w:t xml:space="preserve">Correcto  ·  Tiempo: Sistema &lt; 1 s; total 16 s</w:t>
       </w:r>
     </w:p>
     <w:p>
@@ -1476,7 +1410,7 @@
       <w:r>
         <w:drawing>
           <wp:inline distT="0" distB="0" distL="0" distR="0">
-            <wp:extent cx="4000500" cy="2066925"/>
+            <wp:extent cx="4000500" cy="2000250"/>
             <wp:effectExtent t="0" r="0" b="0" l="0"/>
             <wp:docPr id="9" name="" descr="" title=""/>
             <wp:cNvGraphicFramePr>
@@ -1501,7 +1435,7 @@
                   <pic:spPr bwMode="auto">
                     <a:xfrm>
                       <a:off x="0" y="0"/>
-                      <a:ext cx="4000500" cy="2066925"/>
+                      <a:ext cx="4000500" cy="2000250"/>
                     </a:xfrm>
                     <a:prstGeom prst="rect">
                       <a:avLst/>
@@ -1528,117 +1462,7 @@
           <w:sz w:val="19"/>
           <w:szCs w:val="19"/>
         </w:rPr>
-        <w:t xml:space="preserve">Caso 9.</w:t>
-      </w:r>
-    </w:p>
-    <w:p>
-      <w:pPr>
-        <w:pageBreakBefore/>
-      </w:pPr>
-    </w:p>
-    <w:p>
-      <w:pPr>
-        <w:pStyle w:val="Heading1"/>
-        <w:pBdr>
-          <w:bottom w:val="single" w:color="D98E3A" w:sz="6" w:space="4"/>
-        </w:pBdr>
-        <w:spacing w:after="200" w:before="480"/>
-      </w:pPr>
-      <w:r>
-        <w:rPr>
-          <w:rFonts w:ascii="Calibri" w:cs="Calibri" w:eastAsia="Calibri" w:hAnsi="Calibri"/>
-          <w:b/>
-          <w:bCs/>
-          <w:color w:val="24425E"/>
-          <w:sz w:val="30"/>
-          <w:szCs w:val="30"/>
-        </w:rPr>
-        <w:t xml:space="preserve">5. Categoría 4 — Fuera de alcance</w:t>
-      </w:r>
-    </w:p>
-    <w:p>
-      <w:pPr>
-        <w:spacing w:after="160" w:line="288"/>
-        <w:jc w:val="both"/>
-      </w:pPr>
-      <w:r>
-        <w:rPr>
-          <w:rFonts w:ascii="Calibri" w:cs="Calibri" w:eastAsia="Calibri" w:hAnsi="Calibri"/>
-          <w:b w:val="false"/>
-          <w:bCs w:val="false"/>
-          <w:i w:val="false"/>
-          <w:iCs w:val="false"/>
-          <w:color w:val="222222"/>
-          <w:sz w:val="22"/>
-          <w:szCs w:val="22"/>
-        </w:rPr>
-        <w:t xml:space="preserve">Preguntas ajenas al contexto académico de la plataforma. Se espera que Ada rechace cordialmente la solicitud y redirija la conversación hacia los cursos disponibles, sin alucinar contenido.</w:t>
-      </w:r>
-    </w:p>
-    <w:p>
-      <w:pPr>
-        <w:spacing w:after="80" w:before="200"/>
-      </w:pPr>
-      <w:r>
-        <w:rPr>
-          <w:rFonts w:ascii="Calibri" w:cs="Calibri" w:eastAsia="Calibri" w:hAnsi="Calibri"/>
-          <w:b/>
-          <w:bCs/>
-          <w:color w:val="24425E"/>
-          <w:sz w:val="22"/>
-          <w:szCs w:val="22"/>
-        </w:rPr>
-        <w:t xml:space="preserve">Caso 10 — Fuera de alcance</w:t>
-      </w:r>
-    </w:p>
-    <w:p>
-      <w:pPr>
-        <w:spacing w:after="160" w:line="288"/>
-        <w:jc w:val="both"/>
-      </w:pPr>
-      <w:r>
-        <w:rPr>
-          <w:rFonts w:ascii="Calibri" w:cs="Calibri" w:eastAsia="Calibri" w:hAnsi="Calibri"/>
-          <w:b/>
-          <w:bCs/>
-          <w:sz w:val="21"/>
-          <w:szCs w:val="21"/>
-        </w:rPr>
-        <w:t xml:space="preserve">Entrada: </w:t>
-      </w:r>
-      <w:r>
-        <w:rPr>
-          <w:rFonts w:ascii="Calibri" w:cs="Calibri" w:eastAsia="Calibri" w:hAnsi="Calibri"/>
-          <w:i/>
-          <w:iCs/>
-          <w:sz w:val="21"/>
-          <w:szCs w:val="21"/>
-        </w:rPr>
-        <w:t xml:space="preserve">“¿Me das una receta de pizza?”</w:t>
-      </w:r>
-    </w:p>
-    <w:p>
-      <w:pPr>
-        <w:spacing w:after="160" w:line="288"/>
-        <w:jc w:val="both"/>
-      </w:pPr>
-      <w:r>
-        <w:rPr>
-          <w:rFonts w:ascii="Calibri" w:cs="Calibri" w:eastAsia="Calibri" w:hAnsi="Calibri"/>
-          <w:b/>
-          <w:bCs/>
-          <w:sz w:val="21"/>
-          <w:szCs w:val="21"/>
-        </w:rPr>
-        <w:t xml:space="preserve">Resultado: </w:t>
-      </w:r>
-      <w:r>
-        <w:rPr>
-          <w:rFonts w:ascii="Calibri" w:cs="Calibri" w:eastAsia="Calibri" w:hAnsi="Calibri"/>
-          <w:sz w:val="21"/>
-          <w:szCs w:val="21"/>
-        </w:rPr>
-        <w:t xml:space="preserve">Correcto  ·  Tiempo: 1:23</w:t>
+        <w:t xml:space="preserve">Caso 8 — respuesta completa (1/2)</w:t>
       </w:r>
     </w:p>
     <w:p>
@@ -1649,7 +1473,7 @@
       <w:r>
         <w:drawing>
           <wp:inline distT="0" distB="0" distL="0" distR="0">
-            <wp:extent cx="4000500" cy="2076450"/>
+            <wp:extent cx="4000500" cy="2009775"/>
             <wp:effectExtent t="0" r="0" b="0" l="0"/>
             <wp:docPr id="10" name="" descr="" title=""/>
             <wp:cNvGraphicFramePr>
@@ -1674,7 +1498,7 @@
                   <pic:spPr bwMode="auto">
                     <a:xfrm>
                       <a:off x="0" y="0"/>
-                      <a:ext cx="4000500" cy="2076450"/>
+                      <a:ext cx="4000500" cy="2009775"/>
                     </a:xfrm>
                     <a:prstGeom prst="rect">
                       <a:avLst/>
@@ -1701,7 +1525,7 @@
           <w:sz w:val="19"/>
           <w:szCs w:val="19"/>
         </w:rPr>
-        <w:t xml:space="preserve">Caso 10.</w:t>
+        <w:t xml:space="preserve">Caso 8 — respuesta completa (2/2)</w:t>
       </w:r>
     </w:p>
     <w:p>
@@ -1717,7 +1541,7 @@
           <w:sz w:val="22"/>
           <w:szCs w:val="22"/>
         </w:rPr>
-        <w:t xml:space="preserve">Caso 11 — Fuera de alcance</w:t>
+        <w:t xml:space="preserve">Caso 9 — Detalle de unidades</w:t>
       </w:r>
     </w:p>
     <w:p>
@@ -1743,7 +1567,7 @@
           <w:sz w:val="21"/>
           <w:szCs w:val="21"/>
         </w:rPr>
-        <w:t xml:space="preserve">“¿Cuál es la capital de Francia?”</w:t>
+        <w:t xml:space="preserve">“¿Qué unidades tiene el curso de Ciencias Naturales?”</w:t>
       </w:r>
     </w:p>
     <w:p>
@@ -1767,7 +1591,7 @@
           <w:sz w:val="21"/>
           <w:szCs w:val="21"/>
         </w:rPr>
-        <w:t xml:space="preserve">Correcto  ·  Tiempo: 1:02</w:t>
+        <w:t xml:space="preserve">Correcto  ·  Tiempo: Sistema &lt; 1 s; total 16 s</w:t>
       </w:r>
     </w:p>
     <w:p>
@@ -1778,7 +1602,7 @@
       <w:r>
         <w:drawing>
           <wp:inline distT="0" distB="0" distL="0" distR="0">
-            <wp:extent cx="4000500" cy="2066925"/>
+            <wp:extent cx="4000500" cy="1990725"/>
             <wp:effectExtent t="0" r="0" b="0" l="0"/>
             <wp:docPr id="11" name="" descr="" title=""/>
             <wp:cNvGraphicFramePr>
@@ -1803,7 +1627,7 @@
                   <pic:spPr bwMode="auto">
                     <a:xfrm>
                       <a:off x="0" y="0"/>
-                      <a:ext cx="4000500" cy="2066925"/>
+                      <a:ext cx="4000500" cy="1990725"/>
                     </a:xfrm>
                     <a:prstGeom prst="rect">
                       <a:avLst/>
@@ -1830,73 +1654,7 @@
           <w:sz w:val="19"/>
           <w:szCs w:val="19"/>
         </w:rPr>
-        <w:t xml:space="preserve">Caso 11.</w:t>
-      </w:r>
-    </w:p>
-    <w:p>
-      <w:pPr>
-        <w:spacing w:after="80" w:before="200"/>
-      </w:pPr>
-      <w:r>
-        <w:rPr>
-          <w:rFonts w:ascii="Calibri" w:cs="Calibri" w:eastAsia="Calibri" w:hAnsi="Calibri"/>
-          <w:b/>
-          <w:bCs/>
-          <w:color w:val="24425E"/>
-          <w:sz w:val="22"/>
-          <w:szCs w:val="22"/>
-        </w:rPr>
-        <w:t xml:space="preserve">Caso 12 — Fuera de alcance</w:t>
-      </w:r>
-    </w:p>
-    <w:p>
-      <w:pPr>
-        <w:spacing w:after="160" w:line="288"/>
-        <w:jc w:val="both"/>
-      </w:pPr>
-      <w:r>
-        <w:rPr>
-          <w:rFonts w:ascii="Calibri" w:cs="Calibri" w:eastAsia="Calibri" w:hAnsi="Calibri"/>
-          <w:b/>
-          <w:bCs/>
-          <w:sz w:val="21"/>
-          <w:szCs w:val="21"/>
-        </w:rPr>
-        <w:t xml:space="preserve">Entrada: </w:t>
-      </w:r>
-      <w:r>
-        <w:rPr>
-          <w:rFonts w:ascii="Calibri" w:cs="Calibri" w:eastAsia="Calibri" w:hAnsi="Calibri"/>
-          <w:i/>
-          <w:iCs/>
-          <w:sz w:val="21"/>
-          <w:szCs w:val="21"/>
-        </w:rPr>
-        <w:t xml:space="preserve">“Ayúdame con mi tarea de matemáticas”</w:t>
-      </w:r>
-    </w:p>
-    <w:p>
-      <w:pPr>
-        <w:spacing w:after="160" w:line="288"/>
-        <w:jc w:val="both"/>
-      </w:pPr>
-      <w:r>
-        <w:rPr>
-          <w:rFonts w:ascii="Calibri" w:cs="Calibri" w:eastAsia="Calibri" w:hAnsi="Calibri"/>
-          <w:b/>
-          <w:bCs/>
-          <w:sz w:val="21"/>
-          <w:szCs w:val="21"/>
-        </w:rPr>
-        <w:t xml:space="preserve">Resultado: </w:t>
-      </w:r>
-      <w:r>
-        <w:rPr>
-          <w:rFonts w:ascii="Calibri" w:cs="Calibri" w:eastAsia="Calibri" w:hAnsi="Calibri"/>
-          <w:sz w:val="21"/>
-          <w:szCs w:val="21"/>
-        </w:rPr>
-        <w:t xml:space="preserve">Correcto  ·  Tiempo: 1:12</w:t>
+        <w:t xml:space="preserve">Caso 9 — respuesta completa (1/2)</w:t>
       </w:r>
     </w:p>
     <w:p>
@@ -1907,7 +1665,7 @@
       <w:r>
         <w:drawing>
           <wp:inline distT="0" distB="0" distL="0" distR="0">
-            <wp:extent cx="4000500" cy="2066925"/>
+            <wp:extent cx="4000500" cy="2009775"/>
             <wp:effectExtent t="0" r="0" b="0" l="0"/>
             <wp:docPr id="12" name="" descr="" title=""/>
             <wp:cNvGraphicFramePr>
@@ -1932,7 +1690,7 @@
                   <pic:spPr bwMode="auto">
                     <a:xfrm>
                       <a:off x="0" y="0"/>
-                      <a:ext cx="4000500" cy="2066925"/>
+                      <a:ext cx="4000500" cy="2009775"/>
                     </a:xfrm>
                     <a:prstGeom prst="rect">
                       <a:avLst/>
@@ -1959,7 +1717,7 @@
           <w:sz w:val="19"/>
           <w:szCs w:val="19"/>
         </w:rPr>
-        <w:t xml:space="preserve">Caso 12.</w:t>
+        <w:t xml:space="preserve">Caso 9 — respuesta completa (2/2)</w:t>
       </w:r>
     </w:p>
     <w:p>
@@ -1984,7 +1742,7 @@
           <w:sz w:val="30"/>
           <w:szCs w:val="30"/>
         </w:rPr>
-        <w:t xml:space="preserve">6. Categoría 5 — Pregunta abierta / subjetiva</w:t>
+        <w:t xml:space="preserve">5. Categoría 4 — Fuera de alcance</w:t>
       </w:r>
     </w:p>
     <w:p>
@@ -2003,7 +1761,7 @@
           <w:sz w:val="22"/>
           <w:szCs w:val="22"/>
         </w:rPr>
-        <w:t xml:space="preserve">Preguntas de opinión o de orientación que no tienen una única respuesta correcta almacenada en Moodle. Se evalúa que la respuesta sea coherente, útil y no contradiga los datos reales de los cursos.</w:t>
+        <w:t xml:space="preserve">Preguntas ajenas al contexto académico de la plataforma. Se espera que Ada rechace cordialmente la solicitud y redirija la conversación hacia los cursos disponibles, sin alucinar contenido.</w:t>
       </w:r>
     </w:p>
     <w:p>
@@ -2019,7 +1777,7 @@
           <w:sz w:val="22"/>
           <w:szCs w:val="22"/>
         </w:rPr>
-        <w:t xml:space="preserve">Caso 13 — Pregunta abierta / subjetiva</w:t>
+        <w:t xml:space="preserve">Caso 10 — Fuera de alcance</w:t>
       </w:r>
     </w:p>
     <w:p>
@@ -2045,7 +1803,7 @@
           <w:sz w:val="21"/>
           <w:szCs w:val="21"/>
         </w:rPr>
-        <w:t xml:space="preserve">“¿Por qué es importante estudiar Lectura Crítica para el Saber 11?”</w:t>
+        <w:t xml:space="preserve">“¿Me das una receta de pizza?”</w:t>
       </w:r>
     </w:p>
     <w:p>
@@ -2069,7 +1827,7 @@
           <w:sz w:val="21"/>
           <w:szCs w:val="21"/>
         </w:rPr>
-        <w:t xml:space="preserve">Correcto  ·  Tiempo: 1:34</w:t>
+        <w:t xml:space="preserve">Correcto  ·  Tiempo: 1:02</w:t>
       </w:r>
     </w:p>
     <w:p>
@@ -2080,7 +1838,7 @@
       <w:r>
         <w:drawing>
           <wp:inline distT="0" distB="0" distL="0" distR="0">
-            <wp:extent cx="4000500" cy="2066925"/>
+            <wp:extent cx="4000500" cy="2009775"/>
             <wp:effectExtent t="0" r="0" b="0" l="0"/>
             <wp:docPr id="13" name="" descr="" title=""/>
             <wp:cNvGraphicFramePr>
@@ -2105,7 +1863,7 @@
                   <pic:spPr bwMode="auto">
                     <a:xfrm>
                       <a:off x="0" y="0"/>
-                      <a:ext cx="4000500" cy="2066925"/>
+                      <a:ext cx="4000500" cy="2009775"/>
                     </a:xfrm>
                     <a:prstGeom prst="rect">
                       <a:avLst/>
@@ -2132,7 +1890,7 @@
           <w:sz w:val="19"/>
           <w:szCs w:val="19"/>
         </w:rPr>
-        <w:t xml:space="preserve">Caso 13.</w:t>
+        <w:t xml:space="preserve">Caso 10.</w:t>
       </w:r>
     </w:p>
     <w:p>
@@ -2148,7 +1906,7 @@
           <w:sz w:val="22"/>
           <w:szCs w:val="22"/>
         </w:rPr>
-        <w:t xml:space="preserve">Caso 14 — Pregunta abierta / subjetiva</w:t>
+        <w:t xml:space="preserve">Caso 11 — Fuera de alcance</w:t>
       </w:r>
     </w:p>
     <w:p>
@@ -2174,7 +1932,7 @@
           <w:sz w:val="21"/>
           <w:szCs w:val="21"/>
         </w:rPr>
-        <w:t xml:space="preserve">“¿Qué tan difícil es el curso de Ciencias Naturales?”</w:t>
+        <w:t xml:space="preserve">“¿Cuál es la capital de Francia?”</w:t>
       </w:r>
     </w:p>
     <w:p>
@@ -2198,7 +1956,7 @@
           <w:sz w:val="21"/>
           <w:szCs w:val="21"/>
         </w:rPr>
-        <w:t xml:space="preserve">Correcto  ·  Tiempo: 2:32</w:t>
+        <w:t xml:space="preserve">Correcto  ·  Tiempo: 0:57</w:t>
       </w:r>
     </w:p>
     <w:p>
@@ -2209,7 +1967,7 @@
       <w:r>
         <w:drawing>
           <wp:inline distT="0" distB="0" distL="0" distR="0">
-            <wp:extent cx="4000500" cy="2057400"/>
+            <wp:extent cx="4000500" cy="2009775"/>
             <wp:effectExtent t="0" r="0" b="0" l="0"/>
             <wp:docPr id="14" name="" descr="" title=""/>
             <wp:cNvGraphicFramePr>
@@ -2234,7 +1992,7 @@
                   <pic:spPr bwMode="auto">
                     <a:xfrm>
                       <a:off x="0" y="0"/>
-                      <a:ext cx="4000500" cy="2057400"/>
+                      <a:ext cx="4000500" cy="2009775"/>
                     </a:xfrm>
                     <a:prstGeom prst="rect">
                       <a:avLst/>
@@ -2261,7 +2019,7 @@
           <w:sz w:val="19"/>
           <w:szCs w:val="19"/>
         </w:rPr>
-        <w:t xml:space="preserve">Caso 14.</w:t>
+        <w:t xml:space="preserve">Caso 11.</w:t>
       </w:r>
     </w:p>
     <w:p>
@@ -2277,7 +2035,7 @@
           <w:sz w:val="22"/>
           <w:szCs w:val="22"/>
         </w:rPr>
-        <w:t xml:space="preserve">Caso 15 — Pregunta abierta / subjetiva</w:t>
+        <w:t xml:space="preserve">Caso 12 — Fuera de alcance</w:t>
       </w:r>
     </w:p>
     <w:p>
@@ -2303,7 +2061,7 @@
           <w:sz w:val="21"/>
           <w:szCs w:val="21"/>
         </w:rPr>
-        <w:t xml:space="preserve">“Recomiéndame por cuál curso empezar”</w:t>
+        <w:t xml:space="preserve">“Ayúdame con mi tarea de matemáticas”</w:t>
       </w:r>
     </w:p>
     <w:p>
@@ -2327,7 +2085,7 @@
           <w:sz w:val="21"/>
           <w:szCs w:val="21"/>
         </w:rPr>
-        <w:t xml:space="preserve">Correcto  ·  Tiempo: 3:23</w:t>
+        <w:t xml:space="preserve">Correcto  ·  Tiempo: 1:17</w:t>
       </w:r>
     </w:p>
     <w:p>
@@ -2338,7 +2096,7 @@
       <w:r>
         <w:drawing>
           <wp:inline distT="0" distB="0" distL="0" distR="0">
-            <wp:extent cx="4000500" cy="2066925"/>
+            <wp:extent cx="4000500" cy="2009775"/>
             <wp:effectExtent t="0" r="0" b="0" l="0"/>
             <wp:docPr id="15" name="" descr="" title=""/>
             <wp:cNvGraphicFramePr>
@@ -2363,7 +2121,7 @@
                   <pic:spPr bwMode="auto">
                     <a:xfrm>
                       <a:off x="0" y="0"/>
-                      <a:ext cx="4000500" cy="2066925"/>
+                      <a:ext cx="4000500" cy="2009775"/>
                     </a:xfrm>
                     <a:prstGeom prst="rect">
                       <a:avLst/>
@@ -2390,7 +2148,117 @@
           <w:sz w:val="19"/>
           <w:szCs w:val="19"/>
         </w:rPr>
-        <w:t xml:space="preserve">Caso 15 (respuesta larga, capturada en dos tomas). (1/2)</w:t>
+        <w:t xml:space="preserve">Caso 12.</w:t>
+      </w:r>
+    </w:p>
+    <w:p>
+      <w:pPr>
+        <w:pageBreakBefore/>
+      </w:pPr>
+    </w:p>
+    <w:p>
+      <w:pPr>
+        <w:pStyle w:val="Heading1"/>
+        <w:pBdr>
+          <w:bottom w:val="single" w:color="D98E3A" w:sz="6" w:space="4"/>
+        </w:pBdr>
+        <w:spacing w:after="200" w:before="480"/>
+      </w:pPr>
+      <w:r>
+        <w:rPr>
+          <w:rFonts w:ascii="Calibri" w:cs="Calibri" w:eastAsia="Calibri" w:hAnsi="Calibri"/>
+          <w:b/>
+          <w:bCs/>
+          <w:color w:val="24425E"/>
+          <w:sz w:val="30"/>
+          <w:szCs w:val="30"/>
+        </w:rPr>
+        <w:t xml:space="preserve">6. Categoría 5 — Pregunta abierta / subjetiva</w:t>
+      </w:r>
+    </w:p>
+    <w:p>
+      <w:pPr>
+        <w:spacing w:after="160" w:line="288"/>
+        <w:jc w:val="both"/>
+      </w:pPr>
+      <w:r>
+        <w:rPr>
+          <w:rFonts w:ascii="Calibri" w:cs="Calibri" w:eastAsia="Calibri" w:hAnsi="Calibri"/>
+          <w:b w:val="false"/>
+          <w:bCs w:val="false"/>
+          <w:i w:val="false"/>
+          <w:iCs w:val="false"/>
+          <w:color w:val="222222"/>
+          <w:sz w:val="22"/>
+          <w:szCs w:val="22"/>
+        </w:rPr>
+        <w:t xml:space="preserve">Preguntas de opinión o de orientación que no tienen una única respuesta correcta almacenada en Moodle. Se evalúa que la respuesta sea coherente, útil y no contradiga los datos reales de los cursos.</w:t>
+      </w:r>
+    </w:p>
+    <w:p>
+      <w:pPr>
+        <w:spacing w:after="80" w:before="200"/>
+      </w:pPr>
+      <w:r>
+        <w:rPr>
+          <w:rFonts w:ascii="Calibri" w:cs="Calibri" w:eastAsia="Calibri" w:hAnsi="Calibri"/>
+          <w:b/>
+          <w:bCs/>
+          <w:color w:val="24425E"/>
+          <w:sz w:val="22"/>
+          <w:szCs w:val="22"/>
+        </w:rPr>
+        <w:t xml:space="preserve">Caso 13 — Pregunta abierta / subjetiva</w:t>
+      </w:r>
+    </w:p>
+    <w:p>
+      <w:pPr>
+        <w:spacing w:after="160" w:line="288"/>
+        <w:jc w:val="both"/>
+      </w:pPr>
+      <w:r>
+        <w:rPr>
+          <w:rFonts w:ascii="Calibri" w:cs="Calibri" w:eastAsia="Calibri" w:hAnsi="Calibri"/>
+          <w:b/>
+          <w:bCs/>
+          <w:sz w:val="21"/>
+          <w:szCs w:val="21"/>
+        </w:rPr>
+        <w:t xml:space="preserve">Entrada: </w:t>
+      </w:r>
+      <w:r>
+        <w:rPr>
+          <w:rFonts w:ascii="Calibri" w:cs="Calibri" w:eastAsia="Calibri" w:hAnsi="Calibri"/>
+          <w:i/>
+          <w:iCs/>
+          <w:sz w:val="21"/>
+          <w:szCs w:val="21"/>
+        </w:rPr>
+        <w:t xml:space="preserve">“¿Por qué es importante estudiar Lectura Crítica para el Saber 11?”</w:t>
+      </w:r>
+    </w:p>
+    <w:p>
+      <w:pPr>
+        <w:spacing w:after="160" w:line="288"/>
+        <w:jc w:val="both"/>
+      </w:pPr>
+      <w:r>
+        <w:rPr>
+          <w:rFonts w:ascii="Calibri" w:cs="Calibri" w:eastAsia="Calibri" w:hAnsi="Calibri"/>
+          <w:b/>
+          <w:bCs/>
+          <w:sz w:val="21"/>
+          <w:szCs w:val="21"/>
+        </w:rPr>
+        <w:t xml:space="preserve">Resultado: </w:t>
+      </w:r>
+      <w:r>
+        <w:rPr>
+          <w:rFonts w:ascii="Calibri" w:cs="Calibri" w:eastAsia="Calibri" w:hAnsi="Calibri"/>
+          <w:sz w:val="21"/>
+          <w:szCs w:val="21"/>
+        </w:rPr>
+        <w:t xml:space="preserve">Correcto  ·  Tiempo: 1:50</w:t>
       </w:r>
     </w:p>
     <w:p>
@@ -2401,7 +2269,7 @@
       <w:r>
         <w:drawing>
           <wp:inline distT="0" distB="0" distL="0" distR="0">
-            <wp:extent cx="4000500" cy="2057400"/>
+            <wp:extent cx="4000500" cy="2000250"/>
             <wp:effectExtent t="0" r="0" b="0" l="0"/>
             <wp:docPr id="16" name="" descr="" title=""/>
             <wp:cNvGraphicFramePr>
@@ -2426,7 +2294,7 @@
                   <pic:spPr bwMode="auto">
                     <a:xfrm>
                       <a:off x="0" y="0"/>
-                      <a:ext cx="4000500" cy="2057400"/>
+                      <a:ext cx="4000500" cy="2000250"/>
                     </a:xfrm>
                     <a:prstGeom prst="rect">
                       <a:avLst/>
@@ -2453,21 +2321,12 @@
           <w:sz w:val="19"/>
           <w:szCs w:val="19"/>
         </w:rPr>
-        <w:t xml:space="preserve">Caso 15 (respuesta larga, capturada en dos tomas). (2/2)</w:t>
-      </w:r>
-    </w:p>
-    <w:p>
-      <w:pPr>
-        <w:pageBreakBefore/>
-      </w:pPr>
-    </w:p>
-    <w:p>
-      <w:pPr>
-        <w:pStyle w:val="Heading1"/>
-        <w:pBdr>
-          <w:bottom w:val="single" w:color="D98E3A" w:sz="6" w:space="4"/>
-        </w:pBdr>
-        <w:spacing w:after="200" w:before="480"/>
+        <w:t xml:space="preserve">Caso 13.</w:t>
+      </w:r>
+    </w:p>
+    <w:p>
+      <w:pPr>
+        <w:spacing w:after="80" w:before="200"/>
       </w:pPr>
       <w:r>
         <w:rPr>
@@ -2475,10 +2334,10 @@
           <w:b/>
           <w:bCs/>
           <w:color w:val="24425E"/>
-          <w:sz w:val="30"/>
-          <w:szCs w:val="30"/>
-        </w:rPr>
-        <w:t xml:space="preserve">7. Gestión de sesión e historial de conversaciones</w:t>
+          <w:sz w:val="22"/>
+          <w:szCs w:val="22"/>
+        </w:rPr>
+        <w:t xml:space="preserve">Caso 14 — Pregunta abierta / subjetiva</w:t>
       </w:r>
     </w:p>
     <w:p>
@@ -2489,32 +2348,22 @@
       <w:r>
         <w:rPr>
           <w:rFonts w:ascii="Calibri" w:cs="Calibri" w:eastAsia="Calibri" w:hAnsi="Calibri"/>
-          <w:b w:val="false"/>
-          <w:bCs w:val="false"/>
-          <w:i w:val="false"/>
-          <w:iCs w:val="false"/>
-          <w:color w:val="222222"/>
-          <w:sz w:val="22"/>
-          <w:szCs w:val="22"/>
-        </w:rPr>
-        <w:t xml:space="preserve">Capturas de las reglas de sesión y del panel de historial. Se tomaron sobre una página de prueba que simula la sesión de Moodle (usuario y sesión intercambiables), conectada a los workflows de n8n y al bridge reales; por eso se ve el encabezado «Moodle simulado (solo pruebas)». Corresponden a las pruebas H1 a H6 del Informe de Pruebas Funcionales (Anexo C).</w:t>
-      </w:r>
-    </w:p>
-    <w:p>
-      <w:pPr>
-        <w:pStyle w:val="Heading2"/>
-        <w:spacing w:after="140" w:before="320"/>
-      </w:pPr>
-      <w:r>
-        <w:rPr>
-          <w:rFonts w:ascii="Calibri" w:cs="Calibri" w:eastAsia="Calibri" w:hAnsi="Calibri"/>
-          <w:b/>
-          <w:bCs/>
-          <w:color w:val="4E95C2"/>
-          <w:sz w:val="24"/>
-          <w:szCs w:val="24"/>
-        </w:rPr>
-        <w:t xml:space="preserve">Chat actual dentro de la sesión (H1)</w:t>
+          <w:b/>
+          <w:bCs/>
+          <w:sz w:val="21"/>
+          <w:szCs w:val="21"/>
+        </w:rPr>
+        <w:t xml:space="preserve">Entrada: </w:t>
+      </w:r>
+      <w:r>
+        <w:rPr>
+          <w:rFonts w:ascii="Calibri" w:cs="Calibri" w:eastAsia="Calibri" w:hAnsi="Calibri"/>
+          <w:i/>
+          <w:iCs/>
+          <w:sz w:val="21"/>
+          <w:szCs w:val="21"/>
+        </w:rPr>
+        <w:t xml:space="preserve">“¿Qué tan difícil es el curso de Ciencias Naturales?”</w:t>
       </w:r>
     </w:p>
     <w:p>
@@ -2525,15 +2374,20 @@
       <w:r>
         <w:rPr>
           <w:rFonts w:ascii="Calibri" w:cs="Calibri" w:eastAsia="Calibri" w:hAnsi="Calibri"/>
-          <w:b w:val="false"/>
-          <w:bCs w:val="false"/>
-          <w:i w:val="false"/>
-          <w:iCs w:val="false"/>
-          <w:color w:val="222222"/>
-          <w:sz w:val="22"/>
-          <w:szCs w:val="22"/>
-        </w:rPr>
-        <w:t xml:space="preserve">Mientras la sesión sea la misma, el chat en curso se conserva. Se muestran los botones de Historial (reloj) y Nueva conversación (+) en la cabecera.</w:t>
+          <w:b/>
+          <w:bCs/>
+          <w:sz w:val="21"/>
+          <w:szCs w:val="21"/>
+        </w:rPr>
+        <w:t xml:space="preserve">Resultado: </w:t>
+      </w:r>
+      <w:r>
+        <w:rPr>
+          <w:rFonts w:ascii="Calibri" w:cs="Calibri" w:eastAsia="Calibri" w:hAnsi="Calibri"/>
+          <w:sz w:val="21"/>
+          <w:szCs w:val="21"/>
+        </w:rPr>
+        <w:t xml:space="preserve">Correcto  ·  Tiempo: 2:02</w:t>
       </w:r>
     </w:p>
     <w:p>
@@ -2544,7 +2398,7 @@
       <w:r>
         <w:drawing>
           <wp:inline distT="0" distB="0" distL="0" distR="0">
-            <wp:extent cx="4000500" cy="4000500"/>
+            <wp:extent cx="4000500" cy="2028825"/>
             <wp:effectExtent t="0" r="0" b="0" l="0"/>
             <wp:docPr id="17" name="" descr="" title=""/>
             <wp:cNvGraphicFramePr>
@@ -2569,7 +2423,7 @@
                   <pic:spPr bwMode="auto">
                     <a:xfrm>
                       <a:off x="0" y="0"/>
-                      <a:ext cx="4000500" cy="4000500"/>
+                      <a:ext cx="4000500" cy="2028825"/>
                     </a:xfrm>
                     <a:prstGeom prst="rect">
                       <a:avLst/>
@@ -2596,24 +2450,23 @@
           <w:sz w:val="19"/>
           <w:szCs w:val="19"/>
         </w:rPr>
-        <w:t xml:space="preserve">Chat actual de un usuario (Alice) con saludo y consulta de cursos resueltos de forma inmediata.</w:t>
-      </w:r>
-    </w:p>
-    <w:p>
-      <w:pPr>
-        <w:pStyle w:val="Heading2"/>
-        <w:spacing w:after="140" w:before="320"/>
-      </w:pPr>
-      <w:r>
-        <w:rPr>
-          <w:rFonts w:ascii="Calibri" w:cs="Calibri" w:eastAsia="Calibri" w:hAnsi="Calibri"/>
-          <w:b/>
-          <w:bCs/>
-          <w:color w:val="4E95C2"/>
-          <w:sz w:val="24"/>
-          <w:szCs w:val="24"/>
-        </w:rPr>
-        <w:t xml:space="preserve">Panel de historial (H2, H3, H6)</w:t>
+        <w:t xml:space="preserve">Caso 14.</w:t>
+      </w:r>
+    </w:p>
+    <w:p>
+      <w:pPr>
+        <w:spacing w:after="80" w:before="200"/>
+      </w:pPr>
+      <w:r>
+        <w:rPr>
+          <w:rFonts w:ascii="Calibri" w:cs="Calibri" w:eastAsia="Calibri" w:hAnsi="Calibri"/>
+          <w:b/>
+          <w:bCs/>
+          <w:color w:val="24425E"/>
+          <w:sz w:val="22"/>
+          <w:szCs w:val="22"/>
+        </w:rPr>
+        <w:t xml:space="preserve">Caso 15 — Pregunta abierta / subjetiva</w:t>
       </w:r>
     </w:p>
     <w:p>
@@ -2624,15 +2477,46 @@
       <w:r>
         <w:rPr>
           <w:rFonts w:ascii="Calibri" w:cs="Calibri" w:eastAsia="Calibri" w:hAnsi="Calibri"/>
-          <w:b w:val="false"/>
-          <w:bCs w:val="false"/>
-          <w:i w:val="false"/>
-          <w:iCs w:val="false"/>
-          <w:color w:val="222222"/>
-          <w:sz w:val="22"/>
-          <w:szCs w:val="22"/>
-        </w:rPr>
-        <w:t xml:space="preserve">El panel lista las conversaciones anteriores del usuario, con título, fecha y número de mensajes; la actual aparece resaltada. Cada una puede retomarse (clic) o borrarse (icono de papelera), y existe un botón para borrar todo el historial. Una nota informa la purga automática a los 30 días.</w:t>
+          <w:b/>
+          <w:bCs/>
+          <w:sz w:val="21"/>
+          <w:szCs w:val="21"/>
+        </w:rPr>
+        <w:t xml:space="preserve">Entrada: </w:t>
+      </w:r>
+      <w:r>
+        <w:rPr>
+          <w:rFonts w:ascii="Calibri" w:cs="Calibri" w:eastAsia="Calibri" w:hAnsi="Calibri"/>
+          <w:i/>
+          <w:iCs/>
+          <w:sz w:val="21"/>
+          <w:szCs w:val="21"/>
+        </w:rPr>
+        <w:t xml:space="preserve">“Recomiéndame por cuál curso empezar”</w:t>
+      </w:r>
+    </w:p>
+    <w:p>
+      <w:pPr>
+        <w:spacing w:after="160" w:line="288"/>
+        <w:jc w:val="both"/>
+      </w:pPr>
+      <w:r>
+        <w:rPr>
+          <w:rFonts w:ascii="Calibri" w:cs="Calibri" w:eastAsia="Calibri" w:hAnsi="Calibri"/>
+          <w:b/>
+          <w:bCs/>
+          <w:sz w:val="21"/>
+          <w:szCs w:val="21"/>
+        </w:rPr>
+        <w:t xml:space="preserve">Resultado: </w:t>
+      </w:r>
+      <w:r>
+        <w:rPr>
+          <w:rFonts w:ascii="Calibri" w:cs="Calibri" w:eastAsia="Calibri" w:hAnsi="Calibri"/>
+          <w:sz w:val="21"/>
+          <w:szCs w:val="21"/>
+        </w:rPr>
+        <w:t xml:space="preserve">Correcto  ·  Tiempo: 3:04</w:t>
       </w:r>
     </w:p>
     <w:p>
@@ -2643,7 +2527,7 @@
       <w:r>
         <w:drawing>
           <wp:inline distT="0" distB="0" distL="0" distR="0">
-            <wp:extent cx="4000500" cy="4000500"/>
+            <wp:extent cx="4000500" cy="2009775"/>
             <wp:effectExtent t="0" r="0" b="0" l="0"/>
             <wp:docPr id="18" name="" descr="" title=""/>
             <wp:cNvGraphicFramePr>
@@ -2668,7 +2552,7 @@
                   <pic:spPr bwMode="auto">
                     <a:xfrm>
                       <a:off x="0" y="0"/>
-                      <a:ext cx="4000500" cy="4000500"/>
+                      <a:ext cx="4000500" cy="2009775"/>
                     </a:xfrm>
                     <a:prstGeom prst="rect">
                       <a:avLst/>
@@ -2695,43 +2579,7 @@
           <w:sz w:val="19"/>
           <w:szCs w:val="19"/>
         </w:rPr>
-        <w:t xml:space="preserve">Panel de historial con cuatro conversaciones del usuario (la más reciente marcada como actual).</w:t>
-      </w:r>
-    </w:p>
-    <w:p>
-      <w:pPr>
-        <w:pStyle w:val="Heading2"/>
-        <w:spacing w:after="140" w:before="320"/>
-      </w:pPr>
-      <w:r>
-        <w:rPr>
-          <w:rFonts w:ascii="Calibri" w:cs="Calibri" w:eastAsia="Calibri" w:hAnsi="Calibri"/>
-          <w:b/>
-          <w:bCs/>
-          <w:color w:val="4E95C2"/>
-          <w:sz w:val="24"/>
-          <w:szCs w:val="24"/>
-        </w:rPr>
-        <w:t xml:space="preserve">Nuevo inicio de sesión (H2)</w:t>
-      </w:r>
-    </w:p>
-    <w:p>
-      <w:pPr>
-        <w:spacing w:after="160" w:line="288"/>
-        <w:jc w:val="both"/>
-      </w:pPr>
-      <w:r>
-        <w:rPr>
-          <w:rFonts w:ascii="Calibri" w:cs="Calibri" w:eastAsia="Calibri" w:hAnsi="Calibri"/>
-          <w:b w:val="false"/>
-          <w:bCs w:val="false"/>
-          <w:i w:val="false"/>
-          <w:iCs w:val="false"/>
-          <w:color w:val="222222"/>
-          <w:sz w:val="22"/>
-          <w:szCs w:val="22"/>
-        </w:rPr>
-        <w:t xml:space="preserve">Al iniciar una sesión nueva, el chat arranca vacío; la conversación anterior sigue disponible en el historial.</w:t>
+        <w:t xml:space="preserve">Caso 15 — respuesta completa (1/2)</w:t>
       </w:r>
     </w:p>
     <w:p>
@@ -2742,7 +2590,7 @@
       <w:r>
         <w:drawing>
           <wp:inline distT="0" distB="0" distL="0" distR="0">
-            <wp:extent cx="4000500" cy="4000500"/>
+            <wp:extent cx="4000500" cy="2028825"/>
             <wp:effectExtent t="0" r="0" b="0" l="0"/>
             <wp:docPr id="19" name="" descr="" title=""/>
             <wp:cNvGraphicFramePr>
@@ -2767,7 +2615,7 @@
                   <pic:spPr bwMode="auto">
                     <a:xfrm>
                       <a:off x="0" y="0"/>
-                      <a:ext cx="4000500" cy="4000500"/>
+                      <a:ext cx="4000500" cy="2028825"/>
                     </a:xfrm>
                     <a:prstGeom prst="rect">
                       <a:avLst/>
@@ -2794,7 +2642,87 @@
           <w:sz w:val="19"/>
           <w:szCs w:val="19"/>
         </w:rPr>
-        <w:t xml:space="preserve">Sesión 2 del mismo usuario: chat vacío.</w:t>
+        <w:t xml:space="preserve">Caso 15 — respuesta completa (2/2)</w:t>
+      </w:r>
+    </w:p>
+    <w:p>
+      <w:pPr>
+        <w:pageBreakBefore/>
+      </w:pPr>
+    </w:p>
+    <w:p>
+      <w:pPr>
+        <w:pStyle w:val="Heading1"/>
+        <w:pBdr>
+          <w:bottom w:val="single" w:color="D98E3A" w:sz="6" w:space="4"/>
+        </w:pBdr>
+        <w:spacing w:after="200" w:before="480"/>
+      </w:pPr>
+      <w:r>
+        <w:rPr>
+          <w:rFonts w:ascii="Calibri" w:cs="Calibri" w:eastAsia="Calibri" w:hAnsi="Calibri"/>
+          <w:b/>
+          <w:bCs/>
+          <w:color w:val="24425E"/>
+          <w:sz w:val="30"/>
+          <w:szCs w:val="30"/>
+        </w:rPr>
+        <w:t xml:space="preserve">7. Gestión de sesión e historial de conversaciones</w:t>
+      </w:r>
+    </w:p>
+    <w:p>
+      <w:pPr>
+        <w:spacing w:after="160" w:line="288"/>
+        <w:jc w:val="both"/>
+      </w:pPr>
+      <w:r>
+        <w:rPr>
+          <w:rFonts w:ascii="Calibri" w:cs="Calibri" w:eastAsia="Calibri" w:hAnsi="Calibri"/>
+          <w:b w:val="false"/>
+          <w:bCs w:val="false"/>
+          <w:i w:val="false"/>
+          <w:iCs w:val="false"/>
+          <w:color w:val="222222"/>
+          <w:sz w:val="22"/>
+          <w:szCs w:val="22"/>
+        </w:rPr>
+        <w:t xml:space="preserve">Capturas de las reglas de sesión y del panel de historial. Se tomaron sobre una página de prueba que simula la sesión de Moodle (usuario y sesión intercambiables), conectada a los workflows de n8n y al bridge reales; por eso se ve el encabezado «Moodle simulado (solo pruebas)». Corresponden a las pruebas H1 a H6 del Informe de Pruebas Funcionales (Anexo C).</w:t>
+      </w:r>
+    </w:p>
+    <w:p>
+      <w:pPr>
+        <w:pStyle w:val="Heading2"/>
+        <w:spacing w:after="140" w:before="320"/>
+      </w:pPr>
+      <w:r>
+        <w:rPr>
+          <w:rFonts w:ascii="Calibri" w:cs="Calibri" w:eastAsia="Calibri" w:hAnsi="Calibri"/>
+          <w:b/>
+          <w:bCs/>
+          <w:color w:val="4E95C2"/>
+          <w:sz w:val="24"/>
+          <w:szCs w:val="24"/>
+        </w:rPr>
+        <w:t xml:space="preserve">Chat actual dentro de la sesión (H1)</w:t>
+      </w:r>
+    </w:p>
+    <w:p>
+      <w:pPr>
+        <w:spacing w:after="160" w:line="288"/>
+        <w:jc w:val="both"/>
+      </w:pPr>
+      <w:r>
+        <w:rPr>
+          <w:rFonts w:ascii="Calibri" w:cs="Calibri" w:eastAsia="Calibri" w:hAnsi="Calibri"/>
+          <w:b w:val="false"/>
+          <w:bCs w:val="false"/>
+          <w:i w:val="false"/>
+          <w:iCs w:val="false"/>
+          <w:color w:val="222222"/>
+          <w:sz w:val="22"/>
+          <w:szCs w:val="22"/>
+        </w:rPr>
+        <w:t xml:space="preserve">Mientras la sesión sea la misma, el chat en curso se conserva. Se muestran los botones de Historial (reloj) y Nueva conversación (+) en la cabecera.</w:t>
       </w:r>
     </w:p>
     <w:p>
@@ -2857,32 +2785,24 @@
           <w:sz w:val="19"/>
           <w:szCs w:val="19"/>
         </w:rPr>
-        <w:t xml:space="preserve">Sesión 2: el historial conserva las conversaciones de la sesión anterior.</w:t>
-      </w:r>
-    </w:p>
-    <w:p>
-      <w:pPr>
-        <w:pageBreakBefore/>
-      </w:pPr>
-    </w:p>
-    <w:p>
-      <w:pPr>
-        <w:pStyle w:val="Heading1"/>
-        <w:pBdr>
-          <w:bottom w:val="single" w:color="D98E3A" w:sz="6" w:space="4"/>
-        </w:pBdr>
-        <w:spacing w:after="200" w:before="480"/>
-      </w:pPr>
-      <w:r>
-        <w:rPr>
-          <w:rFonts w:ascii="Calibri" w:cs="Calibri" w:eastAsia="Calibri" w:hAnsi="Calibri"/>
-          <w:b/>
-          <w:bCs/>
-          <w:color w:val="24425E"/>
-          <w:sz w:val="30"/>
-          <w:szCs w:val="30"/>
-        </w:rPr>
-        <w:t xml:space="preserve">8. Búsqueda por tema y enlaces (catálogo ampliado)</w:t>
+        <w:t xml:space="preserve">Chat actual de un usuario (Alice) con saludo y consulta de cursos resueltos de forma inmediata.</w:t>
+      </w:r>
+    </w:p>
+    <w:p>
+      <w:pPr>
+        <w:pStyle w:val="Heading2"/>
+        <w:spacing w:after="140" w:before="320"/>
+      </w:pPr>
+      <w:r>
+        <w:rPr>
+          <w:rFonts w:ascii="Calibri" w:cs="Calibri" w:eastAsia="Calibri" w:hAnsi="Calibri"/>
+          <w:b/>
+          <w:bCs/>
+          <w:color w:val="4E95C2"/>
+          <w:sz w:val="24"/>
+          <w:szCs w:val="24"/>
+        </w:rPr>
+        <w:t xml:space="preserve">Panel de historial (H2, H3, H6)</w:t>
       </w:r>
     </w:p>
     <w:p>
@@ -2901,43 +2821,7 @@
           <w:sz w:val="22"/>
           <w:szCs w:val="22"/>
         </w:rPr>
-        <w:t xml:space="preserve">Capturas de las respuestas de Ada con un catálogo de 1.002 cursos (2 reales y 1.000 sintéticos de prueba), en la misma página de prueba que simula la sesión de Moodle. Corresponden a los casos B1 a B14 del Anexo C (sección 8).</w:t>
-      </w:r>
-    </w:p>
-    <w:p>
-      <w:pPr>
-        <w:pStyle w:val="Heading2"/>
-        <w:spacing w:after="140" w:before="320"/>
-      </w:pPr>
-      <w:r>
-        <w:rPr>
-          <w:rFonts w:ascii="Calibri" w:cs="Calibri" w:eastAsia="Calibri" w:hAnsi="Calibri"/>
-          <w:b/>
-          <w:bCs/>
-          <w:color w:val="4E95C2"/>
-          <w:sz w:val="24"/>
-          <w:szCs w:val="24"/>
-        </w:rPr>
-        <w:t xml:space="preserve">Mediciones en el Moodle real (comparación manual vs Ada)</w:t>
-      </w:r>
-    </w:p>
-    <w:p>
-      <w:pPr>
-        <w:spacing w:after="160" w:line="288"/>
-        <w:jc w:val="both"/>
-      </w:pPr>
-      <w:r>
-        <w:rPr>
-          <w:rFonts w:ascii="Calibri" w:cs="Calibri" w:eastAsia="Calibri" w:hAnsi="Calibri"/>
-          <w:b w:val="false"/>
-          <w:bCs w:val="false"/>
-          <w:i w:val="false"/>
-          <w:iCs w:val="false"/>
-          <w:color w:val="222222"/>
-          <w:sz w:val="22"/>
-          <w:szCs w:val="22"/>
-        </w:rPr>
-        <w:t xml:space="preserve">Capturas tomadas en el Moodle real (localhost:8080) con el catálogo de 1.002 cursos durante las mediciones del Anexo C (sección 8). Las tres tareas se repitieron con las mismas frases; las capturas corresponden a una de las repeticiones.</w:t>
+        <w:t xml:space="preserve">El panel lista las conversaciones anteriores del usuario, con título, fecha y número de mensajes; la actual aparece resaltada. Cada una puede retomarse (clic) o borrarse (icono de papelera), y existe un botón para borrar todo el historial. Una nota informa la purga automática a los 30 días.</w:t>
       </w:r>
     </w:p>
     <w:p>
@@ -2948,7 +2832,7 @@
       <w:r>
         <w:drawing>
           <wp:inline distT="0" distB="0" distL="0" distR="0">
-            <wp:extent cx="4000500" cy="2019300"/>
+            <wp:extent cx="4000500" cy="4000500"/>
             <wp:effectExtent t="0" r="0" b="0" l="0"/>
             <wp:docPr id="21" name="" descr="" title=""/>
             <wp:cNvGraphicFramePr>
@@ -2973,7 +2857,7 @@
                   <pic:spPr bwMode="auto">
                     <a:xfrm>
                       <a:off x="0" y="0"/>
-                      <a:ext cx="4000500" cy="2019300"/>
+                      <a:ext cx="4000500" cy="4000500"/>
                     </a:xfrm>
                     <a:prstGeom prst="rect">
                       <a:avLst/>
@@ -3000,7 +2884,43 @@
           <w:sz w:val="19"/>
           <w:szCs w:val="19"/>
         </w:rPr>
-        <w:t xml:space="preserve">Tarea 1: «¿tienen cursos sobre fotosíntesis?» → 20 cursos con enlace.</w:t>
+        <w:t xml:space="preserve">Panel de historial con cuatro conversaciones del usuario (la más reciente marcada como actual).</w:t>
+      </w:r>
+    </w:p>
+    <w:p>
+      <w:pPr>
+        <w:pStyle w:val="Heading2"/>
+        <w:spacing w:after="140" w:before="320"/>
+      </w:pPr>
+      <w:r>
+        <w:rPr>
+          <w:rFonts w:ascii="Calibri" w:cs="Calibri" w:eastAsia="Calibri" w:hAnsi="Calibri"/>
+          <w:b/>
+          <w:bCs/>
+          <w:color w:val="4E95C2"/>
+          <w:sz w:val="24"/>
+          <w:szCs w:val="24"/>
+        </w:rPr>
+        <w:t xml:space="preserve">Nuevo inicio de sesión (H2)</w:t>
+      </w:r>
+    </w:p>
+    <w:p>
+      <w:pPr>
+        <w:spacing w:after="160" w:line="288"/>
+        <w:jc w:val="both"/>
+      </w:pPr>
+      <w:r>
+        <w:rPr>
+          <w:rFonts w:ascii="Calibri" w:cs="Calibri" w:eastAsia="Calibri" w:hAnsi="Calibri"/>
+          <w:b w:val="false"/>
+          <w:bCs w:val="false"/>
+          <w:i w:val="false"/>
+          <w:iCs w:val="false"/>
+          <w:color w:val="222222"/>
+          <w:sz w:val="22"/>
+          <w:szCs w:val="22"/>
+        </w:rPr>
+        <w:t xml:space="preserve">Al iniciar una sesión nueva, el chat arranca vacío; la conversación anterior sigue disponible en el historial.</w:t>
       </w:r>
     </w:p>
     <w:p>
@@ -3011,7 +2931,7 @@
       <w:r>
         <w:drawing>
           <wp:inline distT="0" distB="0" distL="0" distR="0">
-            <wp:extent cx="4000500" cy="2019300"/>
+            <wp:extent cx="4000500" cy="4000500"/>
             <wp:effectExtent t="0" r="0" b="0" l="0"/>
             <wp:docPr id="22" name="" descr="" title=""/>
             <wp:cNvGraphicFramePr>
@@ -3036,7 +2956,7 @@
                   <pic:spPr bwMode="auto">
                     <a:xfrm>
                       <a:off x="0" y="0"/>
-                      <a:ext cx="4000500" cy="2019300"/>
+                      <a:ext cx="4000500" cy="4000500"/>
                     </a:xfrm>
                     <a:prstGeom prst="rect">
                       <a:avLst/>
@@ -3063,7 +2983,7 @@
           <w:sz w:val="19"/>
           <w:szCs w:val="19"/>
         </w:rPr>
-        <w:t xml:space="preserve">Tarea 2: «hay cursos sobre lectura critica» → Lectura Crítica — Saber 11 aparece primero, con enlace.</w:t>
+        <w:t xml:space="preserve">Sesión 2 del mismo usuario: chat vacío.</w:t>
       </w:r>
     </w:p>
     <w:p>
@@ -3074,7 +2994,7 @@
       <w:r>
         <w:drawing>
           <wp:inline distT="0" distB="0" distL="0" distR="0">
-            <wp:extent cx="4000500" cy="2000250"/>
+            <wp:extent cx="4000500" cy="4000500"/>
             <wp:effectExtent t="0" r="0" b="0" l="0"/>
             <wp:docPr id="23" name="" descr="" title=""/>
             <wp:cNvGraphicFramePr>
@@ -3099,7 +3019,7 @@
                   <pic:spPr bwMode="auto">
                     <a:xfrm>
                       <a:off x="0" y="0"/>
-                      <a:ext cx="4000500" cy="2000250"/>
+                      <a:ext cx="4000500" cy="4000500"/>
                     </a:xfrm>
                     <a:prstGeom prst="rect">
                       <a:avLst/>
@@ -3126,7 +3046,32 @@
           <w:sz w:val="19"/>
           <w:szCs w:val="19"/>
         </w:rPr>
-        <w:t xml:space="preserve">Tarea 3: «¿Cuántas unidades tiene ciencias naturales?» → 4 unidades con sus porcentajes.</w:t>
+        <w:t xml:space="preserve">Sesión 2: el historial conserva las conversaciones de la sesión anterior.</w:t>
+      </w:r>
+    </w:p>
+    <w:p>
+      <w:pPr>
+        <w:pageBreakBefore/>
+      </w:pPr>
+    </w:p>
+    <w:p>
+      <w:pPr>
+        <w:pStyle w:val="Heading1"/>
+        <w:pBdr>
+          <w:bottom w:val="single" w:color="D98E3A" w:sz="6" w:space="4"/>
+        </w:pBdr>
+        <w:spacing w:after="200" w:before="480"/>
+      </w:pPr>
+      <w:r>
+        <w:rPr>
+          <w:rFonts w:ascii="Calibri" w:cs="Calibri" w:eastAsia="Calibri" w:hAnsi="Calibri"/>
+          <w:b/>
+          <w:bCs/>
+          <w:color w:val="24425E"/>
+          <w:sz w:val="30"/>
+          <w:szCs w:val="30"/>
+        </w:rPr>
+        <w:t xml:space="preserve">8. Búsqueda por tema y enlaces (catálogo ampliado)</w:t>
       </w:r>
     </w:p>
     <w:p>
@@ -3145,7 +3090,7 @@
           <w:sz w:val="22"/>
           <w:szCs w:val="22"/>
         </w:rPr>
-        <w:t xml:space="preserve">Las capturas siguientes provienen de la página de prueba que simula la sesión de Moodle.</w:t>
+        <w:t xml:space="preserve">Capturas de las respuestas de Ada con un catálogo de 1.002 cursos (2 reales y 1.000 sintéticos de prueba), en la misma página de prueba que simula la sesión de Moodle. Corresponden a los casos B1 a B14 del Anexo C (sección 8).</w:t>
       </w:r>
     </w:p>
     <w:p>
@@ -3162,7 +3107,7 @@
           <w:sz w:val="24"/>
           <w:szCs w:val="24"/>
         </w:rPr>
-        <w:t xml:space="preserve">Búsqueda por tema con enlaces (B1)</w:t>
+        <w:t xml:space="preserve">Mediciones en el Moodle real (comparación manual vs Ada)</w:t>
       </w:r>
     </w:p>
     <w:p>
@@ -3181,7 +3126,7 @@
           <w:sz w:val="22"/>
           <w:szCs w:val="22"/>
         </w:rPr>
-        <w:t xml:space="preserve">La consulta «¿qué cursos ofreces sobre átomos?» entrega los cursos más relevantes con su enlace («Abrir curso») y el total de coincidencias (32), que coincide con la verificación independiente en la base de datos.</w:t>
+        <w:t xml:space="preserve">Capturas tomadas en el Moodle real (localhost:8080) con el catálogo de 1.002 cursos durante las mediciones del Anexo C (sección 8). Las tres tareas se repitieron con las mismas frases; las capturas corresponden a una de las repeticiones.</w:t>
       </w:r>
     </w:p>
     <w:p>
@@ -3192,7 +3137,7 @@
       <w:r>
         <w:drawing>
           <wp:inline distT="0" distB="0" distL="0" distR="0">
-            <wp:extent cx="4000500" cy="4524375"/>
+            <wp:extent cx="4000500" cy="2019300"/>
             <wp:effectExtent t="0" r="0" b="0" l="0"/>
             <wp:docPr id="24" name="" descr="" title=""/>
             <wp:cNvGraphicFramePr>
@@ -3217,7 +3162,7 @@
                   <pic:spPr bwMode="auto">
                     <a:xfrm>
                       <a:off x="0" y="0"/>
-                      <a:ext cx="4000500" cy="4524375"/>
+                      <a:ext cx="4000500" cy="2019300"/>
                     </a:xfrm>
                     <a:prstGeom prst="rect">
                       <a:avLst/>
@@ -3244,43 +3189,7 @@
           <w:sz w:val="19"/>
           <w:szCs w:val="19"/>
         </w:rPr>
-        <w:t xml:space="preserve">Búsqueda por tema: 32 cursos que tratan «átomo», con enlace a cada curso.</w:t>
-      </w:r>
-    </w:p>
-    <w:p>
-      <w:pPr>
-        <w:pStyle w:val="Heading2"/>
-        <w:spacing w:after="140" w:before="320"/>
-      </w:pPr>
-      <w:r>
-        <w:rPr>
-          <w:rFonts w:ascii="Calibri" w:cs="Calibri" w:eastAsia="Calibri" w:hAnsi="Calibri"/>
-          <w:b/>
-          <w:bCs/>
-          <w:color w:val="4E95C2"/>
-          <w:sz w:val="24"/>
-          <w:szCs w:val="24"/>
-        </w:rPr>
-        <w:t xml:space="preserve">Conversación de varios turnos (B10)</w:t>
-      </w:r>
-    </w:p>
-    <w:p>
-      <w:pPr>
-        <w:spacing w:after="160" w:line="288"/>
-        <w:jc w:val="both"/>
-      </w:pPr>
-      <w:r>
-        <w:rPr>
-          <w:rFonts w:ascii="Calibri" w:cs="Calibri" w:eastAsia="Calibri" w:hAnsi="Calibri"/>
-          <w:b w:val="false"/>
-          <w:bCs w:val="false"/>
-          <w:i w:val="false"/>
-          <w:iCs w:val="false"/>
-          <w:color w:val="222222"/>
-          <w:sz w:val="22"/>
-          <w:szCs w:val="22"/>
-        </w:rPr>
-        <w:t xml:space="preserve">La conversación que originalmente falló: se pide el tema, el estudiante insiste y luego solicita el enlace. Ada mantiene el tema y entrega los enlaces de los cursos mostrados.</w:t>
+        <w:t xml:space="preserve">Tarea 1: «¿tienen cursos sobre fotosíntesis?» → 20 cursos con enlace.</w:t>
       </w:r>
     </w:p>
     <w:p>
@@ -3291,7 +3200,7 @@
       <w:r>
         <w:drawing>
           <wp:inline distT="0" distB="0" distL="0" distR="0">
-            <wp:extent cx="4000500" cy="4524375"/>
+            <wp:extent cx="4000500" cy="2019300"/>
             <wp:effectExtent t="0" r="0" b="0" l="0"/>
             <wp:docPr id="25" name="" descr="" title=""/>
             <wp:cNvGraphicFramePr>
@@ -3316,7 +3225,7 @@
                   <pic:spPr bwMode="auto">
                     <a:xfrm>
                       <a:off x="0" y="0"/>
-                      <a:ext cx="4000500" cy="4524375"/>
+                      <a:ext cx="4000500" cy="2019300"/>
                     </a:xfrm>
                     <a:prstGeom prst="rect">
                       <a:avLst/>
@@ -3343,43 +3252,7 @@
           <w:sz w:val="19"/>
           <w:szCs w:val="19"/>
         </w:rPr>
-        <w:t xml:space="preserve">Conversación: tema, insistencia y solicitud de enlace; la respuesta trae los enlaces clicables.</w:t>
-      </w:r>
-    </w:p>
-    <w:p>
-      <w:pPr>
-        <w:pStyle w:val="Heading2"/>
-        <w:spacing w:after="140" w:before="320"/>
-      </w:pPr>
-      <w:r>
-        <w:rPr>
-          <w:rFonts w:ascii="Calibri" w:cs="Calibri" w:eastAsia="Calibri" w:hAnsi="Calibri"/>
-          <w:b/>
-          <w:bCs/>
-          <w:color w:val="4E95C2"/>
-          <w:sz w:val="24"/>
-          <w:szCs w:val="24"/>
-        </w:rPr>
-        <w:t xml:space="preserve">Catálogo grande y detalle de un curso (B12, B13)</w:t>
-      </w:r>
-    </w:p>
-    <w:p>
-      <w:pPr>
-        <w:spacing w:after="160" w:line="288"/>
-        <w:jc w:val="both"/>
-      </w:pPr>
-      <w:r>
-        <w:rPr>
-          <w:rFonts w:ascii="Calibri" w:cs="Calibri" w:eastAsia="Calibri" w:hAnsi="Calibri"/>
-          <w:b w:val="false"/>
-          <w:bCs w:val="false"/>
-          <w:i w:val="false"/>
-          <w:iCs w:val="false"/>
-          <w:color w:val="222222"/>
-          <w:sz w:val="22"/>
-          <w:szCs w:val="22"/>
-        </w:rPr>
-        <w:t xml:space="preserve">Con 1.002 cursos, el listado muestra el total y las categorías en lugar de listar todos los cursos; el detalle de un curso conserva las unidades, los pesos y agrega el enlace.</w:t>
+        <w:t xml:space="preserve">Tarea 2: «hay cursos sobre lectura critica» → Lectura Crítica — Saber 11 aparece primero, con enlace.</w:t>
       </w:r>
     </w:p>
     <w:p>
@@ -3390,7 +3263,7 @@
       <w:r>
         <w:drawing>
           <wp:inline distT="0" distB="0" distL="0" distR="0">
-            <wp:extent cx="4000500" cy="4524375"/>
+            <wp:extent cx="4000500" cy="2000250"/>
             <wp:effectExtent t="0" r="0" b="0" l="0"/>
             <wp:docPr id="26" name="" descr="" title=""/>
             <wp:cNvGraphicFramePr>
@@ -3415,7 +3288,7 @@
                   <pic:spPr bwMode="auto">
                     <a:xfrm>
                       <a:off x="0" y="0"/>
-                      <a:ext cx="4000500" cy="4524375"/>
+                      <a:ext cx="4000500" cy="2000250"/>
                     </a:xfrm>
                     <a:prstGeom prst="rect">
                       <a:avLst/>
@@ -3442,24 +3315,7 @@
           <w:sz w:val="19"/>
           <w:szCs w:val="19"/>
         </w:rPr>
-        <w:t xml:space="preserve">Panorama del catálogo (1.002 cursos, 18 categorías) y detalle de Ciencias Naturales.</w:t>
-      </w:r>
-    </w:p>
-    <w:p>
-      <w:pPr>
-        <w:pStyle w:val="Heading2"/>
-        <w:spacing w:after="140" w:before="320"/>
-      </w:pPr>
-      <w:r>
-        <w:rPr>
-          <w:rFonts w:ascii="Calibri" w:cs="Calibri" w:eastAsia="Calibri" w:hAnsi="Calibri"/>
-          <w:b/>
-          <w:bCs/>
-          <w:color w:val="4E95C2"/>
-          <w:sz w:val="24"/>
-          <w:szCs w:val="24"/>
-        </w:rPr>
-        <w:t xml:space="preserve">Tema inexistente (B6)</w:t>
+        <w:t xml:space="preserve">Tarea 3: «¿Cuántas unidades tiene ciencias naturales?» → 4 unidades con sus porcentajes.</w:t>
       </w:r>
     </w:p>
     <w:p>
@@ -3478,7 +3334,43 @@
           <w:sz w:val="22"/>
           <w:szCs w:val="22"/>
         </w:rPr>
-        <w:t xml:space="preserve">Ante un tema que no existe en el catálogo, Ada informa que no encontró coincidencias en vez de inventar cursos.</w:t>
+        <w:t xml:space="preserve">Las capturas siguientes provienen de la página de prueba que simula la sesión de Moodle.</w:t>
+      </w:r>
+    </w:p>
+    <w:p>
+      <w:pPr>
+        <w:pStyle w:val="Heading2"/>
+        <w:spacing w:after="140" w:before="320"/>
+      </w:pPr>
+      <w:r>
+        <w:rPr>
+          <w:rFonts w:ascii="Calibri" w:cs="Calibri" w:eastAsia="Calibri" w:hAnsi="Calibri"/>
+          <w:b/>
+          <w:bCs/>
+          <w:color w:val="4E95C2"/>
+          <w:sz w:val="24"/>
+          <w:szCs w:val="24"/>
+        </w:rPr>
+        <w:t xml:space="preserve">Búsqueda por tema con enlaces (B1)</w:t>
+      </w:r>
+    </w:p>
+    <w:p>
+      <w:pPr>
+        <w:spacing w:after="160" w:line="288"/>
+        <w:jc w:val="both"/>
+      </w:pPr>
+      <w:r>
+        <w:rPr>
+          <w:rFonts w:ascii="Calibri" w:cs="Calibri" w:eastAsia="Calibri" w:hAnsi="Calibri"/>
+          <w:b w:val="false"/>
+          <w:bCs w:val="false"/>
+          <w:i w:val="false"/>
+          <w:iCs w:val="false"/>
+          <w:color w:val="222222"/>
+          <w:sz w:val="22"/>
+          <w:szCs w:val="22"/>
+        </w:rPr>
+        <w:t xml:space="preserve">La consulta «¿qué cursos ofreces sobre átomos?» entrega los cursos más relevantes con su enlace («Abrir curso») y el total de coincidencias (32), que coincide con la verificación independiente en la base de datos.</w:t>
       </w:r>
     </w:p>
     <w:p>
@@ -3541,6 +3433,303 @@
           <w:sz w:val="19"/>
           <w:szCs w:val="19"/>
         </w:rPr>
+        <w:t xml:space="preserve">Búsqueda por tema: 32 cursos que tratan «átomo», con enlace a cada curso.</w:t>
+      </w:r>
+    </w:p>
+    <w:p>
+      <w:pPr>
+        <w:pStyle w:val="Heading2"/>
+        <w:spacing w:after="140" w:before="320"/>
+      </w:pPr>
+      <w:r>
+        <w:rPr>
+          <w:rFonts w:ascii="Calibri" w:cs="Calibri" w:eastAsia="Calibri" w:hAnsi="Calibri"/>
+          <w:b/>
+          <w:bCs/>
+          <w:color w:val="4E95C2"/>
+          <w:sz w:val="24"/>
+          <w:szCs w:val="24"/>
+        </w:rPr>
+        <w:t xml:space="preserve">Conversación de varios turnos (B10)</w:t>
+      </w:r>
+    </w:p>
+    <w:p>
+      <w:pPr>
+        <w:spacing w:after="160" w:line="288"/>
+        <w:jc w:val="both"/>
+      </w:pPr>
+      <w:r>
+        <w:rPr>
+          <w:rFonts w:ascii="Calibri" w:cs="Calibri" w:eastAsia="Calibri" w:hAnsi="Calibri"/>
+          <w:b w:val="false"/>
+          <w:bCs w:val="false"/>
+          <w:i w:val="false"/>
+          <w:iCs w:val="false"/>
+          <w:color w:val="222222"/>
+          <w:sz w:val="22"/>
+          <w:szCs w:val="22"/>
+        </w:rPr>
+        <w:t xml:space="preserve">La conversación que originalmente falló: se pide el tema, el estudiante insiste y luego solicita el enlace. Ada mantiene el tema y entrega los enlaces de los cursos mostrados.</w:t>
+      </w:r>
+    </w:p>
+    <w:p>
+      <w:pPr>
+        <w:spacing w:after="60" w:before="160"/>
+        <w:jc w:val="center"/>
+      </w:pPr>
+      <w:r>
+        <w:drawing>
+          <wp:inline distT="0" distB="0" distL="0" distR="0">
+            <wp:extent cx="4000500" cy="4524375"/>
+            <wp:effectExtent t="0" r="0" b="0" l="0"/>
+            <wp:docPr id="28" name="" descr="" title=""/>
+            <wp:cNvGraphicFramePr>
+              <a:graphicFrameLocks xmlns:a="http://schemas.openxmlformats.org/drawingml/2006/main" noChangeAspect="1"/>
+            </wp:cNvGraphicFramePr>
+            <a:graphic xmlns:a="http://schemas.openxmlformats.org/drawingml/2006/main">
+              <a:graphicData uri="http://schemas.openxmlformats.org/drawingml/2006/picture">
+                <pic:pic xmlns:pic="http://schemas.openxmlformats.org/drawingml/2006/picture">
+                  <pic:nvPicPr>
+                    <pic:cNvPr id="0" name="" descr=""/>
+                    <pic:cNvPicPr>
+                      <a:picLocks noChangeAspect="1" noChangeArrowheads="1"/>
+                    </pic:cNvPicPr>
+                  </pic:nvPicPr>
+                  <pic:blipFill>
+                    <a:blip r:embed="rId36" cstate="none"/>
+                    <a:srcRect/>
+                    <a:stretch>
+                      <a:fillRect/>
+                    </a:stretch>
+                  </pic:blipFill>
+                  <pic:spPr bwMode="auto">
+                    <a:xfrm>
+                      <a:off x="0" y="0"/>
+                      <a:ext cx="4000500" cy="4524375"/>
+                    </a:xfrm>
+                    <a:prstGeom prst="rect">
+                      <a:avLst/>
+                    </a:prstGeom>
+                  </pic:spPr>
+                </pic:pic>
+              </a:graphicData>
+            </a:graphic>
+          </wp:inline>
+        </w:drawing>
+      </w:r>
+    </w:p>
+    <w:p>
+      <w:pPr>
+        <w:spacing w:after="220"/>
+        <w:jc w:val="center"/>
+      </w:pPr>
+      <w:r>
+        <w:rPr>
+          <w:rFonts w:ascii="Calibri" w:cs="Calibri" w:eastAsia="Calibri" w:hAnsi="Calibri"/>
+          <w:i/>
+          <w:iCs/>
+          <w:color w:val="6B7A82"/>
+          <w:sz w:val="19"/>
+          <w:szCs w:val="19"/>
+        </w:rPr>
+        <w:t xml:space="preserve">Conversación: tema, insistencia y solicitud de enlace; la respuesta trae los enlaces clicables.</w:t>
+      </w:r>
+    </w:p>
+    <w:p>
+      <w:pPr>
+        <w:pStyle w:val="Heading2"/>
+        <w:spacing w:after="140" w:before="320"/>
+      </w:pPr>
+      <w:r>
+        <w:rPr>
+          <w:rFonts w:ascii="Calibri" w:cs="Calibri" w:eastAsia="Calibri" w:hAnsi="Calibri"/>
+          <w:b/>
+          <w:bCs/>
+          <w:color w:val="4E95C2"/>
+          <w:sz w:val="24"/>
+          <w:szCs w:val="24"/>
+        </w:rPr>
+        <w:t xml:space="preserve">Catálogo grande y detalle de un curso (B12, B13)</w:t>
+      </w:r>
+    </w:p>
+    <w:p>
+      <w:pPr>
+        <w:spacing w:after="160" w:line="288"/>
+        <w:jc w:val="both"/>
+      </w:pPr>
+      <w:r>
+        <w:rPr>
+          <w:rFonts w:ascii="Calibri" w:cs="Calibri" w:eastAsia="Calibri" w:hAnsi="Calibri"/>
+          <w:b w:val="false"/>
+          <w:bCs w:val="false"/>
+          <w:i w:val="false"/>
+          <w:iCs w:val="false"/>
+          <w:color w:val="222222"/>
+          <w:sz w:val="22"/>
+          <w:szCs w:val="22"/>
+        </w:rPr>
+        <w:t xml:space="preserve">Con 1.002 cursos, el listado muestra el total y las categorías en lugar de listar todos los cursos; el detalle de un curso conserva las unidades, los pesos y agrega el enlace.</w:t>
+      </w:r>
+    </w:p>
+    <w:p>
+      <w:pPr>
+        <w:spacing w:after="60" w:before="160"/>
+        <w:jc w:val="center"/>
+      </w:pPr>
+      <w:r>
+        <w:drawing>
+          <wp:inline distT="0" distB="0" distL="0" distR="0">
+            <wp:extent cx="4000500" cy="4524375"/>
+            <wp:effectExtent t="0" r="0" b="0" l="0"/>
+            <wp:docPr id="29" name="" descr="" title=""/>
+            <wp:cNvGraphicFramePr>
+              <a:graphicFrameLocks xmlns:a="http://schemas.openxmlformats.org/drawingml/2006/main" noChangeAspect="1"/>
+            </wp:cNvGraphicFramePr>
+            <a:graphic xmlns:a="http://schemas.openxmlformats.org/drawingml/2006/main">
+              <a:graphicData uri="http://schemas.openxmlformats.org/drawingml/2006/picture">
+                <pic:pic xmlns:pic="http://schemas.openxmlformats.org/drawingml/2006/picture">
+                  <pic:nvPicPr>
+                    <pic:cNvPr id="0" name="" descr=""/>
+                    <pic:cNvPicPr>
+                      <a:picLocks noChangeAspect="1" noChangeArrowheads="1"/>
+                    </pic:cNvPicPr>
+                  </pic:nvPicPr>
+                  <pic:blipFill>
+                    <a:blip r:embed="rId37" cstate="none"/>
+                    <a:srcRect/>
+                    <a:stretch>
+                      <a:fillRect/>
+                    </a:stretch>
+                  </pic:blipFill>
+                  <pic:spPr bwMode="auto">
+                    <a:xfrm>
+                      <a:off x="0" y="0"/>
+                      <a:ext cx="4000500" cy="4524375"/>
+                    </a:xfrm>
+                    <a:prstGeom prst="rect">
+                      <a:avLst/>
+                    </a:prstGeom>
+                  </pic:spPr>
+                </pic:pic>
+              </a:graphicData>
+            </a:graphic>
+          </wp:inline>
+        </w:drawing>
+      </w:r>
+    </w:p>
+    <w:p>
+      <w:pPr>
+        <w:spacing w:after="220"/>
+        <w:jc w:val="center"/>
+      </w:pPr>
+      <w:r>
+        <w:rPr>
+          <w:rFonts w:ascii="Calibri" w:cs="Calibri" w:eastAsia="Calibri" w:hAnsi="Calibri"/>
+          <w:i/>
+          <w:iCs/>
+          <w:color w:val="6B7A82"/>
+          <w:sz w:val="19"/>
+          <w:szCs w:val="19"/>
+        </w:rPr>
+        <w:t xml:space="preserve">Panorama del catálogo (1.002 cursos, 18 categorías) y detalle de Ciencias Naturales.</w:t>
+      </w:r>
+    </w:p>
+    <w:p>
+      <w:pPr>
+        <w:pStyle w:val="Heading2"/>
+        <w:spacing w:after="140" w:before="320"/>
+      </w:pPr>
+      <w:r>
+        <w:rPr>
+          <w:rFonts w:ascii="Calibri" w:cs="Calibri" w:eastAsia="Calibri" w:hAnsi="Calibri"/>
+          <w:b/>
+          <w:bCs/>
+          <w:color w:val="4E95C2"/>
+          <w:sz w:val="24"/>
+          <w:szCs w:val="24"/>
+        </w:rPr>
+        <w:t xml:space="preserve">Tema inexistente (B6)</w:t>
+      </w:r>
+    </w:p>
+    <w:p>
+      <w:pPr>
+        <w:spacing w:after="160" w:line="288"/>
+        <w:jc w:val="both"/>
+      </w:pPr>
+      <w:r>
+        <w:rPr>
+          <w:rFonts w:ascii="Calibri" w:cs="Calibri" w:eastAsia="Calibri" w:hAnsi="Calibri"/>
+          <w:b w:val="false"/>
+          <w:bCs w:val="false"/>
+          <w:i w:val="false"/>
+          <w:iCs w:val="false"/>
+          <w:color w:val="222222"/>
+          <w:sz w:val="22"/>
+          <w:szCs w:val="22"/>
+        </w:rPr>
+        <w:t xml:space="preserve">Ante un tema que no existe en el catálogo, Ada informa que no encontró coincidencias en vez de inventar cursos.</w:t>
+      </w:r>
+    </w:p>
+    <w:p>
+      <w:pPr>
+        <w:spacing w:after="60" w:before="160"/>
+        <w:jc w:val="center"/>
+      </w:pPr>
+      <w:r>
+        <w:drawing>
+          <wp:inline distT="0" distB="0" distL="0" distR="0">
+            <wp:extent cx="4000500" cy="4524375"/>
+            <wp:effectExtent t="0" r="0" b="0" l="0"/>
+            <wp:docPr id="30" name="" descr="" title=""/>
+            <wp:cNvGraphicFramePr>
+              <a:graphicFrameLocks xmlns:a="http://schemas.openxmlformats.org/drawingml/2006/main" noChangeAspect="1"/>
+            </wp:cNvGraphicFramePr>
+            <a:graphic xmlns:a="http://schemas.openxmlformats.org/drawingml/2006/main">
+              <a:graphicData uri="http://schemas.openxmlformats.org/drawingml/2006/picture">
+                <pic:pic xmlns:pic="http://schemas.openxmlformats.org/drawingml/2006/picture">
+                  <pic:nvPicPr>
+                    <pic:cNvPr id="0" name="" descr=""/>
+                    <pic:cNvPicPr>
+                      <a:picLocks noChangeAspect="1" noChangeArrowheads="1"/>
+                    </pic:cNvPicPr>
+                  </pic:nvPicPr>
+                  <pic:blipFill>
+                    <a:blip r:embed="rId38" cstate="none"/>
+                    <a:srcRect/>
+                    <a:stretch>
+                      <a:fillRect/>
+                    </a:stretch>
+                  </pic:blipFill>
+                  <pic:spPr bwMode="auto">
+                    <a:xfrm>
+                      <a:off x="0" y="0"/>
+                      <a:ext cx="4000500" cy="4524375"/>
+                    </a:xfrm>
+                    <a:prstGeom prst="rect">
+                      <a:avLst/>
+                    </a:prstGeom>
+                  </pic:spPr>
+                </pic:pic>
+              </a:graphicData>
+            </a:graphic>
+          </wp:inline>
+        </w:drawing>
+      </w:r>
+    </w:p>
+    <w:p>
+      <w:pPr>
+        <w:spacing w:after="220"/>
+        <w:jc w:val="center"/>
+      </w:pPr>
+      <w:r>
+        <w:rPr>
+          <w:rFonts w:ascii="Calibri" w:cs="Calibri" w:eastAsia="Calibri" w:hAnsi="Calibri"/>
+          <w:i/>
+          <w:iCs/>
+          <w:color w:val="6B7A82"/>
+          <w:sz w:val="19"/>
+          <w:szCs w:val="19"/>
+        </w:rPr>
         <w:t xml:space="preserve">Consulta «¿qué cursos hay sobre cocina italiana?»: sin coincidencias.</w:t>
       </w:r>
     </w:p>
@@ -3601,11 +3790,11 @@
         </w:tblBorders>
       </w:tblPr>
       <w:tblGrid>
-        <w:gridCol w:w="2600"/>
-        <w:gridCol w:w="1000"/>
-        <w:gridCol w:w="1200"/>
-        <w:gridCol w:w="1200"/>
-        <w:gridCol w:w="2360"/>
+        <w:gridCol w:w="2400"/>
+        <w:gridCol w:w="900"/>
+        <w:gridCol w:w="1100"/>
+        <w:gridCol w:w="1100"/>
+        <w:gridCol w:w="2860"/>
       </w:tblGrid>
       <w:tr>
         <w:trPr>
@@ -3613,7 +3802,7 @@
         </w:trPr>
         <w:tc>
           <w:tcPr>
-            <w:tcW w:type="dxa" w:w="3081"/>
+            <w:tcW w:type="dxa" w:w="2844"/>
             <w:shd w:fill="24425E" w:val="clear"/>
             <w:tcMar>
               <w:top w:type="dxa" w:w="100"/>
@@ -3639,7 +3828,7 @@
         </w:tc>
         <w:tc>
           <w:tcPr>
-            <w:tcW w:type="dxa" w:w="1185"/>
+            <w:tcW w:type="dxa" w:w="1066"/>
             <w:shd w:fill="24425E" w:val="clear"/>
             <w:tcMar>
               <w:top w:type="dxa" w:w="100"/>
@@ -3665,7 +3854,7 @@
         </w:tc>
         <w:tc>
           <w:tcPr>
-            <w:tcW w:type="dxa" w:w="1422"/>
+            <w:tcW w:type="dxa" w:w="1303"/>
             <w:shd w:fill="24425E" w:val="clear"/>
             <w:tcMar>
               <w:top w:type="dxa" w:w="100"/>
@@ -3691,7 +3880,7 @@
         </w:tc>
         <w:tc>
           <w:tcPr>
-            <w:tcW w:type="dxa" w:w="1422"/>
+            <w:tcW w:type="dxa" w:w="1303"/>
             <w:shd w:fill="24425E" w:val="clear"/>
             <w:tcMar>
               <w:top w:type="dxa" w:w="100"/>
@@ -3717,7 +3906,7 @@
         </w:tc>
         <w:tc>
           <w:tcPr>
-            <w:tcW w:type="dxa" w:w="2796"/>
+            <w:tcW w:type="dxa" w:w="3389"/>
             <w:shd w:fill="24425E" w:val="clear"/>
             <w:tcMar>
               <w:top w:type="dxa" w:w="100"/>
@@ -3745,7 +3934,7 @@
       <w:tr>
         <w:tc>
           <w:tcPr>
-            <w:tcW w:type="dxa" w:w="3081"/>
+            <w:tcW w:type="dxa" w:w="2844"/>
             <w:shd w:fill="FFFFFF" w:val="clear"/>
             <w:tcMar>
               <w:top w:type="dxa" w:w="100"/>
@@ -3771,7 +3960,7 @@
         </w:tc>
         <w:tc>
           <w:tcPr>
-            <w:tcW w:type="dxa" w:w="1185"/>
+            <w:tcW w:type="dxa" w:w="1066"/>
             <w:shd w:fill="FFFFFF" w:val="clear"/>
             <w:tcMar>
               <w:top w:type="dxa" w:w="100"/>
@@ -3797,7 +3986,7 @@
         </w:tc>
         <w:tc>
           <w:tcPr>
-            <w:tcW w:type="dxa" w:w="1422"/>
+            <w:tcW w:type="dxa" w:w="1303"/>
             <w:shd w:fill="FFFFFF" w:val="clear"/>
             <w:tcMar>
               <w:top w:type="dxa" w:w="100"/>
@@ -3823,7 +4012,7 @@
         </w:tc>
         <w:tc>
           <w:tcPr>
-            <w:tcW w:type="dxa" w:w="1422"/>
+            <w:tcW w:type="dxa" w:w="1303"/>
             <w:shd w:fill="FFFFFF" w:val="clear"/>
             <w:tcMar>
               <w:top w:type="dxa" w:w="100"/>
@@ -3849,7 +4038,7 @@
         </w:tc>
         <w:tc>
           <w:tcPr>
-            <w:tcW w:type="dxa" w:w="2796"/>
+            <w:tcW w:type="dxa" w:w="3389"/>
             <w:shd w:fill="FFFFFF" w:val="clear"/>
             <w:tcMar>
               <w:top w:type="dxa" w:w="100"/>
@@ -3869,7 +4058,7 @@
                 <w:sz w:val="20"/>
                 <w:szCs w:val="20"/>
               </w:rPr>
-              <w:t xml:space="preserve">Inmediato (&lt; 1 s)</w:t>
+              <w:t xml:space="preserve">Sistema &lt; 1 s; total prom. 7 s</w:t>
             </w:r>
           </w:p>
         </w:tc>
@@ -3877,7 +4066,7 @@
       <w:tr>
         <w:tc>
           <w:tcPr>
-            <w:tcW w:type="dxa" w:w="3081"/>
+            <w:tcW w:type="dxa" w:w="2844"/>
             <w:shd w:fill="F2F4F5" w:val="clear"/>
             <w:tcMar>
               <w:top w:type="dxa" w:w="100"/>
@@ -3903,7 +4092,7 @@
         </w:tc>
         <w:tc>
           <w:tcPr>
-            <w:tcW w:type="dxa" w:w="1185"/>
+            <w:tcW w:type="dxa" w:w="1066"/>
             <w:shd w:fill="F2F4F5" w:val="clear"/>
             <w:tcMar>
               <w:top w:type="dxa" w:w="100"/>
@@ -3929,7 +4118,7 @@
         </w:tc>
         <w:tc>
           <w:tcPr>
-            <w:tcW w:type="dxa" w:w="1422"/>
+            <w:tcW w:type="dxa" w:w="1303"/>
             <w:shd w:fill="F2F4F5" w:val="clear"/>
             <w:tcMar>
               <w:top w:type="dxa" w:w="100"/>
@@ -3955,7 +4144,7 @@
         </w:tc>
         <w:tc>
           <w:tcPr>
-            <w:tcW w:type="dxa" w:w="1422"/>
+            <w:tcW w:type="dxa" w:w="1303"/>
             <w:shd w:fill="F2F4F5" w:val="clear"/>
             <w:tcMar>
               <w:top w:type="dxa" w:w="100"/>
@@ -3981,7 +4170,7 @@
         </w:tc>
         <w:tc>
           <w:tcPr>
-            <w:tcW w:type="dxa" w:w="2796"/>
+            <w:tcW w:type="dxa" w:w="3389"/>
             <w:shd w:fill="F2F4F5" w:val="clear"/>
             <w:tcMar>
               <w:top w:type="dxa" w:w="100"/>
@@ -4001,7 +4190,7 @@
                 <w:sz w:val="20"/>
                 <w:szCs w:val="20"/>
               </w:rPr>
-              <w:t xml:space="preserve">Inmediato (&lt; 1 s)</w:t>
+              <w:t xml:space="preserve">Sistema &lt; 1 s; total prom. 17 s</w:t>
             </w:r>
           </w:p>
         </w:tc>
@@ -4009,7 +4198,7 @@
       <w:tr>
         <w:tc>
           <w:tcPr>
-            <w:tcW w:type="dxa" w:w="3081"/>
+            <w:tcW w:type="dxa" w:w="2844"/>
             <w:shd w:fill="FFFFFF" w:val="clear"/>
             <w:tcMar>
               <w:top w:type="dxa" w:w="100"/>
@@ -4035,7 +4224,7 @@
         </w:tc>
         <w:tc>
           <w:tcPr>
-            <w:tcW w:type="dxa" w:w="1185"/>
+            <w:tcW w:type="dxa" w:w="1066"/>
             <w:shd w:fill="FFFFFF" w:val="clear"/>
             <w:tcMar>
               <w:top w:type="dxa" w:w="100"/>
@@ -4061,7 +4250,7 @@
         </w:tc>
         <w:tc>
           <w:tcPr>
-            <w:tcW w:type="dxa" w:w="1422"/>
+            <w:tcW w:type="dxa" w:w="1303"/>
             <w:shd w:fill="FFFFFF" w:val="clear"/>
             <w:tcMar>
               <w:top w:type="dxa" w:w="100"/>
@@ -4087,7 +4276,7 @@
         </w:tc>
         <w:tc>
           <w:tcPr>
-            <w:tcW w:type="dxa" w:w="1422"/>
+            <w:tcW w:type="dxa" w:w="1303"/>
             <w:shd w:fill="FFFFFF" w:val="clear"/>
             <w:tcMar>
               <w:top w:type="dxa" w:w="100"/>
@@ -4113,7 +4302,7 @@
         </w:tc>
         <w:tc>
           <w:tcPr>
-            <w:tcW w:type="dxa" w:w="2796"/>
+            <w:tcW w:type="dxa" w:w="3389"/>
             <w:shd w:fill="FFFFFF" w:val="clear"/>
             <w:tcMar>
               <w:top w:type="dxa" w:w="100"/>
@@ -4133,7 +4322,7 @@
                 <w:sz w:val="20"/>
                 <w:szCs w:val="20"/>
               </w:rPr>
-              <w:t xml:space="preserve">Inmediato (&lt; 1 s)</w:t>
+              <w:t xml:space="preserve">Sistema &lt; 1 s; total prom. 16 s</w:t>
             </w:r>
           </w:p>
         </w:tc>
@@ -4141,7 +4330,7 @@
       <w:tr>
         <w:tc>
           <w:tcPr>
-            <w:tcW w:type="dxa" w:w="3081"/>
+            <w:tcW w:type="dxa" w:w="2844"/>
             <w:shd w:fill="F2F4F5" w:val="clear"/>
             <w:tcMar>
               <w:top w:type="dxa" w:w="100"/>
@@ -4167,7 +4356,7 @@
         </w:tc>
         <w:tc>
           <w:tcPr>
-            <w:tcW w:type="dxa" w:w="1185"/>
+            <w:tcW w:type="dxa" w:w="1066"/>
             <w:shd w:fill="F2F4F5" w:val="clear"/>
             <w:tcMar>
               <w:top w:type="dxa" w:w="100"/>
@@ -4193,7 +4382,7 @@
         </w:tc>
         <w:tc>
           <w:tcPr>
-            <w:tcW w:type="dxa" w:w="1422"/>
+            <w:tcW w:type="dxa" w:w="1303"/>
             <w:shd w:fill="F2F4F5" w:val="clear"/>
             <w:tcMar>
               <w:top w:type="dxa" w:w="100"/>
@@ -4219,7 +4408,7 @@
         </w:tc>
         <w:tc>
           <w:tcPr>
-            <w:tcW w:type="dxa" w:w="1422"/>
+            <w:tcW w:type="dxa" w:w="1303"/>
             <w:shd w:fill="F2F4F5" w:val="clear"/>
             <w:tcMar>
               <w:top w:type="dxa" w:w="100"/>
@@ -4245,7 +4434,7 @@
         </w:tc>
         <w:tc>
           <w:tcPr>
-            <w:tcW w:type="dxa" w:w="2796"/>
+            <w:tcW w:type="dxa" w:w="3389"/>
             <w:shd w:fill="F2F4F5" w:val="clear"/>
             <w:tcMar>
               <w:top w:type="dxa" w:w="100"/>
@@ -4265,7 +4454,7 @@
                 <w:sz w:val="20"/>
                 <w:szCs w:val="20"/>
               </w:rPr>
-              <w:t xml:space="preserve">Promedio 1:12</w:t>
+              <w:t xml:space="preserve">Promedio 1:05</w:t>
             </w:r>
           </w:p>
         </w:tc>
@@ -4273,7 +4462,7 @@
       <w:tr>
         <w:tc>
           <w:tcPr>
-            <w:tcW w:type="dxa" w:w="3081"/>
+            <w:tcW w:type="dxa" w:w="2844"/>
             <w:shd w:fill="FFFFFF" w:val="clear"/>
             <w:tcMar>
               <w:top w:type="dxa" w:w="100"/>
@@ -4299,7 +4488,7 @@
         </w:tc>
         <w:tc>
           <w:tcPr>
-            <w:tcW w:type="dxa" w:w="1185"/>
+            <w:tcW w:type="dxa" w:w="1066"/>
             <w:shd w:fill="FFFFFF" w:val="clear"/>
             <w:tcMar>
               <w:top w:type="dxa" w:w="100"/>
@@ -4325,7 +4514,7 @@
         </w:tc>
         <w:tc>
           <w:tcPr>
-            <w:tcW w:type="dxa" w:w="1422"/>
+            <w:tcW w:type="dxa" w:w="1303"/>
             <w:shd w:fill="FFFFFF" w:val="clear"/>
             <w:tcMar>
               <w:top w:type="dxa" w:w="100"/>
@@ -4351,7 +4540,7 @@
         </w:tc>
         <w:tc>
           <w:tcPr>
-            <w:tcW w:type="dxa" w:w="1422"/>
+            <w:tcW w:type="dxa" w:w="1303"/>
             <w:shd w:fill="FFFFFF" w:val="clear"/>
             <w:tcMar>
               <w:top w:type="dxa" w:w="100"/>
@@ -4377,7 +4566,7 @@
         </w:tc>
         <w:tc>
           <w:tcPr>
-            <w:tcW w:type="dxa" w:w="2796"/>
+            <w:tcW w:type="dxa" w:w="3389"/>
             <w:shd w:fill="FFFFFF" w:val="clear"/>
             <w:tcMar>
               <w:top w:type="dxa" w:w="100"/>
@@ -4397,7 +4586,7 @@
                 <w:sz w:val="20"/>
                 <w:szCs w:val="20"/>
               </w:rPr>
-              <w:t xml:space="preserve">Promedio 2:30</w:t>
+              <w:t xml:space="preserve">Promedio 2:19</w:t>
             </w:r>
           </w:p>
         </w:tc>
@@ -4405,7 +4594,7 @@
       <w:tr>
         <w:tc>
           <w:tcPr>
-            <w:tcW w:type="dxa" w:w="3081"/>
+            <w:tcW w:type="dxa" w:w="2844"/>
             <w:shd w:fill="F2F4F5" w:val="clear"/>
             <w:tcMar>
               <w:top w:type="dxa" w:w="100"/>
@@ -4431,7 +4620,7 @@
         </w:tc>
         <w:tc>
           <w:tcPr>
-            <w:tcW w:type="dxa" w:w="1185"/>
+            <w:tcW w:type="dxa" w:w="1066"/>
             <w:shd w:fill="F2F4F5" w:val="clear"/>
             <w:tcMar>
               <w:top w:type="dxa" w:w="100"/>
@@ -4457,7 +4646,7 @@
         </w:tc>
         <w:tc>
           <w:tcPr>
-            <w:tcW w:type="dxa" w:w="1422"/>
+            <w:tcW w:type="dxa" w:w="1303"/>
             <w:shd w:fill="F2F4F5" w:val="clear"/>
             <w:tcMar>
               <w:top w:type="dxa" w:w="100"/>
@@ -4483,7 +4672,7 @@
         </w:tc>
         <w:tc>
           <w:tcPr>
-            <w:tcW w:type="dxa" w:w="1422"/>
+            <w:tcW w:type="dxa" w:w="1303"/>
             <w:shd w:fill="F2F4F5" w:val="clear"/>
             <w:tcMar>
               <w:top w:type="dxa" w:w="100"/>
@@ -4509,7 +4698,7 @@
         </w:tc>
         <w:tc>
           <w:tcPr>
-            <w:tcW w:type="dxa" w:w="2796"/>
+            <w:tcW w:type="dxa" w:w="3389"/>
             <w:shd w:fill="F2F4F5" w:val="clear"/>
             <w:tcMar>
               <w:top w:type="dxa" w:w="100"/>

--- a/anexos/4_Evidencias_Pruebas_Funcionales_Ada.docx
+++ b/anexos/4_Evidencias_Pruebas_Funcionales_Ada.docx
@@ -2686,7 +2686,7 @@
           <w:sz w:val="22"/>
           <w:szCs w:val="22"/>
         </w:rPr>
-        <w:t xml:space="preserve">Capturas de las reglas de sesión y del panel de historial. Se tomaron sobre una página de prueba que simula la sesión de Moodle (usuario y sesión intercambiables), conectada a los workflows de n8n y al bridge reales; por eso se ve el encabezado «Moodle simulado (solo pruebas)». Corresponden a las pruebas H1 a H6 del Informe de Pruebas Funcionales (Anexo C).</w:t>
+        <w:t xml:space="preserve">Capturas tomadas en el Moodle real del piloto (localhost:8080) con dos cuentas: la de administrador y una cuenta de prueba sin cursos matriculados. Corresponden a las pruebas H1 a H4 y H6 del Informe de Pruebas Funcionales (Anexo C). H5 (limpieza de la copia local al cambiar de cuenta) y H7 a H9 (purga, identificadores inválidos y contexto del modelo) se verifican en el almacenamiento del navegador y en el servidor, por lo que no tienen captura de pantalla.</w:t>
       </w:r>
     </w:p>
     <w:p>
@@ -2722,7 +2722,7 @@
           <w:sz w:val="22"/>
           <w:szCs w:val="22"/>
         </w:rPr>
-        <w:t xml:space="preserve">Mientras la sesión sea la misma, el chat en curso se conserva. Se muestran los botones de Historial (reloj) y Nueva conversación (+) en la cabecera.</w:t>
+        <w:t xml:space="preserve">Mientras la sesión de Moodle sea la misma, el chat en curso se conserva. En la cabecera se ven los botones de Historial (reloj) y Nueva conversación (+).</w:t>
       </w:r>
     </w:p>
     <w:p>
@@ -2733,7 +2733,7 @@
       <w:r>
         <w:drawing>
           <wp:inline distT="0" distB="0" distL="0" distR="0">
-            <wp:extent cx="4000500" cy="4000500"/>
+            <wp:extent cx="4000500" cy="2009775"/>
             <wp:effectExtent t="0" r="0" b="0" l="0"/>
             <wp:docPr id="20" name="" descr="" title=""/>
             <wp:cNvGraphicFramePr>
@@ -2758,7 +2758,7 @@
                   <pic:spPr bwMode="auto">
                     <a:xfrm>
                       <a:off x="0" y="0"/>
-                      <a:ext cx="4000500" cy="4000500"/>
+                      <a:ext cx="4000500" cy="2009775"/>
                     </a:xfrm>
                     <a:prstGeom prst="rect">
                       <a:avLst/>
@@ -2785,7 +2785,7 @@
           <w:sz w:val="19"/>
           <w:szCs w:val="19"/>
         </w:rPr>
-        <w:t xml:space="preserve">Chat actual de un usuario (Alice) con saludo y consulta de cursos resueltos de forma inmediata.</w:t>
+        <w:t xml:space="preserve">H1 — chat actual con la conversación en curso.</w:t>
       </w:r>
     </w:p>
     <w:p>
@@ -2802,7 +2802,7 @@
           <w:sz w:val="24"/>
           <w:szCs w:val="24"/>
         </w:rPr>
-        <w:t xml:space="preserve">Panel de historial (H2, H3, H6)</w:t>
+        <w:t xml:space="preserve">Nuevo inicio de sesión (H2)</w:t>
       </w:r>
     </w:p>
     <w:p>
@@ -2821,7 +2821,7 @@
           <w:sz w:val="22"/>
           <w:szCs w:val="22"/>
         </w:rPr>
-        <w:t xml:space="preserve">El panel lista las conversaciones anteriores del usuario, con título, fecha y número de mensajes; la actual aparece resaltada. Cada una puede retomarse (clic) o borrarse (icono de papelera), y existe un botón para borrar todo el historial. Una nota informa la purga automática a los 30 días.</w:t>
+        <w:t xml:space="preserve">Al iniciar una sesión nueva, el chat arranca vacío; las conversaciones anteriores siguen disponibles en el panel de historial, con su título, fecha y número de mensajes, y con la opción de borrar una conversación o todo el historial. Una nota informa que se eliminan automáticamente a los 30 días.</w:t>
       </w:r>
     </w:p>
     <w:p>
@@ -2832,7 +2832,7 @@
       <w:r>
         <w:drawing>
           <wp:inline distT="0" distB="0" distL="0" distR="0">
-            <wp:extent cx="4000500" cy="4000500"/>
+            <wp:extent cx="4000500" cy="2000250"/>
             <wp:effectExtent t="0" r="0" b="0" l="0"/>
             <wp:docPr id="21" name="" descr="" title=""/>
             <wp:cNvGraphicFramePr>
@@ -2857,7 +2857,7 @@
                   <pic:spPr bwMode="auto">
                     <a:xfrm>
                       <a:off x="0" y="0"/>
-                      <a:ext cx="4000500" cy="4000500"/>
+                      <a:ext cx="4000500" cy="2000250"/>
                     </a:xfrm>
                     <a:prstGeom prst="rect">
                       <a:avLst/>
@@ -2884,43 +2884,7 @@
           <w:sz w:val="19"/>
           <w:szCs w:val="19"/>
         </w:rPr>
-        <w:t xml:space="preserve">Panel de historial con cuatro conversaciones del usuario (la más reciente marcada como actual).</w:t>
-      </w:r>
-    </w:p>
-    <w:p>
-      <w:pPr>
-        <w:pStyle w:val="Heading2"/>
-        <w:spacing w:after="140" w:before="320"/>
-      </w:pPr>
-      <w:r>
-        <w:rPr>
-          <w:rFonts w:ascii="Calibri" w:cs="Calibri" w:eastAsia="Calibri" w:hAnsi="Calibri"/>
-          <w:b/>
-          <w:bCs/>
-          <w:color w:val="4E95C2"/>
-          <w:sz w:val="24"/>
-          <w:szCs w:val="24"/>
-        </w:rPr>
-        <w:t xml:space="preserve">Nuevo inicio de sesión (H2)</w:t>
-      </w:r>
-    </w:p>
-    <w:p>
-      <w:pPr>
-        <w:spacing w:after="160" w:line="288"/>
-        <w:jc w:val="both"/>
-      </w:pPr>
-      <w:r>
-        <w:rPr>
-          <w:rFonts w:ascii="Calibri" w:cs="Calibri" w:eastAsia="Calibri" w:hAnsi="Calibri"/>
-          <w:b w:val="false"/>
-          <w:bCs w:val="false"/>
-          <w:i w:val="false"/>
-          <w:iCs w:val="false"/>
-          <w:color w:val="222222"/>
-          <w:sz w:val="22"/>
-          <w:szCs w:val="22"/>
-        </w:rPr>
-        <w:t xml:space="preserve">Al iniciar una sesión nueva, el chat arranca vacío; la conversación anterior sigue disponible en el historial.</w:t>
+        <w:t xml:space="preserve">H2 — sesión nueva: el chat arranca vacío.</w:t>
       </w:r>
     </w:p>
     <w:p>
@@ -2931,7 +2895,7 @@
       <w:r>
         <w:drawing>
           <wp:inline distT="0" distB="0" distL="0" distR="0">
-            <wp:extent cx="4000500" cy="4000500"/>
+            <wp:extent cx="4000500" cy="2000250"/>
             <wp:effectExtent t="0" r="0" b="0" l="0"/>
             <wp:docPr id="22" name="" descr="" title=""/>
             <wp:cNvGraphicFramePr>
@@ -2956,7 +2920,7 @@
                   <pic:spPr bwMode="auto">
                     <a:xfrm>
                       <a:off x="0" y="0"/>
-                      <a:ext cx="4000500" cy="4000500"/>
+                      <a:ext cx="4000500" cy="2000250"/>
                     </a:xfrm>
                     <a:prstGeom prst="rect">
                       <a:avLst/>
@@ -2983,7 +2947,43 @@
           <w:sz w:val="19"/>
           <w:szCs w:val="19"/>
         </w:rPr>
-        <w:t xml:space="preserve">Sesión 2 del mismo usuario: chat vacío.</w:t>
+        <w:t xml:space="preserve">H2 — el historial conserva las conversaciones de las sesiones anteriores.</w:t>
+      </w:r>
+    </w:p>
+    <w:p>
+      <w:pPr>
+        <w:pStyle w:val="Heading2"/>
+        <w:spacing w:after="140" w:before="320"/>
+      </w:pPr>
+      <w:r>
+        <w:rPr>
+          <w:rFonts w:ascii="Calibri" w:cs="Calibri" w:eastAsia="Calibri" w:hAnsi="Calibri"/>
+          <w:b/>
+          <w:bCs/>
+          <w:color w:val="4E95C2"/>
+          <w:sz w:val="24"/>
+          <w:szCs w:val="24"/>
+        </w:rPr>
+        <w:t xml:space="preserve">Retomar una conversación (H3)</w:t>
+      </w:r>
+    </w:p>
+    <w:p>
+      <w:pPr>
+        <w:spacing w:after="160" w:line="288"/>
+        <w:jc w:val="both"/>
+      </w:pPr>
+      <w:r>
+        <w:rPr>
+          <w:rFonts w:ascii="Calibri" w:cs="Calibri" w:eastAsia="Calibri" w:hAnsi="Calibri"/>
+          <w:b w:val="false"/>
+          <w:bCs w:val="false"/>
+          <w:i w:val="false"/>
+          <w:iCs w:val="false"/>
+          <w:color w:val="222222"/>
+          <w:sz w:val="22"/>
+          <w:szCs w:val="22"/>
+        </w:rPr>
+        <w:t xml:space="preserve">Al elegir una conversación del historial, se restauran sus mensajes y pasa a ser la conversación actual.</w:t>
       </w:r>
     </w:p>
     <w:p>
@@ -2994,7 +2994,7 @@
       <w:r>
         <w:drawing>
           <wp:inline distT="0" distB="0" distL="0" distR="0">
-            <wp:extent cx="4000500" cy="4000500"/>
+            <wp:extent cx="4000500" cy="2009775"/>
             <wp:effectExtent t="0" r="0" b="0" l="0"/>
             <wp:docPr id="23" name="" descr="" title=""/>
             <wp:cNvGraphicFramePr>
@@ -3019,7 +3019,7 @@
                   <pic:spPr bwMode="auto">
                     <a:xfrm>
                       <a:off x="0" y="0"/>
-                      <a:ext cx="4000500" cy="4000500"/>
+                      <a:ext cx="4000500" cy="2009775"/>
                     </a:xfrm>
                     <a:prstGeom prst="rect">
                       <a:avLst/>
@@ -3046,32 +3046,24 @@
           <w:sz w:val="19"/>
           <w:szCs w:val="19"/>
         </w:rPr>
-        <w:t xml:space="preserve">Sesión 2: el historial conserva las conversaciones de la sesión anterior.</w:t>
-      </w:r>
-    </w:p>
-    <w:p>
-      <w:pPr>
-        <w:pageBreakBefore/>
-      </w:pPr>
-    </w:p>
-    <w:p>
-      <w:pPr>
-        <w:pStyle w:val="Heading1"/>
-        <w:pBdr>
-          <w:bottom w:val="single" w:color="D98E3A" w:sz="6" w:space="4"/>
-        </w:pBdr>
-        <w:spacing w:after="200" w:before="480"/>
-      </w:pPr>
-      <w:r>
-        <w:rPr>
-          <w:rFonts w:ascii="Calibri" w:cs="Calibri" w:eastAsia="Calibri" w:hAnsi="Calibri"/>
-          <w:b/>
-          <w:bCs/>
-          <w:color w:val="24425E"/>
-          <w:sz w:val="30"/>
-          <w:szCs w:val="30"/>
-        </w:rPr>
-        <w:t xml:space="preserve">8. Búsqueda por tema y enlaces (catálogo ampliado)</w:t>
+        <w:t xml:space="preserve">H3 — conversación «hola» retomada desde el historial.</w:t>
+      </w:r>
+    </w:p>
+    <w:p>
+      <w:pPr>
+        <w:pStyle w:val="Heading2"/>
+        <w:spacing w:after="140" w:before="320"/>
+      </w:pPr>
+      <w:r>
+        <w:rPr>
+          <w:rFonts w:ascii="Calibri" w:cs="Calibri" w:eastAsia="Calibri" w:hAnsi="Calibri"/>
+          <w:b/>
+          <w:bCs/>
+          <w:color w:val="4E95C2"/>
+          <w:sz w:val="24"/>
+          <w:szCs w:val="24"/>
+        </w:rPr>
+        <w:t xml:space="preserve">Aislamiento entre usuarios (H4)</w:t>
       </w:r>
     </w:p>
     <w:p>
@@ -3090,43 +3082,7 @@
           <w:sz w:val="22"/>
           <w:szCs w:val="22"/>
         </w:rPr>
-        <w:t xml:space="preserve">Capturas de las respuestas de Ada con un catálogo de 1.002 cursos (2 reales y 1.000 sintéticos de prueba), en la misma página de prueba que simula la sesión de Moodle. Corresponden a los casos B1 a B14 del Anexo C (sección 8).</w:t>
-      </w:r>
-    </w:p>
-    <w:p>
-      <w:pPr>
-        <w:pStyle w:val="Heading2"/>
-        <w:spacing w:after="140" w:before="320"/>
-      </w:pPr>
-      <w:r>
-        <w:rPr>
-          <w:rFonts w:ascii="Calibri" w:cs="Calibri" w:eastAsia="Calibri" w:hAnsi="Calibri"/>
-          <w:b/>
-          <w:bCs/>
-          <w:color w:val="4E95C2"/>
-          <w:sz w:val="24"/>
-          <w:szCs w:val="24"/>
-        </w:rPr>
-        <w:t xml:space="preserve">Mediciones en el Moodle real (comparación manual vs Ada)</w:t>
-      </w:r>
-    </w:p>
-    <w:p>
-      <w:pPr>
-        <w:spacing w:after="160" w:line="288"/>
-        <w:jc w:val="both"/>
-      </w:pPr>
-      <w:r>
-        <w:rPr>
-          <w:rFonts w:ascii="Calibri" w:cs="Calibri" w:eastAsia="Calibri" w:hAnsi="Calibri"/>
-          <w:b w:val="false"/>
-          <w:bCs w:val="false"/>
-          <w:i w:val="false"/>
-          <w:iCs w:val="false"/>
-          <w:color w:val="222222"/>
-          <w:sz w:val="22"/>
-          <w:szCs w:val="22"/>
-        </w:rPr>
-        <w:t xml:space="preserve">Capturas tomadas en el Moodle real (localhost:8080) con el catálogo de 1.002 cursos durante las mediciones del Anexo C (sección 8). Las tres tareas se repitieron con las mismas frases; las capturas corresponden a una de las repeticiones.</w:t>
+        <w:t xml:space="preserve">Con la cuenta de administrador el historial muestra sus conversaciones. Al iniciar sesión con otra cuenta, el panel aparece vacío (sin ninguna conversación del administrador) y, tras escribir un mensaje, solo muestra la conversación propia.</w:t>
       </w:r>
     </w:p>
     <w:p>
@@ -3137,7 +3093,7 @@
       <w:r>
         <w:drawing>
           <wp:inline distT="0" distB="0" distL="0" distR="0">
-            <wp:extent cx="4000500" cy="2019300"/>
+            <wp:extent cx="4000500" cy="2000250"/>
             <wp:effectExtent t="0" r="0" b="0" l="0"/>
             <wp:docPr id="24" name="" descr="" title=""/>
             <wp:cNvGraphicFramePr>
@@ -3162,7 +3118,7 @@
                   <pic:spPr bwMode="auto">
                     <a:xfrm>
                       <a:off x="0" y="0"/>
-                      <a:ext cx="4000500" cy="2019300"/>
+                      <a:ext cx="4000500" cy="2000250"/>
                     </a:xfrm>
                     <a:prstGeom prst="rect">
                       <a:avLst/>
@@ -3189,7 +3145,7 @@
           <w:sz w:val="19"/>
           <w:szCs w:val="19"/>
         </w:rPr>
-        <w:t xml:space="preserve">Tarea 1: «¿tienen cursos sobre fotosíntesis?» → 20 cursos con enlace.</w:t>
+        <w:t xml:space="preserve">H4 — historial de la cuenta de administrador.</w:t>
       </w:r>
     </w:p>
     <w:p>
@@ -3200,7 +3156,7 @@
       <w:r>
         <w:drawing>
           <wp:inline distT="0" distB="0" distL="0" distR="0">
-            <wp:extent cx="4000500" cy="2019300"/>
+            <wp:extent cx="4000500" cy="2000250"/>
             <wp:effectExtent t="0" r="0" b="0" l="0"/>
             <wp:docPr id="25" name="" descr="" title=""/>
             <wp:cNvGraphicFramePr>
@@ -3225,7 +3181,7 @@
                   <pic:spPr bwMode="auto">
                     <a:xfrm>
                       <a:off x="0" y="0"/>
-                      <a:ext cx="4000500" cy="2019300"/>
+                      <a:ext cx="4000500" cy="2000250"/>
                     </a:xfrm>
                     <a:prstGeom prst="rect">
                       <a:avLst/>
@@ -3252,7 +3208,7 @@
           <w:sz w:val="19"/>
           <w:szCs w:val="19"/>
         </w:rPr>
-        <w:t xml:space="preserve">Tarea 2: «hay cursos sobre lectura critica» → Lectura Crítica — Saber 11 aparece primero, con enlace.</w:t>
+        <w:t xml:space="preserve">H4 — otra cuenta: «Aún no tienes conversaciones anteriores».</w:t>
       </w:r>
     </w:p>
     <w:p>
@@ -3263,7 +3219,7 @@
       <w:r>
         <w:drawing>
           <wp:inline distT="0" distB="0" distL="0" distR="0">
-            <wp:extent cx="4000500" cy="2000250"/>
+            <wp:extent cx="4000500" cy="2009775"/>
             <wp:effectExtent t="0" r="0" b="0" l="0"/>
             <wp:docPr id="26" name="" descr="" title=""/>
             <wp:cNvGraphicFramePr>
@@ -3288,7 +3244,7 @@
                   <pic:spPr bwMode="auto">
                     <a:xfrm>
                       <a:off x="0" y="0"/>
-                      <a:ext cx="4000500" cy="2000250"/>
+                      <a:ext cx="4000500" cy="2009775"/>
                     </a:xfrm>
                     <a:prstGeom prst="rect">
                       <a:avLst/>
@@ -3315,7 +3271,24 @@
           <w:sz w:val="19"/>
           <w:szCs w:val="19"/>
         </w:rPr>
-        <w:t xml:space="preserve">Tarea 3: «¿Cuántas unidades tiene ciencias naturales?» → 4 unidades con sus porcentajes.</w:t>
+        <w:t xml:space="preserve">H4 — otra cuenta: el historial solo contiene su propia conversación.</w:t>
+      </w:r>
+    </w:p>
+    <w:p>
+      <w:pPr>
+        <w:pStyle w:val="Heading2"/>
+        <w:spacing w:after="140" w:before="320"/>
+      </w:pPr>
+      <w:r>
+        <w:rPr>
+          <w:rFonts w:ascii="Calibri" w:cs="Calibri" w:eastAsia="Calibri" w:hAnsi="Calibri"/>
+          <w:b/>
+          <w:bCs/>
+          <w:color w:val="4E95C2"/>
+          <w:sz w:val="24"/>
+          <w:szCs w:val="24"/>
+        </w:rPr>
+        <w:t xml:space="preserve">Borrar una conversación (H6)</w:t>
       </w:r>
     </w:p>
     <w:p>
@@ -3334,43 +3307,7 @@
           <w:sz w:val="22"/>
           <w:szCs w:val="22"/>
         </w:rPr>
-        <w:t xml:space="preserve">Las capturas siguientes provienen de la página de prueba que simula la sesión de Moodle.</w:t>
-      </w:r>
-    </w:p>
-    <w:p>
-      <w:pPr>
-        <w:pStyle w:val="Heading2"/>
-        <w:spacing w:after="140" w:before="320"/>
-      </w:pPr>
-      <w:r>
-        <w:rPr>
-          <w:rFonts w:ascii="Calibri" w:cs="Calibri" w:eastAsia="Calibri" w:hAnsi="Calibri"/>
-          <w:b/>
-          <w:bCs/>
-          <w:color w:val="4E95C2"/>
-          <w:sz w:val="24"/>
-          <w:szCs w:val="24"/>
-        </w:rPr>
-        <w:t xml:space="preserve">Búsqueda por tema con enlaces (B1)</w:t>
-      </w:r>
-    </w:p>
-    <w:p>
-      <w:pPr>
-        <w:spacing w:after="160" w:line="288"/>
-        <w:jc w:val="both"/>
-      </w:pPr>
-      <w:r>
-        <w:rPr>
-          <w:rFonts w:ascii="Calibri" w:cs="Calibri" w:eastAsia="Calibri" w:hAnsi="Calibri"/>
-          <w:b w:val="false"/>
-          <w:bCs w:val="false"/>
-          <w:i w:val="false"/>
-          <w:iCs w:val="false"/>
-          <w:color w:val="222222"/>
-          <w:sz w:val="22"/>
-          <w:szCs w:val="22"/>
-        </w:rPr>
-        <w:t xml:space="preserve">La consulta «¿qué cursos ofreces sobre átomos?» entrega los cursos más relevantes con su enlace («Abrir curso») y el total de coincidencias (32), que coincide con la verificación independiente en la base de datos.</w:t>
+        <w:t xml:space="preserve">Al pulsar el icono de la papelera, el widget pide confirmación («Esta acción no se puede deshacer»); tras aceptar, la conversación desaparece del historial y del servidor.</w:t>
       </w:r>
     </w:p>
     <w:p>
@@ -3381,7 +3318,7 @@
       <w:r>
         <w:drawing>
           <wp:inline distT="0" distB="0" distL="0" distR="0">
-            <wp:extent cx="4000500" cy="4524375"/>
+            <wp:extent cx="4000500" cy="2009775"/>
             <wp:effectExtent t="0" r="0" b="0" l="0"/>
             <wp:docPr id="27" name="" descr="" title=""/>
             <wp:cNvGraphicFramePr>
@@ -3406,7 +3343,7 @@
                   <pic:spPr bwMode="auto">
                     <a:xfrm>
                       <a:off x="0" y="0"/>
-                      <a:ext cx="4000500" cy="4524375"/>
+                      <a:ext cx="4000500" cy="2009775"/>
                     </a:xfrm>
                     <a:prstGeom prst="rect">
                       <a:avLst/>
@@ -3433,43 +3370,7 @@
           <w:sz w:val="19"/>
           <w:szCs w:val="19"/>
         </w:rPr>
-        <w:t xml:space="preserve">Búsqueda por tema: 32 cursos que tratan «átomo», con enlace a cada curso.</w:t>
-      </w:r>
-    </w:p>
-    <w:p>
-      <w:pPr>
-        <w:pStyle w:val="Heading2"/>
-        <w:spacing w:after="140" w:before="320"/>
-      </w:pPr>
-      <w:r>
-        <w:rPr>
-          <w:rFonts w:ascii="Calibri" w:cs="Calibri" w:eastAsia="Calibri" w:hAnsi="Calibri"/>
-          <w:b/>
-          <w:bCs/>
-          <w:color w:val="4E95C2"/>
-          <w:sz w:val="24"/>
-          <w:szCs w:val="24"/>
-        </w:rPr>
-        <w:t xml:space="preserve">Conversación de varios turnos (B10)</w:t>
-      </w:r>
-    </w:p>
-    <w:p>
-      <w:pPr>
-        <w:spacing w:after="160" w:line="288"/>
-        <w:jc w:val="both"/>
-      </w:pPr>
-      <w:r>
-        <w:rPr>
-          <w:rFonts w:ascii="Calibri" w:cs="Calibri" w:eastAsia="Calibri" w:hAnsi="Calibri"/>
-          <w:b w:val="false"/>
-          <w:bCs w:val="false"/>
-          <w:i w:val="false"/>
-          <w:iCs w:val="false"/>
-          <w:color w:val="222222"/>
-          <w:sz w:val="22"/>
-          <w:szCs w:val="22"/>
-        </w:rPr>
-        <w:t xml:space="preserve">La conversación que originalmente falló: se pide el tema, el estudiante insiste y luego solicita el enlace. Ada mantiene el tema y entrega los enlaces de los cursos mostrados.</w:t>
+        <w:t xml:space="preserve">H6 — confirmación antes de borrar la conversación «hola».</w:t>
       </w:r>
     </w:p>
     <w:p>
@@ -3480,7 +3381,7 @@
       <w:r>
         <w:drawing>
           <wp:inline distT="0" distB="0" distL="0" distR="0">
-            <wp:extent cx="4000500" cy="4524375"/>
+            <wp:extent cx="4000500" cy="2009775"/>
             <wp:effectExtent t="0" r="0" b="0" l="0"/>
             <wp:docPr id="28" name="" descr="" title=""/>
             <wp:cNvGraphicFramePr>
@@ -3505,7 +3406,7 @@
                   <pic:spPr bwMode="auto">
                     <a:xfrm>
                       <a:off x="0" y="0"/>
-                      <a:ext cx="4000500" cy="4524375"/>
+                      <a:ext cx="4000500" cy="2009775"/>
                     </a:xfrm>
                     <a:prstGeom prst="rect">
                       <a:avLst/>
@@ -3532,24 +3433,32 @@
           <w:sz w:val="19"/>
           <w:szCs w:val="19"/>
         </w:rPr>
-        <w:t xml:space="preserve">Conversación: tema, insistencia y solicitud de enlace; la respuesta trae los enlaces clicables.</w:t>
-      </w:r>
-    </w:p>
-    <w:p>
-      <w:pPr>
-        <w:pStyle w:val="Heading2"/>
-        <w:spacing w:after="140" w:before="320"/>
-      </w:pPr>
-      <w:r>
-        <w:rPr>
-          <w:rFonts w:ascii="Calibri" w:cs="Calibri" w:eastAsia="Calibri" w:hAnsi="Calibri"/>
-          <w:b/>
-          <w:bCs/>
-          <w:color w:val="4E95C2"/>
-          <w:sz w:val="24"/>
-          <w:szCs w:val="24"/>
-        </w:rPr>
-        <w:t xml:space="preserve">Catálogo grande y detalle de un curso (B12, B13)</w:t>
+        <w:t xml:space="preserve">H6 — la conversación borrada ya no aparece en el historial.</w:t>
+      </w:r>
+    </w:p>
+    <w:p>
+      <w:pPr>
+        <w:pageBreakBefore/>
+      </w:pPr>
+    </w:p>
+    <w:p>
+      <w:pPr>
+        <w:pStyle w:val="Heading1"/>
+        <w:pBdr>
+          <w:bottom w:val="single" w:color="D98E3A" w:sz="6" w:space="4"/>
+        </w:pBdr>
+        <w:spacing w:after="200" w:before="480"/>
+      </w:pPr>
+      <w:r>
+        <w:rPr>
+          <w:rFonts w:ascii="Calibri" w:cs="Calibri" w:eastAsia="Calibri" w:hAnsi="Calibri"/>
+          <w:b/>
+          <w:bCs/>
+          <w:color w:val="24425E"/>
+          <w:sz w:val="30"/>
+          <w:szCs w:val="30"/>
+        </w:rPr>
+        <w:t xml:space="preserve">8. Búsqueda por tema y enlaces (catálogo ampliado)</w:t>
       </w:r>
     </w:p>
     <w:p>
@@ -3568,7 +3477,43 @@
           <w:sz w:val="22"/>
           <w:szCs w:val="22"/>
         </w:rPr>
-        <w:t xml:space="preserve">Con 1.002 cursos, el listado muestra el total y las categorías en lugar de listar todos los cursos; el detalle de un curso conserva las unidades, los pesos y agrega el enlace.</w:t>
+        <w:t xml:space="preserve">Capturas de las respuestas de Ada con un catálogo de 1.002 cursos (2 reales y 1.000 sintéticos de prueba), en la misma página de prueba que simula la sesión de Moodle. Corresponden a los casos B1 a B14 del Anexo C (sección 8).</w:t>
+      </w:r>
+    </w:p>
+    <w:p>
+      <w:pPr>
+        <w:pStyle w:val="Heading2"/>
+        <w:spacing w:after="140" w:before="320"/>
+      </w:pPr>
+      <w:r>
+        <w:rPr>
+          <w:rFonts w:ascii="Calibri" w:cs="Calibri" w:eastAsia="Calibri" w:hAnsi="Calibri"/>
+          <w:b/>
+          <w:bCs/>
+          <w:color w:val="4E95C2"/>
+          <w:sz w:val="24"/>
+          <w:szCs w:val="24"/>
+        </w:rPr>
+        <w:t xml:space="preserve">Mediciones en el Moodle real (comparación manual vs Ada)</w:t>
+      </w:r>
+    </w:p>
+    <w:p>
+      <w:pPr>
+        <w:spacing w:after="160" w:line="288"/>
+        <w:jc w:val="both"/>
+      </w:pPr>
+      <w:r>
+        <w:rPr>
+          <w:rFonts w:ascii="Calibri" w:cs="Calibri" w:eastAsia="Calibri" w:hAnsi="Calibri"/>
+          <w:b w:val="false"/>
+          <w:bCs w:val="false"/>
+          <w:i w:val="false"/>
+          <w:iCs w:val="false"/>
+          <w:color w:val="222222"/>
+          <w:sz w:val="22"/>
+          <w:szCs w:val="22"/>
+        </w:rPr>
+        <w:t xml:space="preserve">Capturas tomadas en el Moodle real (localhost:8080) con el catálogo de 1.002 cursos durante las mediciones del Anexo C (sección 8). Las tres tareas se repitieron con las mismas frases; las capturas corresponden a una de las repeticiones.</w:t>
       </w:r>
     </w:p>
     <w:p>
@@ -3579,7 +3524,7 @@
       <w:r>
         <w:drawing>
           <wp:inline distT="0" distB="0" distL="0" distR="0">
-            <wp:extent cx="4000500" cy="4524375"/>
+            <wp:extent cx="4000500" cy="2019300"/>
             <wp:effectExtent t="0" r="0" b="0" l="0"/>
             <wp:docPr id="29" name="" descr="" title=""/>
             <wp:cNvGraphicFramePr>
@@ -3604,7 +3549,7 @@
                   <pic:spPr bwMode="auto">
                     <a:xfrm>
                       <a:off x="0" y="0"/>
-                      <a:ext cx="4000500" cy="4524375"/>
+                      <a:ext cx="4000500" cy="2019300"/>
                     </a:xfrm>
                     <a:prstGeom prst="rect">
                       <a:avLst/>
@@ -3631,43 +3576,7 @@
           <w:sz w:val="19"/>
           <w:szCs w:val="19"/>
         </w:rPr>
-        <w:t xml:space="preserve">Panorama del catálogo (1.002 cursos, 18 categorías) y detalle de Ciencias Naturales.</w:t>
-      </w:r>
-    </w:p>
-    <w:p>
-      <w:pPr>
-        <w:pStyle w:val="Heading2"/>
-        <w:spacing w:after="140" w:before="320"/>
-      </w:pPr>
-      <w:r>
-        <w:rPr>
-          <w:rFonts w:ascii="Calibri" w:cs="Calibri" w:eastAsia="Calibri" w:hAnsi="Calibri"/>
-          <w:b/>
-          <w:bCs/>
-          <w:color w:val="4E95C2"/>
-          <w:sz w:val="24"/>
-          <w:szCs w:val="24"/>
-        </w:rPr>
-        <w:t xml:space="preserve">Tema inexistente (B6)</w:t>
-      </w:r>
-    </w:p>
-    <w:p>
-      <w:pPr>
-        <w:spacing w:after="160" w:line="288"/>
-        <w:jc w:val="both"/>
-      </w:pPr>
-      <w:r>
-        <w:rPr>
-          <w:rFonts w:ascii="Calibri" w:cs="Calibri" w:eastAsia="Calibri" w:hAnsi="Calibri"/>
-          <w:b w:val="false"/>
-          <w:bCs w:val="false"/>
-          <w:i w:val="false"/>
-          <w:iCs w:val="false"/>
-          <w:color w:val="222222"/>
-          <w:sz w:val="22"/>
-          <w:szCs w:val="22"/>
-        </w:rPr>
-        <w:t xml:space="preserve">Ante un tema que no existe en el catálogo, Ada informa que no encontró coincidencias en vez de inventar cursos.</w:t>
+        <w:t xml:space="preserve">Tarea 1: «¿tienen cursos sobre fotosíntesis?» → 20 cursos con enlace.</w:t>
       </w:r>
     </w:p>
     <w:p>
@@ -3678,7 +3587,7 @@
       <w:r>
         <w:drawing>
           <wp:inline distT="0" distB="0" distL="0" distR="0">
-            <wp:extent cx="4000500" cy="4524375"/>
+            <wp:extent cx="4000500" cy="2019300"/>
             <wp:effectExtent t="0" r="0" b="0" l="0"/>
             <wp:docPr id="30" name="" descr="" title=""/>
             <wp:cNvGraphicFramePr>
@@ -3695,6 +3604,484 @@
                   </pic:nvPicPr>
                   <pic:blipFill>
                     <a:blip r:embed="rId38" cstate="none"/>
+                    <a:srcRect/>
+                    <a:stretch>
+                      <a:fillRect/>
+                    </a:stretch>
+                  </pic:blipFill>
+                  <pic:spPr bwMode="auto">
+                    <a:xfrm>
+                      <a:off x="0" y="0"/>
+                      <a:ext cx="4000500" cy="2019300"/>
+                    </a:xfrm>
+                    <a:prstGeom prst="rect">
+                      <a:avLst/>
+                    </a:prstGeom>
+                  </pic:spPr>
+                </pic:pic>
+              </a:graphicData>
+            </a:graphic>
+          </wp:inline>
+        </w:drawing>
+      </w:r>
+    </w:p>
+    <w:p>
+      <w:pPr>
+        <w:spacing w:after="220"/>
+        <w:jc w:val="center"/>
+      </w:pPr>
+      <w:r>
+        <w:rPr>
+          <w:rFonts w:ascii="Calibri" w:cs="Calibri" w:eastAsia="Calibri" w:hAnsi="Calibri"/>
+          <w:i/>
+          <w:iCs/>
+          <w:color w:val="6B7A82"/>
+          <w:sz w:val="19"/>
+          <w:szCs w:val="19"/>
+        </w:rPr>
+        <w:t xml:space="preserve">Tarea 2: «hay cursos sobre lectura critica» → Lectura Crítica — Saber 11 aparece primero, con enlace.</w:t>
+      </w:r>
+    </w:p>
+    <w:p>
+      <w:pPr>
+        <w:spacing w:after="60" w:before="160"/>
+        <w:jc w:val="center"/>
+      </w:pPr>
+      <w:r>
+        <w:drawing>
+          <wp:inline distT="0" distB="0" distL="0" distR="0">
+            <wp:extent cx="4000500" cy="2000250"/>
+            <wp:effectExtent t="0" r="0" b="0" l="0"/>
+            <wp:docPr id="31" name="" descr="" title=""/>
+            <wp:cNvGraphicFramePr>
+              <a:graphicFrameLocks xmlns:a="http://schemas.openxmlformats.org/drawingml/2006/main" noChangeAspect="1"/>
+            </wp:cNvGraphicFramePr>
+            <a:graphic xmlns:a="http://schemas.openxmlformats.org/drawingml/2006/main">
+              <a:graphicData uri="http://schemas.openxmlformats.org/drawingml/2006/picture">
+                <pic:pic xmlns:pic="http://schemas.openxmlformats.org/drawingml/2006/picture">
+                  <pic:nvPicPr>
+                    <pic:cNvPr id="0" name="" descr=""/>
+                    <pic:cNvPicPr>
+                      <a:picLocks noChangeAspect="1" noChangeArrowheads="1"/>
+                    </pic:cNvPicPr>
+                  </pic:nvPicPr>
+                  <pic:blipFill>
+                    <a:blip r:embed="rId39" cstate="none"/>
+                    <a:srcRect/>
+                    <a:stretch>
+                      <a:fillRect/>
+                    </a:stretch>
+                  </pic:blipFill>
+                  <pic:spPr bwMode="auto">
+                    <a:xfrm>
+                      <a:off x="0" y="0"/>
+                      <a:ext cx="4000500" cy="2000250"/>
+                    </a:xfrm>
+                    <a:prstGeom prst="rect">
+                      <a:avLst/>
+                    </a:prstGeom>
+                  </pic:spPr>
+                </pic:pic>
+              </a:graphicData>
+            </a:graphic>
+          </wp:inline>
+        </w:drawing>
+      </w:r>
+    </w:p>
+    <w:p>
+      <w:pPr>
+        <w:spacing w:after="220"/>
+        <w:jc w:val="center"/>
+      </w:pPr>
+      <w:r>
+        <w:rPr>
+          <w:rFonts w:ascii="Calibri" w:cs="Calibri" w:eastAsia="Calibri" w:hAnsi="Calibri"/>
+          <w:i/>
+          <w:iCs/>
+          <w:color w:val="6B7A82"/>
+          <w:sz w:val="19"/>
+          <w:szCs w:val="19"/>
+        </w:rPr>
+        <w:t xml:space="preserve">Tarea 3: «¿Cuántas unidades tiene ciencias naturales?» → 4 unidades con sus porcentajes.</w:t>
+      </w:r>
+    </w:p>
+    <w:p>
+      <w:pPr>
+        <w:spacing w:after="160" w:line="288"/>
+        <w:jc w:val="both"/>
+      </w:pPr>
+      <w:r>
+        <w:rPr>
+          <w:rFonts w:ascii="Calibri" w:cs="Calibri" w:eastAsia="Calibri" w:hAnsi="Calibri"/>
+          <w:b w:val="false"/>
+          <w:bCs w:val="false"/>
+          <w:i w:val="false"/>
+          <w:iCs w:val="false"/>
+          <w:color w:val="222222"/>
+          <w:sz w:val="22"/>
+          <w:szCs w:val="22"/>
+        </w:rPr>
+        <w:t xml:space="preserve">Las capturas siguientes provienen de la página de prueba que simula la sesión de Moodle.</w:t>
+      </w:r>
+    </w:p>
+    <w:p>
+      <w:pPr>
+        <w:pStyle w:val="Heading2"/>
+        <w:spacing w:after="140" w:before="320"/>
+      </w:pPr>
+      <w:r>
+        <w:rPr>
+          <w:rFonts w:ascii="Calibri" w:cs="Calibri" w:eastAsia="Calibri" w:hAnsi="Calibri"/>
+          <w:b/>
+          <w:bCs/>
+          <w:color w:val="4E95C2"/>
+          <w:sz w:val="24"/>
+          <w:szCs w:val="24"/>
+        </w:rPr>
+        <w:t xml:space="preserve">Búsqueda por tema con enlaces (B1)</w:t>
+      </w:r>
+    </w:p>
+    <w:p>
+      <w:pPr>
+        <w:spacing w:after="160" w:line="288"/>
+        <w:jc w:val="both"/>
+      </w:pPr>
+      <w:r>
+        <w:rPr>
+          <w:rFonts w:ascii="Calibri" w:cs="Calibri" w:eastAsia="Calibri" w:hAnsi="Calibri"/>
+          <w:b w:val="false"/>
+          <w:bCs w:val="false"/>
+          <w:i w:val="false"/>
+          <w:iCs w:val="false"/>
+          <w:color w:val="222222"/>
+          <w:sz w:val="22"/>
+          <w:szCs w:val="22"/>
+        </w:rPr>
+        <w:t xml:space="preserve">La consulta «¿qué cursos ofreces sobre átomos?» entrega los cursos más relevantes con su enlace («Abrir curso») y el total de coincidencias (32), que coincide con la verificación independiente en la base de datos.</w:t>
+      </w:r>
+    </w:p>
+    <w:p>
+      <w:pPr>
+        <w:spacing w:after="60" w:before="160"/>
+        <w:jc w:val="center"/>
+      </w:pPr>
+      <w:r>
+        <w:drawing>
+          <wp:inline distT="0" distB="0" distL="0" distR="0">
+            <wp:extent cx="4000500" cy="4524375"/>
+            <wp:effectExtent t="0" r="0" b="0" l="0"/>
+            <wp:docPr id="32" name="" descr="" title=""/>
+            <wp:cNvGraphicFramePr>
+              <a:graphicFrameLocks xmlns:a="http://schemas.openxmlformats.org/drawingml/2006/main" noChangeAspect="1"/>
+            </wp:cNvGraphicFramePr>
+            <a:graphic xmlns:a="http://schemas.openxmlformats.org/drawingml/2006/main">
+              <a:graphicData uri="http://schemas.openxmlformats.org/drawingml/2006/picture">
+                <pic:pic xmlns:pic="http://schemas.openxmlformats.org/drawingml/2006/picture">
+                  <pic:nvPicPr>
+                    <pic:cNvPr id="0" name="" descr=""/>
+                    <pic:cNvPicPr>
+                      <a:picLocks noChangeAspect="1" noChangeArrowheads="1"/>
+                    </pic:cNvPicPr>
+                  </pic:nvPicPr>
+                  <pic:blipFill>
+                    <a:blip r:embed="rId40" cstate="none"/>
+                    <a:srcRect/>
+                    <a:stretch>
+                      <a:fillRect/>
+                    </a:stretch>
+                  </pic:blipFill>
+                  <pic:spPr bwMode="auto">
+                    <a:xfrm>
+                      <a:off x="0" y="0"/>
+                      <a:ext cx="4000500" cy="4524375"/>
+                    </a:xfrm>
+                    <a:prstGeom prst="rect">
+                      <a:avLst/>
+                    </a:prstGeom>
+                  </pic:spPr>
+                </pic:pic>
+              </a:graphicData>
+            </a:graphic>
+          </wp:inline>
+        </w:drawing>
+      </w:r>
+    </w:p>
+    <w:p>
+      <w:pPr>
+        <w:spacing w:after="220"/>
+        <w:jc w:val="center"/>
+      </w:pPr>
+      <w:r>
+        <w:rPr>
+          <w:rFonts w:ascii="Calibri" w:cs="Calibri" w:eastAsia="Calibri" w:hAnsi="Calibri"/>
+          <w:i/>
+          <w:iCs/>
+          <w:color w:val="6B7A82"/>
+          <w:sz w:val="19"/>
+          <w:szCs w:val="19"/>
+        </w:rPr>
+        <w:t xml:space="preserve">Búsqueda por tema: 32 cursos que tratan «átomo», con enlace a cada curso.</w:t>
+      </w:r>
+    </w:p>
+    <w:p>
+      <w:pPr>
+        <w:pStyle w:val="Heading2"/>
+        <w:spacing w:after="140" w:before="320"/>
+      </w:pPr>
+      <w:r>
+        <w:rPr>
+          <w:rFonts w:ascii="Calibri" w:cs="Calibri" w:eastAsia="Calibri" w:hAnsi="Calibri"/>
+          <w:b/>
+          <w:bCs/>
+          <w:color w:val="4E95C2"/>
+          <w:sz w:val="24"/>
+          <w:szCs w:val="24"/>
+        </w:rPr>
+        <w:t xml:space="preserve">Conversación de varios turnos (B10)</w:t>
+      </w:r>
+    </w:p>
+    <w:p>
+      <w:pPr>
+        <w:spacing w:after="160" w:line="288"/>
+        <w:jc w:val="both"/>
+      </w:pPr>
+      <w:r>
+        <w:rPr>
+          <w:rFonts w:ascii="Calibri" w:cs="Calibri" w:eastAsia="Calibri" w:hAnsi="Calibri"/>
+          <w:b w:val="false"/>
+          <w:bCs w:val="false"/>
+          <w:i w:val="false"/>
+          <w:iCs w:val="false"/>
+          <w:color w:val="222222"/>
+          <w:sz w:val="22"/>
+          <w:szCs w:val="22"/>
+        </w:rPr>
+        <w:t xml:space="preserve">La conversación que originalmente falló: se pide el tema, el estudiante insiste y luego solicita el enlace. Ada mantiene el tema y entrega los enlaces de los cursos mostrados.</w:t>
+      </w:r>
+    </w:p>
+    <w:p>
+      <w:pPr>
+        <w:spacing w:after="60" w:before="160"/>
+        <w:jc w:val="center"/>
+      </w:pPr>
+      <w:r>
+        <w:drawing>
+          <wp:inline distT="0" distB="0" distL="0" distR="0">
+            <wp:extent cx="4000500" cy="4524375"/>
+            <wp:effectExtent t="0" r="0" b="0" l="0"/>
+            <wp:docPr id="33" name="" descr="" title=""/>
+            <wp:cNvGraphicFramePr>
+              <a:graphicFrameLocks xmlns:a="http://schemas.openxmlformats.org/drawingml/2006/main" noChangeAspect="1"/>
+            </wp:cNvGraphicFramePr>
+            <a:graphic xmlns:a="http://schemas.openxmlformats.org/drawingml/2006/main">
+              <a:graphicData uri="http://schemas.openxmlformats.org/drawingml/2006/picture">
+                <pic:pic xmlns:pic="http://schemas.openxmlformats.org/drawingml/2006/picture">
+                  <pic:nvPicPr>
+                    <pic:cNvPr id="0" name="" descr=""/>
+                    <pic:cNvPicPr>
+                      <a:picLocks noChangeAspect="1" noChangeArrowheads="1"/>
+                    </pic:cNvPicPr>
+                  </pic:nvPicPr>
+                  <pic:blipFill>
+                    <a:blip r:embed="rId41" cstate="none"/>
+                    <a:srcRect/>
+                    <a:stretch>
+                      <a:fillRect/>
+                    </a:stretch>
+                  </pic:blipFill>
+                  <pic:spPr bwMode="auto">
+                    <a:xfrm>
+                      <a:off x="0" y="0"/>
+                      <a:ext cx="4000500" cy="4524375"/>
+                    </a:xfrm>
+                    <a:prstGeom prst="rect">
+                      <a:avLst/>
+                    </a:prstGeom>
+                  </pic:spPr>
+                </pic:pic>
+              </a:graphicData>
+            </a:graphic>
+          </wp:inline>
+        </w:drawing>
+      </w:r>
+    </w:p>
+    <w:p>
+      <w:pPr>
+        <w:spacing w:after="220"/>
+        <w:jc w:val="center"/>
+      </w:pPr>
+      <w:r>
+        <w:rPr>
+          <w:rFonts w:ascii="Calibri" w:cs="Calibri" w:eastAsia="Calibri" w:hAnsi="Calibri"/>
+          <w:i/>
+          <w:iCs/>
+          <w:color w:val="6B7A82"/>
+          <w:sz w:val="19"/>
+          <w:szCs w:val="19"/>
+        </w:rPr>
+        <w:t xml:space="preserve">Conversación: tema, insistencia y solicitud de enlace; la respuesta trae los enlaces clicables.</w:t>
+      </w:r>
+    </w:p>
+    <w:p>
+      <w:pPr>
+        <w:pStyle w:val="Heading2"/>
+        <w:spacing w:after="140" w:before="320"/>
+      </w:pPr>
+      <w:r>
+        <w:rPr>
+          <w:rFonts w:ascii="Calibri" w:cs="Calibri" w:eastAsia="Calibri" w:hAnsi="Calibri"/>
+          <w:b/>
+          <w:bCs/>
+          <w:color w:val="4E95C2"/>
+          <w:sz w:val="24"/>
+          <w:szCs w:val="24"/>
+        </w:rPr>
+        <w:t xml:space="preserve">Catálogo grande y detalle de un curso (B12, B13)</w:t>
+      </w:r>
+    </w:p>
+    <w:p>
+      <w:pPr>
+        <w:spacing w:after="160" w:line="288"/>
+        <w:jc w:val="both"/>
+      </w:pPr>
+      <w:r>
+        <w:rPr>
+          <w:rFonts w:ascii="Calibri" w:cs="Calibri" w:eastAsia="Calibri" w:hAnsi="Calibri"/>
+          <w:b w:val="false"/>
+          <w:bCs w:val="false"/>
+          <w:i w:val="false"/>
+          <w:iCs w:val="false"/>
+          <w:color w:val="222222"/>
+          <w:sz w:val="22"/>
+          <w:szCs w:val="22"/>
+        </w:rPr>
+        <w:t xml:space="preserve">Con 1.002 cursos, el listado muestra el total y las categorías en lugar de listar todos los cursos; el detalle de un curso conserva las unidades, los pesos y agrega el enlace.</w:t>
+      </w:r>
+    </w:p>
+    <w:p>
+      <w:pPr>
+        <w:spacing w:after="60" w:before="160"/>
+        <w:jc w:val="center"/>
+      </w:pPr>
+      <w:r>
+        <w:drawing>
+          <wp:inline distT="0" distB="0" distL="0" distR="0">
+            <wp:extent cx="4000500" cy="4524375"/>
+            <wp:effectExtent t="0" r="0" b="0" l="0"/>
+            <wp:docPr id="34" name="" descr="" title=""/>
+            <wp:cNvGraphicFramePr>
+              <a:graphicFrameLocks xmlns:a="http://schemas.openxmlformats.org/drawingml/2006/main" noChangeAspect="1"/>
+            </wp:cNvGraphicFramePr>
+            <a:graphic xmlns:a="http://schemas.openxmlformats.org/drawingml/2006/main">
+              <a:graphicData uri="http://schemas.openxmlformats.org/drawingml/2006/picture">
+                <pic:pic xmlns:pic="http://schemas.openxmlformats.org/drawingml/2006/picture">
+                  <pic:nvPicPr>
+                    <pic:cNvPr id="0" name="" descr=""/>
+                    <pic:cNvPicPr>
+                      <a:picLocks noChangeAspect="1" noChangeArrowheads="1"/>
+                    </pic:cNvPicPr>
+                  </pic:nvPicPr>
+                  <pic:blipFill>
+                    <a:blip r:embed="rId42" cstate="none"/>
+                    <a:srcRect/>
+                    <a:stretch>
+                      <a:fillRect/>
+                    </a:stretch>
+                  </pic:blipFill>
+                  <pic:spPr bwMode="auto">
+                    <a:xfrm>
+                      <a:off x="0" y="0"/>
+                      <a:ext cx="4000500" cy="4524375"/>
+                    </a:xfrm>
+                    <a:prstGeom prst="rect">
+                      <a:avLst/>
+                    </a:prstGeom>
+                  </pic:spPr>
+                </pic:pic>
+              </a:graphicData>
+            </a:graphic>
+          </wp:inline>
+        </w:drawing>
+      </w:r>
+    </w:p>
+    <w:p>
+      <w:pPr>
+        <w:spacing w:after="220"/>
+        <w:jc w:val="center"/>
+      </w:pPr>
+      <w:r>
+        <w:rPr>
+          <w:rFonts w:ascii="Calibri" w:cs="Calibri" w:eastAsia="Calibri" w:hAnsi="Calibri"/>
+          <w:i/>
+          <w:iCs/>
+          <w:color w:val="6B7A82"/>
+          <w:sz w:val="19"/>
+          <w:szCs w:val="19"/>
+        </w:rPr>
+        <w:t xml:space="preserve">Panorama del catálogo (1.002 cursos, 18 categorías) y detalle de Ciencias Naturales.</w:t>
+      </w:r>
+    </w:p>
+    <w:p>
+      <w:pPr>
+        <w:pStyle w:val="Heading2"/>
+        <w:spacing w:after="140" w:before="320"/>
+      </w:pPr>
+      <w:r>
+        <w:rPr>
+          <w:rFonts w:ascii="Calibri" w:cs="Calibri" w:eastAsia="Calibri" w:hAnsi="Calibri"/>
+          <w:b/>
+          <w:bCs/>
+          <w:color w:val="4E95C2"/>
+          <w:sz w:val="24"/>
+          <w:szCs w:val="24"/>
+        </w:rPr>
+        <w:t xml:space="preserve">Tema inexistente (B6)</w:t>
+      </w:r>
+    </w:p>
+    <w:p>
+      <w:pPr>
+        <w:spacing w:after="160" w:line="288"/>
+        <w:jc w:val="both"/>
+      </w:pPr>
+      <w:r>
+        <w:rPr>
+          <w:rFonts w:ascii="Calibri" w:cs="Calibri" w:eastAsia="Calibri" w:hAnsi="Calibri"/>
+          <w:b w:val="false"/>
+          <w:bCs w:val="false"/>
+          <w:i w:val="false"/>
+          <w:iCs w:val="false"/>
+          <w:color w:val="222222"/>
+          <w:sz w:val="22"/>
+          <w:szCs w:val="22"/>
+        </w:rPr>
+        <w:t xml:space="preserve">Ante un tema que no existe en el catálogo, Ada informa que no encontró coincidencias en vez de inventar cursos.</w:t>
+      </w:r>
+    </w:p>
+    <w:p>
+      <w:pPr>
+        <w:spacing w:after="60" w:before="160"/>
+        <w:jc w:val="center"/>
+      </w:pPr>
+      <w:r>
+        <w:drawing>
+          <wp:inline distT="0" distB="0" distL="0" distR="0">
+            <wp:extent cx="4000500" cy="4524375"/>
+            <wp:effectExtent t="0" r="0" b="0" l="0"/>
+            <wp:docPr id="35" name="" descr="" title=""/>
+            <wp:cNvGraphicFramePr>
+              <a:graphicFrameLocks xmlns:a="http://schemas.openxmlformats.org/drawingml/2006/main" noChangeAspect="1"/>
+            </wp:cNvGraphicFramePr>
+            <a:graphic xmlns:a="http://schemas.openxmlformats.org/drawingml/2006/main">
+              <a:graphicData uri="http://schemas.openxmlformats.org/drawingml/2006/picture">
+                <pic:pic xmlns:pic="http://schemas.openxmlformats.org/drawingml/2006/picture">
+                  <pic:nvPicPr>
+                    <pic:cNvPr id="0" name="" descr=""/>
+                    <pic:cNvPicPr>
+                      <a:picLocks noChangeAspect="1" noChangeArrowheads="1"/>
+                    </pic:cNvPicPr>
+                  </pic:nvPicPr>
+                  <pic:blipFill>
+                    <a:blip r:embed="rId43" cstate="none"/>
                     <a:srcRect/>
                     <a:stretch>
                       <a:fillRect/>
